--- a/TI_1.docx
+++ b/TI_1.docx
@@ -306,7 +306,6 @@
           <w:rFonts w:ascii="Times New Roman" w:hAnsi="Times New Roman" w:cs="Times New Roman"/>
           <w:sz w:val="28"/>
           <w:szCs w:val="28"/>
-          <w:lang w:val="en-US"/>
         </w:rPr>
       </w:pPr>
       <w:r>
@@ -322,7 +321,6 @@
           <w:rFonts w:ascii="Times New Roman" w:hAnsi="Times New Roman" w:cs="Times New Roman"/>
           <w:sz w:val="28"/>
           <w:szCs w:val="28"/>
-          <w:lang w:val="en-US"/>
         </w:rPr>
         <w:t>6</w:t>
       </w:r>
@@ -427,9 +425,27 @@
           <w:b/>
           <w:sz w:val="28"/>
           <w:szCs w:val="28"/>
+        </w:rPr>
+        <w:t xml:space="preserve"> 4</w:t>
+      </w:r>
+      <w:r>
+        <w:rPr>
+          <w:rFonts w:ascii="Times New Roman" w:hAnsi="Times New Roman" w:cs="Times New Roman"/>
+          <w:b/>
+          <w:sz w:val="28"/>
+          <w:szCs w:val="28"/>
           <w:lang w:val="en-US"/>
         </w:rPr>
-        <w:t xml:space="preserve"> 4x4</w:t>
+        <w:t>x</w:t>
+      </w:r>
+      <w:r>
+        <w:rPr>
+          <w:rFonts w:ascii="Times New Roman" w:hAnsi="Times New Roman" w:cs="Times New Roman"/>
+          <w:b/>
+          <w:sz w:val="28"/>
+          <w:szCs w:val="28"/>
+        </w:rPr>
+        <w:t>4</w:t>
       </w:r>
       <w:r>
         <w:rPr>
@@ -2770,10 +2786,10 @@
           <w:noProof/>
         </w:rPr>
         <w:drawing>
-          <wp:inline distT="0" distB="0" distL="0" distR="0" wp14:anchorId="5A3B4CBE" wp14:editId="582E62E9">
-            <wp:extent cx="5067300" cy="5067300"/>
-            <wp:effectExtent l="0" t="0" r="0" b="0"/>
-            <wp:docPr id="7" name="Рисунок 7" descr="https://upload.wikimedia.org/wikipedia/commons/thumb/2/25/Vigen%C3%A8re_square.svg/1280px-Vigen%C3%A8re_square.svg.png"/>
+          <wp:inline distT="0" distB="0" distL="0" distR="0" wp14:anchorId="1A9740D8" wp14:editId="7B6FDC31">
+            <wp:extent cx="5940425" cy="4991417"/>
+            <wp:effectExtent l="0" t="0" r="3175" b="0"/>
+            <wp:docPr id="1" name="Рисунок 1" descr="Шифр Виженера - онлайн шифровальщик"/>
             <wp:cNvGraphicFramePr>
               <a:graphicFrameLocks xmlns:a="http://schemas.openxmlformats.org/drawingml/2006/main" noChangeAspect="1"/>
             </wp:cNvGraphicFramePr>
@@ -2781,13 +2797,13 @@
               <a:graphicData uri="http://schemas.openxmlformats.org/drawingml/2006/picture">
                 <pic:pic xmlns:pic="http://schemas.openxmlformats.org/drawingml/2006/picture">
                   <pic:nvPicPr>
-                    <pic:cNvPr id="0" name="Picture 6" descr="https://upload.wikimedia.org/wikipedia/commons/thumb/2/25/Vigen%C3%A8re_square.svg/1280px-Vigen%C3%A8re_square.svg.png"/>
+                    <pic:cNvPr id="0" name="Picture 1" descr="Шифр Виженера - онлайн шифровальщик"/>
                     <pic:cNvPicPr>
                       <a:picLocks noChangeAspect="1" noChangeArrowheads="1"/>
                     </pic:cNvPicPr>
                   </pic:nvPicPr>
                   <pic:blipFill>
-                    <a:blip r:embed="rId11" cstate="print">
+                    <a:blip r:embed="rId11">
                       <a:extLst>
                         <a:ext uri="{28A0092B-C50C-407E-A947-70E740481C1C}">
                           <a14:useLocalDpi xmlns:a14="http://schemas.microsoft.com/office/drawing/2010/main" val="0"/>
@@ -2802,7 +2818,7 @@
                   <pic:spPr bwMode="auto">
                     <a:xfrm>
                       <a:off x="0" y="0"/>
-                      <a:ext cx="5067300" cy="5067300"/>
+                      <a:ext cx="5940425" cy="4991417"/>
                     </a:xfrm>
                     <a:prstGeom prst="rect">
                       <a:avLst/>
@@ -2948,7 +2964,7 @@
           <w:sz w:val="28"/>
           <w:szCs w:val="28"/>
         </w:rPr>
-        <w:t>CRYPTOGRAPHE</w:t>
+        <w:t>КРИПТОТЕКСТ</w:t>
       </w:r>
       <w:r>
         <w:rPr>
@@ -2989,9 +3005,8 @@
           <w:rFonts w:ascii="Times New Roman" w:hAnsi="Times New Roman" w:cs="Times New Roman"/>
           <w:sz w:val="28"/>
           <w:szCs w:val="28"/>
-          <w:lang w:val="en-US"/>
-        </w:rPr>
-        <w:t>START</w:t>
+        </w:rPr>
+        <w:t>СТАРТ</w:t>
       </w:r>
       <w:r>
         <w:rPr>
@@ -3004,23 +3019,22 @@
     </w:p>
     <w:tbl>
       <w:tblPr>
-        <w:tblW w:w="4799" w:type="dxa"/>
+        <w:tblW w:w="4655" w:type="dxa"/>
         <w:tblInd w:w="502" w:type="dxa"/>
         <w:tblLook w:val="04A0" w:firstRow="1" w:lastRow="0" w:firstColumn="1" w:lastColumn="0" w:noHBand="0" w:noVBand="1"/>
       </w:tblPr>
       <w:tblGrid>
         <w:gridCol w:w="422"/>
-        <w:gridCol w:w="390"/>
-        <w:gridCol w:w="402"/>
+        <w:gridCol w:w="383"/>
+        <w:gridCol w:w="422"/>
         <w:gridCol w:w="480"/>
         <w:gridCol w:w="490"/>
         <w:gridCol w:w="440"/>
-        <w:gridCol w:w="422"/>
-        <w:gridCol w:w="391"/>
+        <w:gridCol w:w="402"/>
+        <w:gridCol w:w="389"/>
         <w:gridCol w:w="420"/>
-        <w:gridCol w:w="422"/>
-        <w:gridCol w:w="422"/>
-        <w:gridCol w:w="398"/>
+        <w:gridCol w:w="387"/>
+        <w:gridCol w:w="420"/>
       </w:tblGrid>
       <w:tr>
         <w:trPr>
@@ -3028,7 +3042,7 @@
         </w:trPr>
         <w:tc>
           <w:tcPr>
-            <w:tcW w:w="420" w:type="dxa"/>
+            <w:tcW w:w="422" w:type="dxa"/>
             <w:tcBorders>
               <w:top w:val="single" w:sz="4" w:space="0" w:color="auto"/>
               <w:left w:val="single" w:sz="4" w:space="0" w:color="auto"/>
@@ -3063,13 +3077,13 @@
                 <w:lang w:eastAsia="ru-RU"/>
                 <w14:ligatures w14:val="none"/>
               </w:rPr>
-              <w:t>C</w:t>
-            </w:r>
-          </w:p>
-        </w:tc>
-        <w:tc>
-          <w:tcPr>
-            <w:tcW w:w="380" w:type="dxa"/>
+              <w:t>К</w:t>
+            </w:r>
+          </w:p>
+        </w:tc>
+        <w:tc>
+          <w:tcPr>
+            <w:tcW w:w="383" w:type="dxa"/>
             <w:tcBorders>
               <w:top w:val="single" w:sz="4" w:space="0" w:color="auto"/>
               <w:left w:val="nil"/>
@@ -3104,13 +3118,13 @@
                 <w:lang w:eastAsia="ru-RU"/>
                 <w14:ligatures w14:val="none"/>
               </w:rPr>
-              <w:t>R</w:t>
-            </w:r>
-          </w:p>
-        </w:tc>
-        <w:tc>
-          <w:tcPr>
-            <w:tcW w:w="380" w:type="dxa"/>
+              <w:t>Р</w:t>
+            </w:r>
+          </w:p>
+        </w:tc>
+        <w:tc>
+          <w:tcPr>
+            <w:tcW w:w="422" w:type="dxa"/>
             <w:tcBorders>
               <w:top w:val="single" w:sz="4" w:space="0" w:color="auto"/>
               <w:left w:val="nil"/>
@@ -3145,7 +3159,7 @@
                 <w:lang w:eastAsia="ru-RU"/>
                 <w14:ligatures w14:val="none"/>
               </w:rPr>
-              <w:t>Y</w:t>
+              <w:t>И</w:t>
             </w:r>
           </w:p>
         </w:tc>
@@ -3186,13 +3200,13 @@
                 <w:lang w:eastAsia="ru-RU"/>
                 <w14:ligatures w14:val="none"/>
               </w:rPr>
-              <w:t>P</w:t>
-            </w:r>
-          </w:p>
-        </w:tc>
-        <w:tc>
-          <w:tcPr>
-            <w:tcW w:w="405" w:type="dxa"/>
+              <w:t>П</w:t>
+            </w:r>
+          </w:p>
+        </w:tc>
+        <w:tc>
+          <w:tcPr>
+            <w:tcW w:w="490" w:type="dxa"/>
             <w:tcBorders>
               <w:top w:val="single" w:sz="4" w:space="0" w:color="auto"/>
               <w:left w:val="nil"/>
@@ -3274,7 +3288,7 @@
         </w:tc>
         <w:tc>
           <w:tcPr>
-            <w:tcW w:w="380" w:type="dxa"/>
+            <w:tcW w:w="402" w:type="dxa"/>
             <w:tcBorders>
               <w:top w:val="single" w:sz="4" w:space="0" w:color="auto"/>
               <w:left w:val="nil"/>
@@ -3309,13 +3323,13 @@
                 <w:lang w:eastAsia="ru-RU"/>
                 <w14:ligatures w14:val="none"/>
               </w:rPr>
-              <w:t>G</w:t>
-            </w:r>
-          </w:p>
-        </w:tc>
-        <w:tc>
-          <w:tcPr>
-            <w:tcW w:w="336" w:type="dxa"/>
+              <w:t>Т</w:t>
+            </w:r>
+          </w:p>
+        </w:tc>
+        <w:tc>
+          <w:tcPr>
+            <w:tcW w:w="389" w:type="dxa"/>
             <w:tcBorders>
               <w:top w:val="single" w:sz="4" w:space="0" w:color="auto"/>
               <w:left w:val="nil"/>
@@ -3350,7 +3364,7 @@
                 <w:lang w:eastAsia="ru-RU"/>
                 <w14:ligatures w14:val="none"/>
               </w:rPr>
-              <w:t>R</w:t>
+              <w:t>Е</w:t>
             </w:r>
           </w:p>
         </w:tc>
@@ -3391,13 +3405,13 @@
                 <w:lang w:eastAsia="ru-RU"/>
                 <w14:ligatures w14:val="none"/>
               </w:rPr>
-              <w:t>A</w:t>
-            </w:r>
-          </w:p>
-        </w:tc>
-        <w:tc>
-          <w:tcPr>
-            <w:tcW w:w="358" w:type="dxa"/>
+              <w:t>К</w:t>
+            </w:r>
+          </w:p>
+        </w:tc>
+        <w:tc>
+          <w:tcPr>
+            <w:tcW w:w="387" w:type="dxa"/>
             <w:tcBorders>
               <w:top w:val="single" w:sz="4" w:space="0" w:color="auto"/>
               <w:left w:val="nil"/>
@@ -3432,7 +3446,7 @@
                 <w:lang w:eastAsia="ru-RU"/>
                 <w14:ligatures w14:val="none"/>
               </w:rPr>
-              <w:t>P</w:t>
+              <w:t>С</w:t>
             </w:r>
           </w:p>
         </w:tc>
@@ -3473,48 +3487,7 @@
                 <w:lang w:eastAsia="ru-RU"/>
                 <w14:ligatures w14:val="none"/>
               </w:rPr>
-              <w:t>H</w:t>
-            </w:r>
-          </w:p>
-        </w:tc>
-        <w:tc>
-          <w:tcPr>
-            <w:tcW w:w="380" w:type="dxa"/>
-            <w:tcBorders>
-              <w:top w:val="single" w:sz="4" w:space="0" w:color="auto"/>
-              <w:left w:val="nil"/>
-              <w:bottom w:val="single" w:sz="4" w:space="0" w:color="auto"/>
-              <w:right w:val="single" w:sz="4" w:space="0" w:color="auto"/>
-            </w:tcBorders>
-            <w:shd w:val="clear" w:color="auto" w:fill="auto"/>
-            <w:noWrap/>
-            <w:vAlign w:val="bottom"/>
-            <w:hideMark/>
-          </w:tcPr>
-          <w:p>
-            <w:pPr>
-              <w:spacing w:after="0" w:line="240" w:lineRule="auto"/>
-              <w:rPr>
-                <w:rFonts w:ascii="Calibri" w:eastAsia="Times New Roman" w:hAnsi="Calibri" w:cs="Calibri"/>
-                <w:color w:val="000000"/>
-                <w:kern w:val="0"/>
-                <w:sz w:val="32"/>
-                <w:szCs w:val="32"/>
-                <w:lang w:eastAsia="ru-RU"/>
-                <w14:ligatures w14:val="none"/>
-              </w:rPr>
-            </w:pPr>
-            <w:r>
-              <w:rPr>
-                <w:rFonts w:ascii="Calibri" w:eastAsia="Times New Roman" w:hAnsi="Calibri" w:cs="Calibri"/>
-                <w:color w:val="000000"/>
-                <w:kern w:val="0"/>
-                <w:sz w:val="32"/>
-                <w:szCs w:val="32"/>
-                <w:lang w:eastAsia="ru-RU"/>
-                <w14:ligatures w14:val="none"/>
-              </w:rPr>
-              <w:t>E</w:t>
+              <w:t>Е</w:t>
             </w:r>
           </w:p>
         </w:tc>
@@ -3525,7 +3498,7 @@
         </w:trPr>
         <w:tc>
           <w:tcPr>
-            <w:tcW w:w="420" w:type="dxa"/>
+            <w:tcW w:w="422" w:type="dxa"/>
             <w:tcBorders>
               <w:top w:val="nil"/>
               <w:left w:val="single" w:sz="4" w:space="0" w:color="auto"/>
@@ -3560,13 +3533,13 @@
                 <w:lang w:eastAsia="ru-RU"/>
                 <w14:ligatures w14:val="none"/>
               </w:rPr>
-              <w:t>S</w:t>
-            </w:r>
-          </w:p>
-        </w:tc>
-        <w:tc>
-          <w:tcPr>
-            <w:tcW w:w="380" w:type="dxa"/>
+              <w:t>С</w:t>
+            </w:r>
+          </w:p>
+        </w:tc>
+        <w:tc>
+          <w:tcPr>
+            <w:tcW w:w="383" w:type="dxa"/>
             <w:tcBorders>
               <w:top w:val="nil"/>
               <w:left w:val="nil"/>
@@ -3607,7 +3580,7 @@
         </w:tc>
         <w:tc>
           <w:tcPr>
-            <w:tcW w:w="380" w:type="dxa"/>
+            <w:tcW w:w="422" w:type="dxa"/>
             <w:tcBorders>
               <w:top w:val="nil"/>
               <w:left w:val="nil"/>
@@ -3683,13 +3656,13 @@
                 <w:lang w:eastAsia="ru-RU"/>
                 <w14:ligatures w14:val="none"/>
               </w:rPr>
-              <w:t>R</w:t>
-            </w:r>
-          </w:p>
-        </w:tc>
-        <w:tc>
-          <w:tcPr>
-            <w:tcW w:w="405" w:type="dxa"/>
+              <w:t>Р</w:t>
+            </w:r>
+          </w:p>
+        </w:tc>
+        <w:tc>
+          <w:tcPr>
+            <w:tcW w:w="490" w:type="dxa"/>
             <w:tcBorders>
               <w:top w:val="nil"/>
               <w:left w:val="nil"/>
@@ -3765,13 +3738,13 @@
                 <w:lang w:eastAsia="ru-RU"/>
                 <w14:ligatures w14:val="none"/>
               </w:rPr>
-              <w:t>T</w:t>
-            </w:r>
-          </w:p>
-        </w:tc>
-        <w:tc>
-          <w:tcPr>
-            <w:tcW w:w="380" w:type="dxa"/>
+              <w:t>Т</w:t>
+            </w:r>
+          </w:p>
+        </w:tc>
+        <w:tc>
+          <w:tcPr>
+            <w:tcW w:w="402" w:type="dxa"/>
             <w:tcBorders>
               <w:top w:val="nil"/>
               <w:left w:val="nil"/>
@@ -3806,13 +3779,13 @@
                 <w:lang w:eastAsia="ru-RU"/>
                 <w14:ligatures w14:val="none"/>
               </w:rPr>
-              <w:t>U</w:t>
-            </w:r>
-          </w:p>
-        </w:tc>
-        <w:tc>
-          <w:tcPr>
-            <w:tcW w:w="336" w:type="dxa"/>
+              <w:t>У</w:t>
+            </w:r>
+          </w:p>
+        </w:tc>
+        <w:tc>
+          <w:tcPr>
+            <w:tcW w:w="389" w:type="dxa"/>
             <w:tcBorders>
               <w:top w:val="nil"/>
               <w:left w:val="nil"/>
@@ -3847,7 +3820,7 @@
                 <w:lang w:eastAsia="ru-RU"/>
                 <w14:ligatures w14:val="none"/>
               </w:rPr>
-              <w:t>B</w:t>
+              <w:t>Б</w:t>
             </w:r>
           </w:p>
         </w:tc>
@@ -3888,13 +3861,13 @@
                 <w:lang w:eastAsia="ru-RU"/>
                 <w14:ligatures w14:val="none"/>
               </w:rPr>
-              <w:t>S</w:t>
-            </w:r>
-          </w:p>
-        </w:tc>
-        <w:tc>
-          <w:tcPr>
-            <w:tcW w:w="358" w:type="dxa"/>
+              <w:t>С</w:t>
+            </w:r>
+          </w:p>
+        </w:tc>
+        <w:tc>
+          <w:tcPr>
+            <w:tcW w:w="387" w:type="dxa"/>
             <w:tcBorders>
               <w:top w:val="nil"/>
               <w:left w:val="nil"/>
@@ -3929,7 +3902,7 @@
                 <w:lang w:eastAsia="ru-RU"/>
                 <w14:ligatures w14:val="none"/>
               </w:rPr>
-              <w:t>U</w:t>
+              <w:t>У</w:t>
             </w:r>
           </w:p>
         </w:tc>
@@ -3970,48 +3943,7 @@
                 <w:lang w:eastAsia="ru-RU"/>
                 <w14:ligatures w14:val="none"/>
               </w:rPr>
-              <w:t>U</w:t>
-            </w:r>
-          </w:p>
-        </w:tc>
-        <w:tc>
-          <w:tcPr>
-            <w:tcW w:w="380" w:type="dxa"/>
-            <w:tcBorders>
-              <w:top w:val="nil"/>
-              <w:left w:val="nil"/>
-              <w:bottom w:val="single" w:sz="4" w:space="0" w:color="auto"/>
-              <w:right w:val="single" w:sz="4" w:space="0" w:color="auto"/>
-            </w:tcBorders>
-            <w:shd w:val="clear" w:color="auto" w:fill="auto"/>
-            <w:noWrap/>
-            <w:vAlign w:val="bottom"/>
-            <w:hideMark/>
-          </w:tcPr>
-          <w:p>
-            <w:pPr>
-              <w:spacing w:after="0" w:line="240" w:lineRule="auto"/>
-              <w:rPr>
-                <w:rFonts w:ascii="Calibri" w:eastAsia="Times New Roman" w:hAnsi="Calibri" w:cs="Calibri"/>
-                <w:color w:val="000000"/>
-                <w:kern w:val="0"/>
-                <w:sz w:val="32"/>
-                <w:szCs w:val="32"/>
-                <w:lang w:eastAsia="ru-RU"/>
-                <w14:ligatures w14:val="none"/>
-              </w:rPr>
-            </w:pPr>
-            <w:r>
-              <w:rPr>
-                <w:rFonts w:ascii="Calibri" w:eastAsia="Times New Roman" w:hAnsi="Calibri" w:cs="Calibri"/>
-                <w:color w:val="000000"/>
-                <w:kern w:val="0"/>
-                <w:sz w:val="32"/>
-                <w:szCs w:val="32"/>
-                <w:lang w:eastAsia="ru-RU"/>
-                <w14:ligatures w14:val="none"/>
-              </w:rPr>
-              <w:t>V</w:t>
+              <w:t>У</w:t>
             </w:r>
           </w:p>
         </w:tc>
@@ -4022,7 +3954,7 @@
         </w:trPr>
         <w:tc>
           <w:tcPr>
-            <w:tcW w:w="420" w:type="dxa"/>
+            <w:tcW w:w="422" w:type="dxa"/>
             <w:tcBorders>
               <w:top w:val="nil"/>
               <w:left w:val="single" w:sz="4" w:space="0" w:color="auto"/>
@@ -4057,13 +3989,13 @@
                 <w:lang w:eastAsia="ru-RU"/>
                 <w14:ligatures w14:val="none"/>
               </w:rPr>
-              <w:t>U</w:t>
-            </w:r>
-          </w:p>
-        </w:tc>
-        <w:tc>
-          <w:tcPr>
-            <w:tcW w:w="380" w:type="dxa"/>
+              <w:t>Ь</w:t>
+            </w:r>
+          </w:p>
+        </w:tc>
+        <w:tc>
+          <w:tcPr>
+            <w:tcW w:w="383" w:type="dxa"/>
             <w:tcBorders>
               <w:top w:val="nil"/>
               <w:left w:val="nil"/>
@@ -4098,13 +4030,13 @@
                 <w:lang w:eastAsia="ru-RU"/>
                 <w14:ligatures w14:val="none"/>
               </w:rPr>
-              <w:t>K</w:t>
-            </w:r>
-          </w:p>
-        </w:tc>
-        <w:tc>
-          <w:tcPr>
-            <w:tcW w:w="380" w:type="dxa"/>
+              <w:t>Г</w:t>
+            </w:r>
+          </w:p>
+        </w:tc>
+        <w:tc>
+          <w:tcPr>
+            <w:tcW w:w="422" w:type="dxa"/>
             <w:tcBorders>
               <w:top w:val="nil"/>
               <w:left w:val="nil"/>
@@ -4139,7 +4071,7 @@
                 <w:lang w:eastAsia="ru-RU"/>
                 <w14:ligatures w14:val="none"/>
               </w:rPr>
-              <w:t>Y</w:t>
+              <w:t>И</w:t>
             </w:r>
           </w:p>
         </w:tc>
@@ -4180,13 +4112,13 @@
                 <w:lang w:eastAsia="ru-RU"/>
                 <w14:ligatures w14:val="none"/>
               </w:rPr>
-              <w:t>G</w:t>
-            </w:r>
-          </w:p>
-        </w:tc>
-        <w:tc>
-          <w:tcPr>
-            <w:tcW w:w="405" w:type="dxa"/>
+              <w:t>А</w:t>
+            </w:r>
+          </w:p>
+        </w:tc>
+        <w:tc>
+          <w:tcPr>
+            <w:tcW w:w="490" w:type="dxa"/>
             <w:tcBorders>
               <w:top w:val="nil"/>
               <w:left w:val="nil"/>
@@ -4221,7 +4153,7 @@
                 <w:lang w:eastAsia="ru-RU"/>
                 <w14:ligatures w14:val="none"/>
               </w:rPr>
-              <w:t>M</w:t>
+              <w:t>Е</w:t>
             </w:r>
           </w:p>
         </w:tc>
@@ -4262,13 +4194,13 @@
                 <w:lang w:eastAsia="ru-RU"/>
                 <w14:ligatures w14:val="none"/>
               </w:rPr>
-              <w:t>H</w:t>
-            </w:r>
-          </w:p>
-        </w:tc>
-        <w:tc>
-          <w:tcPr>
-            <w:tcW w:w="380" w:type="dxa"/>
+              <w:t>Б</w:t>
+            </w:r>
+          </w:p>
+        </w:tc>
+        <w:tc>
+          <w:tcPr>
+            <w:tcW w:w="402" w:type="dxa"/>
             <w:tcBorders>
               <w:top w:val="nil"/>
               <w:left w:val="nil"/>
@@ -4303,13 +4235,13 @@
                 <w:lang w:eastAsia="ru-RU"/>
                 <w14:ligatures w14:val="none"/>
               </w:rPr>
-              <w:t>A</w:t>
-            </w:r>
-          </w:p>
-        </w:tc>
-        <w:tc>
-          <w:tcPr>
-            <w:tcW w:w="336" w:type="dxa"/>
+              <w:t>Ё</w:t>
+            </w:r>
+          </w:p>
+        </w:tc>
+        <w:tc>
+          <w:tcPr>
+            <w:tcW w:w="389" w:type="dxa"/>
             <w:tcBorders>
               <w:top w:val="nil"/>
               <w:left w:val="nil"/>
@@ -4344,7 +4276,7 @@
                 <w:lang w:eastAsia="ru-RU"/>
                 <w14:ligatures w14:val="none"/>
               </w:rPr>
-              <w:t>S</w:t>
+              <w:t>Ё</w:t>
             </w:r>
           </w:p>
         </w:tc>
@@ -4385,13 +4317,13 @@
                 <w:lang w:eastAsia="ru-RU"/>
                 <w14:ligatures w14:val="none"/>
               </w:rPr>
-              <w:t>S</w:t>
-            </w:r>
-          </w:p>
-        </w:tc>
-        <w:tc>
-          <w:tcPr>
-            <w:tcW w:w="358" w:type="dxa"/>
+              <w:t>Ь</w:t>
+            </w:r>
+          </w:p>
+        </w:tc>
+        <w:tc>
+          <w:tcPr>
+            <w:tcW w:w="387" w:type="dxa"/>
             <w:tcBorders>
               <w:top w:val="nil"/>
               <w:left w:val="nil"/>
@@ -4426,7 +4358,7 @@
                 <w:lang w:eastAsia="ru-RU"/>
                 <w14:ligatures w14:val="none"/>
               </w:rPr>
-              <w:t>J</w:t>
+              <w:t>Е</w:t>
             </w:r>
           </w:p>
         </w:tc>
@@ -4467,48 +4399,7 @@
                 <w:lang w:eastAsia="ru-RU"/>
                 <w14:ligatures w14:val="none"/>
               </w:rPr>
-              <w:t>B</w:t>
-            </w:r>
-          </w:p>
-        </w:tc>
-        <w:tc>
-          <w:tcPr>
-            <w:tcW w:w="380" w:type="dxa"/>
-            <w:tcBorders>
-              <w:top w:val="nil"/>
-              <w:left w:val="nil"/>
-              <w:bottom w:val="single" w:sz="4" w:space="0" w:color="auto"/>
-              <w:right w:val="single" w:sz="4" w:space="0" w:color="auto"/>
-            </w:tcBorders>
-            <w:shd w:val="clear" w:color="auto" w:fill="auto"/>
-            <w:noWrap/>
-            <w:vAlign w:val="bottom"/>
-            <w:hideMark/>
-          </w:tcPr>
-          <w:p>
-            <w:pPr>
-              <w:spacing w:after="0" w:line="240" w:lineRule="auto"/>
-              <w:rPr>
-                <w:rFonts w:ascii="Calibri" w:eastAsia="Times New Roman" w:hAnsi="Calibri" w:cs="Calibri"/>
-                <w:color w:val="000000"/>
-                <w:kern w:val="0"/>
-                <w:sz w:val="32"/>
-                <w:szCs w:val="32"/>
-                <w:lang w:eastAsia="ru-RU"/>
-                <w14:ligatures w14:val="none"/>
-              </w:rPr>
-            </w:pPr>
-            <w:r>
-              <w:rPr>
-                <w:rFonts w:ascii="Calibri" w:eastAsia="Times New Roman" w:hAnsi="Calibri" w:cs="Calibri"/>
-                <w:color w:val="000000"/>
-                <w:kern w:val="0"/>
-                <w:sz w:val="32"/>
-                <w:szCs w:val="32"/>
-                <w:lang w:eastAsia="ru-RU"/>
-                <w14:ligatures w14:val="none"/>
-              </w:rPr>
-              <w:t>Z</w:t>
+              <w:t>Ё</w:t>
             </w:r>
           </w:p>
         </w:tc>
@@ -4565,7 +4456,7 @@
           <w:sz w:val="28"/>
           <w:szCs w:val="28"/>
         </w:rPr>
-        <w:t>UKYGMHASSJBZ</w:t>
+        <w:t>ЬГИАЕБЁЁЬЕЁ</w:t>
       </w:r>
     </w:p>
     <w:p>
@@ -4585,10 +4476,10 @@
           <w:szCs w:val="28"/>
         </w:rPr>
         <w:drawing>
-          <wp:inline distT="0" distB="0" distL="0" distR="0" wp14:anchorId="530E3AE6" wp14:editId="57677E13">
-            <wp:extent cx="5935980" cy="3048000"/>
-            <wp:effectExtent l="0" t="0" r="7620" b="0"/>
-            <wp:docPr id="8" name="Рисунок 8"/>
+          <wp:inline distT="0" distB="0" distL="0" distR="0" wp14:anchorId="17325DB4" wp14:editId="449A235B">
+            <wp:extent cx="5934075" cy="3086100"/>
+            <wp:effectExtent l="0" t="0" r="9525" b="0"/>
+            <wp:docPr id="9" name="Рисунок 9"/>
             <wp:cNvGraphicFramePr>
               <a:graphicFrameLocks xmlns:a="http://schemas.openxmlformats.org/drawingml/2006/main" noChangeAspect="1"/>
             </wp:cNvGraphicFramePr>
@@ -4596,13 +4487,13 @@
               <a:graphicData uri="http://schemas.openxmlformats.org/drawingml/2006/picture">
                 <pic:pic xmlns:pic="http://schemas.openxmlformats.org/drawingml/2006/picture">
                   <pic:nvPicPr>
-                    <pic:cNvPr id="0" name="Picture 8"/>
+                    <pic:cNvPr id="0" name="Picture 3"/>
                     <pic:cNvPicPr>
                       <a:picLocks noChangeAspect="1" noChangeArrowheads="1"/>
                     </pic:cNvPicPr>
                   </pic:nvPicPr>
                   <pic:blipFill>
-                    <a:blip r:embed="rId12" cstate="print">
+                    <a:blip r:embed="rId12">
                       <a:extLst>
                         <a:ext uri="{28A0092B-C50C-407E-A947-70E740481C1C}">
                           <a14:useLocalDpi xmlns:a14="http://schemas.microsoft.com/office/drawing/2010/main" val="0"/>
@@ -4617,7 +4508,7 @@
                   <pic:spPr bwMode="auto">
                     <a:xfrm>
                       <a:off x="0" y="0"/>
-                      <a:ext cx="5935980" cy="3048000"/>
+                      <a:ext cx="5934075" cy="3086100"/>
                     </a:xfrm>
                     <a:prstGeom prst="rect">
                       <a:avLst/>
@@ -4661,10 +4552,10 @@
           <w:szCs w:val="28"/>
         </w:rPr>
         <w:drawing>
-          <wp:inline distT="0" distB="0" distL="0" distR="0" wp14:anchorId="19DA93DB" wp14:editId="2B0D92A2">
-            <wp:extent cx="5935980" cy="3093720"/>
-            <wp:effectExtent l="0" t="0" r="7620" b="0"/>
-            <wp:docPr id="11" name="Рисунок 11"/>
+          <wp:inline distT="0" distB="0" distL="0" distR="0" wp14:anchorId="3090562E" wp14:editId="76957B31">
+            <wp:extent cx="5934075" cy="3171825"/>
+            <wp:effectExtent l="0" t="0" r="9525" b="9525"/>
+            <wp:docPr id="10" name="Рисунок 10"/>
             <wp:cNvGraphicFramePr>
               <a:graphicFrameLocks xmlns:a="http://schemas.openxmlformats.org/drawingml/2006/main" noChangeAspect="1"/>
             </wp:cNvGraphicFramePr>
@@ -4672,13 +4563,13 @@
               <a:graphicData uri="http://schemas.openxmlformats.org/drawingml/2006/picture">
                 <pic:pic xmlns:pic="http://schemas.openxmlformats.org/drawingml/2006/picture">
                   <pic:nvPicPr>
-                    <pic:cNvPr id="0" name="Picture 9"/>
+                    <pic:cNvPr id="0" name="Picture 4"/>
                     <pic:cNvPicPr>
                       <a:picLocks noChangeAspect="1" noChangeArrowheads="1"/>
                     </pic:cNvPicPr>
                   </pic:nvPicPr>
                   <pic:blipFill>
-                    <a:blip r:embed="rId13" cstate="print">
+                    <a:blip r:embed="rId13">
                       <a:extLst>
                         <a:ext uri="{28A0092B-C50C-407E-A947-70E740481C1C}">
                           <a14:useLocalDpi xmlns:a14="http://schemas.microsoft.com/office/drawing/2010/main" val="0"/>
@@ -4693,7 +4584,7 @@
                   <pic:spPr bwMode="auto">
                     <a:xfrm>
                       <a:off x="0" y="0"/>
-                      <a:ext cx="5935980" cy="3093720"/>
+                      <a:ext cx="5934075" cy="3171825"/>
                     </a:xfrm>
                     <a:prstGeom prst="rect">
                       <a:avLst/>
@@ -4754,41 +4645,24 @@
           <w:numId w:val="6"/>
         </w:numPr>
         <w:spacing w:after="0"/>
-        <w:rPr>
-          <w:rFonts w:ascii="Times New Roman" w:hAnsi="Times New Roman" w:cs="Times New Roman"/>
-          <w:sz w:val="28"/>
-          <w:szCs w:val="28"/>
-        </w:rPr>
-      </w:pPr>
-      <w:r>
-        <w:rPr>
-          <w:rFonts w:ascii="Times New Roman" w:hAnsi="Times New Roman" w:cs="Times New Roman"/>
-          <w:sz w:val="28"/>
-          <w:szCs w:val="28"/>
-        </w:rPr>
-        <w:lastRenderedPageBreak/>
-        <w:t>Тест</w:t>
-      </w:r>
-      <w:r>
-        <w:rPr>
-          <w:rFonts w:ascii="Times New Roman" w:hAnsi="Times New Roman" w:cs="Times New Roman"/>
-          <w:sz w:val="28"/>
-          <w:szCs w:val="28"/>
-        </w:rPr>
-        <w:t xml:space="preserve"> с минимальным размером ключа</w:t>
-      </w:r>
-      <w:r>
-        <w:rPr>
-          <w:rFonts w:ascii="Times New Roman" w:hAnsi="Times New Roman" w:cs="Times New Roman"/>
-          <w:sz w:val="28"/>
-          <w:szCs w:val="28"/>
-        </w:rPr>
-        <w:t>:</w:t>
+        <w:ind w:left="0"/>
+        <w:rPr>
+          <w:rFonts w:ascii="Times New Roman" w:hAnsi="Times New Roman" w:cs="Times New Roman"/>
+          <w:sz w:val="28"/>
+          <w:szCs w:val="28"/>
+        </w:rPr>
+      </w:pPr>
+      <w:r>
+        <w:rPr>
+          <w:rFonts w:ascii="Times New Roman" w:hAnsi="Times New Roman" w:cs="Times New Roman"/>
+          <w:sz w:val="28"/>
+          <w:szCs w:val="28"/>
+        </w:rPr>
+        <w:t>Тест на букву Ё</w:t>
       </w:r>
     </w:p>
     <w:p>
       <w:pPr>
-        <w:pStyle w:val="a3"/>
         <w:spacing w:after="0"/>
         <w:rPr>
           <w:rFonts w:ascii="Times New Roman" w:hAnsi="Times New Roman" w:cs="Times New Roman"/>
@@ -4796,71 +4670,59 @@
           <w:szCs w:val="28"/>
         </w:rPr>
       </w:pPr>
+      <w:bookmarkStart w:id="0" w:name="_GoBack"/>
+      <w:bookmarkEnd w:id="0"/>
     </w:p>
     <w:p>
       <w:pPr>
-        <w:rPr>
-          <w:rFonts w:ascii="Times New Roman" w:hAnsi="Times New Roman" w:cs="Times New Roman"/>
-          <w:sz w:val="28"/>
-          <w:szCs w:val="28"/>
-          <w:lang w:val="en-US"/>
-        </w:rPr>
-      </w:pPr>
-      <w:r>
-        <w:rPr>
-          <w:rFonts w:ascii="Times New Roman" w:hAnsi="Times New Roman" w:cs="Times New Roman"/>
-          <w:sz w:val="28"/>
-          <w:szCs w:val="28"/>
-        </w:rPr>
-        <w:t>Тестовая</w:t>
-      </w:r>
-      <w:r>
-        <w:rPr>
-          <w:rFonts w:ascii="Times New Roman" w:hAnsi="Times New Roman" w:cs="Times New Roman"/>
-          <w:sz w:val="28"/>
-          <w:szCs w:val="28"/>
-          <w:lang w:val="en-US"/>
-        </w:rPr>
-        <w:t xml:space="preserve"> </w:t>
-      </w:r>
-      <w:r>
-        <w:rPr>
-          <w:rFonts w:ascii="Times New Roman" w:hAnsi="Times New Roman" w:cs="Times New Roman"/>
-          <w:sz w:val="28"/>
-          <w:szCs w:val="28"/>
-        </w:rPr>
-        <w:t>фраза</w:t>
-      </w:r>
-      <w:r>
-        <w:rPr>
-          <w:rFonts w:ascii="Times New Roman" w:hAnsi="Times New Roman" w:cs="Times New Roman"/>
-          <w:sz w:val="28"/>
-          <w:szCs w:val="28"/>
-          <w:lang w:val="en-US"/>
-        </w:rPr>
-        <w:t xml:space="preserve">: </w:t>
-      </w:r>
-      <w:r>
-        <w:rPr>
-          <w:rFonts w:ascii="Times New Roman" w:hAnsi="Times New Roman" w:cs="Times New Roman"/>
-          <w:sz w:val="28"/>
-          <w:szCs w:val="28"/>
-          <w:lang w:val="en-US"/>
-        </w:rPr>
-        <w:t>Simply the best</w:t>
-      </w:r>
-      <w:r>
-        <w:rPr>
-          <w:rFonts w:ascii="Times New Roman" w:hAnsi="Times New Roman" w:cs="Times New Roman"/>
-          <w:sz w:val="28"/>
-          <w:szCs w:val="28"/>
-          <w:lang w:val="en-US"/>
+        <w:pStyle w:val="a3"/>
+        <w:ind w:left="0"/>
+        <w:rPr>
+          <w:rFonts w:ascii="Times New Roman" w:hAnsi="Times New Roman" w:cs="Times New Roman"/>
+          <w:sz w:val="28"/>
+          <w:szCs w:val="28"/>
+        </w:rPr>
+      </w:pPr>
+      <w:r>
+        <w:rPr>
+          <w:rFonts w:ascii="Times New Roman" w:hAnsi="Times New Roman" w:cs="Times New Roman"/>
+          <w:sz w:val="28"/>
+          <w:szCs w:val="28"/>
+        </w:rPr>
+        <w:t xml:space="preserve">Тестовая фраза: </w:t>
+      </w:r>
+      <w:r>
+        <w:rPr>
+          <w:rFonts w:ascii="Times New Roman" w:hAnsi="Times New Roman" w:cs="Times New Roman"/>
+          <w:sz w:val="28"/>
+          <w:szCs w:val="28"/>
+        </w:rPr>
+        <w:t>ЁЖИК ИДЁТ ПО ЛЕСУ</w:t>
+      </w:r>
+      <w:r>
+        <w:rPr>
+          <w:rFonts w:ascii="Times New Roman" w:hAnsi="Times New Roman" w:cs="Times New Roman"/>
+          <w:sz w:val="28"/>
+          <w:szCs w:val="28"/>
         </w:rPr>
         <w:t>;</w:t>
       </w:r>
     </w:p>
     <w:p>
       <w:pPr>
+        <w:pStyle w:val="a3"/>
+        <w:ind w:left="0"/>
+        <w:rPr>
+          <w:rFonts w:ascii="Times New Roman" w:hAnsi="Times New Roman" w:cs="Times New Roman"/>
+          <w:sz w:val="28"/>
+          <w:szCs w:val="28"/>
+        </w:rPr>
+      </w:pPr>
+    </w:p>
+    <w:p>
+      <w:pPr>
+        <w:pStyle w:val="a3"/>
+        <w:ind w:left="0"/>
         <w:rPr>
           <w:rFonts w:ascii="Times New Roman" w:hAnsi="Times New Roman" w:cs="Times New Roman"/>
           <w:sz w:val="28"/>
@@ -4890,9 +4752,8 @@
           <w:rFonts w:ascii="Times New Roman" w:hAnsi="Times New Roman" w:cs="Times New Roman"/>
           <w:sz w:val="28"/>
           <w:szCs w:val="28"/>
-          <w:lang w:val="en-US"/>
-        </w:rPr>
-        <w:t>H</w:t>
+        </w:rPr>
+        <w:t>ОРЕХ</w:t>
       </w:r>
       <w:r>
         <w:rPr>
@@ -4906,23 +4767,25 @@
     </w:p>
     <w:tbl>
       <w:tblPr>
-        <w:tblW w:w="5120" w:type="dxa"/>
+        <w:tblW w:w="6564" w:type="dxa"/>
+        <w:tblInd w:w="514" w:type="dxa"/>
         <w:tblLook w:val="04A0" w:firstRow="1" w:lastRow="0" w:firstColumn="1" w:lastColumn="0" w:noHBand="0" w:noVBand="1"/>
       </w:tblPr>
       <w:tblGrid>
-        <w:gridCol w:w="420"/>
-        <w:gridCol w:w="432"/>
-        <w:gridCol w:w="490"/>
+        <w:gridCol w:w="440"/>
+        <w:gridCol w:w="473"/>
+        <w:gridCol w:w="422"/>
         <w:gridCol w:w="480"/>
+        <w:gridCol w:w="494"/>
         <w:gridCol w:w="501"/>
         <w:gridCol w:w="490"/>
-        <w:gridCol w:w="423"/>
-        <w:gridCol w:w="428"/>
+        <w:gridCol w:w="422"/>
+        <w:gridCol w:w="494"/>
+        <w:gridCol w:w="501"/>
         <w:gridCol w:w="420"/>
-        <w:gridCol w:w="432"/>
-        <w:gridCol w:w="420"/>
-        <w:gridCol w:w="383"/>
-        <w:gridCol w:w="490"/>
+        <w:gridCol w:w="460"/>
+        <w:gridCol w:w="494"/>
+        <w:gridCol w:w="473"/>
       </w:tblGrid>
       <w:tr>
         <w:trPr>
@@ -4930,7 +4793,7 @@
         </w:trPr>
         <w:tc>
           <w:tcPr>
-            <w:tcW w:w="420" w:type="dxa"/>
+            <w:tcW w:w="440" w:type="dxa"/>
             <w:tcBorders>
               <w:top w:val="single" w:sz="4" w:space="0" w:color="auto"/>
               <w:left w:val="single" w:sz="4" w:space="0" w:color="auto"/>
@@ -4965,13 +4828,13 @@
                 <w:lang w:eastAsia="ru-RU"/>
                 <w14:ligatures w14:val="none"/>
               </w:rPr>
-              <w:t>S</w:t>
-            </w:r>
-          </w:p>
-        </w:tc>
-        <w:tc>
-          <w:tcPr>
-            <w:tcW w:w="380" w:type="dxa"/>
+              <w:t>Ё</w:t>
+            </w:r>
+          </w:p>
+        </w:tc>
+        <w:tc>
+          <w:tcPr>
+            <w:tcW w:w="473" w:type="dxa"/>
             <w:tcBorders>
               <w:top w:val="single" w:sz="4" w:space="0" w:color="auto"/>
               <w:left w:val="nil"/>
@@ -5006,13 +4869,13 @@
                 <w:lang w:eastAsia="ru-RU"/>
                 <w14:ligatures w14:val="none"/>
               </w:rPr>
-              <w:t>I</w:t>
-            </w:r>
-          </w:p>
-        </w:tc>
-        <w:tc>
-          <w:tcPr>
-            <w:tcW w:w="380" w:type="dxa"/>
+              <w:t>Ж</w:t>
+            </w:r>
+          </w:p>
+        </w:tc>
+        <w:tc>
+          <w:tcPr>
+            <w:tcW w:w="422" w:type="dxa"/>
             <w:tcBorders>
               <w:top w:val="single" w:sz="4" w:space="0" w:color="auto"/>
               <w:left w:val="nil"/>
@@ -5047,7 +4910,7 @@
                 <w:lang w:eastAsia="ru-RU"/>
                 <w14:ligatures w14:val="none"/>
               </w:rPr>
-              <w:t>M</w:t>
+              <w:t>И</w:t>
             </w:r>
           </w:p>
         </w:tc>
@@ -5088,13 +4951,13 @@
                 <w:lang w:eastAsia="ru-RU"/>
                 <w14:ligatures w14:val="none"/>
               </w:rPr>
-              <w:t>P</w:t>
-            </w:r>
-          </w:p>
-        </w:tc>
-        <w:tc>
-          <w:tcPr>
-            <w:tcW w:w="400" w:type="dxa"/>
+              <w:t>К</w:t>
+            </w:r>
+          </w:p>
+        </w:tc>
+        <w:tc>
+          <w:tcPr>
+            <w:tcW w:w="494" w:type="dxa"/>
             <w:tcBorders>
               <w:top w:val="single" w:sz="4" w:space="0" w:color="auto"/>
               <w:left w:val="nil"/>
@@ -5129,13 +4992,13 @@
                 <w:lang w:eastAsia="ru-RU"/>
                 <w14:ligatures w14:val="none"/>
               </w:rPr>
-              <w:t>L</w:t>
-            </w:r>
-          </w:p>
-        </w:tc>
-        <w:tc>
-          <w:tcPr>
-            <w:tcW w:w="440" w:type="dxa"/>
+              <w:t>И</w:t>
+            </w:r>
+          </w:p>
+        </w:tc>
+        <w:tc>
+          <w:tcPr>
+            <w:tcW w:w="501" w:type="dxa"/>
             <w:tcBorders>
               <w:top w:val="single" w:sz="4" w:space="0" w:color="auto"/>
               <w:left w:val="nil"/>
@@ -5170,13 +5033,13 @@
                 <w:lang w:eastAsia="ru-RU"/>
                 <w14:ligatures w14:val="none"/>
               </w:rPr>
-              <w:t>Y</w:t>
-            </w:r>
-          </w:p>
-        </w:tc>
-        <w:tc>
-          <w:tcPr>
-            <w:tcW w:w="380" w:type="dxa"/>
+              <w:t>Д</w:t>
+            </w:r>
+          </w:p>
+        </w:tc>
+        <w:tc>
+          <w:tcPr>
+            <w:tcW w:w="490" w:type="dxa"/>
             <w:tcBorders>
               <w:top w:val="single" w:sz="4" w:space="0" w:color="auto"/>
               <w:left w:val="nil"/>
@@ -5211,13 +5074,13 @@
                 <w:lang w:eastAsia="ru-RU"/>
                 <w14:ligatures w14:val="none"/>
               </w:rPr>
-              <w:t>T</w:t>
-            </w:r>
-          </w:p>
-        </w:tc>
-        <w:tc>
-          <w:tcPr>
-            <w:tcW w:w="320" w:type="dxa"/>
+              <w:t>Ё</w:t>
+            </w:r>
+          </w:p>
+        </w:tc>
+        <w:tc>
+          <w:tcPr>
+            <w:tcW w:w="422" w:type="dxa"/>
             <w:tcBorders>
               <w:top w:val="single" w:sz="4" w:space="0" w:color="auto"/>
               <w:left w:val="nil"/>
@@ -5252,7 +5115,89 @@
                 <w:lang w:eastAsia="ru-RU"/>
                 <w14:ligatures w14:val="none"/>
               </w:rPr>
-              <w:t>H</w:t>
+              <w:t>Т</w:t>
+            </w:r>
+          </w:p>
+        </w:tc>
+        <w:tc>
+          <w:tcPr>
+            <w:tcW w:w="494" w:type="dxa"/>
+            <w:tcBorders>
+              <w:top w:val="single" w:sz="4" w:space="0" w:color="auto"/>
+              <w:left w:val="nil"/>
+              <w:bottom w:val="single" w:sz="4" w:space="0" w:color="auto"/>
+              <w:right w:val="single" w:sz="4" w:space="0" w:color="auto"/>
+            </w:tcBorders>
+            <w:shd w:val="clear" w:color="auto" w:fill="auto"/>
+            <w:noWrap/>
+            <w:vAlign w:val="bottom"/>
+            <w:hideMark/>
+          </w:tcPr>
+          <w:p>
+            <w:pPr>
+              <w:spacing w:after="0" w:line="240" w:lineRule="auto"/>
+              <w:rPr>
+                <w:rFonts w:ascii="Calibri" w:eastAsia="Times New Roman" w:hAnsi="Calibri" w:cs="Calibri"/>
+                <w:color w:val="000000"/>
+                <w:kern w:val="0"/>
+                <w:sz w:val="32"/>
+                <w:szCs w:val="32"/>
+                <w:lang w:eastAsia="ru-RU"/>
+                <w14:ligatures w14:val="none"/>
+              </w:rPr>
+            </w:pPr>
+            <w:r>
+              <w:rPr>
+                <w:rFonts w:ascii="Calibri" w:eastAsia="Times New Roman" w:hAnsi="Calibri" w:cs="Calibri"/>
+                <w:color w:val="000000"/>
+                <w:kern w:val="0"/>
+                <w:sz w:val="32"/>
+                <w:szCs w:val="32"/>
+                <w:lang w:eastAsia="ru-RU"/>
+                <w14:ligatures w14:val="none"/>
+              </w:rPr>
+              <w:t>П</w:t>
+            </w:r>
+          </w:p>
+        </w:tc>
+        <w:tc>
+          <w:tcPr>
+            <w:tcW w:w="501" w:type="dxa"/>
+            <w:tcBorders>
+              <w:top w:val="single" w:sz="4" w:space="0" w:color="auto"/>
+              <w:left w:val="nil"/>
+              <w:bottom w:val="single" w:sz="4" w:space="0" w:color="auto"/>
+              <w:right w:val="single" w:sz="4" w:space="0" w:color="auto"/>
+            </w:tcBorders>
+            <w:shd w:val="clear" w:color="auto" w:fill="auto"/>
+            <w:noWrap/>
+            <w:vAlign w:val="bottom"/>
+            <w:hideMark/>
+          </w:tcPr>
+          <w:p>
+            <w:pPr>
+              <w:spacing w:after="0" w:line="240" w:lineRule="auto"/>
+              <w:rPr>
+                <w:rFonts w:ascii="Calibri" w:eastAsia="Times New Roman" w:hAnsi="Calibri" w:cs="Calibri"/>
+                <w:color w:val="000000"/>
+                <w:kern w:val="0"/>
+                <w:sz w:val="32"/>
+                <w:szCs w:val="32"/>
+                <w:lang w:eastAsia="ru-RU"/>
+                <w14:ligatures w14:val="none"/>
+              </w:rPr>
+            </w:pPr>
+            <w:r>
+              <w:rPr>
+                <w:rFonts w:ascii="Calibri" w:eastAsia="Times New Roman" w:hAnsi="Calibri" w:cs="Calibri"/>
+                <w:color w:val="000000"/>
+                <w:kern w:val="0"/>
+                <w:sz w:val="32"/>
+                <w:szCs w:val="32"/>
+                <w:lang w:eastAsia="ru-RU"/>
+                <w14:ligatures w14:val="none"/>
+              </w:rPr>
+              <w:t>О</w:t>
             </w:r>
           </w:p>
         </w:tc>
@@ -5293,13 +5238,13 @@
                 <w:lang w:eastAsia="ru-RU"/>
                 <w14:ligatures w14:val="none"/>
               </w:rPr>
-              <w:t>E</w:t>
-            </w:r>
-          </w:p>
-        </w:tc>
-        <w:tc>
-          <w:tcPr>
-            <w:tcW w:w="300" w:type="dxa"/>
+              <w:t>Л</w:t>
+            </w:r>
+          </w:p>
+        </w:tc>
+        <w:tc>
+          <w:tcPr>
+            <w:tcW w:w="460" w:type="dxa"/>
             <w:tcBorders>
               <w:top w:val="single" w:sz="4" w:space="0" w:color="auto"/>
               <w:left w:val="nil"/>
@@ -5334,13 +5279,13 @@
                 <w:lang w:eastAsia="ru-RU"/>
                 <w14:ligatures w14:val="none"/>
               </w:rPr>
-              <w:t>B</w:t>
-            </w:r>
-          </w:p>
-        </w:tc>
-        <w:tc>
-          <w:tcPr>
-            <w:tcW w:w="420" w:type="dxa"/>
+              <w:t>Е</w:t>
+            </w:r>
+          </w:p>
+        </w:tc>
+        <w:tc>
+          <w:tcPr>
+            <w:tcW w:w="494" w:type="dxa"/>
             <w:tcBorders>
               <w:top w:val="single" w:sz="4" w:space="0" w:color="auto"/>
               <w:left w:val="nil"/>
@@ -5375,89 +5320,44 @@
                 <w:lang w:eastAsia="ru-RU"/>
                 <w14:ligatures w14:val="none"/>
               </w:rPr>
-              <w:t>E</w:t>
-            </w:r>
-          </w:p>
-        </w:tc>
-        <w:tc>
-          <w:tcPr>
-            <w:tcW w:w="380" w:type="dxa"/>
+              <w:t>С</w:t>
+            </w:r>
+          </w:p>
+        </w:tc>
+        <w:tc>
+          <w:tcPr>
+            <w:tcW w:w="473" w:type="dxa"/>
             <w:tcBorders>
               <w:top w:val="single" w:sz="4" w:space="0" w:color="auto"/>
               <w:left w:val="nil"/>
               <w:bottom w:val="single" w:sz="4" w:space="0" w:color="auto"/>
               <w:right w:val="single" w:sz="4" w:space="0" w:color="auto"/>
             </w:tcBorders>
-            <w:shd w:val="clear" w:color="auto" w:fill="auto"/>
-            <w:noWrap/>
-            <w:vAlign w:val="bottom"/>
-            <w:hideMark/>
-          </w:tcPr>
-          <w:p>
-            <w:pPr>
-              <w:spacing w:after="0" w:line="240" w:lineRule="auto"/>
-              <w:rPr>
-                <w:rFonts w:ascii="Calibri" w:eastAsia="Times New Roman" w:hAnsi="Calibri" w:cs="Calibri"/>
-                <w:color w:val="000000"/>
-                <w:kern w:val="0"/>
-                <w:sz w:val="32"/>
-                <w:szCs w:val="32"/>
-                <w:lang w:eastAsia="ru-RU"/>
-                <w14:ligatures w14:val="none"/>
-              </w:rPr>
-            </w:pPr>
-            <w:r>
-              <w:rPr>
-                <w:rFonts w:ascii="Calibri" w:eastAsia="Times New Roman" w:hAnsi="Calibri" w:cs="Calibri"/>
-                <w:color w:val="000000"/>
-                <w:kern w:val="0"/>
-                <w:sz w:val="32"/>
-                <w:szCs w:val="32"/>
-                <w:lang w:eastAsia="ru-RU"/>
-                <w14:ligatures w14:val="none"/>
-              </w:rPr>
-              <w:t>S</w:t>
-            </w:r>
-          </w:p>
-        </w:tc>
-        <w:tc>
-          <w:tcPr>
-            <w:tcW w:w="400" w:type="dxa"/>
-            <w:tcBorders>
-              <w:top w:val="single" w:sz="4" w:space="0" w:color="auto"/>
-              <w:left w:val="nil"/>
-              <w:bottom w:val="single" w:sz="4" w:space="0" w:color="auto"/>
-              <w:right w:val="single" w:sz="4" w:space="0" w:color="auto"/>
-            </w:tcBorders>
-            <w:shd w:val="clear" w:color="auto" w:fill="auto"/>
-            <w:noWrap/>
-            <w:vAlign w:val="bottom"/>
-            <w:hideMark/>
-          </w:tcPr>
-          <w:p>
-            <w:pPr>
-              <w:spacing w:after="0" w:line="240" w:lineRule="auto"/>
-              <w:rPr>
-                <w:rFonts w:ascii="Calibri" w:eastAsia="Times New Roman" w:hAnsi="Calibri" w:cs="Calibri"/>
-                <w:color w:val="000000"/>
-                <w:kern w:val="0"/>
-                <w:sz w:val="32"/>
-                <w:szCs w:val="32"/>
-                <w:lang w:eastAsia="ru-RU"/>
-                <w14:ligatures w14:val="none"/>
-              </w:rPr>
-            </w:pPr>
-            <w:r>
-              <w:rPr>
-                <w:rFonts w:ascii="Calibri" w:eastAsia="Times New Roman" w:hAnsi="Calibri" w:cs="Calibri"/>
-                <w:color w:val="000000"/>
-                <w:kern w:val="0"/>
-                <w:sz w:val="32"/>
-                <w:szCs w:val="32"/>
-                <w:lang w:eastAsia="ru-RU"/>
-                <w14:ligatures w14:val="none"/>
-              </w:rPr>
-              <w:t>T</w:t>
+          </w:tcPr>
+          <w:p>
+            <w:pPr>
+              <w:spacing w:after="0" w:line="240" w:lineRule="auto"/>
+              <w:rPr>
+                <w:rFonts w:ascii="Calibri" w:eastAsia="Times New Roman" w:hAnsi="Calibri" w:cs="Calibri"/>
+                <w:color w:val="000000"/>
+                <w:kern w:val="0"/>
+                <w:sz w:val="32"/>
+                <w:szCs w:val="32"/>
+                <w:lang w:eastAsia="ru-RU"/>
+                <w14:ligatures w14:val="none"/>
+              </w:rPr>
+            </w:pPr>
+            <w:r>
+              <w:rPr>
+                <w:rFonts w:ascii="Calibri" w:eastAsia="Times New Roman" w:hAnsi="Calibri" w:cs="Calibri"/>
+                <w:color w:val="000000"/>
+                <w:kern w:val="0"/>
+                <w:sz w:val="32"/>
+                <w:szCs w:val="32"/>
+                <w:lang w:eastAsia="ru-RU"/>
+                <w14:ligatures w14:val="none"/>
+              </w:rPr>
+              <w:t>У</w:t>
             </w:r>
           </w:p>
         </w:tc>
@@ -5468,7 +5368,7 @@
         </w:trPr>
         <w:tc>
           <w:tcPr>
-            <w:tcW w:w="420" w:type="dxa"/>
+            <w:tcW w:w="440" w:type="dxa"/>
             <w:tcBorders>
               <w:top w:val="nil"/>
               <w:left w:val="single" w:sz="4" w:space="0" w:color="auto"/>
@@ -5503,13 +5403,13 @@
                 <w:lang w:eastAsia="ru-RU"/>
                 <w14:ligatures w14:val="none"/>
               </w:rPr>
-              <w:t>H</w:t>
-            </w:r>
-          </w:p>
-        </w:tc>
-        <w:tc>
-          <w:tcPr>
-            <w:tcW w:w="380" w:type="dxa"/>
+              <w:t>О</w:t>
+            </w:r>
+          </w:p>
+        </w:tc>
+        <w:tc>
+          <w:tcPr>
+            <w:tcW w:w="473" w:type="dxa"/>
             <w:tcBorders>
               <w:top w:val="nil"/>
               <w:left w:val="nil"/>
@@ -5544,13 +5444,13 @@
                 <w:lang w:eastAsia="ru-RU"/>
                 <w14:ligatures w14:val="none"/>
               </w:rPr>
-              <w:t>I</w:t>
-            </w:r>
-          </w:p>
-        </w:tc>
-        <w:tc>
-          <w:tcPr>
-            <w:tcW w:w="380" w:type="dxa"/>
+              <w:t>Р</w:t>
+            </w:r>
+          </w:p>
+        </w:tc>
+        <w:tc>
+          <w:tcPr>
+            <w:tcW w:w="422" w:type="dxa"/>
             <w:tcBorders>
               <w:top w:val="nil"/>
               <w:left w:val="nil"/>
@@ -5585,7 +5485,7 @@
                 <w:lang w:eastAsia="ru-RU"/>
                 <w14:ligatures w14:val="none"/>
               </w:rPr>
-              <w:t>J</w:t>
+              <w:t>Е</w:t>
             </w:r>
           </w:p>
         </w:tc>
@@ -5626,13 +5526,13 @@
                 <w:lang w:eastAsia="ru-RU"/>
                 <w14:ligatures w14:val="none"/>
               </w:rPr>
-              <w:t>K</w:t>
-            </w:r>
-          </w:p>
-        </w:tc>
-        <w:tc>
-          <w:tcPr>
-            <w:tcW w:w="400" w:type="dxa"/>
+              <w:t>Х</w:t>
+            </w:r>
+          </w:p>
+        </w:tc>
+        <w:tc>
+          <w:tcPr>
+            <w:tcW w:w="494" w:type="dxa"/>
             <w:tcBorders>
               <w:top w:val="nil"/>
               <w:left w:val="nil"/>
@@ -5667,13 +5567,13 @@
                 <w:lang w:eastAsia="ru-RU"/>
                 <w14:ligatures w14:val="none"/>
               </w:rPr>
-              <w:t>L</w:t>
-            </w:r>
-          </w:p>
-        </w:tc>
-        <w:tc>
-          <w:tcPr>
-            <w:tcW w:w="440" w:type="dxa"/>
+              <w:t>П</w:t>
+            </w:r>
+          </w:p>
+        </w:tc>
+        <w:tc>
+          <w:tcPr>
+            <w:tcW w:w="501" w:type="dxa"/>
             <w:tcBorders>
               <w:top w:val="nil"/>
               <w:left w:val="nil"/>
@@ -5708,13 +5608,13 @@
                 <w:lang w:eastAsia="ru-RU"/>
                 <w14:ligatures w14:val="none"/>
               </w:rPr>
-              <w:t>M</w:t>
-            </w:r>
-          </w:p>
-        </w:tc>
-        <w:tc>
-          <w:tcPr>
-            <w:tcW w:w="380" w:type="dxa"/>
+              <w:t>С</w:t>
+            </w:r>
+          </w:p>
+        </w:tc>
+        <w:tc>
+          <w:tcPr>
+            <w:tcW w:w="490" w:type="dxa"/>
             <w:tcBorders>
               <w:top w:val="nil"/>
               <w:left w:val="nil"/>
@@ -5749,13 +5649,13 @@
                 <w:lang w:eastAsia="ru-RU"/>
                 <w14:ligatures w14:val="none"/>
               </w:rPr>
-              <w:t>N</w:t>
-            </w:r>
-          </w:p>
-        </w:tc>
-        <w:tc>
-          <w:tcPr>
-            <w:tcW w:w="320" w:type="dxa"/>
+              <w:t>Ё</w:t>
+            </w:r>
+          </w:p>
+        </w:tc>
+        <w:tc>
+          <w:tcPr>
+            <w:tcW w:w="422" w:type="dxa"/>
             <w:tcBorders>
               <w:top w:val="nil"/>
               <w:left w:val="nil"/>
@@ -5790,7 +5690,89 @@
                 <w:lang w:eastAsia="ru-RU"/>
                 <w14:ligatures w14:val="none"/>
               </w:rPr>
-              <w:t>O</w:t>
+              <w:t>Ц</w:t>
+            </w:r>
+          </w:p>
+        </w:tc>
+        <w:tc>
+          <w:tcPr>
+            <w:tcW w:w="494" w:type="dxa"/>
+            <w:tcBorders>
+              <w:top w:val="nil"/>
+              <w:left w:val="nil"/>
+              <w:bottom w:val="single" w:sz="4" w:space="0" w:color="auto"/>
+              <w:right w:val="single" w:sz="4" w:space="0" w:color="auto"/>
+            </w:tcBorders>
+            <w:shd w:val="clear" w:color="auto" w:fill="auto"/>
+            <w:noWrap/>
+            <w:vAlign w:val="bottom"/>
+            <w:hideMark/>
+          </w:tcPr>
+          <w:p>
+            <w:pPr>
+              <w:spacing w:after="0" w:line="240" w:lineRule="auto"/>
+              <w:rPr>
+                <w:rFonts w:ascii="Calibri" w:eastAsia="Times New Roman" w:hAnsi="Calibri" w:cs="Calibri"/>
+                <w:color w:val="000000"/>
+                <w:kern w:val="0"/>
+                <w:sz w:val="32"/>
+                <w:szCs w:val="32"/>
+                <w:lang w:eastAsia="ru-RU"/>
+                <w14:ligatures w14:val="none"/>
+              </w:rPr>
+            </w:pPr>
+            <w:r>
+              <w:rPr>
+                <w:rFonts w:ascii="Calibri" w:eastAsia="Times New Roman" w:hAnsi="Calibri" w:cs="Calibri"/>
+                <w:color w:val="000000"/>
+                <w:kern w:val="0"/>
+                <w:sz w:val="32"/>
+                <w:szCs w:val="32"/>
+                <w:lang w:eastAsia="ru-RU"/>
+                <w14:ligatures w14:val="none"/>
+              </w:rPr>
+              <w:t>Р</w:t>
+            </w:r>
+          </w:p>
+        </w:tc>
+        <w:tc>
+          <w:tcPr>
+            <w:tcW w:w="501" w:type="dxa"/>
+            <w:tcBorders>
+              <w:top w:val="nil"/>
+              <w:left w:val="nil"/>
+              <w:bottom w:val="single" w:sz="4" w:space="0" w:color="auto"/>
+              <w:right w:val="single" w:sz="4" w:space="0" w:color="auto"/>
+            </w:tcBorders>
+            <w:shd w:val="clear" w:color="auto" w:fill="auto"/>
+            <w:noWrap/>
+            <w:vAlign w:val="bottom"/>
+            <w:hideMark/>
+          </w:tcPr>
+          <w:p>
+            <w:pPr>
+              <w:spacing w:after="0" w:line="240" w:lineRule="auto"/>
+              <w:rPr>
+                <w:rFonts w:ascii="Calibri" w:eastAsia="Times New Roman" w:hAnsi="Calibri" w:cs="Calibri"/>
+                <w:color w:val="000000"/>
+                <w:kern w:val="0"/>
+                <w:sz w:val="32"/>
+                <w:szCs w:val="32"/>
+                <w:lang w:eastAsia="ru-RU"/>
+                <w14:ligatures w14:val="none"/>
+              </w:rPr>
+            </w:pPr>
+            <w:r>
+              <w:rPr>
+                <w:rFonts w:ascii="Calibri" w:eastAsia="Times New Roman" w:hAnsi="Calibri" w:cs="Calibri"/>
+                <w:color w:val="000000"/>
+                <w:kern w:val="0"/>
+                <w:sz w:val="32"/>
+                <w:szCs w:val="32"/>
+                <w:lang w:eastAsia="ru-RU"/>
+                <w14:ligatures w14:val="none"/>
+              </w:rPr>
+              <w:t>Т</w:t>
             </w:r>
           </w:p>
         </w:tc>
@@ -5831,13 +5813,13 @@
                 <w:lang w:eastAsia="ru-RU"/>
                 <w14:ligatures w14:val="none"/>
               </w:rPr>
-              <w:t>P</w:t>
-            </w:r>
-          </w:p>
-        </w:tc>
-        <w:tc>
-          <w:tcPr>
-            <w:tcW w:w="300" w:type="dxa"/>
+              <w:t>З</w:t>
+            </w:r>
+          </w:p>
+        </w:tc>
+        <w:tc>
+          <w:tcPr>
+            <w:tcW w:w="460" w:type="dxa"/>
             <w:tcBorders>
               <w:top w:val="nil"/>
               <w:left w:val="nil"/>
@@ -5872,13 +5854,13 @@
                 <w:lang w:eastAsia="ru-RU"/>
                 <w14:ligatures w14:val="none"/>
               </w:rPr>
-              <w:t>Q</w:t>
-            </w:r>
-          </w:p>
-        </w:tc>
-        <w:tc>
-          <w:tcPr>
-            <w:tcW w:w="420" w:type="dxa"/>
+              <w:t>Ч</w:t>
+            </w:r>
+          </w:p>
+        </w:tc>
+        <w:tc>
+          <w:tcPr>
+            <w:tcW w:w="494" w:type="dxa"/>
             <w:tcBorders>
               <w:top w:val="nil"/>
               <w:left w:val="nil"/>
@@ -5913,89 +5895,44 @@
                 <w:lang w:eastAsia="ru-RU"/>
                 <w14:ligatures w14:val="none"/>
               </w:rPr>
-              <w:t>R</w:t>
-            </w:r>
-          </w:p>
-        </w:tc>
-        <w:tc>
-          <w:tcPr>
-            <w:tcW w:w="380" w:type="dxa"/>
+              <w:t>Ч</w:t>
+            </w:r>
+          </w:p>
+        </w:tc>
+        <w:tc>
+          <w:tcPr>
+            <w:tcW w:w="473" w:type="dxa"/>
             <w:tcBorders>
               <w:top w:val="nil"/>
               <w:left w:val="nil"/>
               <w:bottom w:val="single" w:sz="4" w:space="0" w:color="auto"/>
               <w:right w:val="single" w:sz="4" w:space="0" w:color="auto"/>
             </w:tcBorders>
-            <w:shd w:val="clear" w:color="auto" w:fill="auto"/>
-            <w:noWrap/>
-            <w:vAlign w:val="bottom"/>
-            <w:hideMark/>
-          </w:tcPr>
-          <w:p>
-            <w:pPr>
-              <w:spacing w:after="0" w:line="240" w:lineRule="auto"/>
-              <w:rPr>
-                <w:rFonts w:ascii="Calibri" w:eastAsia="Times New Roman" w:hAnsi="Calibri" w:cs="Calibri"/>
-                <w:color w:val="000000"/>
-                <w:kern w:val="0"/>
-                <w:sz w:val="32"/>
-                <w:szCs w:val="32"/>
-                <w:lang w:eastAsia="ru-RU"/>
-                <w14:ligatures w14:val="none"/>
-              </w:rPr>
-            </w:pPr>
-            <w:r>
-              <w:rPr>
-                <w:rFonts w:ascii="Calibri" w:eastAsia="Times New Roman" w:hAnsi="Calibri" w:cs="Calibri"/>
-                <w:color w:val="000000"/>
-                <w:kern w:val="0"/>
-                <w:sz w:val="32"/>
-                <w:szCs w:val="32"/>
-                <w:lang w:eastAsia="ru-RU"/>
-                <w14:ligatures w14:val="none"/>
-              </w:rPr>
-              <w:t>S</w:t>
-            </w:r>
-          </w:p>
-        </w:tc>
-        <w:tc>
-          <w:tcPr>
-            <w:tcW w:w="400" w:type="dxa"/>
-            <w:tcBorders>
-              <w:top w:val="nil"/>
-              <w:left w:val="nil"/>
-              <w:bottom w:val="single" w:sz="4" w:space="0" w:color="auto"/>
-              <w:right w:val="single" w:sz="4" w:space="0" w:color="auto"/>
-            </w:tcBorders>
-            <w:shd w:val="clear" w:color="auto" w:fill="auto"/>
-            <w:noWrap/>
-            <w:vAlign w:val="bottom"/>
-            <w:hideMark/>
-          </w:tcPr>
-          <w:p>
-            <w:pPr>
-              <w:spacing w:after="0" w:line="240" w:lineRule="auto"/>
-              <w:rPr>
-                <w:rFonts w:ascii="Calibri" w:eastAsia="Times New Roman" w:hAnsi="Calibri" w:cs="Calibri"/>
-                <w:color w:val="000000"/>
-                <w:kern w:val="0"/>
-                <w:sz w:val="32"/>
-                <w:szCs w:val="32"/>
-                <w:lang w:eastAsia="ru-RU"/>
-                <w14:ligatures w14:val="none"/>
-              </w:rPr>
-            </w:pPr>
-            <w:r>
-              <w:rPr>
-                <w:rFonts w:ascii="Calibri" w:eastAsia="Times New Roman" w:hAnsi="Calibri" w:cs="Calibri"/>
-                <w:color w:val="000000"/>
-                <w:kern w:val="0"/>
-                <w:sz w:val="32"/>
-                <w:szCs w:val="32"/>
-                <w:lang w:eastAsia="ru-RU"/>
-                <w14:ligatures w14:val="none"/>
-              </w:rPr>
-              <w:t>T</w:t>
+          </w:tcPr>
+          <w:p>
+            <w:pPr>
+              <w:spacing w:after="0" w:line="240" w:lineRule="auto"/>
+              <w:rPr>
+                <w:rFonts w:ascii="Calibri" w:eastAsia="Times New Roman" w:hAnsi="Calibri" w:cs="Calibri"/>
+                <w:color w:val="000000"/>
+                <w:kern w:val="0"/>
+                <w:sz w:val="32"/>
+                <w:szCs w:val="32"/>
+                <w:lang w:eastAsia="ru-RU"/>
+                <w14:ligatures w14:val="none"/>
+              </w:rPr>
+            </w:pPr>
+            <w:r>
+              <w:rPr>
+                <w:rFonts w:ascii="Calibri" w:eastAsia="Times New Roman" w:hAnsi="Calibri" w:cs="Calibri"/>
+                <w:color w:val="000000"/>
+                <w:kern w:val="0"/>
+                <w:sz w:val="32"/>
+                <w:szCs w:val="32"/>
+                <w:lang w:eastAsia="ru-RU"/>
+                <w14:ligatures w14:val="none"/>
+              </w:rPr>
+              <w:t>С</w:t>
             </w:r>
           </w:p>
         </w:tc>
@@ -6006,7 +5943,7 @@
         </w:trPr>
         <w:tc>
           <w:tcPr>
-            <w:tcW w:w="420" w:type="dxa"/>
+            <w:tcW w:w="440" w:type="dxa"/>
             <w:tcBorders>
               <w:top w:val="nil"/>
               <w:left w:val="single" w:sz="4" w:space="0" w:color="auto"/>
@@ -6041,13 +5978,13 @@
                 <w:lang w:eastAsia="ru-RU"/>
                 <w14:ligatures w14:val="none"/>
               </w:rPr>
-              <w:t>Z</w:t>
-            </w:r>
-          </w:p>
-        </w:tc>
-        <w:tc>
-          <w:tcPr>
-            <w:tcW w:w="380" w:type="dxa"/>
+              <w:t>Ф</w:t>
+            </w:r>
+          </w:p>
+        </w:tc>
+        <w:tc>
+          <w:tcPr>
+            <w:tcW w:w="473" w:type="dxa"/>
             <w:tcBorders>
               <w:top w:val="nil"/>
               <w:left w:val="nil"/>
@@ -6082,13 +6019,13 @@
                 <w:lang w:eastAsia="ru-RU"/>
                 <w14:ligatures w14:val="none"/>
               </w:rPr>
-              <w:t>Q</w:t>
-            </w:r>
-          </w:p>
-        </w:tc>
-        <w:tc>
-          <w:tcPr>
-            <w:tcW w:w="380" w:type="dxa"/>
+              <w:t>Ч</w:t>
+            </w:r>
+          </w:p>
+        </w:tc>
+        <w:tc>
+          <w:tcPr>
+            <w:tcW w:w="422" w:type="dxa"/>
             <w:tcBorders>
               <w:top w:val="nil"/>
               <w:left w:val="nil"/>
@@ -6123,7 +6060,7 @@
                 <w:lang w:eastAsia="ru-RU"/>
                 <w14:ligatures w14:val="none"/>
               </w:rPr>
-              <w:t>V</w:t>
+              <w:t>Н</w:t>
             </w:r>
           </w:p>
         </w:tc>
@@ -6164,13 +6101,13 @@
                 <w:lang w:eastAsia="ru-RU"/>
                 <w14:ligatures w14:val="none"/>
               </w:rPr>
-              <w:t>Z</w:t>
-            </w:r>
-          </w:p>
-        </w:tc>
-        <w:tc>
-          <w:tcPr>
-            <w:tcW w:w="400" w:type="dxa"/>
+              <w:t>А</w:t>
+            </w:r>
+          </w:p>
+        </w:tc>
+        <w:tc>
+          <w:tcPr>
+            <w:tcW w:w="494" w:type="dxa"/>
             <w:tcBorders>
               <w:top w:val="nil"/>
               <w:left w:val="nil"/>
@@ -6205,13 +6142,13 @@
                 <w:lang w:eastAsia="ru-RU"/>
                 <w14:ligatures w14:val="none"/>
               </w:rPr>
-              <w:t>W</w:t>
-            </w:r>
-          </w:p>
-        </w:tc>
-        <w:tc>
-          <w:tcPr>
-            <w:tcW w:w="440" w:type="dxa"/>
+              <w:t>Ш</w:t>
+            </w:r>
+          </w:p>
+        </w:tc>
+        <w:tc>
+          <w:tcPr>
+            <w:tcW w:w="501" w:type="dxa"/>
             <w:tcBorders>
               <w:top w:val="nil"/>
               <w:left w:val="nil"/>
@@ -6246,13 +6183,13 @@
                 <w:lang w:eastAsia="ru-RU"/>
                 <w14:ligatures w14:val="none"/>
               </w:rPr>
-              <w:t>K</w:t>
-            </w:r>
-          </w:p>
-        </w:tc>
-        <w:tc>
-          <w:tcPr>
-            <w:tcW w:w="380" w:type="dxa"/>
+              <w:t>Х</w:t>
+            </w:r>
+          </w:p>
+        </w:tc>
+        <w:tc>
+          <w:tcPr>
+            <w:tcW w:w="490" w:type="dxa"/>
             <w:tcBorders>
               <w:top w:val="nil"/>
               <w:left w:val="nil"/>
@@ -6287,13 +6224,13 @@
                 <w:lang w:eastAsia="ru-RU"/>
                 <w14:ligatures w14:val="none"/>
               </w:rPr>
-              <w:t>G</w:t>
-            </w:r>
-          </w:p>
-        </w:tc>
-        <w:tc>
-          <w:tcPr>
-            <w:tcW w:w="320" w:type="dxa"/>
+              <w:t>М</w:t>
+            </w:r>
+          </w:p>
+        </w:tc>
+        <w:tc>
+          <w:tcPr>
+            <w:tcW w:w="422" w:type="dxa"/>
             <w:tcBorders>
               <w:top w:val="nil"/>
               <w:left w:val="nil"/>
@@ -6328,7 +6265,89 @@
                 <w:lang w:eastAsia="ru-RU"/>
                 <w14:ligatures w14:val="none"/>
               </w:rPr>
-              <w:t>V</w:t>
+              <w:t>И</w:t>
+            </w:r>
+          </w:p>
+        </w:tc>
+        <w:tc>
+          <w:tcPr>
+            <w:tcW w:w="494" w:type="dxa"/>
+            <w:tcBorders>
+              <w:top w:val="nil"/>
+              <w:left w:val="nil"/>
+              <w:bottom w:val="single" w:sz="4" w:space="0" w:color="auto"/>
+              <w:right w:val="single" w:sz="4" w:space="0" w:color="auto"/>
+            </w:tcBorders>
+            <w:shd w:val="clear" w:color="auto" w:fill="auto"/>
+            <w:noWrap/>
+            <w:vAlign w:val="bottom"/>
+            <w:hideMark/>
+          </w:tcPr>
+          <w:p>
+            <w:pPr>
+              <w:spacing w:after="0" w:line="240" w:lineRule="auto"/>
+              <w:rPr>
+                <w:rFonts w:ascii="Calibri" w:eastAsia="Times New Roman" w:hAnsi="Calibri" w:cs="Calibri"/>
+                <w:color w:val="000000"/>
+                <w:kern w:val="0"/>
+                <w:sz w:val="32"/>
+                <w:szCs w:val="32"/>
+                <w:lang w:eastAsia="ru-RU"/>
+                <w14:ligatures w14:val="none"/>
+              </w:rPr>
+            </w:pPr>
+            <w:r>
+              <w:rPr>
+                <w:rFonts w:ascii="Calibri" w:eastAsia="Times New Roman" w:hAnsi="Calibri" w:cs="Calibri"/>
+                <w:color w:val="000000"/>
+                <w:kern w:val="0"/>
+                <w:sz w:val="32"/>
+                <w:szCs w:val="32"/>
+                <w:lang w:eastAsia="ru-RU"/>
+                <w14:ligatures w14:val="none"/>
+              </w:rPr>
+              <w:t>А</w:t>
+            </w:r>
+          </w:p>
+        </w:tc>
+        <w:tc>
+          <w:tcPr>
+            <w:tcW w:w="501" w:type="dxa"/>
+            <w:tcBorders>
+              <w:top w:val="nil"/>
+              <w:left w:val="nil"/>
+              <w:bottom w:val="single" w:sz="4" w:space="0" w:color="auto"/>
+              <w:right w:val="single" w:sz="4" w:space="0" w:color="auto"/>
+            </w:tcBorders>
+            <w:shd w:val="clear" w:color="auto" w:fill="auto"/>
+            <w:noWrap/>
+            <w:vAlign w:val="bottom"/>
+            <w:hideMark/>
+          </w:tcPr>
+          <w:p>
+            <w:pPr>
+              <w:spacing w:after="0" w:line="240" w:lineRule="auto"/>
+              <w:rPr>
+                <w:rFonts w:ascii="Calibri" w:eastAsia="Times New Roman" w:hAnsi="Calibri" w:cs="Calibri"/>
+                <w:color w:val="000000"/>
+                <w:kern w:val="0"/>
+                <w:sz w:val="32"/>
+                <w:szCs w:val="32"/>
+                <w:lang w:eastAsia="ru-RU"/>
+                <w14:ligatures w14:val="none"/>
+              </w:rPr>
+            </w:pPr>
+            <w:r>
+              <w:rPr>
+                <w:rFonts w:ascii="Calibri" w:eastAsia="Times New Roman" w:hAnsi="Calibri" w:cs="Calibri"/>
+                <w:color w:val="000000"/>
+                <w:kern w:val="0"/>
+                <w:sz w:val="32"/>
+                <w:szCs w:val="32"/>
+                <w:lang w:eastAsia="ru-RU"/>
+                <w14:ligatures w14:val="none"/>
+              </w:rPr>
+              <w:t>Б</w:t>
             </w:r>
           </w:p>
         </w:tc>
@@ -6369,13 +6388,13 @@
                 <w:lang w:eastAsia="ru-RU"/>
                 <w14:ligatures w14:val="none"/>
               </w:rPr>
-              <w:t>T</w:t>
-            </w:r>
-          </w:p>
-        </w:tc>
-        <w:tc>
-          <w:tcPr>
-            <w:tcW w:w="300" w:type="dxa"/>
+              <w:t>У</w:t>
+            </w:r>
+          </w:p>
+        </w:tc>
+        <w:tc>
+          <w:tcPr>
+            <w:tcW w:w="460" w:type="dxa"/>
             <w:tcBorders>
               <w:top w:val="nil"/>
               <w:left w:val="nil"/>
@@ -6410,13 +6429,13 @@
                 <w:lang w:eastAsia="ru-RU"/>
                 <w14:ligatures w14:val="none"/>
               </w:rPr>
-              <w:t>R</w:t>
-            </w:r>
-          </w:p>
-        </w:tc>
-        <w:tc>
-          <w:tcPr>
-            <w:tcW w:w="420" w:type="dxa"/>
+              <w:t>Ь</w:t>
+            </w:r>
+          </w:p>
+        </w:tc>
+        <w:tc>
+          <w:tcPr>
+            <w:tcW w:w="494" w:type="dxa"/>
             <w:tcBorders>
               <w:top w:val="nil"/>
               <w:left w:val="nil"/>
@@ -6451,89 +6470,44 @@
                 <w:lang w:eastAsia="ru-RU"/>
                 <w14:ligatures w14:val="none"/>
               </w:rPr>
-              <w:t>V</w:t>
-            </w:r>
-          </w:p>
-        </w:tc>
-        <w:tc>
-          <w:tcPr>
-            <w:tcW w:w="380" w:type="dxa"/>
+              <w:t>Г</w:t>
+            </w:r>
+          </w:p>
+        </w:tc>
+        <w:tc>
+          <w:tcPr>
+            <w:tcW w:w="473" w:type="dxa"/>
             <w:tcBorders>
               <w:top w:val="nil"/>
               <w:left w:val="nil"/>
               <w:bottom w:val="single" w:sz="4" w:space="0" w:color="auto"/>
               <w:right w:val="single" w:sz="4" w:space="0" w:color="auto"/>
             </w:tcBorders>
-            <w:shd w:val="clear" w:color="auto" w:fill="auto"/>
-            <w:noWrap/>
-            <w:vAlign w:val="bottom"/>
-            <w:hideMark/>
-          </w:tcPr>
-          <w:p>
-            <w:pPr>
-              <w:spacing w:after="0" w:line="240" w:lineRule="auto"/>
-              <w:rPr>
-                <w:rFonts w:ascii="Calibri" w:eastAsia="Times New Roman" w:hAnsi="Calibri" w:cs="Calibri"/>
-                <w:color w:val="000000"/>
-                <w:kern w:val="0"/>
-                <w:sz w:val="32"/>
-                <w:szCs w:val="32"/>
-                <w:lang w:eastAsia="ru-RU"/>
-                <w14:ligatures w14:val="none"/>
-              </w:rPr>
-            </w:pPr>
-            <w:r>
-              <w:rPr>
-                <w:rFonts w:ascii="Calibri" w:eastAsia="Times New Roman" w:hAnsi="Calibri" w:cs="Calibri"/>
-                <w:color w:val="000000"/>
-                <w:kern w:val="0"/>
-                <w:sz w:val="32"/>
-                <w:szCs w:val="32"/>
-                <w:lang w:eastAsia="ru-RU"/>
-                <w14:ligatures w14:val="none"/>
-              </w:rPr>
-              <w:t>K</w:t>
-            </w:r>
-          </w:p>
-        </w:tc>
-        <w:tc>
-          <w:tcPr>
-            <w:tcW w:w="400" w:type="dxa"/>
-            <w:tcBorders>
-              <w:top w:val="nil"/>
-              <w:left w:val="nil"/>
-              <w:bottom w:val="single" w:sz="4" w:space="0" w:color="auto"/>
-              <w:right w:val="single" w:sz="4" w:space="0" w:color="auto"/>
-            </w:tcBorders>
-            <w:shd w:val="clear" w:color="auto" w:fill="auto"/>
-            <w:noWrap/>
-            <w:vAlign w:val="bottom"/>
-            <w:hideMark/>
-          </w:tcPr>
-          <w:p>
-            <w:pPr>
-              <w:spacing w:after="0" w:line="240" w:lineRule="auto"/>
-              <w:rPr>
-                <w:rFonts w:ascii="Calibri" w:eastAsia="Times New Roman" w:hAnsi="Calibri" w:cs="Calibri"/>
-                <w:color w:val="000000"/>
-                <w:kern w:val="0"/>
-                <w:sz w:val="32"/>
-                <w:szCs w:val="32"/>
-                <w:lang w:eastAsia="ru-RU"/>
-                <w14:ligatures w14:val="none"/>
-              </w:rPr>
-            </w:pPr>
-            <w:r>
-              <w:rPr>
-                <w:rFonts w:ascii="Calibri" w:eastAsia="Times New Roman" w:hAnsi="Calibri" w:cs="Calibri"/>
-                <w:color w:val="000000"/>
-                <w:kern w:val="0"/>
-                <w:sz w:val="32"/>
-                <w:szCs w:val="32"/>
-                <w:lang w:eastAsia="ru-RU"/>
-                <w14:ligatures w14:val="none"/>
-              </w:rPr>
-              <w:t>M</w:t>
+          </w:tcPr>
+          <w:p>
+            <w:pPr>
+              <w:spacing w:after="0" w:line="240" w:lineRule="auto"/>
+              <w:rPr>
+                <w:rFonts w:ascii="Calibri" w:eastAsia="Times New Roman" w:hAnsi="Calibri" w:cs="Calibri"/>
+                <w:color w:val="000000"/>
+                <w:kern w:val="0"/>
+                <w:sz w:val="32"/>
+                <w:szCs w:val="32"/>
+                <w:lang w:eastAsia="ru-RU"/>
+                <w14:ligatures w14:val="none"/>
+              </w:rPr>
+            </w:pPr>
+            <w:r>
+              <w:rPr>
+                <w:rFonts w:ascii="Calibri" w:eastAsia="Times New Roman" w:hAnsi="Calibri" w:cs="Calibri"/>
+                <w:color w:val="000000"/>
+                <w:kern w:val="0"/>
+                <w:sz w:val="32"/>
+                <w:szCs w:val="32"/>
+                <w:lang w:eastAsia="ru-RU"/>
+                <w14:ligatures w14:val="none"/>
+              </w:rPr>
+              <w:t>Ж</w:t>
             </w:r>
           </w:p>
         </w:tc>
@@ -6541,6 +6515,8 @@
     </w:tbl>
     <w:p>
       <w:pPr>
+        <w:pStyle w:val="a3"/>
+        <w:ind w:left="0"/>
         <w:rPr>
           <w:rFonts w:ascii="Times New Roman" w:hAnsi="Times New Roman" w:cs="Times New Roman"/>
           <w:sz w:val="28"/>
@@ -6551,14 +6527,14 @@
     </w:p>
     <w:p>
       <w:pPr>
-        <w:rPr>
-          <w:rFonts w:ascii="Times New Roman" w:hAnsi="Times New Roman" w:cs="Times New Roman"/>
-          <w:sz w:val="28"/>
-          <w:szCs w:val="28"/>
-        </w:rPr>
-      </w:pPr>
-      <w:bookmarkStart w:id="0" w:name="_GoBack"/>
-      <w:bookmarkEnd w:id="0"/>
+        <w:pStyle w:val="a3"/>
+        <w:ind w:left="0"/>
+        <w:rPr>
+          <w:rFonts w:ascii="Times New Roman" w:hAnsi="Times New Roman" w:cs="Times New Roman"/>
+          <w:sz w:val="28"/>
+          <w:szCs w:val="28"/>
+        </w:rPr>
+      </w:pPr>
       <w:r>
         <w:rPr>
           <w:rFonts w:ascii="Times New Roman" w:hAnsi="Times New Roman" w:cs="Times New Roman"/>
@@ -6585,20 +6561,26 @@
           <w:szCs w:val="28"/>
           <w:lang w:val="en-US"/>
         </w:rPr>
-        <w:t xml:space="preserve">: </w:t>
-      </w:r>
-      <w:r>
-        <w:rPr>
-          <w:rFonts w:ascii="Times New Roman" w:hAnsi="Times New Roman" w:cs="Times New Roman"/>
-          <w:sz w:val="28"/>
-          <w:szCs w:val="28"/>
-        </w:rPr>
-        <w:t>ZQVZWKGVTRVKM</w:t>
+        <w:t>:</w:t>
+      </w:r>
+      <w:r>
+        <w:t xml:space="preserve"> </w:t>
+      </w:r>
+      <w:r>
+        <w:rPr>
+          <w:rFonts w:ascii="Times New Roman" w:hAnsi="Times New Roman" w:cs="Times New Roman"/>
+          <w:sz w:val="28"/>
+          <w:szCs w:val="28"/>
+          <w:lang w:val="en-US"/>
+        </w:rPr>
+        <w:t>ФЧНАШХМИАБУЬГЖ</w:t>
       </w:r>
     </w:p>
     <w:p>
       <w:pPr>
+        <w:pStyle w:val="a3"/>
         <w:spacing w:after="0"/>
+        <w:ind w:left="0"/>
         <w:rPr>
           <w:rFonts w:ascii="Times New Roman" w:hAnsi="Times New Roman" w:cs="Times New Roman"/>
           <w:sz w:val="28"/>
@@ -6613,10 +6595,10 @@
           <w:szCs w:val="28"/>
         </w:rPr>
         <w:drawing>
-          <wp:inline distT="0" distB="0" distL="0" distR="0" wp14:anchorId="60F0665F" wp14:editId="3DBBE1F8">
-            <wp:extent cx="5928360" cy="2994660"/>
-            <wp:effectExtent l="0" t="0" r="0" b="0"/>
-            <wp:docPr id="24" name="Рисунок 24"/>
+          <wp:inline distT="0" distB="0" distL="0" distR="0" wp14:anchorId="234A56B1" wp14:editId="5A94887B">
+            <wp:extent cx="5934075" cy="3133725"/>
+            <wp:effectExtent l="0" t="0" r="9525" b="9525"/>
+            <wp:docPr id="20" name="Рисунок 20"/>
             <wp:cNvGraphicFramePr>
               <a:graphicFrameLocks xmlns:a="http://schemas.openxmlformats.org/drawingml/2006/main" noChangeAspect="1"/>
             </wp:cNvGraphicFramePr>
@@ -6624,13 +6606,13 @@
               <a:graphicData uri="http://schemas.openxmlformats.org/drawingml/2006/picture">
                 <pic:pic xmlns:pic="http://schemas.openxmlformats.org/drawingml/2006/picture">
                   <pic:nvPicPr>
-                    <pic:cNvPr id="0" name="Picture 11"/>
+                    <pic:cNvPr id="0" name="Picture 8"/>
                     <pic:cNvPicPr>
                       <a:picLocks noChangeAspect="1" noChangeArrowheads="1"/>
                     </pic:cNvPicPr>
                   </pic:nvPicPr>
                   <pic:blipFill>
-                    <a:blip r:embed="rId14" cstate="print">
+                    <a:blip r:embed="rId14">
                       <a:extLst>
                         <a:ext uri="{28A0092B-C50C-407E-A947-70E740481C1C}">
                           <a14:useLocalDpi xmlns:a14="http://schemas.microsoft.com/office/drawing/2010/main" val="0"/>
@@ -6645,7 +6627,7 @@
                   <pic:spPr bwMode="auto">
                     <a:xfrm>
                       <a:off x="0" y="0"/>
-                      <a:ext cx="5928360" cy="2994660"/>
+                      <a:ext cx="5934075" cy="3133725"/>
                     </a:xfrm>
                     <a:prstGeom prst="rect">
                       <a:avLst/>
@@ -6664,7 +6646,9 @@
     </w:p>
     <w:p>
       <w:pPr>
+        <w:pStyle w:val="a3"/>
         <w:spacing w:after="0"/>
+        <w:ind w:left="0"/>
         <w:rPr>
           <w:rFonts w:ascii="Times New Roman" w:hAnsi="Times New Roman" w:cs="Times New Roman"/>
           <w:sz w:val="28"/>
@@ -6674,7 +6658,9 @@
     </w:p>
     <w:p>
       <w:pPr>
+        <w:pStyle w:val="a3"/>
         <w:spacing w:after="0"/>
+        <w:ind w:left="0"/>
         <w:rPr>
           <w:rFonts w:ascii="Times New Roman" w:hAnsi="Times New Roman" w:cs="Times New Roman"/>
           <w:sz w:val="28"/>
@@ -6689,10 +6675,10 @@
           <w:szCs w:val="28"/>
         </w:rPr>
         <w:drawing>
-          <wp:inline distT="0" distB="0" distL="0" distR="0" wp14:anchorId="0A7F1365" wp14:editId="0DE104A4">
-            <wp:extent cx="5935980" cy="3032760"/>
-            <wp:effectExtent l="0" t="0" r="7620" b="0"/>
-            <wp:docPr id="25" name="Рисунок 25"/>
+          <wp:inline distT="0" distB="0" distL="0" distR="0" wp14:anchorId="44B2BF14" wp14:editId="58501FB3">
+            <wp:extent cx="5934075" cy="3114675"/>
+            <wp:effectExtent l="0" t="0" r="9525" b="9525"/>
+            <wp:docPr id="21" name="Рисунок 21"/>
             <wp:cNvGraphicFramePr>
               <a:graphicFrameLocks xmlns:a="http://schemas.openxmlformats.org/drawingml/2006/main" noChangeAspect="1"/>
             </wp:cNvGraphicFramePr>
@@ -6700,13 +6686,13 @@
               <a:graphicData uri="http://schemas.openxmlformats.org/drawingml/2006/picture">
                 <pic:pic xmlns:pic="http://schemas.openxmlformats.org/drawingml/2006/picture">
                   <pic:nvPicPr>
-                    <pic:cNvPr id="0" name="Picture 12"/>
+                    <pic:cNvPr id="0" name="Picture 9"/>
                     <pic:cNvPicPr>
                       <a:picLocks noChangeAspect="1" noChangeArrowheads="1"/>
                     </pic:cNvPicPr>
                   </pic:nvPicPr>
                   <pic:blipFill>
-                    <a:blip r:embed="rId15" cstate="print">
+                    <a:blip r:embed="rId15">
                       <a:extLst>
                         <a:ext uri="{28A0092B-C50C-407E-A947-70E740481C1C}">
                           <a14:useLocalDpi xmlns:a14="http://schemas.microsoft.com/office/drawing/2010/main" val="0"/>
@@ -6721,7 +6707,7 @@
                   <pic:spPr bwMode="auto">
                     <a:xfrm>
                       <a:off x="0" y="0"/>
-                      <a:ext cx="5935980" cy="3032760"/>
+                      <a:ext cx="5934075" cy="3114675"/>
                     </a:xfrm>
                     <a:prstGeom prst="rect">
                       <a:avLst/>
@@ -6750,7 +6736,9 @@
     </w:p>
     <w:p>
       <w:pPr>
+        <w:pStyle w:val="a3"/>
         <w:spacing w:after="0"/>
+        <w:ind w:left="0"/>
         <w:jc w:val="center"/>
         <w:rPr>
           <w:rFonts w:ascii="Times New Roman" w:hAnsi="Times New Roman" w:cs="Times New Roman"/>
@@ -6773,8 +6761,8 @@
     </w:p>
     <w:p>
       <w:pPr>
+        <w:pStyle w:val="a3"/>
         <w:spacing w:after="0"/>
-        <w:jc w:val="center"/>
         <w:rPr>
           <w:rFonts w:ascii="Times New Roman" w:hAnsi="Times New Roman" w:cs="Times New Roman"/>
           <w:b/>
@@ -6786,25 +6774,10 @@
     </w:p>
     <w:p>
       <w:pPr>
+        <w:pStyle w:val="a3"/>
         <w:spacing w:after="0"/>
-        <w:jc w:val="center"/>
-        <w:rPr>
-          <w:rFonts w:ascii="Times New Roman" w:hAnsi="Times New Roman" w:cs="Times New Roman"/>
-          <w:b/>
-          <w:bCs/>
-          <w:sz w:val="28"/>
-          <w:szCs w:val="28"/>
-        </w:rPr>
-      </w:pPr>
-    </w:p>
-    <w:p>
-      <w:pPr>
-        <w:spacing w:after="0"/>
-        <w:jc w:val="center"/>
-        <w:rPr>
-          <w:rFonts w:ascii="Times New Roman" w:hAnsi="Times New Roman" w:cs="Times New Roman"/>
-          <w:b/>
-          <w:bCs/>
+        <w:rPr>
+          <w:rFonts w:ascii="Times New Roman" w:hAnsi="Times New Roman" w:cs="Times New Roman"/>
           <w:sz w:val="28"/>
           <w:szCs w:val="28"/>
         </w:rPr>
@@ -6817,27 +6790,44 @@
           <w:ilvl w:val="0"/>
           <w:numId w:val="6"/>
         </w:numPr>
-        <w:spacing w:after="0" w:line="240" w:lineRule="auto"/>
-        <w:rPr>
-          <w:rFonts w:ascii="Times New Roman" w:hAnsi="Times New Roman" w:cs="Times New Roman"/>
-          <w:sz w:val="28"/>
-          <w:szCs w:val="28"/>
-        </w:rPr>
-      </w:pPr>
-      <w:r>
-        <w:rPr>
-          <w:rFonts w:ascii="Times New Roman" w:hAnsi="Times New Roman" w:cs="Times New Roman"/>
-          <w:sz w:val="28"/>
-          <w:szCs w:val="28"/>
-        </w:rPr>
-        <w:t>Обработка пустых полей ввода (ключ и/или фраза)</w:t>
+        <w:spacing w:after="0"/>
+        <w:rPr>
+          <w:rFonts w:ascii="Times New Roman" w:hAnsi="Times New Roman" w:cs="Times New Roman"/>
+          <w:sz w:val="28"/>
+          <w:szCs w:val="28"/>
+        </w:rPr>
+      </w:pPr>
+      <w:r>
+        <w:rPr>
+          <w:rFonts w:ascii="Times New Roman" w:hAnsi="Times New Roman" w:cs="Times New Roman"/>
+          <w:sz w:val="28"/>
+          <w:szCs w:val="28"/>
+        </w:rPr>
+        <w:t>Тест</w:t>
+      </w:r>
+      <w:r>
+        <w:rPr>
+          <w:rFonts w:ascii="Times New Roman" w:hAnsi="Times New Roman" w:cs="Times New Roman"/>
+          <w:sz w:val="28"/>
+          <w:szCs w:val="28"/>
+        </w:rPr>
+        <w:t xml:space="preserve"> с минимальным размером ключа</w:t>
+      </w:r>
+      <w:r>
+        <w:rPr>
+          <w:rFonts w:ascii="Times New Roman" w:hAnsi="Times New Roman" w:cs="Times New Roman"/>
+          <w:sz w:val="28"/>
+          <w:szCs w:val="28"/>
+        </w:rPr>
+        <w:t>:</w:t>
       </w:r>
     </w:p>
     <w:p>
       <w:pPr>
-        <w:spacing w:after="0" w:line="240" w:lineRule="auto"/>
-        <w:ind w:left="360"/>
-        <w:rPr>
+        <w:pStyle w:val="a3"/>
+        <w:spacing w:after="0"/>
+        <w:rPr>
+          <w:rFonts w:ascii="Times New Roman" w:hAnsi="Times New Roman" w:cs="Times New Roman"/>
           <w:sz w:val="28"/>
           <w:szCs w:val="28"/>
         </w:rPr>
@@ -6845,27 +6835,1832 @@
     </w:p>
     <w:p>
       <w:pPr>
+        <w:rPr>
+          <w:rFonts w:ascii="Times New Roman" w:hAnsi="Times New Roman" w:cs="Times New Roman"/>
+          <w:sz w:val="28"/>
+          <w:szCs w:val="28"/>
+          <w:lang w:val="en-US"/>
+        </w:rPr>
+      </w:pPr>
+      <w:r>
+        <w:rPr>
+          <w:rFonts w:ascii="Times New Roman" w:hAnsi="Times New Roman" w:cs="Times New Roman"/>
+          <w:sz w:val="28"/>
+          <w:szCs w:val="28"/>
+        </w:rPr>
+        <w:t>Тестовая</w:t>
+      </w:r>
+      <w:r>
+        <w:rPr>
+          <w:rFonts w:ascii="Times New Roman" w:hAnsi="Times New Roman" w:cs="Times New Roman"/>
+          <w:sz w:val="28"/>
+          <w:szCs w:val="28"/>
+          <w:lang w:val="en-US"/>
+        </w:rPr>
+        <w:t xml:space="preserve"> </w:t>
+      </w:r>
+      <w:r>
+        <w:rPr>
+          <w:rFonts w:ascii="Times New Roman" w:hAnsi="Times New Roman" w:cs="Times New Roman"/>
+          <w:sz w:val="28"/>
+          <w:szCs w:val="28"/>
+        </w:rPr>
+        <w:t>фраза</w:t>
+      </w:r>
+      <w:r>
+        <w:rPr>
+          <w:rFonts w:ascii="Times New Roman" w:hAnsi="Times New Roman" w:cs="Times New Roman"/>
+          <w:sz w:val="28"/>
+          <w:szCs w:val="28"/>
+          <w:lang w:val="en-US"/>
+        </w:rPr>
+        <w:t>:</w:t>
+      </w:r>
+      <w:r>
+        <w:rPr>
+          <w:rFonts w:ascii="Times New Roman" w:hAnsi="Times New Roman" w:cs="Times New Roman"/>
+          <w:sz w:val="28"/>
+          <w:szCs w:val="28"/>
+        </w:rPr>
+        <w:t xml:space="preserve"> </w:t>
+      </w:r>
+      <w:r>
+        <w:rPr>
+          <w:rFonts w:ascii="Times New Roman" w:hAnsi="Times New Roman" w:cs="Times New Roman"/>
+          <w:sz w:val="28"/>
+          <w:szCs w:val="28"/>
+        </w:rPr>
+        <w:t>БЛАГОДАРНОСТЬ</w:t>
+      </w:r>
+      <w:r>
+        <w:rPr>
+          <w:rFonts w:ascii="Times New Roman" w:hAnsi="Times New Roman" w:cs="Times New Roman"/>
+          <w:sz w:val="28"/>
+          <w:szCs w:val="28"/>
+          <w:lang w:val="en-US"/>
+        </w:rPr>
+        <w:t>;</w:t>
+      </w:r>
+    </w:p>
+    <w:p>
+      <w:pPr>
+        <w:rPr>
+          <w:rFonts w:ascii="Times New Roman" w:hAnsi="Times New Roman" w:cs="Times New Roman"/>
+          <w:sz w:val="28"/>
+          <w:szCs w:val="28"/>
+          <w:lang w:val="en-US"/>
+        </w:rPr>
+      </w:pPr>
+      <w:r>
+        <w:rPr>
+          <w:rFonts w:ascii="Times New Roman" w:hAnsi="Times New Roman" w:cs="Times New Roman"/>
+          <w:sz w:val="28"/>
+          <w:szCs w:val="28"/>
+        </w:rPr>
+        <w:t>Ключ</w:t>
+      </w:r>
+      <w:r>
+        <w:rPr>
+          <w:rFonts w:ascii="Times New Roman" w:hAnsi="Times New Roman" w:cs="Times New Roman"/>
+          <w:sz w:val="28"/>
+          <w:szCs w:val="28"/>
+          <w:lang w:val="en-US"/>
+        </w:rPr>
+        <w:t xml:space="preserve"> </w:t>
+      </w:r>
+      <w:r>
+        <w:rPr>
+          <w:rFonts w:ascii="Times New Roman" w:hAnsi="Times New Roman" w:cs="Times New Roman"/>
+          <w:sz w:val="28"/>
+          <w:szCs w:val="28"/>
+        </w:rPr>
+        <w:t>Р</w:t>
+      </w:r>
+      <w:r>
+        <w:rPr>
+          <w:rFonts w:ascii="Times New Roman" w:hAnsi="Times New Roman" w:cs="Times New Roman"/>
+          <w:sz w:val="28"/>
+          <w:szCs w:val="28"/>
+          <w:lang w:val="en-US"/>
+        </w:rPr>
+        <w:t>;</w:t>
+      </w:r>
+    </w:p>
+    <w:tbl>
+      <w:tblPr>
+        <w:tblW w:w="5120" w:type="dxa"/>
+        <w:tblLook w:val="04A0" w:firstRow="1" w:lastRow="0" w:firstColumn="1" w:lastColumn="0" w:noHBand="0" w:noVBand="1"/>
+      </w:tblPr>
+      <w:tblGrid>
+        <w:gridCol w:w="420"/>
+        <w:gridCol w:w="412"/>
+        <w:gridCol w:w="402"/>
+        <w:gridCol w:w="480"/>
+        <w:gridCol w:w="440"/>
+        <w:gridCol w:w="501"/>
+        <w:gridCol w:w="421"/>
+        <w:gridCol w:w="394"/>
+        <w:gridCol w:w="494"/>
+        <w:gridCol w:w="501"/>
+        <w:gridCol w:w="420"/>
+        <w:gridCol w:w="460"/>
+        <w:gridCol w:w="494"/>
+      </w:tblGrid>
+      <w:tr>
+        <w:trPr>
+          <w:trHeight w:val="288"/>
+        </w:trPr>
+        <w:tc>
+          <w:tcPr>
+            <w:tcW w:w="420" w:type="dxa"/>
+            <w:tcBorders>
+              <w:top w:val="single" w:sz="4" w:space="0" w:color="auto"/>
+              <w:left w:val="single" w:sz="4" w:space="0" w:color="auto"/>
+              <w:bottom w:val="single" w:sz="4" w:space="0" w:color="auto"/>
+              <w:right w:val="single" w:sz="4" w:space="0" w:color="auto"/>
+            </w:tcBorders>
+            <w:shd w:val="clear" w:color="auto" w:fill="auto"/>
+            <w:noWrap/>
+            <w:vAlign w:val="bottom"/>
+            <w:hideMark/>
+          </w:tcPr>
+          <w:p>
+            <w:pPr>
+              <w:spacing w:after="0" w:line="240" w:lineRule="auto"/>
+              <w:rPr>
+                <w:rFonts w:ascii="Calibri" w:eastAsia="Times New Roman" w:hAnsi="Calibri" w:cs="Calibri"/>
+                <w:color w:val="000000"/>
+                <w:kern w:val="0"/>
+                <w:sz w:val="32"/>
+                <w:szCs w:val="32"/>
+                <w:lang w:eastAsia="ru-RU"/>
+                <w14:ligatures w14:val="none"/>
+              </w:rPr>
+            </w:pPr>
+            <w:r>
+              <w:rPr>
+                <w:rFonts w:ascii="Calibri" w:eastAsia="Times New Roman" w:hAnsi="Calibri" w:cs="Calibri"/>
+                <w:color w:val="000000"/>
+                <w:kern w:val="0"/>
+                <w:sz w:val="32"/>
+                <w:szCs w:val="32"/>
+                <w:lang w:eastAsia="ru-RU"/>
+                <w14:ligatures w14:val="none"/>
+              </w:rPr>
+              <w:t>Б</w:t>
+            </w:r>
+          </w:p>
+        </w:tc>
+        <w:tc>
+          <w:tcPr>
+            <w:tcW w:w="380" w:type="dxa"/>
+            <w:tcBorders>
+              <w:top w:val="single" w:sz="4" w:space="0" w:color="auto"/>
+              <w:left w:val="nil"/>
+              <w:bottom w:val="single" w:sz="4" w:space="0" w:color="auto"/>
+              <w:right w:val="single" w:sz="4" w:space="0" w:color="auto"/>
+            </w:tcBorders>
+            <w:shd w:val="clear" w:color="auto" w:fill="auto"/>
+            <w:noWrap/>
+            <w:vAlign w:val="bottom"/>
+            <w:hideMark/>
+          </w:tcPr>
+          <w:p>
+            <w:pPr>
+              <w:spacing w:after="0" w:line="240" w:lineRule="auto"/>
+              <w:rPr>
+                <w:rFonts w:ascii="Calibri" w:eastAsia="Times New Roman" w:hAnsi="Calibri" w:cs="Calibri"/>
+                <w:color w:val="000000"/>
+                <w:kern w:val="0"/>
+                <w:sz w:val="32"/>
+                <w:szCs w:val="32"/>
+                <w:lang w:eastAsia="ru-RU"/>
+                <w14:ligatures w14:val="none"/>
+              </w:rPr>
+            </w:pPr>
+            <w:r>
+              <w:rPr>
+                <w:rFonts w:ascii="Calibri" w:eastAsia="Times New Roman" w:hAnsi="Calibri" w:cs="Calibri"/>
+                <w:color w:val="000000"/>
+                <w:kern w:val="0"/>
+                <w:sz w:val="32"/>
+                <w:szCs w:val="32"/>
+                <w:lang w:eastAsia="ru-RU"/>
+                <w14:ligatures w14:val="none"/>
+              </w:rPr>
+              <w:t>Л</w:t>
+            </w:r>
+          </w:p>
+        </w:tc>
+        <w:tc>
+          <w:tcPr>
+            <w:tcW w:w="380" w:type="dxa"/>
+            <w:tcBorders>
+              <w:top w:val="single" w:sz="4" w:space="0" w:color="auto"/>
+              <w:left w:val="nil"/>
+              <w:bottom w:val="single" w:sz="4" w:space="0" w:color="auto"/>
+              <w:right w:val="single" w:sz="4" w:space="0" w:color="auto"/>
+            </w:tcBorders>
+            <w:shd w:val="clear" w:color="auto" w:fill="auto"/>
+            <w:noWrap/>
+            <w:vAlign w:val="bottom"/>
+            <w:hideMark/>
+          </w:tcPr>
+          <w:p>
+            <w:pPr>
+              <w:spacing w:after="0" w:line="240" w:lineRule="auto"/>
+              <w:rPr>
+                <w:rFonts w:ascii="Calibri" w:eastAsia="Times New Roman" w:hAnsi="Calibri" w:cs="Calibri"/>
+                <w:color w:val="000000"/>
+                <w:kern w:val="0"/>
+                <w:sz w:val="32"/>
+                <w:szCs w:val="32"/>
+                <w:lang w:eastAsia="ru-RU"/>
+                <w14:ligatures w14:val="none"/>
+              </w:rPr>
+            </w:pPr>
+            <w:r>
+              <w:rPr>
+                <w:rFonts w:ascii="Calibri" w:eastAsia="Times New Roman" w:hAnsi="Calibri" w:cs="Calibri"/>
+                <w:color w:val="000000"/>
+                <w:kern w:val="0"/>
+                <w:sz w:val="32"/>
+                <w:szCs w:val="32"/>
+                <w:lang w:eastAsia="ru-RU"/>
+                <w14:ligatures w14:val="none"/>
+              </w:rPr>
+              <w:t>А</w:t>
+            </w:r>
+          </w:p>
+        </w:tc>
+        <w:tc>
+          <w:tcPr>
+            <w:tcW w:w="480" w:type="dxa"/>
+            <w:tcBorders>
+              <w:top w:val="single" w:sz="4" w:space="0" w:color="auto"/>
+              <w:left w:val="nil"/>
+              <w:bottom w:val="single" w:sz="4" w:space="0" w:color="auto"/>
+              <w:right w:val="single" w:sz="4" w:space="0" w:color="auto"/>
+            </w:tcBorders>
+            <w:shd w:val="clear" w:color="auto" w:fill="auto"/>
+            <w:noWrap/>
+            <w:vAlign w:val="bottom"/>
+            <w:hideMark/>
+          </w:tcPr>
+          <w:p>
+            <w:pPr>
+              <w:spacing w:after="0" w:line="240" w:lineRule="auto"/>
+              <w:rPr>
+                <w:rFonts w:ascii="Calibri" w:eastAsia="Times New Roman" w:hAnsi="Calibri" w:cs="Calibri"/>
+                <w:color w:val="000000"/>
+                <w:kern w:val="0"/>
+                <w:sz w:val="32"/>
+                <w:szCs w:val="32"/>
+                <w:lang w:eastAsia="ru-RU"/>
+                <w14:ligatures w14:val="none"/>
+              </w:rPr>
+            </w:pPr>
+            <w:r>
+              <w:rPr>
+                <w:rFonts w:ascii="Calibri" w:eastAsia="Times New Roman" w:hAnsi="Calibri" w:cs="Calibri"/>
+                <w:color w:val="000000"/>
+                <w:kern w:val="0"/>
+                <w:sz w:val="32"/>
+                <w:szCs w:val="32"/>
+                <w:lang w:eastAsia="ru-RU"/>
+                <w14:ligatures w14:val="none"/>
+              </w:rPr>
+              <w:t>Г</w:t>
+            </w:r>
+          </w:p>
+        </w:tc>
+        <w:tc>
+          <w:tcPr>
+            <w:tcW w:w="400" w:type="dxa"/>
+            <w:tcBorders>
+              <w:top w:val="single" w:sz="4" w:space="0" w:color="auto"/>
+              <w:left w:val="nil"/>
+              <w:bottom w:val="single" w:sz="4" w:space="0" w:color="auto"/>
+              <w:right w:val="single" w:sz="4" w:space="0" w:color="auto"/>
+            </w:tcBorders>
+            <w:shd w:val="clear" w:color="auto" w:fill="auto"/>
+            <w:noWrap/>
+            <w:vAlign w:val="bottom"/>
+            <w:hideMark/>
+          </w:tcPr>
+          <w:p>
+            <w:pPr>
+              <w:spacing w:after="0" w:line="240" w:lineRule="auto"/>
+              <w:rPr>
+                <w:rFonts w:ascii="Calibri" w:eastAsia="Times New Roman" w:hAnsi="Calibri" w:cs="Calibri"/>
+                <w:color w:val="000000"/>
+                <w:kern w:val="0"/>
+                <w:sz w:val="32"/>
+                <w:szCs w:val="32"/>
+                <w:lang w:eastAsia="ru-RU"/>
+                <w14:ligatures w14:val="none"/>
+              </w:rPr>
+            </w:pPr>
+            <w:r>
+              <w:rPr>
+                <w:rFonts w:ascii="Calibri" w:eastAsia="Times New Roman" w:hAnsi="Calibri" w:cs="Calibri"/>
+                <w:color w:val="000000"/>
+                <w:kern w:val="0"/>
+                <w:sz w:val="32"/>
+                <w:szCs w:val="32"/>
+                <w:lang w:eastAsia="ru-RU"/>
+                <w14:ligatures w14:val="none"/>
+              </w:rPr>
+              <w:t>О</w:t>
+            </w:r>
+          </w:p>
+        </w:tc>
+        <w:tc>
+          <w:tcPr>
+            <w:tcW w:w="440" w:type="dxa"/>
+            <w:tcBorders>
+              <w:top w:val="single" w:sz="4" w:space="0" w:color="auto"/>
+              <w:left w:val="nil"/>
+              <w:bottom w:val="single" w:sz="4" w:space="0" w:color="auto"/>
+              <w:right w:val="single" w:sz="4" w:space="0" w:color="auto"/>
+            </w:tcBorders>
+            <w:shd w:val="clear" w:color="auto" w:fill="auto"/>
+            <w:noWrap/>
+            <w:vAlign w:val="bottom"/>
+            <w:hideMark/>
+          </w:tcPr>
+          <w:p>
+            <w:pPr>
+              <w:spacing w:after="0" w:line="240" w:lineRule="auto"/>
+              <w:rPr>
+                <w:rFonts w:ascii="Calibri" w:eastAsia="Times New Roman" w:hAnsi="Calibri" w:cs="Calibri"/>
+                <w:color w:val="000000"/>
+                <w:kern w:val="0"/>
+                <w:sz w:val="32"/>
+                <w:szCs w:val="32"/>
+                <w:lang w:eastAsia="ru-RU"/>
+                <w14:ligatures w14:val="none"/>
+              </w:rPr>
+            </w:pPr>
+            <w:r>
+              <w:rPr>
+                <w:rFonts w:ascii="Calibri" w:eastAsia="Times New Roman" w:hAnsi="Calibri" w:cs="Calibri"/>
+                <w:color w:val="000000"/>
+                <w:kern w:val="0"/>
+                <w:sz w:val="32"/>
+                <w:szCs w:val="32"/>
+                <w:lang w:eastAsia="ru-RU"/>
+                <w14:ligatures w14:val="none"/>
+              </w:rPr>
+              <w:t>Д</w:t>
+            </w:r>
+          </w:p>
+        </w:tc>
+        <w:tc>
+          <w:tcPr>
+            <w:tcW w:w="380" w:type="dxa"/>
+            <w:tcBorders>
+              <w:top w:val="single" w:sz="4" w:space="0" w:color="auto"/>
+              <w:left w:val="nil"/>
+              <w:bottom w:val="single" w:sz="4" w:space="0" w:color="auto"/>
+              <w:right w:val="single" w:sz="4" w:space="0" w:color="auto"/>
+            </w:tcBorders>
+            <w:shd w:val="clear" w:color="auto" w:fill="auto"/>
+            <w:noWrap/>
+            <w:vAlign w:val="bottom"/>
+            <w:hideMark/>
+          </w:tcPr>
+          <w:p>
+            <w:pPr>
+              <w:spacing w:after="0" w:line="240" w:lineRule="auto"/>
+              <w:rPr>
+                <w:rFonts w:ascii="Calibri" w:eastAsia="Times New Roman" w:hAnsi="Calibri" w:cs="Calibri"/>
+                <w:color w:val="000000"/>
+                <w:kern w:val="0"/>
+                <w:sz w:val="32"/>
+                <w:szCs w:val="32"/>
+                <w:lang w:eastAsia="ru-RU"/>
+                <w14:ligatures w14:val="none"/>
+              </w:rPr>
+            </w:pPr>
+            <w:r>
+              <w:rPr>
+                <w:rFonts w:ascii="Calibri" w:eastAsia="Times New Roman" w:hAnsi="Calibri" w:cs="Calibri"/>
+                <w:color w:val="000000"/>
+                <w:kern w:val="0"/>
+                <w:sz w:val="32"/>
+                <w:szCs w:val="32"/>
+                <w:lang w:eastAsia="ru-RU"/>
+                <w14:ligatures w14:val="none"/>
+              </w:rPr>
+              <w:t>А</w:t>
+            </w:r>
+          </w:p>
+        </w:tc>
+        <w:tc>
+          <w:tcPr>
+            <w:tcW w:w="320" w:type="dxa"/>
+            <w:tcBorders>
+              <w:top w:val="single" w:sz="4" w:space="0" w:color="auto"/>
+              <w:left w:val="nil"/>
+              <w:bottom w:val="single" w:sz="4" w:space="0" w:color="auto"/>
+              <w:right w:val="single" w:sz="4" w:space="0" w:color="auto"/>
+            </w:tcBorders>
+            <w:shd w:val="clear" w:color="auto" w:fill="auto"/>
+            <w:noWrap/>
+            <w:vAlign w:val="bottom"/>
+            <w:hideMark/>
+          </w:tcPr>
+          <w:p>
+            <w:pPr>
+              <w:spacing w:after="0" w:line="240" w:lineRule="auto"/>
+              <w:rPr>
+                <w:rFonts w:ascii="Calibri" w:eastAsia="Times New Roman" w:hAnsi="Calibri" w:cs="Calibri"/>
+                <w:color w:val="000000"/>
+                <w:kern w:val="0"/>
+                <w:sz w:val="32"/>
+                <w:szCs w:val="32"/>
+                <w:lang w:eastAsia="ru-RU"/>
+                <w14:ligatures w14:val="none"/>
+              </w:rPr>
+            </w:pPr>
+            <w:r>
+              <w:rPr>
+                <w:rFonts w:ascii="Calibri" w:eastAsia="Times New Roman" w:hAnsi="Calibri" w:cs="Calibri"/>
+                <w:color w:val="000000"/>
+                <w:kern w:val="0"/>
+                <w:sz w:val="32"/>
+                <w:szCs w:val="32"/>
+                <w:lang w:eastAsia="ru-RU"/>
+                <w14:ligatures w14:val="none"/>
+              </w:rPr>
+              <w:t>Р</w:t>
+            </w:r>
+          </w:p>
+        </w:tc>
+        <w:tc>
+          <w:tcPr>
+            <w:tcW w:w="420" w:type="dxa"/>
+            <w:tcBorders>
+              <w:top w:val="single" w:sz="4" w:space="0" w:color="auto"/>
+              <w:left w:val="nil"/>
+              <w:bottom w:val="single" w:sz="4" w:space="0" w:color="auto"/>
+              <w:right w:val="single" w:sz="4" w:space="0" w:color="auto"/>
+            </w:tcBorders>
+            <w:shd w:val="clear" w:color="auto" w:fill="auto"/>
+            <w:noWrap/>
+            <w:vAlign w:val="bottom"/>
+            <w:hideMark/>
+          </w:tcPr>
+          <w:p>
+            <w:pPr>
+              <w:spacing w:after="0" w:line="240" w:lineRule="auto"/>
+              <w:rPr>
+                <w:rFonts w:ascii="Calibri" w:eastAsia="Times New Roman" w:hAnsi="Calibri" w:cs="Calibri"/>
+                <w:color w:val="000000"/>
+                <w:kern w:val="0"/>
+                <w:sz w:val="32"/>
+                <w:szCs w:val="32"/>
+                <w:lang w:eastAsia="ru-RU"/>
+                <w14:ligatures w14:val="none"/>
+              </w:rPr>
+            </w:pPr>
+            <w:r>
+              <w:rPr>
+                <w:rFonts w:ascii="Calibri" w:eastAsia="Times New Roman" w:hAnsi="Calibri" w:cs="Calibri"/>
+                <w:color w:val="000000"/>
+                <w:kern w:val="0"/>
+                <w:sz w:val="32"/>
+                <w:szCs w:val="32"/>
+                <w:lang w:eastAsia="ru-RU"/>
+                <w14:ligatures w14:val="none"/>
+              </w:rPr>
+              <w:t>Н</w:t>
+            </w:r>
+          </w:p>
+        </w:tc>
+        <w:tc>
+          <w:tcPr>
+            <w:tcW w:w="300" w:type="dxa"/>
+            <w:tcBorders>
+              <w:top w:val="single" w:sz="4" w:space="0" w:color="auto"/>
+              <w:left w:val="nil"/>
+              <w:bottom w:val="single" w:sz="4" w:space="0" w:color="auto"/>
+              <w:right w:val="single" w:sz="4" w:space="0" w:color="auto"/>
+            </w:tcBorders>
+            <w:shd w:val="clear" w:color="auto" w:fill="auto"/>
+            <w:noWrap/>
+            <w:vAlign w:val="bottom"/>
+            <w:hideMark/>
+          </w:tcPr>
+          <w:p>
+            <w:pPr>
+              <w:spacing w:after="0" w:line="240" w:lineRule="auto"/>
+              <w:rPr>
+                <w:rFonts w:ascii="Calibri" w:eastAsia="Times New Roman" w:hAnsi="Calibri" w:cs="Calibri"/>
+                <w:color w:val="000000"/>
+                <w:kern w:val="0"/>
+                <w:sz w:val="32"/>
+                <w:szCs w:val="32"/>
+                <w:lang w:eastAsia="ru-RU"/>
+                <w14:ligatures w14:val="none"/>
+              </w:rPr>
+            </w:pPr>
+            <w:r>
+              <w:rPr>
+                <w:rFonts w:ascii="Calibri" w:eastAsia="Times New Roman" w:hAnsi="Calibri" w:cs="Calibri"/>
+                <w:color w:val="000000"/>
+                <w:kern w:val="0"/>
+                <w:sz w:val="32"/>
+                <w:szCs w:val="32"/>
+                <w:lang w:eastAsia="ru-RU"/>
+                <w14:ligatures w14:val="none"/>
+              </w:rPr>
+              <w:t>О</w:t>
+            </w:r>
+          </w:p>
+        </w:tc>
+        <w:tc>
+          <w:tcPr>
+            <w:tcW w:w="420" w:type="dxa"/>
+            <w:tcBorders>
+              <w:top w:val="single" w:sz="4" w:space="0" w:color="auto"/>
+              <w:left w:val="nil"/>
+              <w:bottom w:val="single" w:sz="4" w:space="0" w:color="auto"/>
+              <w:right w:val="single" w:sz="4" w:space="0" w:color="auto"/>
+            </w:tcBorders>
+            <w:shd w:val="clear" w:color="auto" w:fill="auto"/>
+            <w:noWrap/>
+            <w:vAlign w:val="bottom"/>
+            <w:hideMark/>
+          </w:tcPr>
+          <w:p>
+            <w:pPr>
+              <w:spacing w:after="0" w:line="240" w:lineRule="auto"/>
+              <w:rPr>
+                <w:rFonts w:ascii="Calibri" w:eastAsia="Times New Roman" w:hAnsi="Calibri" w:cs="Calibri"/>
+                <w:color w:val="000000"/>
+                <w:kern w:val="0"/>
+                <w:sz w:val="32"/>
+                <w:szCs w:val="32"/>
+                <w:lang w:eastAsia="ru-RU"/>
+                <w14:ligatures w14:val="none"/>
+              </w:rPr>
+            </w:pPr>
+            <w:r>
+              <w:rPr>
+                <w:rFonts w:ascii="Calibri" w:eastAsia="Times New Roman" w:hAnsi="Calibri" w:cs="Calibri"/>
+                <w:color w:val="000000"/>
+                <w:kern w:val="0"/>
+                <w:sz w:val="32"/>
+                <w:szCs w:val="32"/>
+                <w:lang w:eastAsia="ru-RU"/>
+                <w14:ligatures w14:val="none"/>
+              </w:rPr>
+              <w:t>С</w:t>
+            </w:r>
+          </w:p>
+        </w:tc>
+        <w:tc>
+          <w:tcPr>
+            <w:tcW w:w="380" w:type="dxa"/>
+            <w:tcBorders>
+              <w:top w:val="single" w:sz="4" w:space="0" w:color="auto"/>
+              <w:left w:val="nil"/>
+              <w:bottom w:val="single" w:sz="4" w:space="0" w:color="auto"/>
+              <w:right w:val="single" w:sz="4" w:space="0" w:color="auto"/>
+            </w:tcBorders>
+            <w:shd w:val="clear" w:color="auto" w:fill="auto"/>
+            <w:noWrap/>
+            <w:vAlign w:val="bottom"/>
+            <w:hideMark/>
+          </w:tcPr>
+          <w:p>
+            <w:pPr>
+              <w:spacing w:after="0" w:line="240" w:lineRule="auto"/>
+              <w:rPr>
+                <w:rFonts w:ascii="Calibri" w:eastAsia="Times New Roman" w:hAnsi="Calibri" w:cs="Calibri"/>
+                <w:color w:val="000000"/>
+                <w:kern w:val="0"/>
+                <w:sz w:val="32"/>
+                <w:szCs w:val="32"/>
+                <w:lang w:eastAsia="ru-RU"/>
+                <w14:ligatures w14:val="none"/>
+              </w:rPr>
+            </w:pPr>
+            <w:r>
+              <w:rPr>
+                <w:rFonts w:ascii="Calibri" w:eastAsia="Times New Roman" w:hAnsi="Calibri" w:cs="Calibri"/>
+                <w:color w:val="000000"/>
+                <w:kern w:val="0"/>
+                <w:sz w:val="32"/>
+                <w:szCs w:val="32"/>
+                <w:lang w:eastAsia="ru-RU"/>
+                <w14:ligatures w14:val="none"/>
+              </w:rPr>
+              <w:t>Т</w:t>
+            </w:r>
+          </w:p>
+        </w:tc>
+        <w:tc>
+          <w:tcPr>
+            <w:tcW w:w="400" w:type="dxa"/>
+            <w:tcBorders>
+              <w:top w:val="single" w:sz="4" w:space="0" w:color="auto"/>
+              <w:left w:val="nil"/>
+              <w:bottom w:val="single" w:sz="4" w:space="0" w:color="auto"/>
+              <w:right w:val="single" w:sz="4" w:space="0" w:color="auto"/>
+            </w:tcBorders>
+            <w:shd w:val="clear" w:color="auto" w:fill="auto"/>
+            <w:noWrap/>
+            <w:vAlign w:val="bottom"/>
+            <w:hideMark/>
+          </w:tcPr>
+          <w:p>
+            <w:pPr>
+              <w:spacing w:after="0" w:line="240" w:lineRule="auto"/>
+              <w:rPr>
+                <w:rFonts w:ascii="Calibri" w:eastAsia="Times New Roman" w:hAnsi="Calibri" w:cs="Calibri"/>
+                <w:color w:val="000000"/>
+                <w:kern w:val="0"/>
+                <w:sz w:val="32"/>
+                <w:szCs w:val="32"/>
+                <w:lang w:eastAsia="ru-RU"/>
+                <w14:ligatures w14:val="none"/>
+              </w:rPr>
+            </w:pPr>
+            <w:r>
+              <w:rPr>
+                <w:rFonts w:ascii="Calibri" w:eastAsia="Times New Roman" w:hAnsi="Calibri" w:cs="Calibri"/>
+                <w:color w:val="000000"/>
+                <w:kern w:val="0"/>
+                <w:sz w:val="32"/>
+                <w:szCs w:val="32"/>
+                <w:lang w:eastAsia="ru-RU"/>
+                <w14:ligatures w14:val="none"/>
+              </w:rPr>
+              <w:t>Ь</w:t>
+            </w:r>
+          </w:p>
+        </w:tc>
+      </w:tr>
+      <w:tr>
+        <w:trPr>
+          <w:trHeight w:val="288"/>
+        </w:trPr>
+        <w:tc>
+          <w:tcPr>
+            <w:tcW w:w="420" w:type="dxa"/>
+            <w:tcBorders>
+              <w:top w:val="nil"/>
+              <w:left w:val="single" w:sz="4" w:space="0" w:color="auto"/>
+              <w:bottom w:val="single" w:sz="4" w:space="0" w:color="auto"/>
+              <w:right w:val="single" w:sz="4" w:space="0" w:color="auto"/>
+            </w:tcBorders>
+            <w:shd w:val="clear" w:color="auto" w:fill="auto"/>
+            <w:noWrap/>
+            <w:vAlign w:val="bottom"/>
+            <w:hideMark/>
+          </w:tcPr>
+          <w:p>
+            <w:pPr>
+              <w:spacing w:after="0" w:line="240" w:lineRule="auto"/>
+              <w:rPr>
+                <w:rFonts w:ascii="Calibri" w:eastAsia="Times New Roman" w:hAnsi="Calibri" w:cs="Calibri"/>
+                <w:color w:val="000000"/>
+                <w:kern w:val="0"/>
+                <w:sz w:val="32"/>
+                <w:szCs w:val="32"/>
+                <w:lang w:eastAsia="ru-RU"/>
+                <w14:ligatures w14:val="none"/>
+              </w:rPr>
+            </w:pPr>
+            <w:r>
+              <w:rPr>
+                <w:rFonts w:ascii="Calibri" w:eastAsia="Times New Roman" w:hAnsi="Calibri" w:cs="Calibri"/>
+                <w:color w:val="000000"/>
+                <w:kern w:val="0"/>
+                <w:sz w:val="32"/>
+                <w:szCs w:val="32"/>
+                <w:lang w:eastAsia="ru-RU"/>
+                <w14:ligatures w14:val="none"/>
+              </w:rPr>
+              <w:t>Р</w:t>
+            </w:r>
+          </w:p>
+        </w:tc>
+        <w:tc>
+          <w:tcPr>
+            <w:tcW w:w="380" w:type="dxa"/>
+            <w:tcBorders>
+              <w:top w:val="nil"/>
+              <w:left w:val="nil"/>
+              <w:bottom w:val="single" w:sz="4" w:space="0" w:color="auto"/>
+              <w:right w:val="single" w:sz="4" w:space="0" w:color="auto"/>
+            </w:tcBorders>
+            <w:shd w:val="clear" w:color="auto" w:fill="auto"/>
+            <w:noWrap/>
+            <w:vAlign w:val="bottom"/>
+            <w:hideMark/>
+          </w:tcPr>
+          <w:p>
+            <w:pPr>
+              <w:spacing w:after="0" w:line="240" w:lineRule="auto"/>
+              <w:rPr>
+                <w:rFonts w:ascii="Calibri" w:eastAsia="Times New Roman" w:hAnsi="Calibri" w:cs="Calibri"/>
+                <w:color w:val="000000"/>
+                <w:kern w:val="0"/>
+                <w:sz w:val="32"/>
+                <w:szCs w:val="32"/>
+                <w:lang w:eastAsia="ru-RU"/>
+                <w14:ligatures w14:val="none"/>
+              </w:rPr>
+            </w:pPr>
+            <w:r>
+              <w:rPr>
+                <w:rFonts w:ascii="Calibri" w:eastAsia="Times New Roman" w:hAnsi="Calibri" w:cs="Calibri"/>
+                <w:color w:val="000000"/>
+                <w:kern w:val="0"/>
+                <w:sz w:val="32"/>
+                <w:szCs w:val="32"/>
+                <w:lang w:eastAsia="ru-RU"/>
+                <w14:ligatures w14:val="none"/>
+              </w:rPr>
+              <w:t>С</w:t>
+            </w:r>
+          </w:p>
+        </w:tc>
+        <w:tc>
+          <w:tcPr>
+            <w:tcW w:w="380" w:type="dxa"/>
+            <w:tcBorders>
+              <w:top w:val="nil"/>
+              <w:left w:val="nil"/>
+              <w:bottom w:val="single" w:sz="4" w:space="0" w:color="auto"/>
+              <w:right w:val="single" w:sz="4" w:space="0" w:color="auto"/>
+            </w:tcBorders>
+            <w:shd w:val="clear" w:color="auto" w:fill="auto"/>
+            <w:noWrap/>
+            <w:vAlign w:val="bottom"/>
+            <w:hideMark/>
+          </w:tcPr>
+          <w:p>
+            <w:pPr>
+              <w:spacing w:after="0" w:line="240" w:lineRule="auto"/>
+              <w:rPr>
+                <w:rFonts w:ascii="Calibri" w:eastAsia="Times New Roman" w:hAnsi="Calibri" w:cs="Calibri"/>
+                <w:color w:val="000000"/>
+                <w:kern w:val="0"/>
+                <w:sz w:val="32"/>
+                <w:szCs w:val="32"/>
+                <w:lang w:eastAsia="ru-RU"/>
+                <w14:ligatures w14:val="none"/>
+              </w:rPr>
+            </w:pPr>
+            <w:r>
+              <w:rPr>
+                <w:rFonts w:ascii="Calibri" w:eastAsia="Times New Roman" w:hAnsi="Calibri" w:cs="Calibri"/>
+                <w:color w:val="000000"/>
+                <w:kern w:val="0"/>
+                <w:sz w:val="32"/>
+                <w:szCs w:val="32"/>
+                <w:lang w:eastAsia="ru-RU"/>
+                <w14:ligatures w14:val="none"/>
+              </w:rPr>
+              <w:t>Т</w:t>
+            </w:r>
+          </w:p>
+        </w:tc>
+        <w:tc>
+          <w:tcPr>
+            <w:tcW w:w="480" w:type="dxa"/>
+            <w:tcBorders>
+              <w:top w:val="nil"/>
+              <w:left w:val="nil"/>
+              <w:bottom w:val="single" w:sz="4" w:space="0" w:color="auto"/>
+              <w:right w:val="single" w:sz="4" w:space="0" w:color="auto"/>
+            </w:tcBorders>
+            <w:shd w:val="clear" w:color="auto" w:fill="auto"/>
+            <w:noWrap/>
+            <w:vAlign w:val="bottom"/>
+            <w:hideMark/>
+          </w:tcPr>
+          <w:p>
+            <w:pPr>
+              <w:spacing w:after="0" w:line="240" w:lineRule="auto"/>
+              <w:rPr>
+                <w:rFonts w:ascii="Calibri" w:eastAsia="Times New Roman" w:hAnsi="Calibri" w:cs="Calibri"/>
+                <w:color w:val="000000"/>
+                <w:kern w:val="0"/>
+                <w:sz w:val="32"/>
+                <w:szCs w:val="32"/>
+                <w:lang w:eastAsia="ru-RU"/>
+                <w14:ligatures w14:val="none"/>
+              </w:rPr>
+            </w:pPr>
+            <w:r>
+              <w:rPr>
+                <w:rFonts w:ascii="Calibri" w:eastAsia="Times New Roman" w:hAnsi="Calibri" w:cs="Calibri"/>
+                <w:color w:val="000000"/>
+                <w:kern w:val="0"/>
+                <w:sz w:val="32"/>
+                <w:szCs w:val="32"/>
+                <w:lang w:eastAsia="ru-RU"/>
+                <w14:ligatures w14:val="none"/>
+              </w:rPr>
+              <w:t>У</w:t>
+            </w:r>
+          </w:p>
+        </w:tc>
+        <w:tc>
+          <w:tcPr>
+            <w:tcW w:w="400" w:type="dxa"/>
+            <w:tcBorders>
+              <w:top w:val="nil"/>
+              <w:left w:val="nil"/>
+              <w:bottom w:val="single" w:sz="4" w:space="0" w:color="auto"/>
+              <w:right w:val="single" w:sz="4" w:space="0" w:color="auto"/>
+            </w:tcBorders>
+            <w:shd w:val="clear" w:color="auto" w:fill="auto"/>
+            <w:noWrap/>
+            <w:vAlign w:val="bottom"/>
+            <w:hideMark/>
+          </w:tcPr>
+          <w:p>
+            <w:pPr>
+              <w:spacing w:after="0" w:line="240" w:lineRule="auto"/>
+              <w:rPr>
+                <w:rFonts w:ascii="Calibri" w:eastAsia="Times New Roman" w:hAnsi="Calibri" w:cs="Calibri"/>
+                <w:color w:val="000000"/>
+                <w:kern w:val="0"/>
+                <w:sz w:val="32"/>
+                <w:szCs w:val="32"/>
+                <w:lang w:eastAsia="ru-RU"/>
+                <w14:ligatures w14:val="none"/>
+              </w:rPr>
+            </w:pPr>
+            <w:r>
+              <w:rPr>
+                <w:rFonts w:ascii="Calibri" w:eastAsia="Times New Roman" w:hAnsi="Calibri" w:cs="Calibri"/>
+                <w:color w:val="000000"/>
+                <w:kern w:val="0"/>
+                <w:sz w:val="32"/>
+                <w:szCs w:val="32"/>
+                <w:lang w:eastAsia="ru-RU"/>
+                <w14:ligatures w14:val="none"/>
+              </w:rPr>
+              <w:t>Ф</w:t>
+            </w:r>
+          </w:p>
+        </w:tc>
+        <w:tc>
+          <w:tcPr>
+            <w:tcW w:w="440" w:type="dxa"/>
+            <w:tcBorders>
+              <w:top w:val="nil"/>
+              <w:left w:val="nil"/>
+              <w:bottom w:val="single" w:sz="4" w:space="0" w:color="auto"/>
+              <w:right w:val="single" w:sz="4" w:space="0" w:color="auto"/>
+            </w:tcBorders>
+            <w:shd w:val="clear" w:color="auto" w:fill="auto"/>
+            <w:noWrap/>
+            <w:vAlign w:val="bottom"/>
+            <w:hideMark/>
+          </w:tcPr>
+          <w:p>
+            <w:pPr>
+              <w:spacing w:after="0" w:line="240" w:lineRule="auto"/>
+              <w:rPr>
+                <w:rFonts w:ascii="Calibri" w:eastAsia="Times New Roman" w:hAnsi="Calibri" w:cs="Calibri"/>
+                <w:color w:val="000000"/>
+                <w:kern w:val="0"/>
+                <w:sz w:val="32"/>
+                <w:szCs w:val="32"/>
+                <w:lang w:eastAsia="ru-RU"/>
+                <w14:ligatures w14:val="none"/>
+              </w:rPr>
+            </w:pPr>
+            <w:r>
+              <w:rPr>
+                <w:rFonts w:ascii="Calibri" w:eastAsia="Times New Roman" w:hAnsi="Calibri" w:cs="Calibri"/>
+                <w:color w:val="000000"/>
+                <w:kern w:val="0"/>
+                <w:sz w:val="32"/>
+                <w:szCs w:val="32"/>
+                <w:lang w:eastAsia="ru-RU"/>
+                <w14:ligatures w14:val="none"/>
+              </w:rPr>
+              <w:t>Х</w:t>
+            </w:r>
+          </w:p>
+        </w:tc>
+        <w:tc>
+          <w:tcPr>
+            <w:tcW w:w="380" w:type="dxa"/>
+            <w:tcBorders>
+              <w:top w:val="nil"/>
+              <w:left w:val="nil"/>
+              <w:bottom w:val="single" w:sz="4" w:space="0" w:color="auto"/>
+              <w:right w:val="single" w:sz="4" w:space="0" w:color="auto"/>
+            </w:tcBorders>
+            <w:shd w:val="clear" w:color="auto" w:fill="auto"/>
+            <w:noWrap/>
+            <w:vAlign w:val="bottom"/>
+            <w:hideMark/>
+          </w:tcPr>
+          <w:p>
+            <w:pPr>
+              <w:spacing w:after="0" w:line="240" w:lineRule="auto"/>
+              <w:rPr>
+                <w:rFonts w:ascii="Calibri" w:eastAsia="Times New Roman" w:hAnsi="Calibri" w:cs="Calibri"/>
+                <w:color w:val="000000"/>
+                <w:kern w:val="0"/>
+                <w:sz w:val="32"/>
+                <w:szCs w:val="32"/>
+                <w:lang w:eastAsia="ru-RU"/>
+                <w14:ligatures w14:val="none"/>
+              </w:rPr>
+            </w:pPr>
+            <w:r>
+              <w:rPr>
+                <w:rFonts w:ascii="Calibri" w:eastAsia="Times New Roman" w:hAnsi="Calibri" w:cs="Calibri"/>
+                <w:color w:val="000000"/>
+                <w:kern w:val="0"/>
+                <w:sz w:val="32"/>
+                <w:szCs w:val="32"/>
+                <w:lang w:eastAsia="ru-RU"/>
+                <w14:ligatures w14:val="none"/>
+              </w:rPr>
+              <w:t>Ц</w:t>
+            </w:r>
+          </w:p>
+        </w:tc>
+        <w:tc>
+          <w:tcPr>
+            <w:tcW w:w="320" w:type="dxa"/>
+            <w:tcBorders>
+              <w:top w:val="nil"/>
+              <w:left w:val="nil"/>
+              <w:bottom w:val="single" w:sz="4" w:space="0" w:color="auto"/>
+              <w:right w:val="single" w:sz="4" w:space="0" w:color="auto"/>
+            </w:tcBorders>
+            <w:shd w:val="clear" w:color="auto" w:fill="auto"/>
+            <w:noWrap/>
+            <w:vAlign w:val="bottom"/>
+            <w:hideMark/>
+          </w:tcPr>
+          <w:p>
+            <w:pPr>
+              <w:spacing w:after="0" w:line="240" w:lineRule="auto"/>
+              <w:rPr>
+                <w:rFonts w:ascii="Calibri" w:eastAsia="Times New Roman" w:hAnsi="Calibri" w:cs="Calibri"/>
+                <w:color w:val="000000"/>
+                <w:kern w:val="0"/>
+                <w:sz w:val="32"/>
+                <w:szCs w:val="32"/>
+                <w:lang w:eastAsia="ru-RU"/>
+                <w14:ligatures w14:val="none"/>
+              </w:rPr>
+            </w:pPr>
+            <w:r>
+              <w:rPr>
+                <w:rFonts w:ascii="Calibri" w:eastAsia="Times New Roman" w:hAnsi="Calibri" w:cs="Calibri"/>
+                <w:color w:val="000000"/>
+                <w:kern w:val="0"/>
+                <w:sz w:val="32"/>
+                <w:szCs w:val="32"/>
+                <w:lang w:eastAsia="ru-RU"/>
+                <w14:ligatures w14:val="none"/>
+              </w:rPr>
+              <w:t>Ч</w:t>
+            </w:r>
+          </w:p>
+        </w:tc>
+        <w:tc>
+          <w:tcPr>
+            <w:tcW w:w="420" w:type="dxa"/>
+            <w:tcBorders>
+              <w:top w:val="nil"/>
+              <w:left w:val="nil"/>
+              <w:bottom w:val="single" w:sz="4" w:space="0" w:color="auto"/>
+              <w:right w:val="single" w:sz="4" w:space="0" w:color="auto"/>
+            </w:tcBorders>
+            <w:shd w:val="clear" w:color="auto" w:fill="auto"/>
+            <w:noWrap/>
+            <w:vAlign w:val="bottom"/>
+            <w:hideMark/>
+          </w:tcPr>
+          <w:p>
+            <w:pPr>
+              <w:spacing w:after="0" w:line="240" w:lineRule="auto"/>
+              <w:rPr>
+                <w:rFonts w:ascii="Calibri" w:eastAsia="Times New Roman" w:hAnsi="Calibri" w:cs="Calibri"/>
+                <w:color w:val="000000"/>
+                <w:kern w:val="0"/>
+                <w:sz w:val="32"/>
+                <w:szCs w:val="32"/>
+                <w:lang w:eastAsia="ru-RU"/>
+                <w14:ligatures w14:val="none"/>
+              </w:rPr>
+            </w:pPr>
+            <w:r>
+              <w:rPr>
+                <w:rFonts w:ascii="Calibri" w:eastAsia="Times New Roman" w:hAnsi="Calibri" w:cs="Calibri"/>
+                <w:color w:val="000000"/>
+                <w:kern w:val="0"/>
+                <w:sz w:val="32"/>
+                <w:szCs w:val="32"/>
+                <w:lang w:eastAsia="ru-RU"/>
+                <w14:ligatures w14:val="none"/>
+              </w:rPr>
+              <w:t>Ш</w:t>
+            </w:r>
+          </w:p>
+        </w:tc>
+        <w:tc>
+          <w:tcPr>
+            <w:tcW w:w="300" w:type="dxa"/>
+            <w:tcBorders>
+              <w:top w:val="nil"/>
+              <w:left w:val="nil"/>
+              <w:bottom w:val="single" w:sz="4" w:space="0" w:color="auto"/>
+              <w:right w:val="single" w:sz="4" w:space="0" w:color="auto"/>
+            </w:tcBorders>
+            <w:shd w:val="clear" w:color="auto" w:fill="auto"/>
+            <w:noWrap/>
+            <w:vAlign w:val="bottom"/>
+            <w:hideMark/>
+          </w:tcPr>
+          <w:p>
+            <w:pPr>
+              <w:spacing w:after="0" w:line="240" w:lineRule="auto"/>
+              <w:rPr>
+                <w:rFonts w:ascii="Calibri" w:eastAsia="Times New Roman" w:hAnsi="Calibri" w:cs="Calibri"/>
+                <w:color w:val="000000"/>
+                <w:kern w:val="0"/>
+                <w:sz w:val="32"/>
+                <w:szCs w:val="32"/>
+                <w:lang w:eastAsia="ru-RU"/>
+                <w14:ligatures w14:val="none"/>
+              </w:rPr>
+            </w:pPr>
+            <w:r>
+              <w:rPr>
+                <w:rFonts w:ascii="Calibri" w:eastAsia="Times New Roman" w:hAnsi="Calibri" w:cs="Calibri"/>
+                <w:color w:val="000000"/>
+                <w:kern w:val="0"/>
+                <w:sz w:val="32"/>
+                <w:szCs w:val="32"/>
+                <w:lang w:eastAsia="ru-RU"/>
+                <w14:ligatures w14:val="none"/>
+              </w:rPr>
+              <w:t>Щ</w:t>
+            </w:r>
+          </w:p>
+        </w:tc>
+        <w:tc>
+          <w:tcPr>
+            <w:tcW w:w="420" w:type="dxa"/>
+            <w:tcBorders>
+              <w:top w:val="nil"/>
+              <w:left w:val="nil"/>
+              <w:bottom w:val="single" w:sz="4" w:space="0" w:color="auto"/>
+              <w:right w:val="single" w:sz="4" w:space="0" w:color="auto"/>
+            </w:tcBorders>
+            <w:shd w:val="clear" w:color="auto" w:fill="auto"/>
+            <w:noWrap/>
+            <w:vAlign w:val="bottom"/>
+            <w:hideMark/>
+          </w:tcPr>
+          <w:p>
+            <w:pPr>
+              <w:spacing w:after="0" w:line="240" w:lineRule="auto"/>
+              <w:rPr>
+                <w:rFonts w:ascii="Calibri" w:eastAsia="Times New Roman" w:hAnsi="Calibri" w:cs="Calibri"/>
+                <w:color w:val="000000"/>
+                <w:kern w:val="0"/>
+                <w:sz w:val="32"/>
+                <w:szCs w:val="32"/>
+                <w:lang w:eastAsia="ru-RU"/>
+                <w14:ligatures w14:val="none"/>
+              </w:rPr>
+            </w:pPr>
+            <w:r>
+              <w:rPr>
+                <w:rFonts w:ascii="Calibri" w:eastAsia="Times New Roman" w:hAnsi="Calibri" w:cs="Calibri"/>
+                <w:color w:val="000000"/>
+                <w:kern w:val="0"/>
+                <w:sz w:val="32"/>
+                <w:szCs w:val="32"/>
+                <w:lang w:eastAsia="ru-RU"/>
+                <w14:ligatures w14:val="none"/>
+              </w:rPr>
+              <w:t>Ъ</w:t>
+            </w:r>
+          </w:p>
+        </w:tc>
+        <w:tc>
+          <w:tcPr>
+            <w:tcW w:w="380" w:type="dxa"/>
+            <w:tcBorders>
+              <w:top w:val="nil"/>
+              <w:left w:val="nil"/>
+              <w:bottom w:val="single" w:sz="4" w:space="0" w:color="auto"/>
+              <w:right w:val="single" w:sz="4" w:space="0" w:color="auto"/>
+            </w:tcBorders>
+            <w:shd w:val="clear" w:color="auto" w:fill="auto"/>
+            <w:noWrap/>
+            <w:vAlign w:val="bottom"/>
+            <w:hideMark/>
+          </w:tcPr>
+          <w:p>
+            <w:pPr>
+              <w:spacing w:after="0" w:line="240" w:lineRule="auto"/>
+              <w:rPr>
+                <w:rFonts w:ascii="Calibri" w:eastAsia="Times New Roman" w:hAnsi="Calibri" w:cs="Calibri"/>
+                <w:color w:val="000000"/>
+                <w:kern w:val="0"/>
+                <w:sz w:val="32"/>
+                <w:szCs w:val="32"/>
+                <w:lang w:eastAsia="ru-RU"/>
+                <w14:ligatures w14:val="none"/>
+              </w:rPr>
+            </w:pPr>
+            <w:r>
+              <w:rPr>
+                <w:rFonts w:ascii="Calibri" w:eastAsia="Times New Roman" w:hAnsi="Calibri" w:cs="Calibri"/>
+                <w:color w:val="000000"/>
+                <w:kern w:val="0"/>
+                <w:sz w:val="32"/>
+                <w:szCs w:val="32"/>
+                <w:lang w:eastAsia="ru-RU"/>
+                <w14:ligatures w14:val="none"/>
+              </w:rPr>
+              <w:t>Ы</w:t>
+            </w:r>
+          </w:p>
+        </w:tc>
+        <w:tc>
+          <w:tcPr>
+            <w:tcW w:w="400" w:type="dxa"/>
+            <w:tcBorders>
+              <w:top w:val="nil"/>
+              <w:left w:val="nil"/>
+              <w:bottom w:val="single" w:sz="4" w:space="0" w:color="auto"/>
+              <w:right w:val="single" w:sz="4" w:space="0" w:color="auto"/>
+            </w:tcBorders>
+            <w:shd w:val="clear" w:color="auto" w:fill="auto"/>
+            <w:noWrap/>
+            <w:vAlign w:val="bottom"/>
+            <w:hideMark/>
+          </w:tcPr>
+          <w:p>
+            <w:pPr>
+              <w:spacing w:after="0" w:line="240" w:lineRule="auto"/>
+              <w:rPr>
+                <w:rFonts w:ascii="Calibri" w:eastAsia="Times New Roman" w:hAnsi="Calibri" w:cs="Calibri"/>
+                <w:color w:val="000000"/>
+                <w:kern w:val="0"/>
+                <w:sz w:val="32"/>
+                <w:szCs w:val="32"/>
+                <w:lang w:eastAsia="ru-RU"/>
+                <w14:ligatures w14:val="none"/>
+              </w:rPr>
+            </w:pPr>
+            <w:r>
+              <w:rPr>
+                <w:rFonts w:ascii="Calibri" w:eastAsia="Times New Roman" w:hAnsi="Calibri" w:cs="Calibri"/>
+                <w:color w:val="000000"/>
+                <w:kern w:val="0"/>
+                <w:sz w:val="32"/>
+                <w:szCs w:val="32"/>
+                <w:lang w:eastAsia="ru-RU"/>
+                <w14:ligatures w14:val="none"/>
+              </w:rPr>
+              <w:t>Ь</w:t>
+            </w:r>
+          </w:p>
+        </w:tc>
+      </w:tr>
+      <w:tr>
+        <w:trPr>
+          <w:trHeight w:val="288"/>
+        </w:trPr>
+        <w:tc>
+          <w:tcPr>
+            <w:tcW w:w="420" w:type="dxa"/>
+            <w:tcBorders>
+              <w:top w:val="nil"/>
+              <w:left w:val="single" w:sz="4" w:space="0" w:color="auto"/>
+              <w:bottom w:val="single" w:sz="4" w:space="0" w:color="auto"/>
+              <w:right w:val="single" w:sz="4" w:space="0" w:color="auto"/>
+            </w:tcBorders>
+            <w:shd w:val="clear" w:color="auto" w:fill="auto"/>
+            <w:noWrap/>
+            <w:vAlign w:val="bottom"/>
+            <w:hideMark/>
+          </w:tcPr>
+          <w:p>
+            <w:pPr>
+              <w:spacing w:after="0" w:line="240" w:lineRule="auto"/>
+              <w:rPr>
+                <w:rFonts w:ascii="Calibri" w:eastAsia="Times New Roman" w:hAnsi="Calibri" w:cs="Calibri"/>
+                <w:color w:val="000000"/>
+                <w:kern w:val="0"/>
+                <w:sz w:val="32"/>
+                <w:szCs w:val="32"/>
+                <w:lang w:eastAsia="ru-RU"/>
+                <w14:ligatures w14:val="none"/>
+              </w:rPr>
+            </w:pPr>
+            <w:r>
+              <w:rPr>
+                <w:rFonts w:ascii="Calibri" w:eastAsia="Times New Roman" w:hAnsi="Calibri" w:cs="Calibri"/>
+                <w:color w:val="000000"/>
+                <w:kern w:val="0"/>
+                <w:sz w:val="32"/>
+                <w:szCs w:val="32"/>
+                <w:lang w:eastAsia="ru-RU"/>
+                <w14:ligatures w14:val="none"/>
+              </w:rPr>
+              <w:t>С</w:t>
+            </w:r>
+          </w:p>
+        </w:tc>
+        <w:tc>
+          <w:tcPr>
+            <w:tcW w:w="380" w:type="dxa"/>
+            <w:tcBorders>
+              <w:top w:val="nil"/>
+              <w:left w:val="nil"/>
+              <w:bottom w:val="single" w:sz="4" w:space="0" w:color="auto"/>
+              <w:right w:val="single" w:sz="4" w:space="0" w:color="auto"/>
+            </w:tcBorders>
+            <w:shd w:val="clear" w:color="auto" w:fill="auto"/>
+            <w:noWrap/>
+            <w:vAlign w:val="bottom"/>
+            <w:hideMark/>
+          </w:tcPr>
+          <w:p>
+            <w:pPr>
+              <w:spacing w:after="0" w:line="240" w:lineRule="auto"/>
+              <w:rPr>
+                <w:rFonts w:ascii="Calibri" w:eastAsia="Times New Roman" w:hAnsi="Calibri" w:cs="Calibri"/>
+                <w:color w:val="000000"/>
+                <w:kern w:val="0"/>
+                <w:sz w:val="32"/>
+                <w:szCs w:val="32"/>
+                <w:lang w:eastAsia="ru-RU"/>
+                <w14:ligatures w14:val="none"/>
+              </w:rPr>
+            </w:pPr>
+            <w:r>
+              <w:rPr>
+                <w:rFonts w:ascii="Calibri" w:eastAsia="Times New Roman" w:hAnsi="Calibri" w:cs="Calibri"/>
+                <w:color w:val="000000"/>
+                <w:kern w:val="0"/>
+                <w:sz w:val="32"/>
+                <w:szCs w:val="32"/>
+                <w:lang w:eastAsia="ru-RU"/>
+                <w14:ligatures w14:val="none"/>
+              </w:rPr>
+              <w:t>Э</w:t>
+            </w:r>
+          </w:p>
+        </w:tc>
+        <w:tc>
+          <w:tcPr>
+            <w:tcW w:w="380" w:type="dxa"/>
+            <w:tcBorders>
+              <w:top w:val="nil"/>
+              <w:left w:val="nil"/>
+              <w:bottom w:val="single" w:sz="4" w:space="0" w:color="auto"/>
+              <w:right w:val="single" w:sz="4" w:space="0" w:color="auto"/>
+            </w:tcBorders>
+            <w:shd w:val="clear" w:color="auto" w:fill="auto"/>
+            <w:noWrap/>
+            <w:vAlign w:val="bottom"/>
+            <w:hideMark/>
+          </w:tcPr>
+          <w:p>
+            <w:pPr>
+              <w:spacing w:after="0" w:line="240" w:lineRule="auto"/>
+              <w:rPr>
+                <w:rFonts w:ascii="Calibri" w:eastAsia="Times New Roman" w:hAnsi="Calibri" w:cs="Calibri"/>
+                <w:color w:val="000000"/>
+                <w:kern w:val="0"/>
+                <w:sz w:val="32"/>
+                <w:szCs w:val="32"/>
+                <w:lang w:eastAsia="ru-RU"/>
+                <w14:ligatures w14:val="none"/>
+              </w:rPr>
+            </w:pPr>
+            <w:r>
+              <w:rPr>
+                <w:rFonts w:ascii="Calibri" w:eastAsia="Times New Roman" w:hAnsi="Calibri" w:cs="Calibri"/>
+                <w:color w:val="000000"/>
+                <w:kern w:val="0"/>
+                <w:sz w:val="32"/>
+                <w:szCs w:val="32"/>
+                <w:lang w:eastAsia="ru-RU"/>
+                <w14:ligatures w14:val="none"/>
+              </w:rPr>
+              <w:t>Т</w:t>
+            </w:r>
+          </w:p>
+        </w:tc>
+        <w:tc>
+          <w:tcPr>
+            <w:tcW w:w="480" w:type="dxa"/>
+            <w:tcBorders>
+              <w:top w:val="nil"/>
+              <w:left w:val="nil"/>
+              <w:bottom w:val="single" w:sz="4" w:space="0" w:color="auto"/>
+              <w:right w:val="single" w:sz="4" w:space="0" w:color="auto"/>
+            </w:tcBorders>
+            <w:shd w:val="clear" w:color="auto" w:fill="auto"/>
+            <w:noWrap/>
+            <w:vAlign w:val="bottom"/>
+            <w:hideMark/>
+          </w:tcPr>
+          <w:p>
+            <w:pPr>
+              <w:spacing w:after="0" w:line="240" w:lineRule="auto"/>
+              <w:rPr>
+                <w:rFonts w:ascii="Calibri" w:eastAsia="Times New Roman" w:hAnsi="Calibri" w:cs="Calibri"/>
+                <w:color w:val="000000"/>
+                <w:kern w:val="0"/>
+                <w:sz w:val="32"/>
+                <w:szCs w:val="32"/>
+                <w:lang w:eastAsia="ru-RU"/>
+                <w14:ligatures w14:val="none"/>
+              </w:rPr>
+            </w:pPr>
+            <w:r>
+              <w:rPr>
+                <w:rFonts w:ascii="Calibri" w:eastAsia="Times New Roman" w:hAnsi="Calibri" w:cs="Calibri"/>
+                <w:color w:val="000000"/>
+                <w:kern w:val="0"/>
+                <w:sz w:val="32"/>
+                <w:szCs w:val="32"/>
+                <w:lang w:eastAsia="ru-RU"/>
+                <w14:ligatures w14:val="none"/>
+              </w:rPr>
+              <w:t>Ц</w:t>
+            </w:r>
+          </w:p>
+        </w:tc>
+        <w:tc>
+          <w:tcPr>
+            <w:tcW w:w="400" w:type="dxa"/>
+            <w:tcBorders>
+              <w:top w:val="nil"/>
+              <w:left w:val="nil"/>
+              <w:bottom w:val="single" w:sz="4" w:space="0" w:color="auto"/>
+              <w:right w:val="single" w:sz="4" w:space="0" w:color="auto"/>
+            </w:tcBorders>
+            <w:shd w:val="clear" w:color="auto" w:fill="auto"/>
+            <w:noWrap/>
+            <w:vAlign w:val="bottom"/>
+            <w:hideMark/>
+          </w:tcPr>
+          <w:p>
+            <w:pPr>
+              <w:spacing w:after="0" w:line="240" w:lineRule="auto"/>
+              <w:rPr>
+                <w:rFonts w:ascii="Calibri" w:eastAsia="Times New Roman" w:hAnsi="Calibri" w:cs="Calibri"/>
+                <w:color w:val="000000"/>
+                <w:kern w:val="0"/>
+                <w:sz w:val="32"/>
+                <w:szCs w:val="32"/>
+                <w:lang w:eastAsia="ru-RU"/>
+                <w14:ligatures w14:val="none"/>
+              </w:rPr>
+            </w:pPr>
+            <w:r>
+              <w:rPr>
+                <w:rFonts w:ascii="Calibri" w:eastAsia="Times New Roman" w:hAnsi="Calibri" w:cs="Calibri"/>
+                <w:color w:val="000000"/>
+                <w:kern w:val="0"/>
+                <w:sz w:val="32"/>
+                <w:szCs w:val="32"/>
+                <w:lang w:eastAsia="ru-RU"/>
+                <w14:ligatures w14:val="none"/>
+              </w:rPr>
+              <w:t>Г</w:t>
+            </w:r>
+          </w:p>
+        </w:tc>
+        <w:tc>
+          <w:tcPr>
+            <w:tcW w:w="440" w:type="dxa"/>
+            <w:tcBorders>
+              <w:top w:val="nil"/>
+              <w:left w:val="nil"/>
+              <w:bottom w:val="single" w:sz="4" w:space="0" w:color="auto"/>
+              <w:right w:val="single" w:sz="4" w:space="0" w:color="auto"/>
+            </w:tcBorders>
+            <w:shd w:val="clear" w:color="auto" w:fill="auto"/>
+            <w:noWrap/>
+            <w:vAlign w:val="bottom"/>
+            <w:hideMark/>
+          </w:tcPr>
+          <w:p>
+            <w:pPr>
+              <w:spacing w:after="0" w:line="240" w:lineRule="auto"/>
+              <w:rPr>
+                <w:rFonts w:ascii="Calibri" w:eastAsia="Times New Roman" w:hAnsi="Calibri" w:cs="Calibri"/>
+                <w:color w:val="000000"/>
+                <w:kern w:val="0"/>
+                <w:sz w:val="32"/>
+                <w:szCs w:val="32"/>
+                <w:lang w:eastAsia="ru-RU"/>
+                <w14:ligatures w14:val="none"/>
+              </w:rPr>
+            </w:pPr>
+            <w:r>
+              <w:rPr>
+                <w:rFonts w:ascii="Calibri" w:eastAsia="Times New Roman" w:hAnsi="Calibri" w:cs="Calibri"/>
+                <w:color w:val="000000"/>
+                <w:kern w:val="0"/>
+                <w:sz w:val="32"/>
+                <w:szCs w:val="32"/>
+                <w:lang w:eastAsia="ru-RU"/>
+                <w14:ligatures w14:val="none"/>
+              </w:rPr>
+              <w:t>Щ</w:t>
+            </w:r>
+          </w:p>
+        </w:tc>
+        <w:tc>
+          <w:tcPr>
+            <w:tcW w:w="380" w:type="dxa"/>
+            <w:tcBorders>
+              <w:top w:val="nil"/>
+              <w:left w:val="nil"/>
+              <w:bottom w:val="single" w:sz="4" w:space="0" w:color="auto"/>
+              <w:right w:val="single" w:sz="4" w:space="0" w:color="auto"/>
+            </w:tcBorders>
+            <w:shd w:val="clear" w:color="auto" w:fill="auto"/>
+            <w:noWrap/>
+            <w:vAlign w:val="bottom"/>
+            <w:hideMark/>
+          </w:tcPr>
+          <w:p>
+            <w:pPr>
+              <w:spacing w:after="0" w:line="240" w:lineRule="auto"/>
+              <w:rPr>
+                <w:rFonts w:ascii="Calibri" w:eastAsia="Times New Roman" w:hAnsi="Calibri" w:cs="Calibri"/>
+                <w:color w:val="000000"/>
+                <w:kern w:val="0"/>
+                <w:sz w:val="32"/>
+                <w:szCs w:val="32"/>
+                <w:lang w:eastAsia="ru-RU"/>
+                <w14:ligatures w14:val="none"/>
+              </w:rPr>
+            </w:pPr>
+            <w:r>
+              <w:rPr>
+                <w:rFonts w:ascii="Calibri" w:eastAsia="Times New Roman" w:hAnsi="Calibri" w:cs="Calibri"/>
+                <w:color w:val="000000"/>
+                <w:kern w:val="0"/>
+                <w:sz w:val="32"/>
+                <w:szCs w:val="32"/>
+                <w:lang w:eastAsia="ru-RU"/>
+                <w14:ligatures w14:val="none"/>
+              </w:rPr>
+              <w:t>Ц</w:t>
+            </w:r>
+          </w:p>
+        </w:tc>
+        <w:tc>
+          <w:tcPr>
+            <w:tcW w:w="320" w:type="dxa"/>
+            <w:tcBorders>
+              <w:top w:val="nil"/>
+              <w:left w:val="nil"/>
+              <w:bottom w:val="single" w:sz="4" w:space="0" w:color="auto"/>
+              <w:right w:val="single" w:sz="4" w:space="0" w:color="auto"/>
+            </w:tcBorders>
+            <w:shd w:val="clear" w:color="auto" w:fill="auto"/>
+            <w:noWrap/>
+            <w:vAlign w:val="bottom"/>
+            <w:hideMark/>
+          </w:tcPr>
+          <w:p>
+            <w:pPr>
+              <w:spacing w:after="0" w:line="240" w:lineRule="auto"/>
+              <w:rPr>
+                <w:rFonts w:ascii="Calibri" w:eastAsia="Times New Roman" w:hAnsi="Calibri" w:cs="Calibri"/>
+                <w:color w:val="000000"/>
+                <w:kern w:val="0"/>
+                <w:sz w:val="32"/>
+                <w:szCs w:val="32"/>
+                <w:lang w:eastAsia="ru-RU"/>
+                <w14:ligatures w14:val="none"/>
+              </w:rPr>
+            </w:pPr>
+            <w:r>
+              <w:rPr>
+                <w:rFonts w:ascii="Calibri" w:eastAsia="Times New Roman" w:hAnsi="Calibri" w:cs="Calibri"/>
+                <w:color w:val="000000"/>
+                <w:kern w:val="0"/>
+                <w:sz w:val="32"/>
+                <w:szCs w:val="32"/>
+                <w:lang w:eastAsia="ru-RU"/>
+                <w14:ligatures w14:val="none"/>
+              </w:rPr>
+              <w:t>З</w:t>
+            </w:r>
+          </w:p>
+        </w:tc>
+        <w:tc>
+          <w:tcPr>
+            <w:tcW w:w="420" w:type="dxa"/>
+            <w:tcBorders>
+              <w:top w:val="nil"/>
+              <w:left w:val="nil"/>
+              <w:bottom w:val="single" w:sz="4" w:space="0" w:color="auto"/>
+              <w:right w:val="single" w:sz="4" w:space="0" w:color="auto"/>
+            </w:tcBorders>
+            <w:shd w:val="clear" w:color="auto" w:fill="auto"/>
+            <w:noWrap/>
+            <w:vAlign w:val="bottom"/>
+            <w:hideMark/>
+          </w:tcPr>
+          <w:p>
+            <w:pPr>
+              <w:spacing w:after="0" w:line="240" w:lineRule="auto"/>
+              <w:rPr>
+                <w:rFonts w:ascii="Calibri" w:eastAsia="Times New Roman" w:hAnsi="Calibri" w:cs="Calibri"/>
+                <w:color w:val="000000"/>
+                <w:kern w:val="0"/>
+                <w:sz w:val="32"/>
+                <w:szCs w:val="32"/>
+                <w:lang w:eastAsia="ru-RU"/>
+                <w14:ligatures w14:val="none"/>
+              </w:rPr>
+            </w:pPr>
+            <w:r>
+              <w:rPr>
+                <w:rFonts w:ascii="Calibri" w:eastAsia="Times New Roman" w:hAnsi="Calibri" w:cs="Calibri"/>
+                <w:color w:val="000000"/>
+                <w:kern w:val="0"/>
+                <w:sz w:val="32"/>
+                <w:szCs w:val="32"/>
+                <w:lang w:eastAsia="ru-RU"/>
+                <w14:ligatures w14:val="none"/>
+              </w:rPr>
+              <w:t>Ё</w:t>
+            </w:r>
+          </w:p>
+        </w:tc>
+        <w:tc>
+          <w:tcPr>
+            <w:tcW w:w="300" w:type="dxa"/>
+            <w:tcBorders>
+              <w:top w:val="nil"/>
+              <w:left w:val="nil"/>
+              <w:bottom w:val="single" w:sz="4" w:space="0" w:color="auto"/>
+              <w:right w:val="single" w:sz="4" w:space="0" w:color="auto"/>
+            </w:tcBorders>
+            <w:shd w:val="clear" w:color="auto" w:fill="auto"/>
+            <w:noWrap/>
+            <w:vAlign w:val="bottom"/>
+            <w:hideMark/>
+          </w:tcPr>
+          <w:p>
+            <w:pPr>
+              <w:spacing w:after="0" w:line="240" w:lineRule="auto"/>
+              <w:rPr>
+                <w:rFonts w:ascii="Calibri" w:eastAsia="Times New Roman" w:hAnsi="Calibri" w:cs="Calibri"/>
+                <w:color w:val="000000"/>
+                <w:kern w:val="0"/>
+                <w:sz w:val="32"/>
+                <w:szCs w:val="32"/>
+                <w:lang w:eastAsia="ru-RU"/>
+                <w14:ligatures w14:val="none"/>
+              </w:rPr>
+            </w:pPr>
+            <w:r>
+              <w:rPr>
+                <w:rFonts w:ascii="Calibri" w:eastAsia="Times New Roman" w:hAnsi="Calibri" w:cs="Calibri"/>
+                <w:color w:val="000000"/>
+                <w:kern w:val="0"/>
+                <w:sz w:val="32"/>
+                <w:szCs w:val="32"/>
+                <w:lang w:eastAsia="ru-RU"/>
+                <w14:ligatures w14:val="none"/>
+              </w:rPr>
+              <w:t>З</w:t>
+            </w:r>
+          </w:p>
+        </w:tc>
+        <w:tc>
+          <w:tcPr>
+            <w:tcW w:w="420" w:type="dxa"/>
+            <w:tcBorders>
+              <w:top w:val="nil"/>
+              <w:left w:val="nil"/>
+              <w:bottom w:val="single" w:sz="4" w:space="0" w:color="auto"/>
+              <w:right w:val="single" w:sz="4" w:space="0" w:color="auto"/>
+            </w:tcBorders>
+            <w:shd w:val="clear" w:color="auto" w:fill="auto"/>
+            <w:noWrap/>
+            <w:vAlign w:val="bottom"/>
+            <w:hideMark/>
+          </w:tcPr>
+          <w:p>
+            <w:pPr>
+              <w:spacing w:after="0" w:line="240" w:lineRule="auto"/>
+              <w:rPr>
+                <w:rFonts w:ascii="Calibri" w:eastAsia="Times New Roman" w:hAnsi="Calibri" w:cs="Calibri"/>
+                <w:color w:val="000000"/>
+                <w:kern w:val="0"/>
+                <w:sz w:val="32"/>
+                <w:szCs w:val="32"/>
+                <w:lang w:eastAsia="ru-RU"/>
+                <w14:ligatures w14:val="none"/>
+              </w:rPr>
+            </w:pPr>
+            <w:r>
+              <w:rPr>
+                <w:rFonts w:ascii="Calibri" w:eastAsia="Times New Roman" w:hAnsi="Calibri" w:cs="Calibri"/>
+                <w:color w:val="000000"/>
+                <w:kern w:val="0"/>
+                <w:sz w:val="32"/>
+                <w:szCs w:val="32"/>
+                <w:lang w:eastAsia="ru-RU"/>
+                <w14:ligatures w14:val="none"/>
+              </w:rPr>
+              <w:t>Л</w:t>
+            </w:r>
+          </w:p>
+        </w:tc>
+        <w:tc>
+          <w:tcPr>
+            <w:tcW w:w="380" w:type="dxa"/>
+            <w:tcBorders>
+              <w:top w:val="nil"/>
+              <w:left w:val="nil"/>
+              <w:bottom w:val="single" w:sz="4" w:space="0" w:color="auto"/>
+              <w:right w:val="single" w:sz="4" w:space="0" w:color="auto"/>
+            </w:tcBorders>
+            <w:shd w:val="clear" w:color="auto" w:fill="auto"/>
+            <w:noWrap/>
+            <w:vAlign w:val="bottom"/>
+            <w:hideMark/>
+          </w:tcPr>
+          <w:p>
+            <w:pPr>
+              <w:spacing w:after="0" w:line="240" w:lineRule="auto"/>
+              <w:rPr>
+                <w:rFonts w:ascii="Calibri" w:eastAsia="Times New Roman" w:hAnsi="Calibri" w:cs="Calibri"/>
+                <w:color w:val="000000"/>
+                <w:kern w:val="0"/>
+                <w:sz w:val="32"/>
+                <w:szCs w:val="32"/>
+                <w:lang w:eastAsia="ru-RU"/>
+                <w14:ligatures w14:val="none"/>
+              </w:rPr>
+            </w:pPr>
+            <w:r>
+              <w:rPr>
+                <w:rFonts w:ascii="Calibri" w:eastAsia="Times New Roman" w:hAnsi="Calibri" w:cs="Calibri"/>
+                <w:color w:val="000000"/>
+                <w:kern w:val="0"/>
+                <w:sz w:val="32"/>
+                <w:szCs w:val="32"/>
+                <w:lang w:eastAsia="ru-RU"/>
+                <w14:ligatures w14:val="none"/>
+              </w:rPr>
+              <w:t>Н</w:t>
+            </w:r>
+          </w:p>
+        </w:tc>
+        <w:tc>
+          <w:tcPr>
+            <w:tcW w:w="400" w:type="dxa"/>
+            <w:tcBorders>
+              <w:top w:val="nil"/>
+              <w:left w:val="nil"/>
+              <w:bottom w:val="single" w:sz="4" w:space="0" w:color="auto"/>
+              <w:right w:val="single" w:sz="4" w:space="0" w:color="auto"/>
+            </w:tcBorders>
+            <w:shd w:val="clear" w:color="auto" w:fill="auto"/>
+            <w:noWrap/>
+            <w:vAlign w:val="bottom"/>
+            <w:hideMark/>
+          </w:tcPr>
+          <w:p>
+            <w:pPr>
+              <w:spacing w:after="0" w:line="240" w:lineRule="auto"/>
+              <w:rPr>
+                <w:rFonts w:ascii="Calibri" w:eastAsia="Times New Roman" w:hAnsi="Calibri" w:cs="Calibri"/>
+                <w:color w:val="000000"/>
+                <w:kern w:val="0"/>
+                <w:sz w:val="32"/>
+                <w:szCs w:val="32"/>
+                <w:lang w:eastAsia="ru-RU"/>
+                <w14:ligatures w14:val="none"/>
+              </w:rPr>
+            </w:pPr>
+            <w:r>
+              <w:rPr>
+                <w:rFonts w:ascii="Calibri" w:eastAsia="Times New Roman" w:hAnsi="Calibri" w:cs="Calibri"/>
+                <w:color w:val="000000"/>
+                <w:kern w:val="0"/>
+                <w:sz w:val="32"/>
+                <w:szCs w:val="32"/>
+                <w:lang w:eastAsia="ru-RU"/>
+                <w14:ligatures w14:val="none"/>
+              </w:rPr>
+              <w:t>Ш</w:t>
+            </w:r>
+          </w:p>
+        </w:tc>
+      </w:tr>
+    </w:tbl>
+    <w:p>
+      <w:pPr>
+        <w:rPr>
+          <w:rFonts w:ascii="Times New Roman" w:hAnsi="Times New Roman" w:cs="Times New Roman"/>
+          <w:sz w:val="28"/>
+          <w:szCs w:val="28"/>
+          <w:lang w:val="en-US"/>
+        </w:rPr>
+      </w:pPr>
+    </w:p>
+    <w:p>
+      <w:pPr>
+        <w:rPr>
+          <w:rFonts w:ascii="Times New Roman" w:hAnsi="Times New Roman" w:cs="Times New Roman"/>
+          <w:sz w:val="28"/>
+          <w:szCs w:val="28"/>
+        </w:rPr>
+      </w:pPr>
+      <w:r>
+        <w:rPr>
+          <w:rFonts w:ascii="Times New Roman" w:hAnsi="Times New Roman" w:cs="Times New Roman"/>
+          <w:sz w:val="28"/>
+          <w:szCs w:val="28"/>
+          <w:lang w:val="en-US"/>
+        </w:rPr>
+        <w:t xml:space="preserve"> </w:t>
+      </w:r>
+      <w:proofErr w:type="spellStart"/>
+      <w:r>
+        <w:rPr>
+          <w:rFonts w:ascii="Times New Roman" w:hAnsi="Times New Roman" w:cs="Times New Roman"/>
+          <w:sz w:val="28"/>
+          <w:szCs w:val="28"/>
+        </w:rPr>
+        <w:t>Шифротекст</w:t>
+      </w:r>
+      <w:proofErr w:type="spellEnd"/>
+      <w:r>
+        <w:rPr>
+          <w:rFonts w:ascii="Times New Roman" w:hAnsi="Times New Roman" w:cs="Times New Roman"/>
+          <w:sz w:val="28"/>
+          <w:szCs w:val="28"/>
+          <w:lang w:val="en-US"/>
+        </w:rPr>
+        <w:t>:</w:t>
+      </w:r>
+      <w:r>
+        <w:t xml:space="preserve"> </w:t>
+      </w:r>
+      <w:r>
+        <w:rPr>
+          <w:rFonts w:ascii="Times New Roman" w:hAnsi="Times New Roman" w:cs="Times New Roman"/>
+          <w:sz w:val="28"/>
+          <w:szCs w:val="28"/>
+          <w:lang w:val="en-US"/>
+        </w:rPr>
+        <w:t>СЭТЦГЩЦЗЁЗЛНШ</w:t>
+      </w:r>
+    </w:p>
+    <w:p>
+      <w:pPr>
         <w:spacing w:after="0"/>
         <w:rPr>
           <w:rFonts w:ascii="Times New Roman" w:hAnsi="Times New Roman" w:cs="Times New Roman"/>
+          <w:sz w:val="28"/>
+          <w:szCs w:val="28"/>
+        </w:rPr>
+      </w:pPr>
+      <w:r>
+        <w:rPr>
+          <w:rFonts w:ascii="Times New Roman" w:hAnsi="Times New Roman" w:cs="Times New Roman"/>
           <w:noProof/>
           <w:sz w:val="28"/>
           <w:szCs w:val="28"/>
-          <w:lang w:val="en-US"/>
-        </w:rPr>
-      </w:pPr>
-      <w:r>
-        <w:rPr>
-          <w:rFonts w:ascii="Times New Roman" w:hAnsi="Times New Roman" w:cs="Times New Roman"/>
-          <w:noProof/>
-          <w:sz w:val="28"/>
-          <w:szCs w:val="28"/>
         </w:rPr>
         <w:drawing>
-          <wp:inline distT="0" distB="0" distL="0" distR="0" wp14:anchorId="3724BDAF" wp14:editId="4349AA3E">
-            <wp:extent cx="5928360" cy="3078480"/>
-            <wp:effectExtent l="0" t="0" r="0" b="7620"/>
-            <wp:docPr id="26" name="Рисунок 26"/>
+          <wp:inline distT="0" distB="0" distL="0" distR="0" wp14:anchorId="73BED1F6" wp14:editId="313D0A46">
+            <wp:extent cx="5934075" cy="3095625"/>
+            <wp:effectExtent l="0" t="0" r="9525" b="9525"/>
+            <wp:docPr id="12" name="Рисунок 12"/>
             <wp:cNvGraphicFramePr>
               <a:graphicFrameLocks xmlns:a="http://schemas.openxmlformats.org/drawingml/2006/main" noChangeAspect="1"/>
             </wp:cNvGraphicFramePr>
@@ -6873,13 +8668,13 @@
               <a:graphicData uri="http://schemas.openxmlformats.org/drawingml/2006/picture">
                 <pic:pic xmlns:pic="http://schemas.openxmlformats.org/drawingml/2006/picture">
                   <pic:nvPicPr>
-                    <pic:cNvPr id="0" name="Picture 13"/>
+                    <pic:cNvPr id="0" name="Picture 5"/>
                     <pic:cNvPicPr>
                       <a:picLocks noChangeAspect="1" noChangeArrowheads="1"/>
                     </pic:cNvPicPr>
                   </pic:nvPicPr>
                   <pic:blipFill>
-                    <a:blip r:embed="rId16" cstate="print">
+                    <a:blip r:embed="rId16">
                       <a:extLst>
                         <a:ext uri="{28A0092B-C50C-407E-A947-70E740481C1C}">
                           <a14:useLocalDpi xmlns:a14="http://schemas.microsoft.com/office/drawing/2010/main" val="0"/>
@@ -6894,7 +8689,7 @@
                   <pic:spPr bwMode="auto">
                     <a:xfrm>
                       <a:off x="0" y="0"/>
-                      <a:ext cx="5928360" cy="3078480"/>
+                      <a:ext cx="5934075" cy="3095625"/>
                     </a:xfrm>
                     <a:prstGeom prst="rect">
                       <a:avLst/>
@@ -6916,10 +8711,8 @@
         <w:spacing w:after="0"/>
         <w:rPr>
           <w:rFonts w:ascii="Times New Roman" w:hAnsi="Times New Roman" w:cs="Times New Roman"/>
-          <w:noProof/>
-          <w:sz w:val="28"/>
-          <w:szCs w:val="28"/>
-          <w:lang w:val="en-US"/>
+          <w:sz w:val="28"/>
+          <w:szCs w:val="28"/>
         </w:rPr>
       </w:pPr>
     </w:p>
@@ -6930,7 +8723,6 @@
           <w:rFonts w:ascii="Times New Roman" w:hAnsi="Times New Roman" w:cs="Times New Roman"/>
           <w:sz w:val="28"/>
           <w:szCs w:val="28"/>
-          <w:lang w:val="en-US"/>
         </w:rPr>
       </w:pPr>
       <w:r>
@@ -6939,13 +8731,12 @@
           <w:noProof/>
           <w:sz w:val="28"/>
           <w:szCs w:val="28"/>
-          <w:lang w:val="en-US"/>
         </w:rPr>
         <w:drawing>
-          <wp:inline distT="0" distB="0" distL="0" distR="0" wp14:anchorId="5788B976" wp14:editId="2A265811">
-            <wp:extent cx="5935980" cy="3025140"/>
-            <wp:effectExtent l="0" t="0" r="7620" b="3810"/>
-            <wp:docPr id="27" name="Рисунок 27"/>
+          <wp:inline distT="0" distB="0" distL="0" distR="0" wp14:anchorId="64F15A68" wp14:editId="35F71E7A">
+            <wp:extent cx="5943600" cy="3114675"/>
+            <wp:effectExtent l="0" t="0" r="0" b="9525"/>
+            <wp:docPr id="13" name="Рисунок 13"/>
             <wp:cNvGraphicFramePr>
               <a:graphicFrameLocks xmlns:a="http://schemas.openxmlformats.org/drawingml/2006/main" noChangeAspect="1"/>
             </wp:cNvGraphicFramePr>
@@ -6953,13 +8744,13 @@
               <a:graphicData uri="http://schemas.openxmlformats.org/drawingml/2006/picture">
                 <pic:pic xmlns:pic="http://schemas.openxmlformats.org/drawingml/2006/picture">
                   <pic:nvPicPr>
-                    <pic:cNvPr id="0" name="Picture 14"/>
+                    <pic:cNvPr id="0" name="Picture 6"/>
                     <pic:cNvPicPr>
                       <a:picLocks noChangeAspect="1" noChangeArrowheads="1"/>
                     </pic:cNvPicPr>
                   </pic:nvPicPr>
                   <pic:blipFill>
-                    <a:blip r:embed="rId17" cstate="print">
+                    <a:blip r:embed="rId17">
                       <a:extLst>
                         <a:ext uri="{28A0092B-C50C-407E-A947-70E740481C1C}">
                           <a14:useLocalDpi xmlns:a14="http://schemas.microsoft.com/office/drawing/2010/main" val="0"/>
@@ -6974,7 +8765,275 @@
                   <pic:spPr bwMode="auto">
                     <a:xfrm>
                       <a:off x="0" y="0"/>
-                      <a:ext cx="5935980" cy="3025140"/>
+                      <a:ext cx="5943600" cy="3114675"/>
+                    </a:xfrm>
+                    <a:prstGeom prst="rect">
+                      <a:avLst/>
+                    </a:prstGeom>
+                    <a:noFill/>
+                    <a:ln>
+                      <a:noFill/>
+                    </a:ln>
+                  </pic:spPr>
+                </pic:pic>
+              </a:graphicData>
+            </a:graphic>
+          </wp:inline>
+        </w:drawing>
+      </w:r>
+    </w:p>
+    <w:p>
+      <w:pPr>
+        <w:spacing w:after="0"/>
+        <w:rPr>
+          <w:rFonts w:ascii="Times New Roman" w:hAnsi="Times New Roman" w:cs="Times New Roman"/>
+          <w:sz w:val="28"/>
+          <w:szCs w:val="28"/>
+        </w:rPr>
+      </w:pPr>
+    </w:p>
+    <w:p>
+      <w:pPr>
+        <w:spacing w:after="0"/>
+        <w:jc w:val="center"/>
+        <w:rPr>
+          <w:rFonts w:ascii="Times New Roman" w:hAnsi="Times New Roman" w:cs="Times New Roman"/>
+          <w:b/>
+          <w:bCs/>
+          <w:sz w:val="28"/>
+          <w:szCs w:val="28"/>
+        </w:rPr>
+      </w:pPr>
+      <w:r>
+        <w:rPr>
+          <w:rFonts w:ascii="Times New Roman" w:hAnsi="Times New Roman" w:cs="Times New Roman"/>
+          <w:b/>
+          <w:bCs/>
+          <w:sz w:val="28"/>
+          <w:szCs w:val="28"/>
+        </w:rPr>
+        <w:lastRenderedPageBreak/>
+        <w:t>ТЕСТ ПРОЙДЕН</w:t>
+      </w:r>
+    </w:p>
+    <w:p>
+      <w:pPr>
+        <w:spacing w:after="0"/>
+        <w:jc w:val="center"/>
+        <w:rPr>
+          <w:rFonts w:ascii="Times New Roman" w:hAnsi="Times New Roman" w:cs="Times New Roman"/>
+          <w:b/>
+          <w:bCs/>
+          <w:sz w:val="28"/>
+          <w:szCs w:val="28"/>
+        </w:rPr>
+      </w:pPr>
+    </w:p>
+    <w:p>
+      <w:pPr>
+        <w:spacing w:after="0"/>
+        <w:jc w:val="center"/>
+        <w:rPr>
+          <w:rFonts w:ascii="Times New Roman" w:hAnsi="Times New Roman" w:cs="Times New Roman"/>
+          <w:b/>
+          <w:bCs/>
+          <w:sz w:val="28"/>
+          <w:szCs w:val="28"/>
+        </w:rPr>
+      </w:pPr>
+    </w:p>
+    <w:p>
+      <w:pPr>
+        <w:spacing w:after="0"/>
+        <w:jc w:val="center"/>
+        <w:rPr>
+          <w:rFonts w:ascii="Times New Roman" w:hAnsi="Times New Roman" w:cs="Times New Roman"/>
+          <w:b/>
+          <w:bCs/>
+          <w:sz w:val="28"/>
+          <w:szCs w:val="28"/>
+        </w:rPr>
+      </w:pPr>
+    </w:p>
+    <w:p>
+      <w:pPr>
+        <w:spacing w:after="0"/>
+        <w:jc w:val="center"/>
+        <w:rPr>
+          <w:rFonts w:ascii="Times New Roman" w:hAnsi="Times New Roman" w:cs="Times New Roman"/>
+          <w:b/>
+          <w:bCs/>
+          <w:sz w:val="28"/>
+          <w:szCs w:val="28"/>
+        </w:rPr>
+      </w:pPr>
+    </w:p>
+    <w:p>
+      <w:pPr>
+        <w:pStyle w:val="a3"/>
+        <w:numPr>
+          <w:ilvl w:val="0"/>
+          <w:numId w:val="6"/>
+        </w:numPr>
+        <w:spacing w:after="0" w:line="240" w:lineRule="auto"/>
+        <w:rPr>
+          <w:rFonts w:ascii="Times New Roman" w:hAnsi="Times New Roman" w:cs="Times New Roman"/>
+          <w:sz w:val="28"/>
+          <w:szCs w:val="28"/>
+        </w:rPr>
+      </w:pPr>
+      <w:r>
+        <w:rPr>
+          <w:rFonts w:ascii="Times New Roman" w:hAnsi="Times New Roman" w:cs="Times New Roman"/>
+          <w:sz w:val="28"/>
+          <w:szCs w:val="28"/>
+        </w:rPr>
+        <w:t>Обработка пустых полей ввода (ключ и/или фраза)</w:t>
+      </w:r>
+    </w:p>
+    <w:p>
+      <w:pPr>
+        <w:spacing w:after="0" w:line="240" w:lineRule="auto"/>
+        <w:ind w:left="360"/>
+        <w:rPr>
+          <w:sz w:val="28"/>
+          <w:szCs w:val="28"/>
+        </w:rPr>
+      </w:pPr>
+    </w:p>
+    <w:p>
+      <w:pPr>
+        <w:spacing w:after="0"/>
+        <w:rPr>
+          <w:rFonts w:ascii="Times New Roman" w:hAnsi="Times New Roman" w:cs="Times New Roman"/>
+          <w:noProof/>
+          <w:sz w:val="28"/>
+          <w:szCs w:val="28"/>
+          <w:lang w:val="en-US"/>
+        </w:rPr>
+      </w:pPr>
+      <w:r>
+        <w:rPr>
+          <w:rFonts w:ascii="Times New Roman" w:hAnsi="Times New Roman" w:cs="Times New Roman"/>
+          <w:noProof/>
+          <w:sz w:val="28"/>
+          <w:szCs w:val="28"/>
+          <w:lang w:val="en-US"/>
+        </w:rPr>
+        <w:drawing>
+          <wp:inline distT="0" distB="0" distL="0" distR="0" wp14:anchorId="7DDB4CAB" wp14:editId="2426C82F">
+            <wp:extent cx="5943600" cy="3143250"/>
+            <wp:effectExtent l="0" t="0" r="0" b="0"/>
+            <wp:docPr id="14" name="Рисунок 14"/>
+            <wp:cNvGraphicFramePr>
+              <a:graphicFrameLocks xmlns:a="http://schemas.openxmlformats.org/drawingml/2006/main" noChangeAspect="1"/>
+            </wp:cNvGraphicFramePr>
+            <a:graphic xmlns:a="http://schemas.openxmlformats.org/drawingml/2006/main">
+              <a:graphicData uri="http://schemas.openxmlformats.org/drawingml/2006/picture">
+                <pic:pic xmlns:pic="http://schemas.openxmlformats.org/drawingml/2006/picture">
+                  <pic:nvPicPr>
+                    <pic:cNvPr id="0" name="Picture 7"/>
+                    <pic:cNvPicPr>
+                      <a:picLocks noChangeAspect="1" noChangeArrowheads="1"/>
+                    </pic:cNvPicPr>
+                  </pic:nvPicPr>
+                  <pic:blipFill>
+                    <a:blip r:embed="rId18">
+                      <a:extLst>
+                        <a:ext uri="{28A0092B-C50C-407E-A947-70E740481C1C}">
+                          <a14:useLocalDpi xmlns:a14="http://schemas.microsoft.com/office/drawing/2010/main" val="0"/>
+                        </a:ext>
+                      </a:extLst>
+                    </a:blip>
+                    <a:srcRect/>
+                    <a:stretch>
+                      <a:fillRect/>
+                    </a:stretch>
+                  </pic:blipFill>
+                  <pic:spPr bwMode="auto">
+                    <a:xfrm>
+                      <a:off x="0" y="0"/>
+                      <a:ext cx="5943600" cy="3143250"/>
+                    </a:xfrm>
+                    <a:prstGeom prst="rect">
+                      <a:avLst/>
+                    </a:prstGeom>
+                    <a:noFill/>
+                    <a:ln>
+                      <a:noFill/>
+                    </a:ln>
+                  </pic:spPr>
+                </pic:pic>
+              </a:graphicData>
+            </a:graphic>
+          </wp:inline>
+        </w:drawing>
+      </w:r>
+    </w:p>
+    <w:p>
+      <w:pPr>
+        <w:spacing w:after="0"/>
+        <w:rPr>
+          <w:rFonts w:ascii="Times New Roman" w:hAnsi="Times New Roman" w:cs="Times New Roman"/>
+          <w:noProof/>
+          <w:sz w:val="28"/>
+          <w:szCs w:val="28"/>
+          <w:lang w:val="en-US"/>
+        </w:rPr>
+      </w:pPr>
+    </w:p>
+    <w:p>
+      <w:pPr>
+        <w:spacing w:after="0"/>
+        <w:rPr>
+          <w:rFonts w:ascii="Times New Roman" w:hAnsi="Times New Roman" w:cs="Times New Roman"/>
+          <w:sz w:val="28"/>
+          <w:szCs w:val="28"/>
+          <w:lang w:val="en-US"/>
+        </w:rPr>
+      </w:pPr>
+      <w:r>
+        <w:rPr>
+          <w:rFonts w:ascii="Times New Roman" w:hAnsi="Times New Roman" w:cs="Times New Roman"/>
+          <w:noProof/>
+          <w:sz w:val="28"/>
+          <w:szCs w:val="28"/>
+          <w:lang w:val="en-US"/>
+        </w:rPr>
+        <w:drawing>
+          <wp:inline distT="0" distB="0" distL="0" distR="0" wp14:anchorId="09A37F01" wp14:editId="34602E41">
+            <wp:extent cx="5943600" cy="3086100"/>
+            <wp:effectExtent l="0" t="0" r="0" b="0"/>
+            <wp:docPr id="22" name="Рисунок 22"/>
+            <wp:cNvGraphicFramePr>
+              <a:graphicFrameLocks xmlns:a="http://schemas.openxmlformats.org/drawingml/2006/main" noChangeAspect="1"/>
+            </wp:cNvGraphicFramePr>
+            <a:graphic xmlns:a="http://schemas.openxmlformats.org/drawingml/2006/main">
+              <a:graphicData uri="http://schemas.openxmlformats.org/drawingml/2006/picture">
+                <pic:pic xmlns:pic="http://schemas.openxmlformats.org/drawingml/2006/picture">
+                  <pic:nvPicPr>
+                    <pic:cNvPr id="0" name="Picture 10"/>
+                    <pic:cNvPicPr>
+                      <a:picLocks noChangeAspect="1" noChangeArrowheads="1"/>
+                    </pic:cNvPicPr>
+                  </pic:nvPicPr>
+                  <pic:blipFill>
+                    <a:blip r:embed="rId19">
+                      <a:extLst>
+                        <a:ext uri="{28A0092B-C50C-407E-A947-70E740481C1C}">
+                          <a14:useLocalDpi xmlns:a14="http://schemas.microsoft.com/office/drawing/2010/main" val="0"/>
+                        </a:ext>
+                      </a:extLst>
+                    </a:blip>
+                    <a:srcRect/>
+                    <a:stretch>
+                      <a:fillRect/>
+                    </a:stretch>
+                  </pic:blipFill>
+                  <pic:spPr bwMode="auto">
+                    <a:xfrm>
+                      <a:off x="0" y="0"/>
+                      <a:ext cx="5943600" cy="3086100"/>
                     </a:xfrm>
                     <a:prstGeom prst="rect">
                       <a:avLst/>
@@ -8193,7 +10252,7 @@
 </file>
 
 <file path=customXml/itemProps1.xml><?xml version="1.0" encoding="utf-8"?>
-<ds:datastoreItem xmlns:ds="http://schemas.openxmlformats.org/officeDocument/2006/customXml" ds:itemID="{CA9363E9-7E47-4014-82D3-57130EDDFC52}">
+<ds:datastoreItem xmlns:ds="http://schemas.openxmlformats.org/officeDocument/2006/customXml" ds:itemID="{00804263-6C47-4170-A9A7-64ED9EFAE1DA}">
   <ds:schemaRefs>
     <ds:schemaRef ds:uri="http://schemas.openxmlformats.org/officeDocument/2006/bibliography"/>
   </ds:schemaRefs>

--- a/TI_1.docx
+++ b/TI_1.docx
@@ -456,6 +456,2391 @@
         </w:rPr>
         <w:t>)</w:t>
       </w:r>
+    </w:p>
+    <w:p>
+      <w:pPr>
+        <w:ind w:left="360"/>
+        <w:rPr>
+          <w:rFonts w:ascii="Times New Roman" w:hAnsi="Times New Roman" w:cs="Times New Roman"/>
+          <w:b/>
+          <w:sz w:val="28"/>
+          <w:szCs w:val="28"/>
+        </w:rPr>
+      </w:pPr>
+      <w:r>
+        <w:rPr>
+          <w:rFonts w:ascii="Times New Roman" w:hAnsi="Times New Roman" w:cs="Times New Roman"/>
+          <w:b/>
+          <w:sz w:val="28"/>
+          <w:szCs w:val="28"/>
+        </w:rPr>
+        <w:drawing>
+          <wp:inline distT="0" distB="0" distL="0" distR="0" wp14:anchorId="695BC1BE" wp14:editId="00248A78">
+            <wp:extent cx="1514686" cy="1009791"/>
+            <wp:effectExtent l="0" t="0" r="9525" b="0"/>
+            <wp:docPr id="7" name="Рисунок 7"/>
+            <wp:cNvGraphicFramePr>
+              <a:graphicFrameLocks xmlns:a="http://schemas.openxmlformats.org/drawingml/2006/main" noChangeAspect="1"/>
+            </wp:cNvGraphicFramePr>
+            <a:graphic xmlns:a="http://schemas.openxmlformats.org/drawingml/2006/main">
+              <a:graphicData uri="http://schemas.openxmlformats.org/drawingml/2006/picture">
+                <pic:pic xmlns:pic="http://schemas.openxmlformats.org/drawingml/2006/picture">
+                  <pic:nvPicPr>
+                    <pic:cNvPr id="1" name=""/>
+                    <pic:cNvPicPr/>
+                  </pic:nvPicPr>
+                  <pic:blipFill>
+                    <a:blip r:embed="rId6"/>
+                    <a:stretch>
+                      <a:fillRect/>
+                    </a:stretch>
+                  </pic:blipFill>
+                  <pic:spPr>
+                    <a:xfrm>
+                      <a:off x="0" y="0"/>
+                      <a:ext cx="1514686" cy="1009791"/>
+                    </a:xfrm>
+                    <a:prstGeom prst="rect">
+                      <a:avLst/>
+                    </a:prstGeom>
+                  </pic:spPr>
+                </pic:pic>
+              </a:graphicData>
+            </a:graphic>
+          </wp:inline>
+        </w:drawing>
+      </w:r>
+    </w:p>
+    <w:p>
+      <w:pPr>
+        <w:pStyle w:val="a3"/>
+        <w:numPr>
+          <w:ilvl w:val="0"/>
+          <w:numId w:val="8"/>
+        </w:numPr>
+        <w:rPr>
+          <w:rFonts w:ascii="Times New Roman" w:hAnsi="Times New Roman" w:cs="Times New Roman"/>
+          <w:b/>
+          <w:sz w:val="28"/>
+          <w:szCs w:val="28"/>
+        </w:rPr>
+      </w:pPr>
+    </w:p>
+    <w:tbl>
+      <w:tblPr>
+        <w:tblW w:w="1660" w:type="dxa"/>
+        <w:tblInd w:w="1009" w:type="dxa"/>
+        <w:tblLook w:val="04A0" w:firstRow="1" w:lastRow="0" w:firstColumn="1" w:lastColumn="0" w:noHBand="0" w:noVBand="1"/>
+      </w:tblPr>
+      <w:tblGrid>
+        <w:gridCol w:w="420"/>
+        <w:gridCol w:w="380"/>
+        <w:gridCol w:w="380"/>
+        <w:gridCol w:w="480"/>
+      </w:tblGrid>
+      <w:tr>
+        <w:trPr>
+          <w:trHeight w:val="288"/>
+        </w:trPr>
+        <w:tc>
+          <w:tcPr>
+            <w:tcW w:w="420" w:type="dxa"/>
+            <w:tcBorders>
+              <w:top w:val="single" w:sz="4" w:space="0" w:color="auto"/>
+              <w:left w:val="single" w:sz="4" w:space="0" w:color="auto"/>
+              <w:bottom w:val="single" w:sz="4" w:space="0" w:color="auto"/>
+              <w:right w:val="single" w:sz="4" w:space="0" w:color="auto"/>
+            </w:tcBorders>
+            <w:shd w:val="clear" w:color="auto" w:fill="auto"/>
+            <w:noWrap/>
+            <w:vAlign w:val="bottom"/>
+            <w:hideMark/>
+          </w:tcPr>
+          <w:p>
+            <w:pPr>
+              <w:spacing w:after="0" w:line="240" w:lineRule="auto"/>
+              <w:rPr>
+                <w:rFonts w:ascii="Calibri" w:eastAsia="Times New Roman" w:hAnsi="Calibri" w:cs="Calibri"/>
+                <w:color w:val="000000"/>
+                <w:kern w:val="0"/>
+                <w:lang w:eastAsia="ru-RU"/>
+                <w14:ligatures w14:val="none"/>
+              </w:rPr>
+            </w:pPr>
+            <w:r>
+              <w:rPr>
+                <w:rFonts w:ascii="Calibri" w:eastAsia="Times New Roman" w:hAnsi="Calibri" w:cs="Calibri"/>
+                <w:color w:val="000000"/>
+                <w:kern w:val="0"/>
+                <w:lang w:eastAsia="ru-RU"/>
+                <w14:ligatures w14:val="none"/>
+              </w:rPr>
+              <w:t>J</w:t>
+            </w:r>
+          </w:p>
+        </w:tc>
+        <w:tc>
+          <w:tcPr>
+            <w:tcW w:w="380" w:type="dxa"/>
+            <w:tcBorders>
+              <w:top w:val="single" w:sz="4" w:space="0" w:color="auto"/>
+              <w:left w:val="nil"/>
+              <w:bottom w:val="single" w:sz="4" w:space="0" w:color="auto"/>
+              <w:right w:val="single" w:sz="4" w:space="0" w:color="auto"/>
+            </w:tcBorders>
+            <w:shd w:val="clear" w:color="auto" w:fill="auto"/>
+            <w:noWrap/>
+            <w:vAlign w:val="bottom"/>
+            <w:hideMark/>
+          </w:tcPr>
+          <w:p>
+            <w:pPr>
+              <w:spacing w:after="0" w:line="240" w:lineRule="auto"/>
+              <w:rPr>
+                <w:rFonts w:ascii="Calibri" w:eastAsia="Times New Roman" w:hAnsi="Calibri" w:cs="Calibri"/>
+                <w:color w:val="000000"/>
+                <w:kern w:val="0"/>
+                <w:lang w:eastAsia="ru-RU"/>
+                <w14:ligatures w14:val="none"/>
+              </w:rPr>
+            </w:pPr>
+          </w:p>
+        </w:tc>
+        <w:tc>
+          <w:tcPr>
+            <w:tcW w:w="380" w:type="dxa"/>
+            <w:tcBorders>
+              <w:top w:val="single" w:sz="4" w:space="0" w:color="auto"/>
+              <w:left w:val="nil"/>
+              <w:bottom w:val="single" w:sz="4" w:space="0" w:color="auto"/>
+              <w:right w:val="single" w:sz="4" w:space="0" w:color="auto"/>
+            </w:tcBorders>
+            <w:shd w:val="clear" w:color="auto" w:fill="auto"/>
+            <w:noWrap/>
+            <w:vAlign w:val="bottom"/>
+            <w:hideMark/>
+          </w:tcPr>
+          <w:p>
+            <w:pPr>
+              <w:spacing w:after="0" w:line="240" w:lineRule="auto"/>
+              <w:rPr>
+                <w:rFonts w:ascii="Calibri" w:eastAsia="Times New Roman" w:hAnsi="Calibri" w:cs="Calibri"/>
+                <w:color w:val="000000"/>
+                <w:kern w:val="0"/>
+                <w:lang w:eastAsia="ru-RU"/>
+                <w14:ligatures w14:val="none"/>
+              </w:rPr>
+            </w:pPr>
+          </w:p>
+        </w:tc>
+        <w:tc>
+          <w:tcPr>
+            <w:tcW w:w="480" w:type="dxa"/>
+            <w:tcBorders>
+              <w:top w:val="single" w:sz="4" w:space="0" w:color="auto"/>
+              <w:left w:val="nil"/>
+              <w:bottom w:val="single" w:sz="4" w:space="0" w:color="auto"/>
+              <w:right w:val="single" w:sz="4" w:space="0" w:color="auto"/>
+            </w:tcBorders>
+            <w:shd w:val="clear" w:color="auto" w:fill="auto"/>
+            <w:noWrap/>
+            <w:vAlign w:val="bottom"/>
+            <w:hideMark/>
+          </w:tcPr>
+          <w:p>
+            <w:pPr>
+              <w:spacing w:after="0" w:line="240" w:lineRule="auto"/>
+              <w:rPr>
+                <w:rFonts w:ascii="Calibri" w:eastAsia="Times New Roman" w:hAnsi="Calibri" w:cs="Calibri"/>
+                <w:color w:val="000000"/>
+                <w:kern w:val="0"/>
+                <w:lang w:eastAsia="ru-RU"/>
+                <w14:ligatures w14:val="none"/>
+              </w:rPr>
+            </w:pPr>
+          </w:p>
+        </w:tc>
+      </w:tr>
+      <w:tr>
+        <w:trPr>
+          <w:trHeight w:val="288"/>
+        </w:trPr>
+        <w:tc>
+          <w:tcPr>
+            <w:tcW w:w="420" w:type="dxa"/>
+            <w:tcBorders>
+              <w:top w:val="nil"/>
+              <w:left w:val="single" w:sz="4" w:space="0" w:color="auto"/>
+              <w:bottom w:val="single" w:sz="4" w:space="0" w:color="auto"/>
+              <w:right w:val="single" w:sz="4" w:space="0" w:color="auto"/>
+            </w:tcBorders>
+            <w:shd w:val="clear" w:color="auto" w:fill="auto"/>
+            <w:noWrap/>
+            <w:vAlign w:val="bottom"/>
+            <w:hideMark/>
+          </w:tcPr>
+          <w:p>
+            <w:pPr>
+              <w:spacing w:after="0" w:line="240" w:lineRule="auto"/>
+              <w:rPr>
+                <w:rFonts w:ascii="Calibri" w:eastAsia="Times New Roman" w:hAnsi="Calibri" w:cs="Calibri"/>
+                <w:color w:val="000000"/>
+                <w:kern w:val="0"/>
+                <w:lang w:eastAsia="ru-RU"/>
+                <w14:ligatures w14:val="none"/>
+              </w:rPr>
+            </w:pPr>
+          </w:p>
+        </w:tc>
+        <w:tc>
+          <w:tcPr>
+            <w:tcW w:w="380" w:type="dxa"/>
+            <w:tcBorders>
+              <w:top w:val="nil"/>
+              <w:left w:val="nil"/>
+              <w:bottom w:val="single" w:sz="4" w:space="0" w:color="auto"/>
+              <w:right w:val="single" w:sz="4" w:space="0" w:color="auto"/>
+            </w:tcBorders>
+            <w:shd w:val="clear" w:color="auto" w:fill="auto"/>
+            <w:noWrap/>
+            <w:vAlign w:val="bottom"/>
+            <w:hideMark/>
+          </w:tcPr>
+          <w:p>
+            <w:pPr>
+              <w:spacing w:after="0" w:line="240" w:lineRule="auto"/>
+              <w:rPr>
+                <w:rFonts w:ascii="Calibri" w:eastAsia="Times New Roman" w:hAnsi="Calibri" w:cs="Calibri"/>
+                <w:color w:val="000000"/>
+                <w:kern w:val="0"/>
+                <w:lang w:eastAsia="ru-RU"/>
+                <w14:ligatures w14:val="none"/>
+              </w:rPr>
+            </w:pPr>
+          </w:p>
+        </w:tc>
+        <w:tc>
+          <w:tcPr>
+            <w:tcW w:w="380" w:type="dxa"/>
+            <w:tcBorders>
+              <w:top w:val="nil"/>
+              <w:left w:val="nil"/>
+              <w:bottom w:val="single" w:sz="4" w:space="0" w:color="auto"/>
+              <w:right w:val="single" w:sz="4" w:space="0" w:color="auto"/>
+            </w:tcBorders>
+            <w:shd w:val="clear" w:color="auto" w:fill="auto"/>
+            <w:noWrap/>
+            <w:vAlign w:val="bottom"/>
+            <w:hideMark/>
+          </w:tcPr>
+          <w:p>
+            <w:pPr>
+              <w:spacing w:after="0" w:line="240" w:lineRule="auto"/>
+              <w:rPr>
+                <w:rFonts w:ascii="Calibri" w:eastAsia="Times New Roman" w:hAnsi="Calibri" w:cs="Calibri"/>
+                <w:color w:val="000000"/>
+                <w:kern w:val="0"/>
+                <w:lang w:eastAsia="ru-RU"/>
+                <w14:ligatures w14:val="none"/>
+              </w:rPr>
+            </w:pPr>
+          </w:p>
+        </w:tc>
+        <w:tc>
+          <w:tcPr>
+            <w:tcW w:w="480" w:type="dxa"/>
+            <w:tcBorders>
+              <w:top w:val="nil"/>
+              <w:left w:val="nil"/>
+              <w:bottom w:val="single" w:sz="4" w:space="0" w:color="auto"/>
+              <w:right w:val="single" w:sz="4" w:space="0" w:color="auto"/>
+            </w:tcBorders>
+            <w:shd w:val="clear" w:color="auto" w:fill="auto"/>
+            <w:noWrap/>
+            <w:vAlign w:val="bottom"/>
+            <w:hideMark/>
+          </w:tcPr>
+          <w:p>
+            <w:pPr>
+              <w:spacing w:after="0" w:line="240" w:lineRule="auto"/>
+              <w:rPr>
+                <w:rFonts w:ascii="Calibri" w:eastAsia="Times New Roman" w:hAnsi="Calibri" w:cs="Calibri"/>
+                <w:color w:val="000000"/>
+                <w:kern w:val="0"/>
+                <w:lang w:eastAsia="ru-RU"/>
+                <w14:ligatures w14:val="none"/>
+              </w:rPr>
+            </w:pPr>
+            <w:r>
+              <w:rPr>
+                <w:rFonts w:ascii="Calibri" w:eastAsia="Times New Roman" w:hAnsi="Calibri" w:cs="Calibri"/>
+                <w:color w:val="000000"/>
+                <w:kern w:val="0"/>
+                <w:lang w:eastAsia="ru-RU"/>
+                <w14:ligatures w14:val="none"/>
+              </w:rPr>
+              <w:t>U</w:t>
+            </w:r>
+          </w:p>
+        </w:tc>
+      </w:tr>
+      <w:tr>
+        <w:trPr>
+          <w:trHeight w:val="288"/>
+        </w:trPr>
+        <w:tc>
+          <w:tcPr>
+            <w:tcW w:w="420" w:type="dxa"/>
+            <w:tcBorders>
+              <w:top w:val="nil"/>
+              <w:left w:val="single" w:sz="4" w:space="0" w:color="auto"/>
+              <w:bottom w:val="single" w:sz="4" w:space="0" w:color="auto"/>
+              <w:right w:val="single" w:sz="4" w:space="0" w:color="auto"/>
+            </w:tcBorders>
+            <w:shd w:val="clear" w:color="auto" w:fill="auto"/>
+            <w:noWrap/>
+            <w:vAlign w:val="bottom"/>
+            <w:hideMark/>
+          </w:tcPr>
+          <w:p>
+            <w:pPr>
+              <w:spacing w:after="0" w:line="240" w:lineRule="auto"/>
+              <w:rPr>
+                <w:rFonts w:ascii="Calibri" w:eastAsia="Times New Roman" w:hAnsi="Calibri" w:cs="Calibri"/>
+                <w:color w:val="000000"/>
+                <w:kern w:val="0"/>
+                <w:lang w:eastAsia="ru-RU"/>
+                <w14:ligatures w14:val="none"/>
+              </w:rPr>
+            </w:pPr>
+          </w:p>
+        </w:tc>
+        <w:tc>
+          <w:tcPr>
+            <w:tcW w:w="380" w:type="dxa"/>
+            <w:tcBorders>
+              <w:top w:val="nil"/>
+              <w:left w:val="nil"/>
+              <w:bottom w:val="single" w:sz="4" w:space="0" w:color="auto"/>
+              <w:right w:val="single" w:sz="4" w:space="0" w:color="auto"/>
+            </w:tcBorders>
+            <w:shd w:val="clear" w:color="auto" w:fill="auto"/>
+            <w:noWrap/>
+            <w:vAlign w:val="bottom"/>
+            <w:hideMark/>
+          </w:tcPr>
+          <w:p>
+            <w:pPr>
+              <w:spacing w:after="0" w:line="240" w:lineRule="auto"/>
+              <w:rPr>
+                <w:rFonts w:ascii="Calibri" w:eastAsia="Times New Roman" w:hAnsi="Calibri" w:cs="Calibri"/>
+                <w:color w:val="000000"/>
+                <w:kern w:val="0"/>
+                <w:lang w:eastAsia="ru-RU"/>
+                <w14:ligatures w14:val="none"/>
+              </w:rPr>
+            </w:pPr>
+          </w:p>
+        </w:tc>
+        <w:tc>
+          <w:tcPr>
+            <w:tcW w:w="380" w:type="dxa"/>
+            <w:tcBorders>
+              <w:top w:val="nil"/>
+              <w:left w:val="nil"/>
+              <w:bottom w:val="single" w:sz="4" w:space="0" w:color="auto"/>
+              <w:right w:val="single" w:sz="4" w:space="0" w:color="auto"/>
+            </w:tcBorders>
+            <w:shd w:val="clear" w:color="auto" w:fill="auto"/>
+            <w:noWrap/>
+            <w:vAlign w:val="bottom"/>
+            <w:hideMark/>
+          </w:tcPr>
+          <w:p>
+            <w:pPr>
+              <w:spacing w:after="0" w:line="240" w:lineRule="auto"/>
+              <w:rPr>
+                <w:rFonts w:ascii="Calibri" w:eastAsia="Times New Roman" w:hAnsi="Calibri" w:cs="Calibri"/>
+                <w:color w:val="000000"/>
+                <w:kern w:val="0"/>
+                <w:lang w:eastAsia="ru-RU"/>
+                <w14:ligatures w14:val="none"/>
+              </w:rPr>
+            </w:pPr>
+            <w:r>
+              <w:rPr>
+                <w:rFonts w:ascii="Calibri" w:eastAsia="Times New Roman" w:hAnsi="Calibri" w:cs="Calibri"/>
+                <w:color w:val="000000"/>
+                <w:kern w:val="0"/>
+                <w:lang w:eastAsia="ru-RU"/>
+                <w14:ligatures w14:val="none"/>
+              </w:rPr>
+              <w:t>S</w:t>
+            </w:r>
+          </w:p>
+        </w:tc>
+        <w:tc>
+          <w:tcPr>
+            <w:tcW w:w="480" w:type="dxa"/>
+            <w:tcBorders>
+              <w:top w:val="nil"/>
+              <w:left w:val="nil"/>
+              <w:bottom w:val="single" w:sz="4" w:space="0" w:color="auto"/>
+              <w:right w:val="single" w:sz="4" w:space="0" w:color="auto"/>
+            </w:tcBorders>
+            <w:shd w:val="clear" w:color="auto" w:fill="auto"/>
+            <w:noWrap/>
+            <w:vAlign w:val="bottom"/>
+            <w:hideMark/>
+          </w:tcPr>
+          <w:p>
+            <w:pPr>
+              <w:spacing w:after="0" w:line="240" w:lineRule="auto"/>
+              <w:rPr>
+                <w:rFonts w:ascii="Calibri" w:eastAsia="Times New Roman" w:hAnsi="Calibri" w:cs="Calibri"/>
+                <w:color w:val="000000"/>
+                <w:kern w:val="0"/>
+                <w:lang w:eastAsia="ru-RU"/>
+                <w14:ligatures w14:val="none"/>
+              </w:rPr>
+            </w:pPr>
+          </w:p>
+        </w:tc>
+      </w:tr>
+      <w:tr>
+        <w:trPr>
+          <w:trHeight w:val="288"/>
+        </w:trPr>
+        <w:tc>
+          <w:tcPr>
+            <w:tcW w:w="420" w:type="dxa"/>
+            <w:tcBorders>
+              <w:top w:val="nil"/>
+              <w:left w:val="single" w:sz="4" w:space="0" w:color="auto"/>
+              <w:bottom w:val="single" w:sz="4" w:space="0" w:color="auto"/>
+              <w:right w:val="single" w:sz="4" w:space="0" w:color="auto"/>
+            </w:tcBorders>
+            <w:shd w:val="clear" w:color="auto" w:fill="auto"/>
+            <w:noWrap/>
+            <w:vAlign w:val="bottom"/>
+            <w:hideMark/>
+          </w:tcPr>
+          <w:p>
+            <w:pPr>
+              <w:spacing w:after="0" w:line="240" w:lineRule="auto"/>
+              <w:rPr>
+                <w:rFonts w:ascii="Calibri" w:eastAsia="Times New Roman" w:hAnsi="Calibri" w:cs="Calibri"/>
+                <w:color w:val="000000"/>
+                <w:kern w:val="0"/>
+                <w:lang w:eastAsia="ru-RU"/>
+                <w14:ligatures w14:val="none"/>
+              </w:rPr>
+            </w:pPr>
+          </w:p>
+        </w:tc>
+        <w:tc>
+          <w:tcPr>
+            <w:tcW w:w="380" w:type="dxa"/>
+            <w:tcBorders>
+              <w:top w:val="nil"/>
+              <w:left w:val="nil"/>
+              <w:bottom w:val="single" w:sz="4" w:space="0" w:color="auto"/>
+              <w:right w:val="single" w:sz="4" w:space="0" w:color="auto"/>
+            </w:tcBorders>
+            <w:shd w:val="clear" w:color="auto" w:fill="auto"/>
+            <w:noWrap/>
+            <w:vAlign w:val="bottom"/>
+            <w:hideMark/>
+          </w:tcPr>
+          <w:p>
+            <w:pPr>
+              <w:spacing w:after="0" w:line="240" w:lineRule="auto"/>
+              <w:rPr>
+                <w:rFonts w:ascii="Calibri" w:eastAsia="Times New Roman" w:hAnsi="Calibri" w:cs="Calibri"/>
+                <w:color w:val="000000"/>
+                <w:kern w:val="0"/>
+                <w:lang w:eastAsia="ru-RU"/>
+                <w14:ligatures w14:val="none"/>
+              </w:rPr>
+            </w:pPr>
+            <w:r>
+              <w:rPr>
+                <w:rFonts w:ascii="Calibri" w:eastAsia="Times New Roman" w:hAnsi="Calibri" w:cs="Calibri"/>
+                <w:color w:val="000000"/>
+                <w:kern w:val="0"/>
+                <w:lang w:eastAsia="ru-RU"/>
+                <w14:ligatures w14:val="none"/>
+              </w:rPr>
+              <w:t>T</w:t>
+            </w:r>
+          </w:p>
+        </w:tc>
+        <w:tc>
+          <w:tcPr>
+            <w:tcW w:w="380" w:type="dxa"/>
+            <w:tcBorders>
+              <w:top w:val="nil"/>
+              <w:left w:val="nil"/>
+              <w:bottom w:val="single" w:sz="4" w:space="0" w:color="auto"/>
+              <w:right w:val="single" w:sz="4" w:space="0" w:color="auto"/>
+            </w:tcBorders>
+            <w:shd w:val="clear" w:color="auto" w:fill="auto"/>
+            <w:noWrap/>
+            <w:vAlign w:val="bottom"/>
+            <w:hideMark/>
+          </w:tcPr>
+          <w:p>
+            <w:pPr>
+              <w:spacing w:after="0" w:line="240" w:lineRule="auto"/>
+              <w:rPr>
+                <w:rFonts w:ascii="Calibri" w:eastAsia="Times New Roman" w:hAnsi="Calibri" w:cs="Calibri"/>
+                <w:color w:val="000000"/>
+                <w:kern w:val="0"/>
+                <w:lang w:eastAsia="ru-RU"/>
+                <w14:ligatures w14:val="none"/>
+              </w:rPr>
+            </w:pPr>
+          </w:p>
+        </w:tc>
+        <w:tc>
+          <w:tcPr>
+            <w:tcW w:w="480" w:type="dxa"/>
+            <w:tcBorders>
+              <w:top w:val="nil"/>
+              <w:left w:val="nil"/>
+              <w:bottom w:val="single" w:sz="4" w:space="0" w:color="auto"/>
+              <w:right w:val="single" w:sz="4" w:space="0" w:color="auto"/>
+            </w:tcBorders>
+            <w:shd w:val="clear" w:color="auto" w:fill="auto"/>
+            <w:noWrap/>
+            <w:vAlign w:val="bottom"/>
+            <w:hideMark/>
+          </w:tcPr>
+          <w:p>
+            <w:pPr>
+              <w:spacing w:after="0" w:line="240" w:lineRule="auto"/>
+              <w:rPr>
+                <w:rFonts w:ascii="Calibri" w:eastAsia="Times New Roman" w:hAnsi="Calibri" w:cs="Calibri"/>
+                <w:color w:val="000000"/>
+                <w:kern w:val="0"/>
+                <w:lang w:eastAsia="ru-RU"/>
+                <w14:ligatures w14:val="none"/>
+              </w:rPr>
+            </w:pPr>
+          </w:p>
+        </w:tc>
+      </w:tr>
+    </w:tbl>
+    <w:p>
+      <w:pPr>
+        <w:pStyle w:val="a3"/>
+        <w:numPr>
+          <w:ilvl w:val="0"/>
+          <w:numId w:val="8"/>
+        </w:numPr>
+        <w:rPr>
+          <w:rFonts w:ascii="Times New Roman" w:hAnsi="Times New Roman" w:cs="Times New Roman"/>
+          <w:b/>
+          <w:sz w:val="28"/>
+          <w:szCs w:val="28"/>
+        </w:rPr>
+      </w:pPr>
+    </w:p>
+    <w:tbl>
+      <w:tblPr>
+        <w:tblW w:w="1660" w:type="dxa"/>
+        <w:tblInd w:w="1054" w:type="dxa"/>
+        <w:tblLook w:val="04A0" w:firstRow="1" w:lastRow="0" w:firstColumn="1" w:lastColumn="0" w:noHBand="0" w:noVBand="1"/>
+      </w:tblPr>
+      <w:tblGrid>
+        <w:gridCol w:w="420"/>
+        <w:gridCol w:w="380"/>
+        <w:gridCol w:w="380"/>
+        <w:gridCol w:w="480"/>
+      </w:tblGrid>
+      <w:tr>
+        <w:trPr>
+          <w:trHeight w:val="288"/>
+        </w:trPr>
+        <w:tc>
+          <w:tcPr>
+            <w:tcW w:w="420" w:type="dxa"/>
+            <w:tcBorders>
+              <w:top w:val="single" w:sz="4" w:space="0" w:color="auto"/>
+              <w:left w:val="single" w:sz="4" w:space="0" w:color="auto"/>
+              <w:bottom w:val="single" w:sz="4" w:space="0" w:color="auto"/>
+              <w:right w:val="single" w:sz="4" w:space="0" w:color="auto"/>
+            </w:tcBorders>
+            <w:shd w:val="clear" w:color="auto" w:fill="auto"/>
+            <w:noWrap/>
+            <w:vAlign w:val="bottom"/>
+            <w:hideMark/>
+          </w:tcPr>
+          <w:p>
+            <w:pPr>
+              <w:spacing w:after="0" w:line="240" w:lineRule="auto"/>
+              <w:rPr>
+                <w:rFonts w:ascii="Calibri" w:eastAsia="Times New Roman" w:hAnsi="Calibri" w:cs="Calibri"/>
+                <w:color w:val="000000"/>
+                <w:kern w:val="0"/>
+                <w:lang w:eastAsia="ru-RU"/>
+                <w14:ligatures w14:val="none"/>
+              </w:rPr>
+            </w:pPr>
+            <w:r>
+              <w:rPr>
+                <w:rFonts w:ascii="Calibri" w:eastAsia="Times New Roman" w:hAnsi="Calibri" w:cs="Calibri"/>
+                <w:color w:val="000000"/>
+                <w:kern w:val="0"/>
+                <w:lang w:eastAsia="ru-RU"/>
+                <w14:ligatures w14:val="none"/>
+              </w:rPr>
+              <w:t>J</w:t>
+            </w:r>
+          </w:p>
+        </w:tc>
+        <w:tc>
+          <w:tcPr>
+            <w:tcW w:w="380" w:type="dxa"/>
+            <w:tcBorders>
+              <w:top w:val="single" w:sz="4" w:space="0" w:color="auto"/>
+              <w:left w:val="nil"/>
+              <w:bottom w:val="single" w:sz="4" w:space="0" w:color="auto"/>
+              <w:right w:val="single" w:sz="4" w:space="0" w:color="auto"/>
+            </w:tcBorders>
+            <w:shd w:val="clear" w:color="auto" w:fill="auto"/>
+            <w:noWrap/>
+            <w:vAlign w:val="bottom"/>
+            <w:hideMark/>
+          </w:tcPr>
+          <w:p>
+            <w:pPr>
+              <w:spacing w:after="0" w:line="240" w:lineRule="auto"/>
+              <w:rPr>
+                <w:rFonts w:ascii="Calibri" w:eastAsia="Times New Roman" w:hAnsi="Calibri" w:cs="Calibri"/>
+                <w:color w:val="000000"/>
+                <w:kern w:val="0"/>
+                <w:lang w:eastAsia="ru-RU"/>
+                <w14:ligatures w14:val="none"/>
+              </w:rPr>
+            </w:pPr>
+          </w:p>
+        </w:tc>
+        <w:tc>
+          <w:tcPr>
+            <w:tcW w:w="380" w:type="dxa"/>
+            <w:tcBorders>
+              <w:top w:val="single" w:sz="4" w:space="0" w:color="auto"/>
+              <w:left w:val="nil"/>
+              <w:bottom w:val="single" w:sz="4" w:space="0" w:color="auto"/>
+              <w:right w:val="single" w:sz="4" w:space="0" w:color="auto"/>
+            </w:tcBorders>
+            <w:shd w:val="clear" w:color="auto" w:fill="auto"/>
+            <w:noWrap/>
+            <w:vAlign w:val="bottom"/>
+            <w:hideMark/>
+          </w:tcPr>
+          <w:p>
+            <w:pPr>
+              <w:spacing w:after="0" w:line="240" w:lineRule="auto"/>
+              <w:rPr>
+                <w:rFonts w:ascii="Calibri" w:eastAsia="Times New Roman" w:hAnsi="Calibri" w:cs="Calibri"/>
+                <w:color w:val="000000"/>
+                <w:kern w:val="0"/>
+                <w:lang w:eastAsia="ru-RU"/>
+                <w14:ligatures w14:val="none"/>
+              </w:rPr>
+            </w:pPr>
+          </w:p>
+        </w:tc>
+        <w:tc>
+          <w:tcPr>
+            <w:tcW w:w="480" w:type="dxa"/>
+            <w:tcBorders>
+              <w:top w:val="single" w:sz="4" w:space="0" w:color="auto"/>
+              <w:left w:val="nil"/>
+              <w:bottom w:val="single" w:sz="4" w:space="0" w:color="auto"/>
+              <w:right w:val="single" w:sz="4" w:space="0" w:color="auto"/>
+            </w:tcBorders>
+            <w:shd w:val="clear" w:color="auto" w:fill="auto"/>
+            <w:noWrap/>
+            <w:vAlign w:val="bottom"/>
+            <w:hideMark/>
+          </w:tcPr>
+          <w:p>
+            <w:pPr>
+              <w:spacing w:after="0" w:line="240" w:lineRule="auto"/>
+              <w:rPr>
+                <w:rFonts w:ascii="Calibri" w:eastAsia="Times New Roman" w:hAnsi="Calibri" w:cs="Calibri"/>
+                <w:color w:val="000000"/>
+                <w:kern w:val="0"/>
+                <w:lang w:eastAsia="ru-RU"/>
+                <w14:ligatures w14:val="none"/>
+              </w:rPr>
+            </w:pPr>
+            <w:r>
+              <w:rPr>
+                <w:rFonts w:ascii="Calibri" w:eastAsia="Times New Roman" w:hAnsi="Calibri" w:cs="Calibri"/>
+                <w:color w:val="000000"/>
+                <w:kern w:val="0"/>
+                <w:lang w:eastAsia="ru-RU"/>
+                <w14:ligatures w14:val="none"/>
+              </w:rPr>
+              <w:t>B</w:t>
+            </w:r>
+          </w:p>
+        </w:tc>
+      </w:tr>
+      <w:tr>
+        <w:trPr>
+          <w:trHeight w:val="288"/>
+        </w:trPr>
+        <w:tc>
+          <w:tcPr>
+            <w:tcW w:w="420" w:type="dxa"/>
+            <w:tcBorders>
+              <w:top w:val="nil"/>
+              <w:left w:val="single" w:sz="4" w:space="0" w:color="auto"/>
+              <w:bottom w:val="single" w:sz="4" w:space="0" w:color="auto"/>
+              <w:right w:val="single" w:sz="4" w:space="0" w:color="auto"/>
+            </w:tcBorders>
+            <w:shd w:val="clear" w:color="auto" w:fill="auto"/>
+            <w:noWrap/>
+            <w:vAlign w:val="bottom"/>
+            <w:hideMark/>
+          </w:tcPr>
+          <w:p>
+            <w:pPr>
+              <w:spacing w:after="0" w:line="240" w:lineRule="auto"/>
+              <w:rPr>
+                <w:rFonts w:ascii="Calibri" w:eastAsia="Times New Roman" w:hAnsi="Calibri" w:cs="Calibri"/>
+                <w:color w:val="000000"/>
+                <w:kern w:val="0"/>
+                <w:lang w:eastAsia="ru-RU"/>
+                <w14:ligatures w14:val="none"/>
+              </w:rPr>
+            </w:pPr>
+            <w:r>
+              <w:rPr>
+                <w:rFonts w:ascii="Calibri" w:eastAsia="Times New Roman" w:hAnsi="Calibri" w:cs="Calibri"/>
+                <w:color w:val="000000"/>
+                <w:kern w:val="0"/>
+                <w:lang w:eastAsia="ru-RU"/>
+                <w14:ligatures w14:val="none"/>
+              </w:rPr>
+              <w:t>A</w:t>
+            </w:r>
+          </w:p>
+        </w:tc>
+        <w:tc>
+          <w:tcPr>
+            <w:tcW w:w="380" w:type="dxa"/>
+            <w:tcBorders>
+              <w:top w:val="nil"/>
+              <w:left w:val="nil"/>
+              <w:bottom w:val="single" w:sz="4" w:space="0" w:color="auto"/>
+              <w:right w:val="single" w:sz="4" w:space="0" w:color="auto"/>
+            </w:tcBorders>
+            <w:shd w:val="clear" w:color="auto" w:fill="auto"/>
+            <w:noWrap/>
+            <w:vAlign w:val="bottom"/>
+            <w:hideMark/>
+          </w:tcPr>
+          <w:p>
+            <w:pPr>
+              <w:spacing w:after="0" w:line="240" w:lineRule="auto"/>
+              <w:rPr>
+                <w:rFonts w:ascii="Calibri" w:eastAsia="Times New Roman" w:hAnsi="Calibri" w:cs="Calibri"/>
+                <w:color w:val="000000"/>
+                <w:kern w:val="0"/>
+                <w:lang w:eastAsia="ru-RU"/>
+                <w14:ligatures w14:val="none"/>
+              </w:rPr>
+            </w:pPr>
+          </w:p>
+        </w:tc>
+        <w:tc>
+          <w:tcPr>
+            <w:tcW w:w="380" w:type="dxa"/>
+            <w:tcBorders>
+              <w:top w:val="nil"/>
+              <w:left w:val="nil"/>
+              <w:bottom w:val="single" w:sz="4" w:space="0" w:color="auto"/>
+              <w:right w:val="single" w:sz="4" w:space="0" w:color="auto"/>
+            </w:tcBorders>
+            <w:shd w:val="clear" w:color="auto" w:fill="auto"/>
+            <w:noWrap/>
+            <w:vAlign w:val="bottom"/>
+            <w:hideMark/>
+          </w:tcPr>
+          <w:p>
+            <w:pPr>
+              <w:spacing w:after="0" w:line="240" w:lineRule="auto"/>
+              <w:rPr>
+                <w:rFonts w:ascii="Calibri" w:eastAsia="Times New Roman" w:hAnsi="Calibri" w:cs="Calibri"/>
+                <w:color w:val="000000"/>
+                <w:kern w:val="0"/>
+                <w:lang w:eastAsia="ru-RU"/>
+                <w14:ligatures w14:val="none"/>
+              </w:rPr>
+            </w:pPr>
+          </w:p>
+        </w:tc>
+        <w:tc>
+          <w:tcPr>
+            <w:tcW w:w="480" w:type="dxa"/>
+            <w:tcBorders>
+              <w:top w:val="nil"/>
+              <w:left w:val="nil"/>
+              <w:bottom w:val="single" w:sz="4" w:space="0" w:color="auto"/>
+              <w:right w:val="single" w:sz="4" w:space="0" w:color="auto"/>
+            </w:tcBorders>
+            <w:shd w:val="clear" w:color="auto" w:fill="auto"/>
+            <w:noWrap/>
+            <w:vAlign w:val="bottom"/>
+            <w:hideMark/>
+          </w:tcPr>
+          <w:p>
+            <w:pPr>
+              <w:spacing w:after="0" w:line="240" w:lineRule="auto"/>
+              <w:rPr>
+                <w:rFonts w:ascii="Calibri" w:eastAsia="Times New Roman" w:hAnsi="Calibri" w:cs="Calibri"/>
+                <w:color w:val="000000"/>
+                <w:kern w:val="0"/>
+                <w:lang w:eastAsia="ru-RU"/>
+                <w14:ligatures w14:val="none"/>
+              </w:rPr>
+            </w:pPr>
+            <w:r>
+              <w:rPr>
+                <w:rFonts w:ascii="Calibri" w:eastAsia="Times New Roman" w:hAnsi="Calibri" w:cs="Calibri"/>
+                <w:color w:val="000000"/>
+                <w:kern w:val="0"/>
+                <w:lang w:eastAsia="ru-RU"/>
+                <w14:ligatures w14:val="none"/>
+              </w:rPr>
+              <w:t>U</w:t>
+            </w:r>
+          </w:p>
+        </w:tc>
+      </w:tr>
+      <w:tr>
+        <w:trPr>
+          <w:trHeight w:val="288"/>
+        </w:trPr>
+        <w:tc>
+          <w:tcPr>
+            <w:tcW w:w="420" w:type="dxa"/>
+            <w:tcBorders>
+              <w:top w:val="nil"/>
+              <w:left w:val="single" w:sz="4" w:space="0" w:color="auto"/>
+              <w:bottom w:val="single" w:sz="4" w:space="0" w:color="auto"/>
+              <w:right w:val="single" w:sz="4" w:space="0" w:color="auto"/>
+            </w:tcBorders>
+            <w:shd w:val="clear" w:color="auto" w:fill="auto"/>
+            <w:noWrap/>
+            <w:vAlign w:val="bottom"/>
+            <w:hideMark/>
+          </w:tcPr>
+          <w:p>
+            <w:pPr>
+              <w:spacing w:after="0" w:line="240" w:lineRule="auto"/>
+              <w:rPr>
+                <w:rFonts w:ascii="Calibri" w:eastAsia="Times New Roman" w:hAnsi="Calibri" w:cs="Calibri"/>
+                <w:color w:val="000000"/>
+                <w:kern w:val="0"/>
+                <w:lang w:eastAsia="ru-RU"/>
+                <w14:ligatures w14:val="none"/>
+              </w:rPr>
+            </w:pPr>
+          </w:p>
+        </w:tc>
+        <w:tc>
+          <w:tcPr>
+            <w:tcW w:w="380" w:type="dxa"/>
+            <w:tcBorders>
+              <w:top w:val="nil"/>
+              <w:left w:val="nil"/>
+              <w:bottom w:val="single" w:sz="4" w:space="0" w:color="auto"/>
+              <w:right w:val="single" w:sz="4" w:space="0" w:color="auto"/>
+            </w:tcBorders>
+            <w:shd w:val="clear" w:color="auto" w:fill="auto"/>
+            <w:noWrap/>
+            <w:vAlign w:val="bottom"/>
+            <w:hideMark/>
+          </w:tcPr>
+          <w:p>
+            <w:pPr>
+              <w:spacing w:after="0" w:line="240" w:lineRule="auto"/>
+              <w:rPr>
+                <w:rFonts w:ascii="Calibri" w:eastAsia="Times New Roman" w:hAnsi="Calibri" w:cs="Calibri"/>
+                <w:color w:val="000000"/>
+                <w:kern w:val="0"/>
+                <w:lang w:eastAsia="ru-RU"/>
+                <w14:ligatures w14:val="none"/>
+              </w:rPr>
+            </w:pPr>
+            <w:r>
+              <w:rPr>
+                <w:rFonts w:ascii="Calibri" w:eastAsia="Times New Roman" w:hAnsi="Calibri" w:cs="Calibri"/>
+                <w:color w:val="000000"/>
+                <w:kern w:val="0"/>
+                <w:lang w:eastAsia="ru-RU"/>
+                <w14:ligatures w14:val="none"/>
+              </w:rPr>
+              <w:t>E</w:t>
+            </w:r>
+          </w:p>
+        </w:tc>
+        <w:tc>
+          <w:tcPr>
+            <w:tcW w:w="380" w:type="dxa"/>
+            <w:tcBorders>
+              <w:top w:val="nil"/>
+              <w:left w:val="nil"/>
+              <w:bottom w:val="single" w:sz="4" w:space="0" w:color="auto"/>
+              <w:right w:val="single" w:sz="4" w:space="0" w:color="auto"/>
+            </w:tcBorders>
+            <w:shd w:val="clear" w:color="auto" w:fill="auto"/>
+            <w:noWrap/>
+            <w:vAlign w:val="bottom"/>
+            <w:hideMark/>
+          </w:tcPr>
+          <w:p>
+            <w:pPr>
+              <w:spacing w:after="0" w:line="240" w:lineRule="auto"/>
+              <w:rPr>
+                <w:rFonts w:ascii="Calibri" w:eastAsia="Times New Roman" w:hAnsi="Calibri" w:cs="Calibri"/>
+                <w:color w:val="000000"/>
+                <w:kern w:val="0"/>
+                <w:lang w:eastAsia="ru-RU"/>
+                <w14:ligatures w14:val="none"/>
+              </w:rPr>
+            </w:pPr>
+            <w:r>
+              <w:rPr>
+                <w:rFonts w:ascii="Calibri" w:eastAsia="Times New Roman" w:hAnsi="Calibri" w:cs="Calibri"/>
+                <w:color w:val="000000"/>
+                <w:kern w:val="0"/>
+                <w:lang w:eastAsia="ru-RU"/>
+                <w14:ligatures w14:val="none"/>
+              </w:rPr>
+              <w:t>S</w:t>
+            </w:r>
+          </w:p>
+        </w:tc>
+        <w:tc>
+          <w:tcPr>
+            <w:tcW w:w="480" w:type="dxa"/>
+            <w:tcBorders>
+              <w:top w:val="nil"/>
+              <w:left w:val="nil"/>
+              <w:bottom w:val="single" w:sz="4" w:space="0" w:color="auto"/>
+              <w:right w:val="single" w:sz="4" w:space="0" w:color="auto"/>
+            </w:tcBorders>
+            <w:shd w:val="clear" w:color="auto" w:fill="auto"/>
+            <w:noWrap/>
+            <w:vAlign w:val="bottom"/>
+            <w:hideMark/>
+          </w:tcPr>
+          <w:p>
+            <w:pPr>
+              <w:spacing w:after="0" w:line="240" w:lineRule="auto"/>
+              <w:rPr>
+                <w:rFonts w:ascii="Calibri" w:eastAsia="Times New Roman" w:hAnsi="Calibri" w:cs="Calibri"/>
+                <w:color w:val="000000"/>
+                <w:kern w:val="0"/>
+                <w:lang w:eastAsia="ru-RU"/>
+                <w14:ligatures w14:val="none"/>
+              </w:rPr>
+            </w:pPr>
+          </w:p>
+        </w:tc>
+      </w:tr>
+      <w:tr>
+        <w:trPr>
+          <w:trHeight w:val="288"/>
+        </w:trPr>
+        <w:tc>
+          <w:tcPr>
+            <w:tcW w:w="420" w:type="dxa"/>
+            <w:tcBorders>
+              <w:top w:val="nil"/>
+              <w:left w:val="single" w:sz="4" w:space="0" w:color="auto"/>
+              <w:bottom w:val="single" w:sz="4" w:space="0" w:color="auto"/>
+              <w:right w:val="single" w:sz="4" w:space="0" w:color="auto"/>
+            </w:tcBorders>
+            <w:shd w:val="clear" w:color="auto" w:fill="auto"/>
+            <w:noWrap/>
+            <w:vAlign w:val="bottom"/>
+            <w:hideMark/>
+          </w:tcPr>
+          <w:p>
+            <w:pPr>
+              <w:spacing w:after="0" w:line="240" w:lineRule="auto"/>
+              <w:rPr>
+                <w:rFonts w:ascii="Calibri" w:eastAsia="Times New Roman" w:hAnsi="Calibri" w:cs="Calibri"/>
+                <w:color w:val="000000"/>
+                <w:kern w:val="0"/>
+                <w:lang w:eastAsia="ru-RU"/>
+                <w14:ligatures w14:val="none"/>
+              </w:rPr>
+            </w:pPr>
+          </w:p>
+        </w:tc>
+        <w:tc>
+          <w:tcPr>
+            <w:tcW w:w="380" w:type="dxa"/>
+            <w:tcBorders>
+              <w:top w:val="nil"/>
+              <w:left w:val="nil"/>
+              <w:bottom w:val="single" w:sz="4" w:space="0" w:color="auto"/>
+              <w:right w:val="single" w:sz="4" w:space="0" w:color="auto"/>
+            </w:tcBorders>
+            <w:shd w:val="clear" w:color="auto" w:fill="auto"/>
+            <w:noWrap/>
+            <w:vAlign w:val="bottom"/>
+            <w:hideMark/>
+          </w:tcPr>
+          <w:p>
+            <w:pPr>
+              <w:spacing w:after="0" w:line="240" w:lineRule="auto"/>
+              <w:rPr>
+                <w:rFonts w:ascii="Calibri" w:eastAsia="Times New Roman" w:hAnsi="Calibri" w:cs="Calibri"/>
+                <w:color w:val="000000"/>
+                <w:kern w:val="0"/>
+                <w:lang w:eastAsia="ru-RU"/>
+                <w14:ligatures w14:val="none"/>
+              </w:rPr>
+            </w:pPr>
+            <w:r>
+              <w:rPr>
+                <w:rFonts w:ascii="Calibri" w:eastAsia="Times New Roman" w:hAnsi="Calibri" w:cs="Calibri"/>
+                <w:color w:val="000000"/>
+                <w:kern w:val="0"/>
+                <w:lang w:eastAsia="ru-RU"/>
+                <w14:ligatures w14:val="none"/>
+              </w:rPr>
+              <w:t>T</w:t>
+            </w:r>
+          </w:p>
+        </w:tc>
+        <w:tc>
+          <w:tcPr>
+            <w:tcW w:w="380" w:type="dxa"/>
+            <w:tcBorders>
+              <w:top w:val="nil"/>
+              <w:left w:val="nil"/>
+              <w:bottom w:val="single" w:sz="4" w:space="0" w:color="auto"/>
+              <w:right w:val="single" w:sz="4" w:space="0" w:color="auto"/>
+            </w:tcBorders>
+            <w:shd w:val="clear" w:color="auto" w:fill="auto"/>
+            <w:noWrap/>
+            <w:vAlign w:val="bottom"/>
+            <w:hideMark/>
+          </w:tcPr>
+          <w:p>
+            <w:pPr>
+              <w:spacing w:after="0" w:line="240" w:lineRule="auto"/>
+              <w:rPr>
+                <w:rFonts w:ascii="Calibri" w:eastAsia="Times New Roman" w:hAnsi="Calibri" w:cs="Calibri"/>
+                <w:color w:val="000000"/>
+                <w:kern w:val="0"/>
+                <w:lang w:eastAsia="ru-RU"/>
+                <w14:ligatures w14:val="none"/>
+              </w:rPr>
+            </w:pPr>
+            <w:r>
+              <w:rPr>
+                <w:rFonts w:ascii="Calibri" w:eastAsia="Times New Roman" w:hAnsi="Calibri" w:cs="Calibri"/>
+                <w:color w:val="000000"/>
+                <w:kern w:val="0"/>
+                <w:lang w:eastAsia="ru-RU"/>
+                <w14:ligatures w14:val="none"/>
+              </w:rPr>
+              <w:t>R</w:t>
+            </w:r>
+          </w:p>
+        </w:tc>
+        <w:tc>
+          <w:tcPr>
+            <w:tcW w:w="480" w:type="dxa"/>
+            <w:tcBorders>
+              <w:top w:val="nil"/>
+              <w:left w:val="nil"/>
+              <w:bottom w:val="single" w:sz="4" w:space="0" w:color="auto"/>
+              <w:right w:val="single" w:sz="4" w:space="0" w:color="auto"/>
+            </w:tcBorders>
+            <w:shd w:val="clear" w:color="auto" w:fill="auto"/>
+            <w:noWrap/>
+            <w:vAlign w:val="bottom"/>
+            <w:hideMark/>
+          </w:tcPr>
+          <w:p>
+            <w:pPr>
+              <w:spacing w:after="0" w:line="240" w:lineRule="auto"/>
+              <w:rPr>
+                <w:rFonts w:ascii="Calibri" w:eastAsia="Times New Roman" w:hAnsi="Calibri" w:cs="Calibri"/>
+                <w:color w:val="000000"/>
+                <w:kern w:val="0"/>
+                <w:lang w:eastAsia="ru-RU"/>
+                <w14:ligatures w14:val="none"/>
+              </w:rPr>
+            </w:pPr>
+          </w:p>
+        </w:tc>
+      </w:tr>
+    </w:tbl>
+    <w:p>
+      <w:pPr>
+        <w:pStyle w:val="a3"/>
+        <w:numPr>
+          <w:ilvl w:val="0"/>
+          <w:numId w:val="8"/>
+        </w:numPr>
+        <w:rPr>
+          <w:rFonts w:ascii="Times New Roman" w:hAnsi="Times New Roman" w:cs="Times New Roman"/>
+          <w:b/>
+          <w:sz w:val="28"/>
+          <w:szCs w:val="28"/>
+        </w:rPr>
+      </w:pPr>
+    </w:p>
+    <w:tbl>
+      <w:tblPr>
+        <w:tblW w:w="1660" w:type="dxa"/>
+        <w:tblInd w:w="994" w:type="dxa"/>
+        <w:tblLook w:val="04A0" w:firstRow="1" w:lastRow="0" w:firstColumn="1" w:lastColumn="0" w:noHBand="0" w:noVBand="1"/>
+      </w:tblPr>
+      <w:tblGrid>
+        <w:gridCol w:w="420"/>
+        <w:gridCol w:w="380"/>
+        <w:gridCol w:w="380"/>
+        <w:gridCol w:w="480"/>
+      </w:tblGrid>
+      <w:tr>
+        <w:trPr>
+          <w:trHeight w:val="288"/>
+        </w:trPr>
+        <w:tc>
+          <w:tcPr>
+            <w:tcW w:w="420" w:type="dxa"/>
+            <w:tcBorders>
+              <w:top w:val="single" w:sz="4" w:space="0" w:color="auto"/>
+              <w:left w:val="single" w:sz="4" w:space="0" w:color="auto"/>
+              <w:bottom w:val="single" w:sz="4" w:space="0" w:color="auto"/>
+              <w:right w:val="single" w:sz="4" w:space="0" w:color="auto"/>
+            </w:tcBorders>
+            <w:shd w:val="clear" w:color="auto" w:fill="auto"/>
+            <w:noWrap/>
+            <w:vAlign w:val="bottom"/>
+            <w:hideMark/>
+          </w:tcPr>
+          <w:p>
+            <w:pPr>
+              <w:spacing w:after="0" w:line="240" w:lineRule="auto"/>
+              <w:rPr>
+                <w:rFonts w:ascii="Calibri" w:eastAsia="Times New Roman" w:hAnsi="Calibri" w:cs="Calibri"/>
+                <w:color w:val="000000"/>
+                <w:kern w:val="0"/>
+                <w:lang w:eastAsia="ru-RU"/>
+                <w14:ligatures w14:val="none"/>
+              </w:rPr>
+            </w:pPr>
+            <w:r>
+              <w:rPr>
+                <w:rFonts w:ascii="Calibri" w:eastAsia="Times New Roman" w:hAnsi="Calibri" w:cs="Calibri"/>
+                <w:color w:val="000000"/>
+                <w:kern w:val="0"/>
+                <w:lang w:eastAsia="ru-RU"/>
+                <w14:ligatures w14:val="none"/>
+              </w:rPr>
+              <w:t>J</w:t>
+            </w:r>
+          </w:p>
+        </w:tc>
+        <w:tc>
+          <w:tcPr>
+            <w:tcW w:w="380" w:type="dxa"/>
+            <w:tcBorders>
+              <w:top w:val="single" w:sz="4" w:space="0" w:color="auto"/>
+              <w:left w:val="nil"/>
+              <w:bottom w:val="single" w:sz="4" w:space="0" w:color="auto"/>
+              <w:right w:val="single" w:sz="4" w:space="0" w:color="auto"/>
+            </w:tcBorders>
+            <w:shd w:val="clear" w:color="auto" w:fill="auto"/>
+            <w:noWrap/>
+            <w:vAlign w:val="bottom"/>
+            <w:hideMark/>
+          </w:tcPr>
+          <w:p>
+            <w:pPr>
+              <w:spacing w:after="0" w:line="240" w:lineRule="auto"/>
+              <w:rPr>
+                <w:rFonts w:ascii="Calibri" w:eastAsia="Times New Roman" w:hAnsi="Calibri" w:cs="Calibri"/>
+                <w:color w:val="000000"/>
+                <w:kern w:val="0"/>
+                <w:lang w:eastAsia="ru-RU"/>
+                <w14:ligatures w14:val="none"/>
+              </w:rPr>
+            </w:pPr>
+          </w:p>
+        </w:tc>
+        <w:tc>
+          <w:tcPr>
+            <w:tcW w:w="380" w:type="dxa"/>
+            <w:tcBorders>
+              <w:top w:val="single" w:sz="4" w:space="0" w:color="auto"/>
+              <w:left w:val="nil"/>
+              <w:bottom w:val="single" w:sz="4" w:space="0" w:color="auto"/>
+              <w:right w:val="single" w:sz="4" w:space="0" w:color="auto"/>
+            </w:tcBorders>
+            <w:shd w:val="clear" w:color="auto" w:fill="auto"/>
+            <w:noWrap/>
+            <w:vAlign w:val="bottom"/>
+            <w:hideMark/>
+          </w:tcPr>
+          <w:p>
+            <w:pPr>
+              <w:spacing w:after="0" w:line="240" w:lineRule="auto"/>
+              <w:rPr>
+                <w:rFonts w:ascii="Calibri" w:eastAsia="Times New Roman" w:hAnsi="Calibri" w:cs="Calibri"/>
+                <w:color w:val="000000"/>
+                <w:kern w:val="0"/>
+                <w:lang w:eastAsia="ru-RU"/>
+                <w14:ligatures w14:val="none"/>
+              </w:rPr>
+            </w:pPr>
+            <w:r>
+              <w:rPr>
+                <w:rFonts w:ascii="Calibri" w:eastAsia="Times New Roman" w:hAnsi="Calibri" w:cs="Calibri"/>
+                <w:color w:val="000000"/>
+                <w:kern w:val="0"/>
+                <w:lang w:eastAsia="ru-RU"/>
+                <w14:ligatures w14:val="none"/>
+              </w:rPr>
+              <w:t>D</w:t>
+            </w:r>
+          </w:p>
+        </w:tc>
+        <w:tc>
+          <w:tcPr>
+            <w:tcW w:w="480" w:type="dxa"/>
+            <w:tcBorders>
+              <w:top w:val="single" w:sz="4" w:space="0" w:color="auto"/>
+              <w:left w:val="nil"/>
+              <w:bottom w:val="single" w:sz="4" w:space="0" w:color="auto"/>
+              <w:right w:val="single" w:sz="4" w:space="0" w:color="auto"/>
+            </w:tcBorders>
+            <w:shd w:val="clear" w:color="auto" w:fill="auto"/>
+            <w:noWrap/>
+            <w:vAlign w:val="bottom"/>
+            <w:hideMark/>
+          </w:tcPr>
+          <w:p>
+            <w:pPr>
+              <w:spacing w:after="0" w:line="240" w:lineRule="auto"/>
+              <w:rPr>
+                <w:rFonts w:ascii="Calibri" w:eastAsia="Times New Roman" w:hAnsi="Calibri" w:cs="Calibri"/>
+                <w:color w:val="000000"/>
+                <w:kern w:val="0"/>
+                <w:lang w:eastAsia="ru-RU"/>
+                <w14:ligatures w14:val="none"/>
+              </w:rPr>
+            </w:pPr>
+            <w:r>
+              <w:rPr>
+                <w:rFonts w:ascii="Calibri" w:eastAsia="Times New Roman" w:hAnsi="Calibri" w:cs="Calibri"/>
+                <w:color w:val="000000"/>
+                <w:kern w:val="0"/>
+                <w:lang w:eastAsia="ru-RU"/>
+                <w14:ligatures w14:val="none"/>
+              </w:rPr>
+              <w:t>B</w:t>
+            </w:r>
+          </w:p>
+        </w:tc>
+      </w:tr>
+      <w:tr>
+        <w:trPr>
+          <w:trHeight w:val="288"/>
+        </w:trPr>
+        <w:tc>
+          <w:tcPr>
+            <w:tcW w:w="420" w:type="dxa"/>
+            <w:tcBorders>
+              <w:top w:val="nil"/>
+              <w:left w:val="single" w:sz="4" w:space="0" w:color="auto"/>
+              <w:bottom w:val="single" w:sz="4" w:space="0" w:color="auto"/>
+              <w:right w:val="single" w:sz="4" w:space="0" w:color="auto"/>
+            </w:tcBorders>
+            <w:shd w:val="clear" w:color="auto" w:fill="auto"/>
+            <w:noWrap/>
+            <w:vAlign w:val="bottom"/>
+            <w:hideMark/>
+          </w:tcPr>
+          <w:p>
+            <w:pPr>
+              <w:spacing w:after="0" w:line="240" w:lineRule="auto"/>
+              <w:rPr>
+                <w:rFonts w:ascii="Calibri" w:eastAsia="Times New Roman" w:hAnsi="Calibri" w:cs="Calibri"/>
+                <w:color w:val="000000"/>
+                <w:kern w:val="0"/>
+                <w:lang w:eastAsia="ru-RU"/>
+                <w14:ligatures w14:val="none"/>
+              </w:rPr>
+            </w:pPr>
+            <w:r>
+              <w:rPr>
+                <w:rFonts w:ascii="Calibri" w:eastAsia="Times New Roman" w:hAnsi="Calibri" w:cs="Calibri"/>
+                <w:color w:val="000000"/>
+                <w:kern w:val="0"/>
+                <w:lang w:eastAsia="ru-RU"/>
+                <w14:ligatures w14:val="none"/>
+              </w:rPr>
+              <w:t>A</w:t>
+            </w:r>
+          </w:p>
+        </w:tc>
+        <w:tc>
+          <w:tcPr>
+            <w:tcW w:w="380" w:type="dxa"/>
+            <w:tcBorders>
+              <w:top w:val="nil"/>
+              <w:left w:val="nil"/>
+              <w:bottom w:val="single" w:sz="4" w:space="0" w:color="auto"/>
+              <w:right w:val="single" w:sz="4" w:space="0" w:color="auto"/>
+            </w:tcBorders>
+            <w:shd w:val="clear" w:color="auto" w:fill="auto"/>
+            <w:noWrap/>
+            <w:vAlign w:val="bottom"/>
+            <w:hideMark/>
+          </w:tcPr>
+          <w:p>
+            <w:pPr>
+              <w:spacing w:after="0" w:line="240" w:lineRule="auto"/>
+              <w:rPr>
+                <w:rFonts w:ascii="Calibri" w:eastAsia="Times New Roman" w:hAnsi="Calibri" w:cs="Calibri"/>
+                <w:color w:val="000000"/>
+                <w:kern w:val="0"/>
+                <w:lang w:eastAsia="ru-RU"/>
+                <w14:ligatures w14:val="none"/>
+              </w:rPr>
+            </w:pPr>
+            <w:r>
+              <w:rPr>
+                <w:rFonts w:ascii="Calibri" w:eastAsia="Times New Roman" w:hAnsi="Calibri" w:cs="Calibri"/>
+                <w:color w:val="000000"/>
+                <w:kern w:val="0"/>
+                <w:lang w:eastAsia="ru-RU"/>
+                <w14:ligatures w14:val="none"/>
+              </w:rPr>
+              <w:t>E</w:t>
+            </w:r>
+          </w:p>
+        </w:tc>
+        <w:tc>
+          <w:tcPr>
+            <w:tcW w:w="380" w:type="dxa"/>
+            <w:tcBorders>
+              <w:top w:val="nil"/>
+              <w:left w:val="nil"/>
+              <w:bottom w:val="single" w:sz="4" w:space="0" w:color="auto"/>
+              <w:right w:val="single" w:sz="4" w:space="0" w:color="auto"/>
+            </w:tcBorders>
+            <w:shd w:val="clear" w:color="auto" w:fill="auto"/>
+            <w:noWrap/>
+            <w:vAlign w:val="bottom"/>
+            <w:hideMark/>
+          </w:tcPr>
+          <w:p>
+            <w:pPr>
+              <w:spacing w:after="0" w:line="240" w:lineRule="auto"/>
+              <w:rPr>
+                <w:rFonts w:ascii="Calibri" w:eastAsia="Times New Roman" w:hAnsi="Calibri" w:cs="Calibri"/>
+                <w:color w:val="000000"/>
+                <w:kern w:val="0"/>
+                <w:lang w:eastAsia="ru-RU"/>
+                <w14:ligatures w14:val="none"/>
+              </w:rPr>
+            </w:pPr>
+          </w:p>
+        </w:tc>
+        <w:tc>
+          <w:tcPr>
+            <w:tcW w:w="480" w:type="dxa"/>
+            <w:tcBorders>
+              <w:top w:val="nil"/>
+              <w:left w:val="nil"/>
+              <w:bottom w:val="single" w:sz="4" w:space="0" w:color="auto"/>
+              <w:right w:val="single" w:sz="4" w:space="0" w:color="auto"/>
+            </w:tcBorders>
+            <w:shd w:val="clear" w:color="auto" w:fill="auto"/>
+            <w:noWrap/>
+            <w:vAlign w:val="bottom"/>
+            <w:hideMark/>
+          </w:tcPr>
+          <w:p>
+            <w:pPr>
+              <w:spacing w:after="0" w:line="240" w:lineRule="auto"/>
+              <w:rPr>
+                <w:rFonts w:ascii="Calibri" w:eastAsia="Times New Roman" w:hAnsi="Calibri" w:cs="Calibri"/>
+                <w:color w:val="000000"/>
+                <w:kern w:val="0"/>
+                <w:lang w:eastAsia="ru-RU"/>
+                <w14:ligatures w14:val="none"/>
+              </w:rPr>
+            </w:pPr>
+            <w:r>
+              <w:rPr>
+                <w:rFonts w:ascii="Calibri" w:eastAsia="Times New Roman" w:hAnsi="Calibri" w:cs="Calibri"/>
+                <w:color w:val="000000"/>
+                <w:kern w:val="0"/>
+                <w:lang w:eastAsia="ru-RU"/>
+                <w14:ligatures w14:val="none"/>
+              </w:rPr>
+              <w:t>U</w:t>
+            </w:r>
+          </w:p>
+        </w:tc>
+      </w:tr>
+      <w:tr>
+        <w:trPr>
+          <w:trHeight w:val="288"/>
+        </w:trPr>
+        <w:tc>
+          <w:tcPr>
+            <w:tcW w:w="420" w:type="dxa"/>
+            <w:tcBorders>
+              <w:top w:val="nil"/>
+              <w:left w:val="single" w:sz="4" w:space="0" w:color="auto"/>
+              <w:bottom w:val="single" w:sz="4" w:space="0" w:color="auto"/>
+              <w:right w:val="single" w:sz="4" w:space="0" w:color="auto"/>
+            </w:tcBorders>
+            <w:shd w:val="clear" w:color="auto" w:fill="auto"/>
+            <w:noWrap/>
+            <w:vAlign w:val="bottom"/>
+            <w:hideMark/>
+          </w:tcPr>
+          <w:p>
+            <w:pPr>
+              <w:spacing w:after="0" w:line="240" w:lineRule="auto"/>
+              <w:rPr>
+                <w:rFonts w:ascii="Calibri" w:eastAsia="Times New Roman" w:hAnsi="Calibri" w:cs="Calibri"/>
+                <w:color w:val="000000"/>
+                <w:kern w:val="0"/>
+                <w:lang w:eastAsia="ru-RU"/>
+                <w14:ligatures w14:val="none"/>
+              </w:rPr>
+            </w:pPr>
+            <w:r>
+              <w:rPr>
+                <w:rFonts w:ascii="Calibri" w:eastAsia="Times New Roman" w:hAnsi="Calibri" w:cs="Calibri"/>
+                <w:color w:val="000000"/>
+                <w:kern w:val="0"/>
+                <w:lang w:eastAsia="ru-RU"/>
+                <w14:ligatures w14:val="none"/>
+              </w:rPr>
+              <w:t>H</w:t>
+            </w:r>
+          </w:p>
+        </w:tc>
+        <w:tc>
+          <w:tcPr>
+            <w:tcW w:w="380" w:type="dxa"/>
+            <w:tcBorders>
+              <w:top w:val="nil"/>
+              <w:left w:val="nil"/>
+              <w:bottom w:val="single" w:sz="4" w:space="0" w:color="auto"/>
+              <w:right w:val="single" w:sz="4" w:space="0" w:color="auto"/>
+            </w:tcBorders>
+            <w:shd w:val="clear" w:color="auto" w:fill="auto"/>
+            <w:noWrap/>
+            <w:vAlign w:val="bottom"/>
+            <w:hideMark/>
+          </w:tcPr>
+          <w:p>
+            <w:pPr>
+              <w:spacing w:after="0" w:line="240" w:lineRule="auto"/>
+              <w:rPr>
+                <w:rFonts w:ascii="Calibri" w:eastAsia="Times New Roman" w:hAnsi="Calibri" w:cs="Calibri"/>
+                <w:color w:val="000000"/>
+                <w:kern w:val="0"/>
+                <w:lang w:eastAsia="ru-RU"/>
+                <w14:ligatures w14:val="none"/>
+              </w:rPr>
+            </w:pPr>
+            <w:r>
+              <w:rPr>
+                <w:rFonts w:ascii="Calibri" w:eastAsia="Times New Roman" w:hAnsi="Calibri" w:cs="Calibri"/>
+                <w:color w:val="000000"/>
+                <w:kern w:val="0"/>
+                <w:lang w:eastAsia="ru-RU"/>
+                <w14:ligatures w14:val="none"/>
+              </w:rPr>
+              <w:t>E</w:t>
+            </w:r>
+          </w:p>
+        </w:tc>
+        <w:tc>
+          <w:tcPr>
+            <w:tcW w:w="380" w:type="dxa"/>
+            <w:tcBorders>
+              <w:top w:val="nil"/>
+              <w:left w:val="nil"/>
+              <w:bottom w:val="single" w:sz="4" w:space="0" w:color="auto"/>
+              <w:right w:val="single" w:sz="4" w:space="0" w:color="auto"/>
+            </w:tcBorders>
+            <w:shd w:val="clear" w:color="auto" w:fill="auto"/>
+            <w:noWrap/>
+            <w:vAlign w:val="bottom"/>
+            <w:hideMark/>
+          </w:tcPr>
+          <w:p>
+            <w:pPr>
+              <w:spacing w:after="0" w:line="240" w:lineRule="auto"/>
+              <w:rPr>
+                <w:rFonts w:ascii="Calibri" w:eastAsia="Times New Roman" w:hAnsi="Calibri" w:cs="Calibri"/>
+                <w:color w:val="000000"/>
+                <w:kern w:val="0"/>
+                <w:lang w:eastAsia="ru-RU"/>
+                <w14:ligatures w14:val="none"/>
+              </w:rPr>
+            </w:pPr>
+            <w:r>
+              <w:rPr>
+                <w:rFonts w:ascii="Calibri" w:eastAsia="Times New Roman" w:hAnsi="Calibri" w:cs="Calibri"/>
+                <w:color w:val="000000"/>
+                <w:kern w:val="0"/>
+                <w:lang w:eastAsia="ru-RU"/>
+                <w14:ligatures w14:val="none"/>
+              </w:rPr>
+              <w:t>S</w:t>
+            </w:r>
+          </w:p>
+        </w:tc>
+        <w:tc>
+          <w:tcPr>
+            <w:tcW w:w="480" w:type="dxa"/>
+            <w:tcBorders>
+              <w:top w:val="nil"/>
+              <w:left w:val="nil"/>
+              <w:bottom w:val="single" w:sz="4" w:space="0" w:color="auto"/>
+              <w:right w:val="single" w:sz="4" w:space="0" w:color="auto"/>
+            </w:tcBorders>
+            <w:shd w:val="clear" w:color="auto" w:fill="auto"/>
+            <w:noWrap/>
+            <w:vAlign w:val="bottom"/>
+            <w:hideMark/>
+          </w:tcPr>
+          <w:p>
+            <w:pPr>
+              <w:spacing w:after="0" w:line="240" w:lineRule="auto"/>
+              <w:rPr>
+                <w:rFonts w:ascii="Calibri" w:eastAsia="Times New Roman" w:hAnsi="Calibri" w:cs="Calibri"/>
+                <w:color w:val="000000"/>
+                <w:kern w:val="0"/>
+                <w:lang w:eastAsia="ru-RU"/>
+                <w14:ligatures w14:val="none"/>
+              </w:rPr>
+            </w:pPr>
+          </w:p>
+        </w:tc>
+      </w:tr>
+      <w:tr>
+        <w:trPr>
+          <w:trHeight w:val="288"/>
+        </w:trPr>
+        <w:tc>
+          <w:tcPr>
+            <w:tcW w:w="420" w:type="dxa"/>
+            <w:tcBorders>
+              <w:top w:val="nil"/>
+              <w:left w:val="single" w:sz="4" w:space="0" w:color="auto"/>
+              <w:bottom w:val="single" w:sz="4" w:space="0" w:color="auto"/>
+              <w:right w:val="single" w:sz="4" w:space="0" w:color="auto"/>
+            </w:tcBorders>
+            <w:shd w:val="clear" w:color="auto" w:fill="auto"/>
+            <w:noWrap/>
+            <w:vAlign w:val="bottom"/>
+            <w:hideMark/>
+          </w:tcPr>
+          <w:p>
+            <w:pPr>
+              <w:spacing w:after="0" w:line="240" w:lineRule="auto"/>
+              <w:rPr>
+                <w:rFonts w:ascii="Calibri" w:eastAsia="Times New Roman" w:hAnsi="Calibri" w:cs="Calibri"/>
+                <w:color w:val="000000"/>
+                <w:kern w:val="0"/>
+                <w:lang w:eastAsia="ru-RU"/>
+                <w14:ligatures w14:val="none"/>
+              </w:rPr>
+            </w:pPr>
+          </w:p>
+        </w:tc>
+        <w:tc>
+          <w:tcPr>
+            <w:tcW w:w="380" w:type="dxa"/>
+            <w:tcBorders>
+              <w:top w:val="nil"/>
+              <w:left w:val="nil"/>
+              <w:bottom w:val="single" w:sz="4" w:space="0" w:color="auto"/>
+              <w:right w:val="single" w:sz="4" w:space="0" w:color="auto"/>
+            </w:tcBorders>
+            <w:shd w:val="clear" w:color="auto" w:fill="auto"/>
+            <w:noWrap/>
+            <w:vAlign w:val="bottom"/>
+            <w:hideMark/>
+          </w:tcPr>
+          <w:p>
+            <w:pPr>
+              <w:spacing w:after="0" w:line="240" w:lineRule="auto"/>
+              <w:rPr>
+                <w:rFonts w:ascii="Calibri" w:eastAsia="Times New Roman" w:hAnsi="Calibri" w:cs="Calibri"/>
+                <w:color w:val="000000"/>
+                <w:kern w:val="0"/>
+                <w:lang w:eastAsia="ru-RU"/>
+                <w14:ligatures w14:val="none"/>
+              </w:rPr>
+            </w:pPr>
+            <w:r>
+              <w:rPr>
+                <w:rFonts w:ascii="Calibri" w:eastAsia="Times New Roman" w:hAnsi="Calibri" w:cs="Calibri"/>
+                <w:color w:val="000000"/>
+                <w:kern w:val="0"/>
+                <w:lang w:eastAsia="ru-RU"/>
+                <w14:ligatures w14:val="none"/>
+              </w:rPr>
+              <w:t>T</w:t>
+            </w:r>
+          </w:p>
+        </w:tc>
+        <w:tc>
+          <w:tcPr>
+            <w:tcW w:w="380" w:type="dxa"/>
+            <w:tcBorders>
+              <w:top w:val="nil"/>
+              <w:left w:val="nil"/>
+              <w:bottom w:val="single" w:sz="4" w:space="0" w:color="auto"/>
+              <w:right w:val="single" w:sz="4" w:space="0" w:color="auto"/>
+            </w:tcBorders>
+            <w:shd w:val="clear" w:color="auto" w:fill="auto"/>
+            <w:noWrap/>
+            <w:vAlign w:val="bottom"/>
+            <w:hideMark/>
+          </w:tcPr>
+          <w:p>
+            <w:pPr>
+              <w:spacing w:after="0" w:line="240" w:lineRule="auto"/>
+              <w:rPr>
+                <w:rFonts w:ascii="Calibri" w:eastAsia="Times New Roman" w:hAnsi="Calibri" w:cs="Calibri"/>
+                <w:color w:val="000000"/>
+                <w:kern w:val="0"/>
+                <w:lang w:eastAsia="ru-RU"/>
+                <w14:ligatures w14:val="none"/>
+              </w:rPr>
+            </w:pPr>
+            <w:r>
+              <w:rPr>
+                <w:rFonts w:ascii="Calibri" w:eastAsia="Times New Roman" w:hAnsi="Calibri" w:cs="Calibri"/>
+                <w:color w:val="000000"/>
+                <w:kern w:val="0"/>
+                <w:lang w:eastAsia="ru-RU"/>
+                <w14:ligatures w14:val="none"/>
+              </w:rPr>
+              <w:t>R</w:t>
+            </w:r>
+          </w:p>
+        </w:tc>
+        <w:tc>
+          <w:tcPr>
+            <w:tcW w:w="480" w:type="dxa"/>
+            <w:tcBorders>
+              <w:top w:val="nil"/>
+              <w:left w:val="nil"/>
+              <w:bottom w:val="single" w:sz="4" w:space="0" w:color="auto"/>
+              <w:right w:val="single" w:sz="4" w:space="0" w:color="auto"/>
+            </w:tcBorders>
+            <w:shd w:val="clear" w:color="auto" w:fill="auto"/>
+            <w:noWrap/>
+            <w:vAlign w:val="bottom"/>
+            <w:hideMark/>
+          </w:tcPr>
+          <w:p>
+            <w:pPr>
+              <w:spacing w:after="0" w:line="240" w:lineRule="auto"/>
+              <w:rPr>
+                <w:rFonts w:ascii="Calibri" w:eastAsia="Times New Roman" w:hAnsi="Calibri" w:cs="Calibri"/>
+                <w:color w:val="000000"/>
+                <w:kern w:val="0"/>
+                <w:lang w:eastAsia="ru-RU"/>
+                <w14:ligatures w14:val="none"/>
+              </w:rPr>
+            </w:pPr>
+            <w:r>
+              <w:rPr>
+                <w:rFonts w:ascii="Calibri" w:eastAsia="Times New Roman" w:hAnsi="Calibri" w:cs="Calibri"/>
+                <w:color w:val="000000"/>
+                <w:kern w:val="0"/>
+                <w:lang w:eastAsia="ru-RU"/>
+                <w14:ligatures w14:val="none"/>
+              </w:rPr>
+              <w:t>T</w:t>
+            </w:r>
+          </w:p>
+        </w:tc>
+      </w:tr>
+    </w:tbl>
+    <w:p>
+      <w:pPr>
+        <w:pStyle w:val="a3"/>
+        <w:numPr>
+          <w:ilvl w:val="0"/>
+          <w:numId w:val="8"/>
+        </w:numPr>
+        <w:rPr>
+          <w:rFonts w:ascii="Times New Roman" w:hAnsi="Times New Roman" w:cs="Times New Roman"/>
+          <w:b/>
+          <w:sz w:val="28"/>
+          <w:szCs w:val="28"/>
+        </w:rPr>
+      </w:pPr>
+    </w:p>
+    <w:tbl>
+      <w:tblPr>
+        <w:tblW w:w="1660" w:type="dxa"/>
+        <w:tblInd w:w="934" w:type="dxa"/>
+        <w:tblLook w:val="04A0" w:firstRow="1" w:lastRow="0" w:firstColumn="1" w:lastColumn="0" w:noHBand="0" w:noVBand="1"/>
+      </w:tblPr>
+      <w:tblGrid>
+        <w:gridCol w:w="420"/>
+        <w:gridCol w:w="380"/>
+        <w:gridCol w:w="380"/>
+        <w:gridCol w:w="480"/>
+      </w:tblGrid>
+      <w:tr>
+        <w:trPr>
+          <w:trHeight w:val="288"/>
+        </w:trPr>
+        <w:tc>
+          <w:tcPr>
+            <w:tcW w:w="420" w:type="dxa"/>
+            <w:tcBorders>
+              <w:top w:val="single" w:sz="4" w:space="0" w:color="auto"/>
+              <w:left w:val="single" w:sz="4" w:space="0" w:color="auto"/>
+              <w:bottom w:val="single" w:sz="4" w:space="0" w:color="auto"/>
+              <w:right w:val="single" w:sz="4" w:space="0" w:color="auto"/>
+            </w:tcBorders>
+            <w:shd w:val="clear" w:color="auto" w:fill="auto"/>
+            <w:noWrap/>
+            <w:vAlign w:val="bottom"/>
+            <w:hideMark/>
+          </w:tcPr>
+          <w:p>
+            <w:pPr>
+              <w:spacing w:after="0" w:line="240" w:lineRule="auto"/>
+              <w:rPr>
+                <w:rFonts w:ascii="Calibri" w:eastAsia="Times New Roman" w:hAnsi="Calibri" w:cs="Calibri"/>
+                <w:color w:val="000000"/>
+                <w:kern w:val="0"/>
+                <w:lang w:eastAsia="ru-RU"/>
+                <w14:ligatures w14:val="none"/>
+              </w:rPr>
+            </w:pPr>
+            <w:r>
+              <w:rPr>
+                <w:rFonts w:ascii="Calibri" w:eastAsia="Times New Roman" w:hAnsi="Calibri" w:cs="Calibri"/>
+                <w:color w:val="000000"/>
+                <w:kern w:val="0"/>
+                <w:lang w:eastAsia="ru-RU"/>
+                <w14:ligatures w14:val="none"/>
+              </w:rPr>
+              <w:t>J</w:t>
+            </w:r>
+          </w:p>
+        </w:tc>
+        <w:tc>
+          <w:tcPr>
+            <w:tcW w:w="380" w:type="dxa"/>
+            <w:tcBorders>
+              <w:top w:val="single" w:sz="4" w:space="0" w:color="auto"/>
+              <w:left w:val="nil"/>
+              <w:bottom w:val="single" w:sz="4" w:space="0" w:color="auto"/>
+              <w:right w:val="single" w:sz="4" w:space="0" w:color="auto"/>
+            </w:tcBorders>
+            <w:shd w:val="clear" w:color="auto" w:fill="auto"/>
+            <w:noWrap/>
+            <w:vAlign w:val="bottom"/>
+            <w:hideMark/>
+          </w:tcPr>
+          <w:p>
+            <w:pPr>
+              <w:spacing w:after="0" w:line="240" w:lineRule="auto"/>
+              <w:rPr>
+                <w:rFonts w:ascii="Calibri" w:eastAsia="Times New Roman" w:hAnsi="Calibri" w:cs="Calibri"/>
+                <w:color w:val="000000"/>
+                <w:kern w:val="0"/>
+                <w:lang w:eastAsia="ru-RU"/>
+                <w14:ligatures w14:val="none"/>
+              </w:rPr>
+            </w:pPr>
+            <w:r>
+              <w:rPr>
+                <w:rFonts w:ascii="Calibri" w:eastAsia="Times New Roman" w:hAnsi="Calibri" w:cs="Calibri"/>
+                <w:color w:val="000000"/>
+                <w:kern w:val="0"/>
+                <w:lang w:eastAsia="ru-RU"/>
+                <w14:ligatures w14:val="none"/>
+              </w:rPr>
+              <w:t>E</w:t>
+            </w:r>
+          </w:p>
+        </w:tc>
+        <w:tc>
+          <w:tcPr>
+            <w:tcW w:w="380" w:type="dxa"/>
+            <w:tcBorders>
+              <w:top w:val="single" w:sz="4" w:space="0" w:color="auto"/>
+              <w:left w:val="nil"/>
+              <w:bottom w:val="single" w:sz="4" w:space="0" w:color="auto"/>
+              <w:right w:val="single" w:sz="4" w:space="0" w:color="auto"/>
+            </w:tcBorders>
+            <w:shd w:val="clear" w:color="auto" w:fill="auto"/>
+            <w:noWrap/>
+            <w:vAlign w:val="bottom"/>
+            <w:hideMark/>
+          </w:tcPr>
+          <w:p>
+            <w:pPr>
+              <w:spacing w:after="0" w:line="240" w:lineRule="auto"/>
+              <w:rPr>
+                <w:rFonts w:ascii="Calibri" w:eastAsia="Times New Roman" w:hAnsi="Calibri" w:cs="Calibri"/>
+                <w:color w:val="000000"/>
+                <w:kern w:val="0"/>
+                <w:lang w:eastAsia="ru-RU"/>
+                <w14:ligatures w14:val="none"/>
+              </w:rPr>
+            </w:pPr>
+            <w:r>
+              <w:rPr>
+                <w:rFonts w:ascii="Calibri" w:eastAsia="Times New Roman" w:hAnsi="Calibri" w:cs="Calibri"/>
+                <w:color w:val="000000"/>
+                <w:kern w:val="0"/>
+                <w:lang w:eastAsia="ru-RU"/>
+                <w14:ligatures w14:val="none"/>
+              </w:rPr>
+              <w:t>D</w:t>
+            </w:r>
+          </w:p>
+        </w:tc>
+        <w:tc>
+          <w:tcPr>
+            <w:tcW w:w="480" w:type="dxa"/>
+            <w:tcBorders>
+              <w:top w:val="single" w:sz="4" w:space="0" w:color="auto"/>
+              <w:left w:val="nil"/>
+              <w:bottom w:val="single" w:sz="4" w:space="0" w:color="auto"/>
+              <w:right w:val="single" w:sz="4" w:space="0" w:color="auto"/>
+            </w:tcBorders>
+            <w:shd w:val="clear" w:color="auto" w:fill="auto"/>
+            <w:noWrap/>
+            <w:vAlign w:val="bottom"/>
+            <w:hideMark/>
+          </w:tcPr>
+          <w:p>
+            <w:pPr>
+              <w:spacing w:after="0" w:line="240" w:lineRule="auto"/>
+              <w:rPr>
+                <w:rFonts w:ascii="Calibri" w:eastAsia="Times New Roman" w:hAnsi="Calibri" w:cs="Calibri"/>
+                <w:color w:val="000000"/>
+                <w:kern w:val="0"/>
+                <w:lang w:eastAsia="ru-RU"/>
+                <w14:ligatures w14:val="none"/>
+              </w:rPr>
+            </w:pPr>
+            <w:r>
+              <w:rPr>
+                <w:rFonts w:ascii="Calibri" w:eastAsia="Times New Roman" w:hAnsi="Calibri" w:cs="Calibri"/>
+                <w:color w:val="000000"/>
+                <w:kern w:val="0"/>
+                <w:lang w:eastAsia="ru-RU"/>
+                <w14:ligatures w14:val="none"/>
+              </w:rPr>
+              <w:t>B</w:t>
+            </w:r>
+          </w:p>
+        </w:tc>
+      </w:tr>
+      <w:tr>
+        <w:trPr>
+          <w:trHeight w:val="288"/>
+        </w:trPr>
+        <w:tc>
+          <w:tcPr>
+            <w:tcW w:w="420" w:type="dxa"/>
+            <w:tcBorders>
+              <w:top w:val="nil"/>
+              <w:left w:val="single" w:sz="4" w:space="0" w:color="auto"/>
+              <w:bottom w:val="single" w:sz="4" w:space="0" w:color="auto"/>
+              <w:right w:val="single" w:sz="4" w:space="0" w:color="auto"/>
+            </w:tcBorders>
+            <w:shd w:val="clear" w:color="auto" w:fill="auto"/>
+            <w:noWrap/>
+            <w:vAlign w:val="bottom"/>
+            <w:hideMark/>
+          </w:tcPr>
+          <w:p>
+            <w:pPr>
+              <w:spacing w:after="0" w:line="240" w:lineRule="auto"/>
+              <w:rPr>
+                <w:rFonts w:ascii="Calibri" w:eastAsia="Times New Roman" w:hAnsi="Calibri" w:cs="Calibri"/>
+                <w:color w:val="000000"/>
+                <w:kern w:val="0"/>
+                <w:lang w:eastAsia="ru-RU"/>
+                <w14:ligatures w14:val="none"/>
+              </w:rPr>
+            </w:pPr>
+            <w:r>
+              <w:rPr>
+                <w:rFonts w:ascii="Calibri" w:eastAsia="Times New Roman" w:hAnsi="Calibri" w:cs="Calibri"/>
+                <w:color w:val="000000"/>
+                <w:kern w:val="0"/>
+                <w:lang w:eastAsia="ru-RU"/>
+                <w14:ligatures w14:val="none"/>
+              </w:rPr>
+              <w:t>A</w:t>
+            </w:r>
+          </w:p>
+        </w:tc>
+        <w:tc>
+          <w:tcPr>
+            <w:tcW w:w="380" w:type="dxa"/>
+            <w:tcBorders>
+              <w:top w:val="nil"/>
+              <w:left w:val="nil"/>
+              <w:bottom w:val="single" w:sz="4" w:space="0" w:color="auto"/>
+              <w:right w:val="single" w:sz="4" w:space="0" w:color="auto"/>
+            </w:tcBorders>
+            <w:shd w:val="clear" w:color="auto" w:fill="auto"/>
+            <w:noWrap/>
+            <w:vAlign w:val="bottom"/>
+            <w:hideMark/>
+          </w:tcPr>
+          <w:p>
+            <w:pPr>
+              <w:spacing w:after="0" w:line="240" w:lineRule="auto"/>
+              <w:rPr>
+                <w:rFonts w:ascii="Calibri" w:eastAsia="Times New Roman" w:hAnsi="Calibri" w:cs="Calibri"/>
+                <w:color w:val="000000"/>
+                <w:kern w:val="0"/>
+                <w:lang w:eastAsia="ru-RU"/>
+                <w14:ligatures w14:val="none"/>
+              </w:rPr>
+            </w:pPr>
+            <w:r>
+              <w:rPr>
+                <w:rFonts w:ascii="Calibri" w:eastAsia="Times New Roman" w:hAnsi="Calibri" w:cs="Calibri"/>
+                <w:color w:val="000000"/>
+                <w:kern w:val="0"/>
+                <w:lang w:eastAsia="ru-RU"/>
+                <w14:ligatures w14:val="none"/>
+              </w:rPr>
+              <w:t>E</w:t>
+            </w:r>
+          </w:p>
+        </w:tc>
+        <w:tc>
+          <w:tcPr>
+            <w:tcW w:w="380" w:type="dxa"/>
+            <w:tcBorders>
+              <w:top w:val="nil"/>
+              <w:left w:val="nil"/>
+              <w:bottom w:val="single" w:sz="4" w:space="0" w:color="auto"/>
+              <w:right w:val="single" w:sz="4" w:space="0" w:color="auto"/>
+            </w:tcBorders>
+            <w:shd w:val="clear" w:color="auto" w:fill="auto"/>
+            <w:noWrap/>
+            <w:vAlign w:val="bottom"/>
+            <w:hideMark/>
+          </w:tcPr>
+          <w:p>
+            <w:pPr>
+              <w:spacing w:after="0" w:line="240" w:lineRule="auto"/>
+              <w:rPr>
+                <w:rFonts w:ascii="Calibri" w:eastAsia="Times New Roman" w:hAnsi="Calibri" w:cs="Calibri"/>
+                <w:color w:val="000000"/>
+                <w:kern w:val="0"/>
+                <w:lang w:eastAsia="ru-RU"/>
+                <w14:ligatures w14:val="none"/>
+              </w:rPr>
+            </w:pPr>
+            <w:r>
+              <w:rPr>
+                <w:rFonts w:ascii="Calibri" w:eastAsia="Times New Roman" w:hAnsi="Calibri" w:cs="Calibri"/>
+                <w:color w:val="000000"/>
+                <w:kern w:val="0"/>
+                <w:lang w:eastAsia="ru-RU"/>
+                <w14:ligatures w14:val="none"/>
+              </w:rPr>
+              <w:t>P</w:t>
+            </w:r>
+          </w:p>
+        </w:tc>
+        <w:tc>
+          <w:tcPr>
+            <w:tcW w:w="480" w:type="dxa"/>
+            <w:tcBorders>
+              <w:top w:val="nil"/>
+              <w:left w:val="nil"/>
+              <w:bottom w:val="single" w:sz="4" w:space="0" w:color="auto"/>
+              <w:right w:val="single" w:sz="4" w:space="0" w:color="auto"/>
+            </w:tcBorders>
+            <w:shd w:val="clear" w:color="auto" w:fill="auto"/>
+            <w:noWrap/>
+            <w:vAlign w:val="bottom"/>
+            <w:hideMark/>
+          </w:tcPr>
+          <w:p>
+            <w:pPr>
+              <w:spacing w:after="0" w:line="240" w:lineRule="auto"/>
+              <w:rPr>
+                <w:rFonts w:ascii="Calibri" w:eastAsia="Times New Roman" w:hAnsi="Calibri" w:cs="Calibri"/>
+                <w:color w:val="000000"/>
+                <w:kern w:val="0"/>
+                <w:lang w:eastAsia="ru-RU"/>
+                <w14:ligatures w14:val="none"/>
+              </w:rPr>
+            </w:pPr>
+            <w:r>
+              <w:rPr>
+                <w:rFonts w:ascii="Calibri" w:eastAsia="Times New Roman" w:hAnsi="Calibri" w:cs="Calibri"/>
+                <w:color w:val="000000"/>
+                <w:kern w:val="0"/>
+                <w:lang w:eastAsia="ru-RU"/>
+                <w14:ligatures w14:val="none"/>
+              </w:rPr>
+              <w:t>U</w:t>
+            </w:r>
+          </w:p>
+        </w:tc>
+      </w:tr>
+      <w:tr>
+        <w:trPr>
+          <w:trHeight w:val="288"/>
+        </w:trPr>
+        <w:tc>
+          <w:tcPr>
+            <w:tcW w:w="420" w:type="dxa"/>
+            <w:tcBorders>
+              <w:top w:val="nil"/>
+              <w:left w:val="single" w:sz="4" w:space="0" w:color="auto"/>
+              <w:bottom w:val="single" w:sz="4" w:space="0" w:color="auto"/>
+              <w:right w:val="single" w:sz="4" w:space="0" w:color="auto"/>
+            </w:tcBorders>
+            <w:shd w:val="clear" w:color="auto" w:fill="auto"/>
+            <w:noWrap/>
+            <w:vAlign w:val="bottom"/>
+            <w:hideMark/>
+          </w:tcPr>
+          <w:p>
+            <w:pPr>
+              <w:spacing w:after="0" w:line="240" w:lineRule="auto"/>
+              <w:rPr>
+                <w:rFonts w:ascii="Calibri" w:eastAsia="Times New Roman" w:hAnsi="Calibri" w:cs="Calibri"/>
+                <w:color w:val="000000"/>
+                <w:kern w:val="0"/>
+                <w:lang w:eastAsia="ru-RU"/>
+                <w14:ligatures w14:val="none"/>
+              </w:rPr>
+            </w:pPr>
+            <w:r>
+              <w:rPr>
+                <w:rFonts w:ascii="Calibri" w:eastAsia="Times New Roman" w:hAnsi="Calibri" w:cs="Calibri"/>
+                <w:color w:val="000000"/>
+                <w:kern w:val="0"/>
+                <w:lang w:eastAsia="ru-RU"/>
+                <w14:ligatures w14:val="none"/>
+              </w:rPr>
+              <w:t>H</w:t>
+            </w:r>
+          </w:p>
+        </w:tc>
+        <w:tc>
+          <w:tcPr>
+            <w:tcW w:w="380" w:type="dxa"/>
+            <w:tcBorders>
+              <w:top w:val="nil"/>
+              <w:left w:val="nil"/>
+              <w:bottom w:val="single" w:sz="4" w:space="0" w:color="auto"/>
+              <w:right w:val="single" w:sz="4" w:space="0" w:color="auto"/>
+            </w:tcBorders>
+            <w:shd w:val="clear" w:color="auto" w:fill="auto"/>
+            <w:noWrap/>
+            <w:vAlign w:val="bottom"/>
+            <w:hideMark/>
+          </w:tcPr>
+          <w:p>
+            <w:pPr>
+              <w:spacing w:after="0" w:line="240" w:lineRule="auto"/>
+              <w:rPr>
+                <w:rFonts w:ascii="Calibri" w:eastAsia="Times New Roman" w:hAnsi="Calibri" w:cs="Calibri"/>
+                <w:color w:val="000000"/>
+                <w:kern w:val="0"/>
+                <w:lang w:eastAsia="ru-RU"/>
+                <w14:ligatures w14:val="none"/>
+              </w:rPr>
+            </w:pPr>
+            <w:r>
+              <w:rPr>
+                <w:rFonts w:ascii="Calibri" w:eastAsia="Times New Roman" w:hAnsi="Calibri" w:cs="Calibri"/>
+                <w:color w:val="000000"/>
+                <w:kern w:val="0"/>
+                <w:lang w:eastAsia="ru-RU"/>
+                <w14:ligatures w14:val="none"/>
+              </w:rPr>
+              <w:t>E</w:t>
+            </w:r>
+          </w:p>
+        </w:tc>
+        <w:tc>
+          <w:tcPr>
+            <w:tcW w:w="380" w:type="dxa"/>
+            <w:tcBorders>
+              <w:top w:val="nil"/>
+              <w:left w:val="nil"/>
+              <w:bottom w:val="single" w:sz="4" w:space="0" w:color="auto"/>
+              <w:right w:val="single" w:sz="4" w:space="0" w:color="auto"/>
+            </w:tcBorders>
+            <w:shd w:val="clear" w:color="auto" w:fill="auto"/>
+            <w:noWrap/>
+            <w:vAlign w:val="bottom"/>
+            <w:hideMark/>
+          </w:tcPr>
+          <w:p>
+            <w:pPr>
+              <w:spacing w:after="0" w:line="240" w:lineRule="auto"/>
+              <w:rPr>
+                <w:rFonts w:ascii="Calibri" w:eastAsia="Times New Roman" w:hAnsi="Calibri" w:cs="Calibri"/>
+                <w:color w:val="000000"/>
+                <w:kern w:val="0"/>
+                <w:lang w:eastAsia="ru-RU"/>
+                <w14:ligatures w14:val="none"/>
+              </w:rPr>
+            </w:pPr>
+            <w:r>
+              <w:rPr>
+                <w:rFonts w:ascii="Calibri" w:eastAsia="Times New Roman" w:hAnsi="Calibri" w:cs="Calibri"/>
+                <w:color w:val="000000"/>
+                <w:kern w:val="0"/>
+                <w:lang w:eastAsia="ru-RU"/>
+                <w14:ligatures w14:val="none"/>
+              </w:rPr>
+              <w:t>S</w:t>
+            </w:r>
+          </w:p>
+        </w:tc>
+        <w:tc>
+          <w:tcPr>
+            <w:tcW w:w="480" w:type="dxa"/>
+            <w:tcBorders>
+              <w:top w:val="nil"/>
+              <w:left w:val="nil"/>
+              <w:bottom w:val="single" w:sz="4" w:space="0" w:color="auto"/>
+              <w:right w:val="single" w:sz="4" w:space="0" w:color="auto"/>
+            </w:tcBorders>
+            <w:shd w:val="clear" w:color="auto" w:fill="auto"/>
+            <w:noWrap/>
+            <w:vAlign w:val="bottom"/>
+            <w:hideMark/>
+          </w:tcPr>
+          <w:p>
+            <w:pPr>
+              <w:spacing w:after="0" w:line="240" w:lineRule="auto"/>
+              <w:rPr>
+                <w:rFonts w:ascii="Calibri" w:eastAsia="Times New Roman" w:hAnsi="Calibri" w:cs="Calibri"/>
+                <w:color w:val="000000"/>
+                <w:kern w:val="0"/>
+                <w:lang w:eastAsia="ru-RU"/>
+                <w14:ligatures w14:val="none"/>
+              </w:rPr>
+            </w:pPr>
+            <w:r>
+              <w:rPr>
+                <w:rFonts w:ascii="Calibri" w:eastAsia="Times New Roman" w:hAnsi="Calibri" w:cs="Calibri"/>
+                <w:color w:val="000000"/>
+                <w:kern w:val="0"/>
+                <w:lang w:eastAsia="ru-RU"/>
+                <w14:ligatures w14:val="none"/>
+              </w:rPr>
+              <w:t>S</w:t>
+            </w:r>
+          </w:p>
+        </w:tc>
+      </w:tr>
+      <w:tr>
+        <w:trPr>
+          <w:trHeight w:val="288"/>
+        </w:trPr>
+        <w:tc>
+          <w:tcPr>
+            <w:tcW w:w="420" w:type="dxa"/>
+            <w:tcBorders>
+              <w:top w:val="nil"/>
+              <w:left w:val="single" w:sz="4" w:space="0" w:color="auto"/>
+              <w:bottom w:val="single" w:sz="4" w:space="0" w:color="auto"/>
+              <w:right w:val="single" w:sz="4" w:space="0" w:color="auto"/>
+            </w:tcBorders>
+            <w:shd w:val="clear" w:color="auto" w:fill="auto"/>
+            <w:noWrap/>
+            <w:vAlign w:val="bottom"/>
+            <w:hideMark/>
+          </w:tcPr>
+          <w:p>
+            <w:pPr>
+              <w:spacing w:after="0" w:line="240" w:lineRule="auto"/>
+              <w:rPr>
+                <w:rFonts w:ascii="Calibri" w:eastAsia="Times New Roman" w:hAnsi="Calibri" w:cs="Calibri"/>
+                <w:color w:val="000000"/>
+                <w:kern w:val="0"/>
+                <w:lang w:eastAsia="ru-RU"/>
+                <w14:ligatures w14:val="none"/>
+              </w:rPr>
+            </w:pPr>
+            <w:r>
+              <w:rPr>
+                <w:rFonts w:ascii="Calibri" w:eastAsia="Times New Roman" w:hAnsi="Calibri" w:cs="Calibri"/>
+                <w:color w:val="000000"/>
+                <w:kern w:val="0"/>
+                <w:lang w:eastAsia="ru-RU"/>
+                <w14:ligatures w14:val="none"/>
+              </w:rPr>
+              <w:t>E</w:t>
+            </w:r>
+          </w:p>
+        </w:tc>
+        <w:tc>
+          <w:tcPr>
+            <w:tcW w:w="380" w:type="dxa"/>
+            <w:tcBorders>
+              <w:top w:val="nil"/>
+              <w:left w:val="nil"/>
+              <w:bottom w:val="single" w:sz="4" w:space="0" w:color="auto"/>
+              <w:right w:val="single" w:sz="4" w:space="0" w:color="auto"/>
+            </w:tcBorders>
+            <w:shd w:val="clear" w:color="auto" w:fill="auto"/>
+            <w:noWrap/>
+            <w:vAlign w:val="bottom"/>
+            <w:hideMark/>
+          </w:tcPr>
+          <w:p>
+            <w:pPr>
+              <w:spacing w:after="0" w:line="240" w:lineRule="auto"/>
+              <w:rPr>
+                <w:rFonts w:ascii="Calibri" w:eastAsia="Times New Roman" w:hAnsi="Calibri" w:cs="Calibri"/>
+                <w:color w:val="000000"/>
+                <w:kern w:val="0"/>
+                <w:lang w:eastAsia="ru-RU"/>
+                <w14:ligatures w14:val="none"/>
+              </w:rPr>
+            </w:pPr>
+            <w:r>
+              <w:rPr>
+                <w:rFonts w:ascii="Calibri" w:eastAsia="Times New Roman" w:hAnsi="Calibri" w:cs="Calibri"/>
+                <w:color w:val="000000"/>
+                <w:kern w:val="0"/>
+                <w:lang w:eastAsia="ru-RU"/>
+                <w14:ligatures w14:val="none"/>
+              </w:rPr>
+              <w:t>T</w:t>
+            </w:r>
+          </w:p>
+        </w:tc>
+        <w:tc>
+          <w:tcPr>
+            <w:tcW w:w="380" w:type="dxa"/>
+            <w:tcBorders>
+              <w:top w:val="nil"/>
+              <w:left w:val="nil"/>
+              <w:bottom w:val="single" w:sz="4" w:space="0" w:color="auto"/>
+              <w:right w:val="single" w:sz="4" w:space="0" w:color="auto"/>
+            </w:tcBorders>
+            <w:shd w:val="clear" w:color="auto" w:fill="auto"/>
+            <w:noWrap/>
+            <w:vAlign w:val="bottom"/>
+            <w:hideMark/>
+          </w:tcPr>
+          <w:p>
+            <w:pPr>
+              <w:spacing w:after="0" w:line="240" w:lineRule="auto"/>
+              <w:rPr>
+                <w:rFonts w:ascii="Calibri" w:eastAsia="Times New Roman" w:hAnsi="Calibri" w:cs="Calibri"/>
+                <w:color w:val="000000"/>
+                <w:kern w:val="0"/>
+                <w:lang w:eastAsia="ru-RU"/>
+                <w14:ligatures w14:val="none"/>
+              </w:rPr>
+            </w:pPr>
+            <w:r>
+              <w:rPr>
+                <w:rFonts w:ascii="Calibri" w:eastAsia="Times New Roman" w:hAnsi="Calibri" w:cs="Calibri"/>
+                <w:color w:val="000000"/>
+                <w:kern w:val="0"/>
+                <w:lang w:eastAsia="ru-RU"/>
+                <w14:ligatures w14:val="none"/>
+              </w:rPr>
+              <w:t>R</w:t>
+            </w:r>
+          </w:p>
+        </w:tc>
+        <w:tc>
+          <w:tcPr>
+            <w:tcW w:w="480" w:type="dxa"/>
+            <w:tcBorders>
+              <w:top w:val="nil"/>
+              <w:left w:val="nil"/>
+              <w:bottom w:val="single" w:sz="4" w:space="0" w:color="auto"/>
+              <w:right w:val="single" w:sz="4" w:space="0" w:color="auto"/>
+            </w:tcBorders>
+            <w:shd w:val="clear" w:color="auto" w:fill="auto"/>
+            <w:noWrap/>
+            <w:vAlign w:val="bottom"/>
+            <w:hideMark/>
+          </w:tcPr>
+          <w:p>
+            <w:pPr>
+              <w:spacing w:after="0" w:line="240" w:lineRule="auto"/>
+              <w:rPr>
+                <w:rFonts w:ascii="Calibri" w:eastAsia="Times New Roman" w:hAnsi="Calibri" w:cs="Calibri"/>
+                <w:color w:val="000000"/>
+                <w:kern w:val="0"/>
+                <w:lang w:eastAsia="ru-RU"/>
+                <w14:ligatures w14:val="none"/>
+              </w:rPr>
+            </w:pPr>
+            <w:r>
+              <w:rPr>
+                <w:rFonts w:ascii="Calibri" w:eastAsia="Times New Roman" w:hAnsi="Calibri" w:cs="Calibri"/>
+                <w:color w:val="000000"/>
+                <w:kern w:val="0"/>
+                <w:lang w:eastAsia="ru-RU"/>
+                <w14:ligatures w14:val="none"/>
+              </w:rPr>
+              <w:t>T</w:t>
+            </w:r>
+          </w:p>
+        </w:tc>
+      </w:tr>
+    </w:tbl>
+    <w:p>
+      <w:pPr>
+        <w:ind w:left="360"/>
+        <w:rPr>
+          <w:rFonts w:ascii="Times New Roman" w:hAnsi="Times New Roman" w:cs="Times New Roman"/>
+          <w:b/>
+          <w:sz w:val="28"/>
+          <w:szCs w:val="28"/>
+        </w:rPr>
+      </w:pPr>
     </w:p>
     <w:p>
       <w:pPr>
@@ -1288,11 +3673,12 @@
           <w:sz w:val="28"/>
           <w:szCs w:val="28"/>
         </w:rPr>
+        <w:lastRenderedPageBreak/>
         <w:drawing>
-          <wp:inline distT="0" distB="0" distL="0" distR="0" wp14:anchorId="644A891A" wp14:editId="60BC3901">
-            <wp:extent cx="5935980" cy="2948940"/>
-            <wp:effectExtent l="0" t="0" r="7620" b="3810"/>
-            <wp:docPr id="2" name="Рисунок 2"/>
+          <wp:inline distT="0" distB="0" distL="0" distR="0" wp14:anchorId="0D97C321" wp14:editId="7DC98AA0">
+            <wp:extent cx="5934075" cy="4476750"/>
+            <wp:effectExtent l="0" t="0" r="9525" b="0"/>
+            <wp:docPr id="8" name="Рисунок 8"/>
             <wp:cNvGraphicFramePr>
               <a:graphicFrameLocks xmlns:a="http://schemas.openxmlformats.org/drawingml/2006/main" noChangeAspect="1"/>
             </wp:cNvGraphicFramePr>
@@ -1301,84 +3687,6 @@
                 <pic:pic xmlns:pic="http://schemas.openxmlformats.org/drawingml/2006/picture">
                   <pic:nvPicPr>
                     <pic:cNvPr id="0" name="Picture 1"/>
-                    <pic:cNvPicPr>
-                      <a:picLocks noChangeAspect="1" noChangeArrowheads="1"/>
-                    </pic:cNvPicPr>
-                  </pic:nvPicPr>
-                  <pic:blipFill>
-                    <a:blip r:embed="rId6">
-                      <a:extLst>
-                        <a:ext uri="{28A0092B-C50C-407E-A947-70E740481C1C}">
-                          <a14:useLocalDpi xmlns:a14="http://schemas.microsoft.com/office/drawing/2010/main" val="0"/>
-                        </a:ext>
-                      </a:extLst>
-                    </a:blip>
-                    <a:srcRect/>
-                    <a:stretch>
-                      <a:fillRect/>
-                    </a:stretch>
-                  </pic:blipFill>
-                  <pic:spPr bwMode="auto">
-                    <a:xfrm>
-                      <a:off x="0" y="0"/>
-                      <a:ext cx="5935980" cy="2948940"/>
-                    </a:xfrm>
-                    <a:prstGeom prst="rect">
-                      <a:avLst/>
-                    </a:prstGeom>
-                    <a:noFill/>
-                    <a:ln>
-                      <a:noFill/>
-                    </a:ln>
-                  </pic:spPr>
-                </pic:pic>
-              </a:graphicData>
-            </a:graphic>
-          </wp:inline>
-        </w:drawing>
-      </w:r>
-    </w:p>
-    <w:p>
-      <w:pPr>
-        <w:spacing w:after="0"/>
-        <w:ind w:left="357"/>
-        <w:rPr>
-          <w:rFonts w:ascii="Times New Roman" w:hAnsi="Times New Roman" w:cs="Times New Roman"/>
-          <w:sz w:val="28"/>
-          <w:szCs w:val="28"/>
-        </w:rPr>
-      </w:pPr>
-    </w:p>
-    <w:p>
-      <w:pPr>
-        <w:spacing w:after="0"/>
-        <w:ind w:left="357"/>
-        <w:rPr>
-          <w:rFonts w:ascii="Times New Roman" w:hAnsi="Times New Roman" w:cs="Times New Roman"/>
-          <w:sz w:val="28"/>
-          <w:szCs w:val="28"/>
-        </w:rPr>
-      </w:pPr>
-      <w:r>
-        <w:rPr>
-          <w:rFonts w:ascii="Times New Roman" w:hAnsi="Times New Roman" w:cs="Times New Roman"/>
-          <w:noProof/>
-          <w:sz w:val="28"/>
-          <w:szCs w:val="28"/>
-        </w:rPr>
-        <w:drawing>
-          <wp:inline distT="0" distB="0" distL="0" distR="0" wp14:anchorId="3B625D8B" wp14:editId="480A4953">
-            <wp:extent cx="5935980" cy="2918460"/>
-            <wp:effectExtent l="0" t="0" r="7620" b="0"/>
-            <wp:docPr id="3" name="Рисунок 3"/>
-            <wp:cNvGraphicFramePr>
-              <a:graphicFrameLocks xmlns:a="http://schemas.openxmlformats.org/drawingml/2006/main" noChangeAspect="1"/>
-            </wp:cNvGraphicFramePr>
-            <a:graphic xmlns:a="http://schemas.openxmlformats.org/drawingml/2006/main">
-              <a:graphicData uri="http://schemas.openxmlformats.org/drawingml/2006/picture">
-                <pic:pic xmlns:pic="http://schemas.openxmlformats.org/drawingml/2006/picture">
-                  <pic:nvPicPr>
-                    <pic:cNvPr id="0" name="Picture 2"/>
                     <pic:cNvPicPr>
                       <a:picLocks noChangeAspect="1" noChangeArrowheads="1"/>
                     </pic:cNvPicPr>
@@ -1399,7 +3707,7 @@
                   <pic:spPr bwMode="auto">
                     <a:xfrm>
                       <a:off x="0" y="0"/>
-                      <a:ext cx="5935980" cy="2918460"/>
+                      <a:ext cx="5934075" cy="4476750"/>
                     </a:xfrm>
                     <a:prstGeom prst="rect">
                       <a:avLst/>
@@ -1420,911 +3728,21 @@
       <w:pPr>
         <w:spacing w:after="0"/>
         <w:ind w:left="357"/>
-        <w:jc w:val="center"/>
-        <w:rPr>
-          <w:rFonts w:ascii="Times New Roman" w:hAnsi="Times New Roman" w:cs="Times New Roman"/>
-          <w:b/>
-          <w:bCs/>
-          <w:sz w:val="28"/>
-          <w:szCs w:val="28"/>
-        </w:rPr>
-      </w:pPr>
-      <w:r>
-        <w:rPr>
-          <w:rFonts w:ascii="Times New Roman" w:hAnsi="Times New Roman" w:cs="Times New Roman"/>
-          <w:b/>
-          <w:bCs/>
-          <w:sz w:val="28"/>
-          <w:szCs w:val="28"/>
-        </w:rPr>
-        <w:t>ТЕСТ ПРОЙДЕН</w:t>
-      </w:r>
+        <w:rPr>
+          <w:rFonts w:ascii="Times New Roman" w:hAnsi="Times New Roman" w:cs="Times New Roman"/>
+          <w:sz w:val="28"/>
+          <w:szCs w:val="28"/>
+        </w:rPr>
+      </w:pPr>
     </w:p>
     <w:p>
       <w:pPr>
         <w:spacing w:after="0"/>
         <w:ind w:left="357"/>
-        <w:jc w:val="center"/>
-        <w:rPr>
-          <w:rFonts w:ascii="Times New Roman" w:hAnsi="Times New Roman" w:cs="Times New Roman"/>
-          <w:b/>
-          <w:bCs/>
-          <w:sz w:val="28"/>
-          <w:szCs w:val="28"/>
-        </w:rPr>
-      </w:pPr>
-    </w:p>
-    <w:p>
-      <w:pPr>
-        <w:pStyle w:val="a3"/>
-        <w:numPr>
-          <w:ilvl w:val="0"/>
-          <w:numId w:val="1"/>
-        </w:numPr>
-        <w:rPr>
-          <w:rFonts w:ascii="Times New Roman" w:hAnsi="Times New Roman" w:cs="Times New Roman"/>
-          <w:sz w:val="28"/>
-          <w:szCs w:val="28"/>
-        </w:rPr>
-      </w:pPr>
-      <w:r>
-        <w:rPr>
-          <w:rFonts w:ascii="Times New Roman" w:hAnsi="Times New Roman" w:cs="Times New Roman"/>
-          <w:sz w:val="28"/>
-          <w:szCs w:val="28"/>
-        </w:rPr>
-        <w:t>Тестовая</w:t>
-      </w:r>
-      <w:r>
-        <w:rPr>
-          <w:rFonts w:ascii="Times New Roman" w:hAnsi="Times New Roman" w:cs="Times New Roman"/>
-          <w:sz w:val="28"/>
-          <w:szCs w:val="28"/>
-        </w:rPr>
-        <w:t xml:space="preserve"> </w:t>
-      </w:r>
-      <w:r>
-        <w:rPr>
-          <w:rFonts w:ascii="Times New Roman" w:hAnsi="Times New Roman" w:cs="Times New Roman"/>
-          <w:sz w:val="28"/>
-          <w:szCs w:val="28"/>
-        </w:rPr>
-        <w:t>фраза</w:t>
-      </w:r>
-      <w:r>
-        <w:rPr>
-          <w:rFonts w:ascii="Times New Roman" w:hAnsi="Times New Roman" w:cs="Times New Roman"/>
-          <w:sz w:val="28"/>
-          <w:szCs w:val="28"/>
-        </w:rPr>
-        <w:t xml:space="preserve"> </w:t>
-      </w:r>
-      <w:r>
-        <w:rPr>
-          <w:rFonts w:ascii="Times New Roman" w:hAnsi="Times New Roman" w:cs="Times New Roman"/>
-          <w:sz w:val="28"/>
-          <w:szCs w:val="28"/>
-        </w:rPr>
-        <w:t>с количеством символов</w:t>
-      </w:r>
-      <w:r>
-        <w:rPr>
-          <w:rFonts w:ascii="Times New Roman" w:hAnsi="Times New Roman" w:cs="Times New Roman"/>
-          <w:sz w:val="28"/>
-          <w:szCs w:val="28"/>
-        </w:rPr>
-        <w:t xml:space="preserve"> </w:t>
-      </w:r>
-      <w:proofErr w:type="gramStart"/>
-      <w:r>
-        <w:rPr>
-          <w:rFonts w:ascii="Times New Roman" w:hAnsi="Times New Roman" w:cs="Times New Roman"/>
-          <w:sz w:val="28"/>
-          <w:szCs w:val="28"/>
-        </w:rPr>
-        <w:t>&lt;</w:t>
-      </w:r>
-      <w:r>
-        <w:rPr>
-          <w:rFonts w:ascii="Times New Roman" w:hAnsi="Times New Roman" w:cs="Times New Roman"/>
-          <w:sz w:val="28"/>
-          <w:szCs w:val="28"/>
-        </w:rPr>
-        <w:t xml:space="preserve"> 16</w:t>
-      </w:r>
-      <w:proofErr w:type="gramEnd"/>
-      <w:r>
-        <w:rPr>
-          <w:rFonts w:ascii="Times New Roman" w:hAnsi="Times New Roman" w:cs="Times New Roman"/>
-          <w:sz w:val="28"/>
-          <w:szCs w:val="28"/>
-        </w:rPr>
-        <w:t xml:space="preserve"> </w:t>
-      </w:r>
-      <w:r>
-        <w:rPr>
-          <w:rFonts w:ascii="Times New Roman" w:hAnsi="Times New Roman" w:cs="Times New Roman"/>
-          <w:sz w:val="28"/>
-          <w:szCs w:val="28"/>
-        </w:rPr>
-        <w:t xml:space="preserve">: </w:t>
-      </w:r>
-      <w:r>
-        <w:rPr>
-          <w:rFonts w:ascii="Times New Roman" w:hAnsi="Times New Roman" w:cs="Times New Roman"/>
-          <w:sz w:val="28"/>
-          <w:szCs w:val="28"/>
-          <w:lang w:val="en-US"/>
-        </w:rPr>
-        <w:t>Best</w:t>
-      </w:r>
-      <w:r>
-        <w:rPr>
-          <w:rFonts w:ascii="Times New Roman" w:hAnsi="Times New Roman" w:cs="Times New Roman"/>
-          <w:sz w:val="28"/>
-          <w:szCs w:val="28"/>
-        </w:rPr>
-        <w:t xml:space="preserve"> </w:t>
-      </w:r>
-      <w:r>
-        <w:rPr>
-          <w:rFonts w:ascii="Times New Roman" w:hAnsi="Times New Roman" w:cs="Times New Roman"/>
-          <w:sz w:val="28"/>
-          <w:szCs w:val="28"/>
-          <w:lang w:val="en-US"/>
-        </w:rPr>
-        <w:t>Day</w:t>
-      </w:r>
-      <w:r>
-        <w:rPr>
-          <w:rFonts w:ascii="Times New Roman" w:hAnsi="Times New Roman" w:cs="Times New Roman"/>
-          <w:sz w:val="28"/>
-          <w:szCs w:val="28"/>
-        </w:rPr>
-        <w:t xml:space="preserve"> </w:t>
-      </w:r>
-      <w:r>
-        <w:rPr>
-          <w:rFonts w:ascii="Times New Roman" w:hAnsi="Times New Roman" w:cs="Times New Roman"/>
-          <w:sz w:val="28"/>
-          <w:szCs w:val="28"/>
-          <w:lang w:val="en-US"/>
-        </w:rPr>
-        <w:t>Ever</w:t>
-      </w:r>
-      <w:r>
-        <w:rPr>
-          <w:rFonts w:ascii="Times New Roman" w:hAnsi="Times New Roman" w:cs="Times New Roman"/>
-          <w:sz w:val="28"/>
-          <w:szCs w:val="28"/>
-        </w:rPr>
-        <w:t>;</w:t>
-      </w:r>
-    </w:p>
-    <w:p>
-      <w:pPr>
-        <w:ind w:left="360"/>
-        <w:rPr>
-          <w:rFonts w:ascii="Times New Roman" w:hAnsi="Times New Roman" w:cs="Times New Roman"/>
-          <w:sz w:val="28"/>
-          <w:szCs w:val="28"/>
-          <w:lang w:val="en-US"/>
-        </w:rPr>
-      </w:pPr>
-      <w:r>
-        <w:rPr>
-          <w:rFonts w:ascii="Times New Roman" w:hAnsi="Times New Roman" w:cs="Times New Roman"/>
-          <w:sz w:val="28"/>
-          <w:szCs w:val="28"/>
-        </w:rPr>
-        <w:t>Решетка</w:t>
-      </w:r>
-      <w:r>
-        <w:rPr>
-          <w:rFonts w:ascii="Times New Roman" w:hAnsi="Times New Roman" w:cs="Times New Roman"/>
-          <w:sz w:val="28"/>
-          <w:szCs w:val="28"/>
-          <w:lang w:val="en-US"/>
-        </w:rPr>
-        <w:t>:</w:t>
-      </w:r>
-    </w:p>
-    <w:tbl>
-      <w:tblPr>
-        <w:tblW w:w="1660" w:type="dxa"/>
-        <w:tblInd w:w="478" w:type="dxa"/>
-        <w:tblLook w:val="04A0" w:firstRow="1" w:lastRow="0" w:firstColumn="1" w:lastColumn="0" w:noHBand="0" w:noVBand="1"/>
-      </w:tblPr>
-      <w:tblGrid>
-        <w:gridCol w:w="420"/>
-        <w:gridCol w:w="380"/>
-        <w:gridCol w:w="380"/>
-        <w:gridCol w:w="480"/>
-      </w:tblGrid>
-      <w:tr>
-        <w:trPr>
-          <w:trHeight w:val="288"/>
-        </w:trPr>
-        <w:tc>
-          <w:tcPr>
-            <w:tcW w:w="420" w:type="dxa"/>
-            <w:tcBorders>
-              <w:top w:val="single" w:sz="4" w:space="0" w:color="auto"/>
-              <w:left w:val="single" w:sz="4" w:space="0" w:color="auto"/>
-              <w:bottom w:val="single" w:sz="4" w:space="0" w:color="auto"/>
-              <w:right w:val="single" w:sz="4" w:space="0" w:color="auto"/>
-            </w:tcBorders>
-            <w:shd w:val="clear" w:color="auto" w:fill="auto"/>
-            <w:noWrap/>
-            <w:vAlign w:val="bottom"/>
-            <w:hideMark/>
-          </w:tcPr>
-          <w:p>
-            <w:pPr>
-              <w:spacing w:after="0" w:line="240" w:lineRule="auto"/>
-              <w:rPr>
-                <w:rFonts w:ascii="Calibri" w:eastAsia="Times New Roman" w:hAnsi="Calibri" w:cs="Calibri"/>
-                <w:color w:val="000000"/>
-                <w:kern w:val="0"/>
-                <w:lang w:eastAsia="ru-RU"/>
-                <w14:ligatures w14:val="none"/>
-              </w:rPr>
-            </w:pPr>
-            <w:r>
-              <w:rPr>
-                <w:rFonts w:ascii="Calibri" w:eastAsia="Times New Roman" w:hAnsi="Calibri" w:cs="Calibri"/>
-                <w:color w:val="000000"/>
-                <w:kern w:val="0"/>
-                <w:lang w:eastAsia="ru-RU"/>
-                <w14:ligatures w14:val="none"/>
-              </w:rPr>
-              <w:t>B</w:t>
-            </w:r>
-          </w:p>
-        </w:tc>
-        <w:tc>
-          <w:tcPr>
-            <w:tcW w:w="380" w:type="dxa"/>
-            <w:tcBorders>
-              <w:top w:val="single" w:sz="4" w:space="0" w:color="auto"/>
-              <w:left w:val="nil"/>
-              <w:bottom w:val="single" w:sz="4" w:space="0" w:color="auto"/>
-              <w:right w:val="single" w:sz="4" w:space="0" w:color="auto"/>
-            </w:tcBorders>
-            <w:shd w:val="clear" w:color="auto" w:fill="auto"/>
-            <w:noWrap/>
-            <w:vAlign w:val="bottom"/>
-            <w:hideMark/>
-          </w:tcPr>
-          <w:p>
-            <w:pPr>
-              <w:spacing w:after="0" w:line="240" w:lineRule="auto"/>
-              <w:rPr>
-                <w:rFonts w:ascii="Calibri" w:eastAsia="Times New Roman" w:hAnsi="Calibri" w:cs="Calibri"/>
-                <w:color w:val="000000"/>
-                <w:kern w:val="0"/>
-                <w:lang w:eastAsia="ru-RU"/>
-                <w14:ligatures w14:val="none"/>
-              </w:rPr>
-            </w:pPr>
-            <w:r>
-              <w:rPr>
-                <w:rFonts w:ascii="Calibri" w:eastAsia="Times New Roman" w:hAnsi="Calibri" w:cs="Calibri"/>
-                <w:color w:val="000000"/>
-                <w:kern w:val="0"/>
-                <w:lang w:eastAsia="ru-RU"/>
-                <w14:ligatures w14:val="none"/>
-              </w:rPr>
-              <w:t>J</w:t>
-            </w:r>
-          </w:p>
-        </w:tc>
-        <w:tc>
-          <w:tcPr>
-            <w:tcW w:w="380" w:type="dxa"/>
-            <w:tcBorders>
-              <w:top w:val="single" w:sz="4" w:space="0" w:color="auto"/>
-              <w:left w:val="nil"/>
-              <w:bottom w:val="single" w:sz="4" w:space="0" w:color="auto"/>
-              <w:right w:val="single" w:sz="4" w:space="0" w:color="auto"/>
-            </w:tcBorders>
-            <w:shd w:val="clear" w:color="auto" w:fill="auto"/>
-            <w:noWrap/>
-            <w:vAlign w:val="bottom"/>
-            <w:hideMark/>
-          </w:tcPr>
-          <w:p>
-            <w:pPr>
-              <w:spacing w:after="0" w:line="240" w:lineRule="auto"/>
-              <w:rPr>
-                <w:rFonts w:ascii="Calibri" w:eastAsia="Times New Roman" w:hAnsi="Calibri" w:cs="Calibri"/>
-                <w:color w:val="000000"/>
-                <w:kern w:val="0"/>
-                <w:lang w:eastAsia="ru-RU"/>
-                <w14:ligatures w14:val="none"/>
-              </w:rPr>
-            </w:pPr>
-            <w:r>
-              <w:rPr>
-                <w:rFonts w:ascii="Calibri" w:eastAsia="Times New Roman" w:hAnsi="Calibri" w:cs="Calibri"/>
-                <w:color w:val="000000"/>
-                <w:kern w:val="0"/>
-                <w:lang w:eastAsia="ru-RU"/>
-                <w14:ligatures w14:val="none"/>
-              </w:rPr>
-              <w:t>Z</w:t>
-            </w:r>
-          </w:p>
-        </w:tc>
-        <w:tc>
-          <w:tcPr>
-            <w:tcW w:w="480" w:type="dxa"/>
-            <w:tcBorders>
-              <w:top w:val="single" w:sz="4" w:space="0" w:color="auto"/>
-              <w:left w:val="nil"/>
-              <w:bottom w:val="single" w:sz="4" w:space="0" w:color="auto"/>
-              <w:right w:val="single" w:sz="4" w:space="0" w:color="auto"/>
-            </w:tcBorders>
-            <w:shd w:val="clear" w:color="auto" w:fill="auto"/>
-            <w:noWrap/>
-            <w:vAlign w:val="bottom"/>
-            <w:hideMark/>
-          </w:tcPr>
-          <w:p>
-            <w:pPr>
-              <w:spacing w:after="0" w:line="240" w:lineRule="auto"/>
-              <w:rPr>
-                <w:rFonts w:ascii="Calibri" w:eastAsia="Times New Roman" w:hAnsi="Calibri" w:cs="Calibri"/>
-                <w:color w:val="000000"/>
-                <w:kern w:val="0"/>
-                <w:lang w:eastAsia="ru-RU"/>
-                <w14:ligatures w14:val="none"/>
-              </w:rPr>
-            </w:pPr>
-            <w:r>
-              <w:rPr>
-                <w:rFonts w:ascii="Calibri" w:eastAsia="Times New Roman" w:hAnsi="Calibri" w:cs="Calibri"/>
-                <w:color w:val="000000"/>
-                <w:kern w:val="0"/>
-                <w:lang w:eastAsia="ru-RU"/>
-                <w14:ligatures w14:val="none"/>
-              </w:rPr>
-              <w:t>D</w:t>
-            </w:r>
-          </w:p>
-        </w:tc>
-      </w:tr>
-      <w:tr>
-        <w:trPr>
-          <w:trHeight w:val="288"/>
-        </w:trPr>
-        <w:tc>
-          <w:tcPr>
-            <w:tcW w:w="420" w:type="dxa"/>
-            <w:tcBorders>
-              <w:top w:val="nil"/>
-              <w:left w:val="single" w:sz="4" w:space="0" w:color="auto"/>
-              <w:bottom w:val="single" w:sz="4" w:space="0" w:color="auto"/>
-              <w:right w:val="single" w:sz="4" w:space="0" w:color="auto"/>
-            </w:tcBorders>
-            <w:shd w:val="clear" w:color="auto" w:fill="auto"/>
-            <w:noWrap/>
-            <w:vAlign w:val="bottom"/>
-            <w:hideMark/>
-          </w:tcPr>
-          <w:p>
-            <w:pPr>
-              <w:spacing w:after="0" w:line="240" w:lineRule="auto"/>
-              <w:rPr>
-                <w:rFonts w:ascii="Calibri" w:eastAsia="Times New Roman" w:hAnsi="Calibri" w:cs="Calibri"/>
-                <w:color w:val="000000"/>
-                <w:kern w:val="0"/>
-                <w:lang w:eastAsia="ru-RU"/>
-                <w14:ligatures w14:val="none"/>
-              </w:rPr>
-            </w:pPr>
-            <w:r>
-              <w:rPr>
-                <w:rFonts w:ascii="Calibri" w:eastAsia="Times New Roman" w:hAnsi="Calibri" w:cs="Calibri"/>
-                <w:color w:val="000000"/>
-                <w:kern w:val="0"/>
-                <w:lang w:eastAsia="ru-RU"/>
-                <w14:ligatures w14:val="none"/>
-              </w:rPr>
-              <w:t>E</w:t>
-            </w:r>
-          </w:p>
-        </w:tc>
-        <w:tc>
-          <w:tcPr>
-            <w:tcW w:w="380" w:type="dxa"/>
-            <w:tcBorders>
-              <w:top w:val="nil"/>
-              <w:left w:val="nil"/>
-              <w:bottom w:val="single" w:sz="4" w:space="0" w:color="auto"/>
-              <w:right w:val="single" w:sz="4" w:space="0" w:color="auto"/>
-            </w:tcBorders>
-            <w:shd w:val="clear" w:color="auto" w:fill="auto"/>
-            <w:noWrap/>
-            <w:vAlign w:val="bottom"/>
-            <w:hideMark/>
-          </w:tcPr>
-          <w:p>
-            <w:pPr>
-              <w:spacing w:after="0" w:line="240" w:lineRule="auto"/>
-              <w:rPr>
-                <w:rFonts w:ascii="Calibri" w:eastAsia="Times New Roman" w:hAnsi="Calibri" w:cs="Calibri"/>
-                <w:color w:val="000000"/>
-                <w:kern w:val="0"/>
-                <w:lang w:eastAsia="ru-RU"/>
-                <w14:ligatures w14:val="none"/>
-              </w:rPr>
-            </w:pPr>
-            <w:r>
-              <w:rPr>
-                <w:rFonts w:ascii="Calibri" w:eastAsia="Times New Roman" w:hAnsi="Calibri" w:cs="Calibri"/>
-                <w:color w:val="000000"/>
-                <w:kern w:val="0"/>
-                <w:lang w:eastAsia="ru-RU"/>
-                <w14:ligatures w14:val="none"/>
-              </w:rPr>
-              <w:t>R</w:t>
-            </w:r>
-          </w:p>
-        </w:tc>
-        <w:tc>
-          <w:tcPr>
-            <w:tcW w:w="380" w:type="dxa"/>
-            <w:tcBorders>
-              <w:top w:val="nil"/>
-              <w:left w:val="nil"/>
-              <w:bottom w:val="single" w:sz="4" w:space="0" w:color="auto"/>
-              <w:right w:val="single" w:sz="4" w:space="0" w:color="auto"/>
-            </w:tcBorders>
-            <w:shd w:val="clear" w:color="auto" w:fill="auto"/>
-            <w:noWrap/>
-            <w:vAlign w:val="bottom"/>
-            <w:hideMark/>
-          </w:tcPr>
-          <w:p>
-            <w:pPr>
-              <w:spacing w:after="0" w:line="240" w:lineRule="auto"/>
-              <w:rPr>
-                <w:rFonts w:ascii="Calibri" w:eastAsia="Times New Roman" w:hAnsi="Calibri" w:cs="Calibri"/>
-                <w:color w:val="000000"/>
-                <w:kern w:val="0"/>
-                <w:lang w:eastAsia="ru-RU"/>
-                <w14:ligatures w14:val="none"/>
-              </w:rPr>
-            </w:pPr>
-            <w:r>
-              <w:rPr>
-                <w:rFonts w:ascii="Calibri" w:eastAsia="Times New Roman" w:hAnsi="Calibri" w:cs="Calibri"/>
-                <w:color w:val="000000"/>
-                <w:kern w:val="0"/>
-                <w:lang w:eastAsia="ru-RU"/>
-                <w14:ligatures w14:val="none"/>
-              </w:rPr>
-              <w:t>R</w:t>
-            </w:r>
-          </w:p>
-        </w:tc>
-        <w:tc>
-          <w:tcPr>
-            <w:tcW w:w="480" w:type="dxa"/>
-            <w:tcBorders>
-              <w:top w:val="nil"/>
-              <w:left w:val="nil"/>
-              <w:bottom w:val="single" w:sz="4" w:space="0" w:color="auto"/>
-              <w:right w:val="single" w:sz="4" w:space="0" w:color="auto"/>
-            </w:tcBorders>
-            <w:shd w:val="clear" w:color="auto" w:fill="auto"/>
-            <w:noWrap/>
-            <w:vAlign w:val="bottom"/>
-            <w:hideMark/>
-          </w:tcPr>
-          <w:p>
-            <w:pPr>
-              <w:spacing w:after="0" w:line="240" w:lineRule="auto"/>
-              <w:rPr>
-                <w:rFonts w:ascii="Calibri" w:eastAsia="Times New Roman" w:hAnsi="Calibri" w:cs="Calibri"/>
-                <w:color w:val="000000"/>
-                <w:kern w:val="0"/>
-                <w:lang w:eastAsia="ru-RU"/>
-                <w14:ligatures w14:val="none"/>
-              </w:rPr>
-            </w:pPr>
-            <w:r>
-              <w:rPr>
-                <w:rFonts w:ascii="Calibri" w:eastAsia="Times New Roman" w:hAnsi="Calibri" w:cs="Calibri"/>
-                <w:color w:val="000000"/>
-                <w:kern w:val="0"/>
-                <w:lang w:eastAsia="ru-RU"/>
-                <w14:ligatures w14:val="none"/>
-              </w:rPr>
-              <w:t>E</w:t>
-            </w:r>
-          </w:p>
-        </w:tc>
-      </w:tr>
-      <w:tr>
-        <w:trPr>
-          <w:trHeight w:val="288"/>
-        </w:trPr>
-        <w:tc>
-          <w:tcPr>
-            <w:tcW w:w="420" w:type="dxa"/>
-            <w:tcBorders>
-              <w:top w:val="nil"/>
-              <w:left w:val="single" w:sz="4" w:space="0" w:color="auto"/>
-              <w:bottom w:val="single" w:sz="4" w:space="0" w:color="auto"/>
-              <w:right w:val="single" w:sz="4" w:space="0" w:color="auto"/>
-            </w:tcBorders>
-            <w:shd w:val="clear" w:color="auto" w:fill="auto"/>
-            <w:noWrap/>
-            <w:vAlign w:val="bottom"/>
-            <w:hideMark/>
-          </w:tcPr>
-          <w:p>
-            <w:pPr>
-              <w:spacing w:after="0" w:line="240" w:lineRule="auto"/>
-              <w:rPr>
-                <w:rFonts w:ascii="Calibri" w:eastAsia="Times New Roman" w:hAnsi="Calibri" w:cs="Calibri"/>
-                <w:color w:val="000000"/>
-                <w:kern w:val="0"/>
-                <w:lang w:eastAsia="ru-RU"/>
-                <w14:ligatures w14:val="none"/>
-              </w:rPr>
-            </w:pPr>
-            <w:r>
-              <w:rPr>
-                <w:rFonts w:ascii="Calibri" w:eastAsia="Times New Roman" w:hAnsi="Calibri" w:cs="Calibri"/>
-                <w:color w:val="000000"/>
-                <w:kern w:val="0"/>
-                <w:lang w:eastAsia="ru-RU"/>
-                <w14:ligatures w14:val="none"/>
-              </w:rPr>
-              <w:t>E</w:t>
-            </w:r>
-          </w:p>
-        </w:tc>
-        <w:tc>
-          <w:tcPr>
-            <w:tcW w:w="380" w:type="dxa"/>
-            <w:tcBorders>
-              <w:top w:val="nil"/>
-              <w:left w:val="nil"/>
-              <w:bottom w:val="single" w:sz="4" w:space="0" w:color="auto"/>
-              <w:right w:val="single" w:sz="4" w:space="0" w:color="auto"/>
-            </w:tcBorders>
-            <w:shd w:val="clear" w:color="auto" w:fill="auto"/>
-            <w:noWrap/>
-            <w:vAlign w:val="bottom"/>
-            <w:hideMark/>
-          </w:tcPr>
-          <w:p>
-            <w:pPr>
-              <w:spacing w:after="0" w:line="240" w:lineRule="auto"/>
-              <w:rPr>
-                <w:rFonts w:ascii="Calibri" w:eastAsia="Times New Roman" w:hAnsi="Calibri" w:cs="Calibri"/>
-                <w:color w:val="000000"/>
-                <w:kern w:val="0"/>
-                <w:lang w:eastAsia="ru-RU"/>
-                <w14:ligatures w14:val="none"/>
-              </w:rPr>
-            </w:pPr>
-            <w:r>
-              <w:rPr>
-                <w:rFonts w:ascii="Calibri" w:eastAsia="Times New Roman" w:hAnsi="Calibri" w:cs="Calibri"/>
-                <w:color w:val="000000"/>
-                <w:kern w:val="0"/>
-                <w:lang w:eastAsia="ru-RU"/>
-                <w14:ligatures w14:val="none"/>
-              </w:rPr>
-              <w:t>Y</w:t>
-            </w:r>
-          </w:p>
-        </w:tc>
-        <w:tc>
-          <w:tcPr>
-            <w:tcW w:w="380" w:type="dxa"/>
-            <w:tcBorders>
-              <w:top w:val="nil"/>
-              <w:left w:val="nil"/>
-              <w:bottom w:val="single" w:sz="4" w:space="0" w:color="auto"/>
-              <w:right w:val="single" w:sz="4" w:space="0" w:color="auto"/>
-            </w:tcBorders>
-            <w:shd w:val="clear" w:color="auto" w:fill="auto"/>
-            <w:noWrap/>
-            <w:vAlign w:val="bottom"/>
-            <w:hideMark/>
-          </w:tcPr>
-          <w:p>
-            <w:pPr>
-              <w:spacing w:after="0" w:line="240" w:lineRule="auto"/>
-              <w:rPr>
-                <w:rFonts w:ascii="Calibri" w:eastAsia="Times New Roman" w:hAnsi="Calibri" w:cs="Calibri"/>
-                <w:color w:val="000000"/>
-                <w:kern w:val="0"/>
-                <w:lang w:eastAsia="ru-RU"/>
-                <w14:ligatures w14:val="none"/>
-              </w:rPr>
-            </w:pPr>
-            <w:r>
-              <w:rPr>
-                <w:rFonts w:ascii="Calibri" w:eastAsia="Times New Roman" w:hAnsi="Calibri" w:cs="Calibri"/>
-                <w:color w:val="000000"/>
-                <w:kern w:val="0"/>
-                <w:lang w:eastAsia="ru-RU"/>
-                <w14:ligatures w14:val="none"/>
-              </w:rPr>
-              <w:t>S</w:t>
-            </w:r>
-          </w:p>
-        </w:tc>
-        <w:tc>
-          <w:tcPr>
-            <w:tcW w:w="480" w:type="dxa"/>
-            <w:tcBorders>
-              <w:top w:val="nil"/>
-              <w:left w:val="nil"/>
-              <w:bottom w:val="single" w:sz="4" w:space="0" w:color="auto"/>
-              <w:right w:val="single" w:sz="4" w:space="0" w:color="auto"/>
-            </w:tcBorders>
-            <w:shd w:val="clear" w:color="auto" w:fill="auto"/>
-            <w:noWrap/>
-            <w:vAlign w:val="bottom"/>
-            <w:hideMark/>
-          </w:tcPr>
-          <w:p>
-            <w:pPr>
-              <w:spacing w:after="0" w:line="240" w:lineRule="auto"/>
-              <w:rPr>
-                <w:rFonts w:ascii="Calibri" w:eastAsia="Times New Roman" w:hAnsi="Calibri" w:cs="Calibri"/>
-                <w:color w:val="000000"/>
-                <w:kern w:val="0"/>
-                <w:lang w:eastAsia="ru-RU"/>
-                <w14:ligatures w14:val="none"/>
-              </w:rPr>
-            </w:pPr>
-            <w:r>
-              <w:rPr>
-                <w:rFonts w:ascii="Calibri" w:eastAsia="Times New Roman" w:hAnsi="Calibri" w:cs="Calibri"/>
-                <w:color w:val="000000"/>
-                <w:kern w:val="0"/>
-                <w:lang w:eastAsia="ru-RU"/>
-                <w14:ligatures w14:val="none"/>
-              </w:rPr>
-              <w:t>G</w:t>
-            </w:r>
-          </w:p>
-        </w:tc>
-      </w:tr>
-      <w:tr>
-        <w:trPr>
-          <w:trHeight w:val="288"/>
-        </w:trPr>
-        <w:tc>
-          <w:tcPr>
-            <w:tcW w:w="420" w:type="dxa"/>
-            <w:tcBorders>
-              <w:top w:val="nil"/>
-              <w:left w:val="single" w:sz="4" w:space="0" w:color="auto"/>
-              <w:bottom w:val="single" w:sz="4" w:space="0" w:color="auto"/>
-              <w:right w:val="single" w:sz="4" w:space="0" w:color="auto"/>
-            </w:tcBorders>
-            <w:shd w:val="clear" w:color="auto" w:fill="auto"/>
-            <w:noWrap/>
-            <w:vAlign w:val="bottom"/>
-            <w:hideMark/>
-          </w:tcPr>
-          <w:p>
-            <w:pPr>
-              <w:spacing w:after="0" w:line="240" w:lineRule="auto"/>
-              <w:rPr>
-                <w:rFonts w:ascii="Calibri" w:eastAsia="Times New Roman" w:hAnsi="Calibri" w:cs="Calibri"/>
-                <w:color w:val="000000"/>
-                <w:kern w:val="0"/>
-                <w:lang w:eastAsia="ru-RU"/>
-                <w14:ligatures w14:val="none"/>
-              </w:rPr>
-            </w:pPr>
-            <w:r>
-              <w:rPr>
-                <w:rFonts w:ascii="Calibri" w:eastAsia="Times New Roman" w:hAnsi="Calibri" w:cs="Calibri"/>
-                <w:color w:val="000000"/>
-                <w:kern w:val="0"/>
-                <w:lang w:eastAsia="ru-RU"/>
-                <w14:ligatures w14:val="none"/>
-              </w:rPr>
-              <w:t>X</w:t>
-            </w:r>
-          </w:p>
-        </w:tc>
-        <w:tc>
-          <w:tcPr>
-            <w:tcW w:w="380" w:type="dxa"/>
-            <w:tcBorders>
-              <w:top w:val="nil"/>
-              <w:left w:val="nil"/>
-              <w:bottom w:val="single" w:sz="4" w:space="0" w:color="auto"/>
-              <w:right w:val="single" w:sz="4" w:space="0" w:color="auto"/>
-            </w:tcBorders>
-            <w:shd w:val="clear" w:color="auto" w:fill="auto"/>
-            <w:noWrap/>
-            <w:vAlign w:val="bottom"/>
-            <w:hideMark/>
-          </w:tcPr>
-          <w:p>
-            <w:pPr>
-              <w:spacing w:after="0" w:line="240" w:lineRule="auto"/>
-              <w:rPr>
-                <w:rFonts w:ascii="Calibri" w:eastAsia="Times New Roman" w:hAnsi="Calibri" w:cs="Calibri"/>
-                <w:color w:val="000000"/>
-                <w:kern w:val="0"/>
-                <w:lang w:eastAsia="ru-RU"/>
-                <w14:ligatures w14:val="none"/>
-              </w:rPr>
-            </w:pPr>
-            <w:r>
-              <w:rPr>
-                <w:rFonts w:ascii="Calibri" w:eastAsia="Times New Roman" w:hAnsi="Calibri" w:cs="Calibri"/>
-                <w:color w:val="000000"/>
-                <w:kern w:val="0"/>
-                <w:lang w:eastAsia="ru-RU"/>
-                <w14:ligatures w14:val="none"/>
-              </w:rPr>
-              <w:t>T</w:t>
-            </w:r>
-          </w:p>
-        </w:tc>
-        <w:tc>
-          <w:tcPr>
-            <w:tcW w:w="380" w:type="dxa"/>
-            <w:tcBorders>
-              <w:top w:val="nil"/>
-              <w:left w:val="nil"/>
-              <w:bottom w:val="single" w:sz="4" w:space="0" w:color="auto"/>
-              <w:right w:val="single" w:sz="4" w:space="0" w:color="auto"/>
-            </w:tcBorders>
-            <w:shd w:val="clear" w:color="auto" w:fill="auto"/>
-            <w:noWrap/>
-            <w:vAlign w:val="bottom"/>
-            <w:hideMark/>
-          </w:tcPr>
-          <w:p>
-            <w:pPr>
-              <w:spacing w:after="0" w:line="240" w:lineRule="auto"/>
-              <w:rPr>
-                <w:rFonts w:ascii="Calibri" w:eastAsia="Times New Roman" w:hAnsi="Calibri" w:cs="Calibri"/>
-                <w:color w:val="000000"/>
-                <w:kern w:val="0"/>
-                <w:lang w:eastAsia="ru-RU"/>
-                <w14:ligatures w14:val="none"/>
-              </w:rPr>
-            </w:pPr>
-            <w:r>
-              <w:rPr>
-                <w:rFonts w:ascii="Calibri" w:eastAsia="Times New Roman" w:hAnsi="Calibri" w:cs="Calibri"/>
-                <w:color w:val="000000"/>
-                <w:kern w:val="0"/>
-                <w:lang w:eastAsia="ru-RU"/>
-                <w14:ligatures w14:val="none"/>
-              </w:rPr>
-              <w:t>A</w:t>
-            </w:r>
-          </w:p>
-        </w:tc>
-        <w:tc>
-          <w:tcPr>
-            <w:tcW w:w="480" w:type="dxa"/>
-            <w:tcBorders>
-              <w:top w:val="nil"/>
-              <w:left w:val="nil"/>
-              <w:bottom w:val="single" w:sz="4" w:space="0" w:color="auto"/>
-              <w:right w:val="single" w:sz="4" w:space="0" w:color="auto"/>
-            </w:tcBorders>
-            <w:shd w:val="clear" w:color="auto" w:fill="auto"/>
-            <w:noWrap/>
-            <w:vAlign w:val="bottom"/>
-            <w:hideMark/>
-          </w:tcPr>
-          <w:p>
-            <w:pPr>
-              <w:spacing w:after="0" w:line="240" w:lineRule="auto"/>
-              <w:rPr>
-                <w:rFonts w:ascii="Calibri" w:eastAsia="Times New Roman" w:hAnsi="Calibri" w:cs="Calibri"/>
-                <w:color w:val="000000"/>
-                <w:kern w:val="0"/>
-                <w:lang w:eastAsia="ru-RU"/>
-                <w14:ligatures w14:val="none"/>
-              </w:rPr>
-            </w:pPr>
-            <w:r>
-              <w:rPr>
-                <w:rFonts w:ascii="Calibri" w:eastAsia="Times New Roman" w:hAnsi="Calibri" w:cs="Calibri"/>
-                <w:color w:val="000000"/>
-                <w:kern w:val="0"/>
-                <w:lang w:eastAsia="ru-RU"/>
-                <w14:ligatures w14:val="none"/>
-              </w:rPr>
-              <w:t>V</w:t>
-            </w:r>
-          </w:p>
-        </w:tc>
-      </w:tr>
-    </w:tbl>
-    <w:p>
-      <w:pPr>
-        <w:spacing w:after="0"/>
-        <w:rPr>
-          <w:rFonts w:ascii="Times New Roman" w:hAnsi="Times New Roman" w:cs="Times New Roman"/>
-          <w:sz w:val="28"/>
-          <w:szCs w:val="28"/>
-        </w:rPr>
-      </w:pPr>
-    </w:p>
-    <w:p>
-      <w:pPr>
-        <w:spacing w:after="0"/>
-        <w:ind w:left="357"/>
-        <w:rPr>
-          <w:rFonts w:ascii="Times New Roman" w:hAnsi="Times New Roman" w:cs="Times New Roman"/>
-          <w:sz w:val="28"/>
-          <w:szCs w:val="28"/>
-          <w:lang w:val="en-US"/>
-        </w:rPr>
-      </w:pPr>
-      <w:proofErr w:type="spellStart"/>
-      <w:r>
-        <w:rPr>
-          <w:rFonts w:ascii="Times New Roman" w:hAnsi="Times New Roman" w:cs="Times New Roman"/>
-          <w:sz w:val="28"/>
-          <w:szCs w:val="28"/>
-        </w:rPr>
-        <w:t>Шифротекст</w:t>
-      </w:r>
-      <w:proofErr w:type="spellEnd"/>
-      <w:r>
-        <w:rPr>
-          <w:rFonts w:ascii="Times New Roman" w:hAnsi="Times New Roman" w:cs="Times New Roman"/>
-          <w:sz w:val="28"/>
-          <w:szCs w:val="28"/>
-          <w:lang w:val="en-US"/>
-        </w:rPr>
-        <w:t xml:space="preserve">: </w:t>
-      </w:r>
-      <w:r>
-        <w:rPr>
-          <w:rFonts w:ascii="Times New Roman" w:hAnsi="Times New Roman" w:cs="Times New Roman"/>
-          <w:sz w:val="28"/>
-          <w:szCs w:val="28"/>
-          <w:lang w:val="en-US"/>
-        </w:rPr>
-        <w:t>BJZDERREEYSGXTAV</w:t>
-      </w:r>
-    </w:p>
-    <w:p>
-      <w:pPr>
-        <w:spacing w:after="0"/>
-        <w:ind w:left="357"/>
-        <w:rPr>
-          <w:rFonts w:ascii="Times New Roman" w:hAnsi="Times New Roman" w:cs="Times New Roman"/>
-          <w:sz w:val="28"/>
-          <w:szCs w:val="28"/>
-          <w:lang w:val="en-US"/>
-        </w:rPr>
-      </w:pPr>
-    </w:p>
-    <w:p>
-      <w:pPr>
-        <w:spacing w:after="0"/>
-        <w:ind w:left="357"/>
-        <w:rPr>
-          <w:rFonts w:ascii="Times New Roman" w:hAnsi="Times New Roman" w:cs="Times New Roman"/>
-          <w:sz w:val="28"/>
-          <w:szCs w:val="28"/>
-          <w:lang w:val="en-US"/>
+        <w:rPr>
+          <w:rFonts w:ascii="Times New Roman" w:hAnsi="Times New Roman" w:cs="Times New Roman"/>
+          <w:sz w:val="28"/>
+          <w:szCs w:val="28"/>
         </w:rPr>
       </w:pPr>
       <w:r>
@@ -2333,13 +3751,12 @@
           <w:noProof/>
           <w:sz w:val="28"/>
           <w:szCs w:val="28"/>
-          <w:lang w:val="en-US"/>
         </w:rPr>
         <w:drawing>
-          <wp:inline distT="0" distB="0" distL="0" distR="0" wp14:anchorId="73D9986B" wp14:editId="371CE689">
-            <wp:extent cx="5935980" cy="2941320"/>
-            <wp:effectExtent l="0" t="0" r="7620" b="0"/>
-            <wp:docPr id="4" name="Рисунок 4"/>
+          <wp:inline distT="0" distB="0" distL="0" distR="0" wp14:anchorId="411F7F34" wp14:editId="54D61FCE">
+            <wp:extent cx="5934075" cy="4457700"/>
+            <wp:effectExtent l="0" t="0" r="9525" b="0"/>
+            <wp:docPr id="11" name="Рисунок 11"/>
             <wp:cNvGraphicFramePr>
               <a:graphicFrameLocks xmlns:a="http://schemas.openxmlformats.org/drawingml/2006/main" noChangeAspect="1"/>
             </wp:cNvGraphicFramePr>
@@ -2347,7 +3764,7 @@
               <a:graphicData uri="http://schemas.openxmlformats.org/drawingml/2006/picture">
                 <pic:pic xmlns:pic="http://schemas.openxmlformats.org/drawingml/2006/picture">
                   <pic:nvPicPr>
-                    <pic:cNvPr id="0" name="Picture 3"/>
+                    <pic:cNvPr id="0" name="Picture 2"/>
                     <pic:cNvPicPr>
                       <a:picLocks noChangeAspect="1" noChangeArrowheads="1"/>
                     </pic:cNvPicPr>
@@ -2368,7 +3785,7 @@
                   <pic:spPr bwMode="auto">
                     <a:xfrm>
                       <a:off x="0" y="0"/>
-                      <a:ext cx="5935980" cy="2941320"/>
+                      <a:ext cx="5934075" cy="4457700"/>
                     </a:xfrm>
                     <a:prstGeom prst="rect">
                       <a:avLst/>
@@ -2389,24 +3806,901 @@
       <w:pPr>
         <w:spacing w:after="0"/>
         <w:ind w:left="357"/>
-        <w:rPr>
-          <w:rFonts w:ascii="Times New Roman" w:hAnsi="Times New Roman" w:cs="Times New Roman"/>
-          <w:sz w:val="28"/>
-          <w:szCs w:val="28"/>
-          <w:lang w:val="en-US"/>
-        </w:rPr>
-      </w:pPr>
+        <w:jc w:val="center"/>
+        <w:rPr>
+          <w:rFonts w:ascii="Times New Roman" w:hAnsi="Times New Roman" w:cs="Times New Roman"/>
+          <w:b/>
+          <w:bCs/>
+          <w:sz w:val="28"/>
+          <w:szCs w:val="28"/>
+        </w:rPr>
+      </w:pPr>
+      <w:r>
+        <w:rPr>
+          <w:rFonts w:ascii="Times New Roman" w:hAnsi="Times New Roman" w:cs="Times New Roman"/>
+          <w:b/>
+          <w:bCs/>
+          <w:sz w:val="28"/>
+          <w:szCs w:val="28"/>
+        </w:rPr>
+        <w:t>ТЕСТ ПРОЙДЕН</w:t>
+      </w:r>
     </w:p>
     <w:p>
       <w:pPr>
         <w:spacing w:after="0"/>
         <w:ind w:left="357"/>
+        <w:jc w:val="center"/>
+        <w:rPr>
+          <w:rFonts w:ascii="Times New Roman" w:hAnsi="Times New Roman" w:cs="Times New Roman"/>
+          <w:b/>
+          <w:bCs/>
+          <w:sz w:val="28"/>
+          <w:szCs w:val="28"/>
+        </w:rPr>
+      </w:pPr>
+    </w:p>
+    <w:p>
+      <w:pPr>
+        <w:pStyle w:val="a3"/>
+        <w:numPr>
+          <w:ilvl w:val="0"/>
+          <w:numId w:val="1"/>
+        </w:numPr>
+        <w:rPr>
+          <w:rFonts w:ascii="Times New Roman" w:hAnsi="Times New Roman" w:cs="Times New Roman"/>
+          <w:sz w:val="28"/>
+          <w:szCs w:val="28"/>
+        </w:rPr>
+      </w:pPr>
+      <w:r>
+        <w:rPr>
+          <w:rFonts w:ascii="Times New Roman" w:hAnsi="Times New Roman" w:cs="Times New Roman"/>
+          <w:sz w:val="28"/>
+          <w:szCs w:val="28"/>
+        </w:rPr>
+        <w:lastRenderedPageBreak/>
+        <w:t>Тестовая</w:t>
+      </w:r>
+      <w:r>
+        <w:rPr>
+          <w:rFonts w:ascii="Times New Roman" w:hAnsi="Times New Roman" w:cs="Times New Roman"/>
+          <w:sz w:val="28"/>
+          <w:szCs w:val="28"/>
+        </w:rPr>
+        <w:t xml:space="preserve"> </w:t>
+      </w:r>
+      <w:r>
+        <w:rPr>
+          <w:rFonts w:ascii="Times New Roman" w:hAnsi="Times New Roman" w:cs="Times New Roman"/>
+          <w:sz w:val="28"/>
+          <w:szCs w:val="28"/>
+        </w:rPr>
+        <w:t>фраза</w:t>
+      </w:r>
+      <w:r>
+        <w:rPr>
+          <w:rFonts w:ascii="Times New Roman" w:hAnsi="Times New Roman" w:cs="Times New Roman"/>
+          <w:sz w:val="28"/>
+          <w:szCs w:val="28"/>
+        </w:rPr>
+        <w:t xml:space="preserve"> </w:t>
+      </w:r>
+      <w:r>
+        <w:rPr>
+          <w:rFonts w:ascii="Times New Roman" w:hAnsi="Times New Roman" w:cs="Times New Roman"/>
+          <w:sz w:val="28"/>
+          <w:szCs w:val="28"/>
+        </w:rPr>
+        <w:t>с количеством символов</w:t>
+      </w:r>
+      <w:r>
+        <w:rPr>
+          <w:rFonts w:ascii="Times New Roman" w:hAnsi="Times New Roman" w:cs="Times New Roman"/>
+          <w:sz w:val="28"/>
+          <w:szCs w:val="28"/>
+        </w:rPr>
+        <w:t xml:space="preserve"> </w:t>
+      </w:r>
+      <w:proofErr w:type="gramStart"/>
+      <w:r>
+        <w:rPr>
+          <w:rFonts w:ascii="Times New Roman" w:hAnsi="Times New Roman" w:cs="Times New Roman"/>
+          <w:sz w:val="28"/>
+          <w:szCs w:val="28"/>
+        </w:rPr>
+        <w:t>&lt;</w:t>
+      </w:r>
+      <w:r>
+        <w:rPr>
+          <w:rFonts w:ascii="Times New Roman" w:hAnsi="Times New Roman" w:cs="Times New Roman"/>
+          <w:sz w:val="28"/>
+          <w:szCs w:val="28"/>
+        </w:rPr>
+        <w:t xml:space="preserve"> 16</w:t>
+      </w:r>
+      <w:proofErr w:type="gramEnd"/>
+      <w:r>
+        <w:rPr>
+          <w:rFonts w:ascii="Times New Roman" w:hAnsi="Times New Roman" w:cs="Times New Roman"/>
+          <w:sz w:val="28"/>
+          <w:szCs w:val="28"/>
+        </w:rPr>
+        <w:t xml:space="preserve"> </w:t>
+      </w:r>
+      <w:r>
+        <w:rPr>
+          <w:rFonts w:ascii="Times New Roman" w:hAnsi="Times New Roman" w:cs="Times New Roman"/>
+          <w:sz w:val="28"/>
+          <w:szCs w:val="28"/>
+        </w:rPr>
+        <w:t xml:space="preserve">: </w:t>
+      </w:r>
+      <w:r>
         <w:rPr>
           <w:rFonts w:ascii="Times New Roman" w:hAnsi="Times New Roman" w:cs="Times New Roman"/>
           <w:sz w:val="28"/>
           <w:szCs w:val="28"/>
           <w:lang w:val="en-US"/>
         </w:rPr>
+        <w:t>Best</w:t>
+      </w:r>
+      <w:r>
+        <w:rPr>
+          <w:rFonts w:ascii="Times New Roman" w:hAnsi="Times New Roman" w:cs="Times New Roman"/>
+          <w:sz w:val="28"/>
+          <w:szCs w:val="28"/>
+        </w:rPr>
+        <w:t xml:space="preserve"> </w:t>
+      </w:r>
+      <w:r>
+        <w:rPr>
+          <w:rFonts w:ascii="Times New Roman" w:hAnsi="Times New Roman" w:cs="Times New Roman"/>
+          <w:sz w:val="28"/>
+          <w:szCs w:val="28"/>
+          <w:lang w:val="en-US"/>
+        </w:rPr>
+        <w:t>Day</w:t>
+      </w:r>
+      <w:r>
+        <w:rPr>
+          <w:rFonts w:ascii="Times New Roman" w:hAnsi="Times New Roman" w:cs="Times New Roman"/>
+          <w:sz w:val="28"/>
+          <w:szCs w:val="28"/>
+        </w:rPr>
+        <w:t xml:space="preserve"> </w:t>
+      </w:r>
+      <w:r>
+        <w:rPr>
+          <w:rFonts w:ascii="Times New Roman" w:hAnsi="Times New Roman" w:cs="Times New Roman"/>
+          <w:sz w:val="28"/>
+          <w:szCs w:val="28"/>
+          <w:lang w:val="en-US"/>
+        </w:rPr>
+        <w:t>Ever</w:t>
+      </w:r>
+      <w:r>
+        <w:rPr>
+          <w:rFonts w:ascii="Times New Roman" w:hAnsi="Times New Roman" w:cs="Times New Roman"/>
+          <w:sz w:val="28"/>
+          <w:szCs w:val="28"/>
+        </w:rPr>
+        <w:t>;</w:t>
+      </w:r>
+    </w:p>
+    <w:p>
+      <w:pPr>
+        <w:ind w:left="360"/>
+        <w:rPr>
+          <w:rFonts w:ascii="Times New Roman" w:hAnsi="Times New Roman" w:cs="Times New Roman"/>
+          <w:sz w:val="28"/>
+          <w:szCs w:val="28"/>
+          <w:lang w:val="en-US"/>
+        </w:rPr>
+      </w:pPr>
+      <w:r>
+        <w:rPr>
+          <w:rFonts w:ascii="Times New Roman" w:hAnsi="Times New Roman" w:cs="Times New Roman"/>
+          <w:sz w:val="28"/>
+          <w:szCs w:val="28"/>
+        </w:rPr>
+        <w:t>Решетка</w:t>
+      </w:r>
+      <w:r>
+        <w:rPr>
+          <w:rFonts w:ascii="Times New Roman" w:hAnsi="Times New Roman" w:cs="Times New Roman"/>
+          <w:sz w:val="28"/>
+          <w:szCs w:val="28"/>
+          <w:lang w:val="en-US"/>
+        </w:rPr>
+        <w:t>:</w:t>
+      </w:r>
+    </w:p>
+    <w:tbl>
+      <w:tblPr>
+        <w:tblW w:w="1660" w:type="dxa"/>
+        <w:tblInd w:w="478" w:type="dxa"/>
+        <w:tblLook w:val="04A0" w:firstRow="1" w:lastRow="0" w:firstColumn="1" w:lastColumn="0" w:noHBand="0" w:noVBand="1"/>
+      </w:tblPr>
+      <w:tblGrid>
+        <w:gridCol w:w="420"/>
+        <w:gridCol w:w="380"/>
+        <w:gridCol w:w="380"/>
+        <w:gridCol w:w="480"/>
+      </w:tblGrid>
+      <w:tr>
+        <w:trPr>
+          <w:trHeight w:val="288"/>
+        </w:trPr>
+        <w:tc>
+          <w:tcPr>
+            <w:tcW w:w="420" w:type="dxa"/>
+            <w:tcBorders>
+              <w:top w:val="single" w:sz="4" w:space="0" w:color="auto"/>
+              <w:left w:val="single" w:sz="4" w:space="0" w:color="auto"/>
+              <w:bottom w:val="single" w:sz="4" w:space="0" w:color="auto"/>
+              <w:right w:val="single" w:sz="4" w:space="0" w:color="auto"/>
+            </w:tcBorders>
+            <w:shd w:val="clear" w:color="auto" w:fill="auto"/>
+            <w:noWrap/>
+            <w:vAlign w:val="bottom"/>
+            <w:hideMark/>
+          </w:tcPr>
+          <w:p>
+            <w:pPr>
+              <w:spacing w:after="0" w:line="240" w:lineRule="auto"/>
+              <w:rPr>
+                <w:rFonts w:ascii="Calibri" w:eastAsia="Times New Roman" w:hAnsi="Calibri" w:cs="Calibri"/>
+                <w:color w:val="000000"/>
+                <w:kern w:val="0"/>
+                <w:lang w:eastAsia="ru-RU"/>
+                <w14:ligatures w14:val="none"/>
+              </w:rPr>
+            </w:pPr>
+            <w:r>
+              <w:rPr>
+                <w:rFonts w:ascii="Calibri" w:eastAsia="Times New Roman" w:hAnsi="Calibri" w:cs="Calibri"/>
+                <w:color w:val="000000"/>
+                <w:kern w:val="0"/>
+                <w:lang w:eastAsia="ru-RU"/>
+                <w14:ligatures w14:val="none"/>
+              </w:rPr>
+              <w:t>B</w:t>
+            </w:r>
+          </w:p>
+        </w:tc>
+        <w:tc>
+          <w:tcPr>
+            <w:tcW w:w="380" w:type="dxa"/>
+            <w:tcBorders>
+              <w:top w:val="single" w:sz="4" w:space="0" w:color="auto"/>
+              <w:left w:val="nil"/>
+              <w:bottom w:val="single" w:sz="4" w:space="0" w:color="auto"/>
+              <w:right w:val="single" w:sz="4" w:space="0" w:color="auto"/>
+            </w:tcBorders>
+            <w:shd w:val="clear" w:color="auto" w:fill="auto"/>
+            <w:noWrap/>
+            <w:vAlign w:val="bottom"/>
+            <w:hideMark/>
+          </w:tcPr>
+          <w:p>
+            <w:pPr>
+              <w:spacing w:after="0" w:line="240" w:lineRule="auto"/>
+              <w:rPr>
+                <w:rFonts w:ascii="Calibri" w:eastAsia="Times New Roman" w:hAnsi="Calibri" w:cs="Calibri"/>
+                <w:color w:val="000000"/>
+                <w:kern w:val="0"/>
+                <w:lang w:eastAsia="ru-RU"/>
+                <w14:ligatures w14:val="none"/>
+              </w:rPr>
+            </w:pPr>
+            <w:r>
+              <w:rPr>
+                <w:rFonts w:ascii="Calibri" w:eastAsia="Times New Roman" w:hAnsi="Calibri" w:cs="Calibri"/>
+                <w:color w:val="000000"/>
+                <w:kern w:val="0"/>
+                <w:lang w:eastAsia="ru-RU"/>
+                <w14:ligatures w14:val="none"/>
+              </w:rPr>
+              <w:t>J</w:t>
+            </w:r>
+          </w:p>
+        </w:tc>
+        <w:tc>
+          <w:tcPr>
+            <w:tcW w:w="380" w:type="dxa"/>
+            <w:tcBorders>
+              <w:top w:val="single" w:sz="4" w:space="0" w:color="auto"/>
+              <w:left w:val="nil"/>
+              <w:bottom w:val="single" w:sz="4" w:space="0" w:color="auto"/>
+              <w:right w:val="single" w:sz="4" w:space="0" w:color="auto"/>
+            </w:tcBorders>
+            <w:shd w:val="clear" w:color="auto" w:fill="auto"/>
+            <w:noWrap/>
+            <w:vAlign w:val="bottom"/>
+            <w:hideMark/>
+          </w:tcPr>
+          <w:p>
+            <w:pPr>
+              <w:spacing w:after="0" w:line="240" w:lineRule="auto"/>
+              <w:rPr>
+                <w:rFonts w:ascii="Calibri" w:eastAsia="Times New Roman" w:hAnsi="Calibri" w:cs="Calibri"/>
+                <w:color w:val="000000"/>
+                <w:kern w:val="0"/>
+                <w:lang w:eastAsia="ru-RU"/>
+                <w14:ligatures w14:val="none"/>
+              </w:rPr>
+            </w:pPr>
+            <w:r>
+              <w:rPr>
+                <w:rFonts w:ascii="Calibri" w:eastAsia="Times New Roman" w:hAnsi="Calibri" w:cs="Calibri"/>
+                <w:color w:val="000000"/>
+                <w:kern w:val="0"/>
+                <w:lang w:eastAsia="ru-RU"/>
+                <w14:ligatures w14:val="none"/>
+              </w:rPr>
+              <w:t>Z</w:t>
+            </w:r>
+          </w:p>
+        </w:tc>
+        <w:tc>
+          <w:tcPr>
+            <w:tcW w:w="480" w:type="dxa"/>
+            <w:tcBorders>
+              <w:top w:val="single" w:sz="4" w:space="0" w:color="auto"/>
+              <w:left w:val="nil"/>
+              <w:bottom w:val="single" w:sz="4" w:space="0" w:color="auto"/>
+              <w:right w:val="single" w:sz="4" w:space="0" w:color="auto"/>
+            </w:tcBorders>
+            <w:shd w:val="clear" w:color="auto" w:fill="auto"/>
+            <w:noWrap/>
+            <w:vAlign w:val="bottom"/>
+            <w:hideMark/>
+          </w:tcPr>
+          <w:p>
+            <w:pPr>
+              <w:spacing w:after="0" w:line="240" w:lineRule="auto"/>
+              <w:rPr>
+                <w:rFonts w:ascii="Calibri" w:eastAsia="Times New Roman" w:hAnsi="Calibri" w:cs="Calibri"/>
+                <w:color w:val="000000"/>
+                <w:kern w:val="0"/>
+                <w:lang w:eastAsia="ru-RU"/>
+                <w14:ligatures w14:val="none"/>
+              </w:rPr>
+            </w:pPr>
+            <w:r>
+              <w:rPr>
+                <w:rFonts w:ascii="Calibri" w:eastAsia="Times New Roman" w:hAnsi="Calibri" w:cs="Calibri"/>
+                <w:color w:val="000000"/>
+                <w:kern w:val="0"/>
+                <w:lang w:eastAsia="ru-RU"/>
+                <w14:ligatures w14:val="none"/>
+              </w:rPr>
+              <w:t>D</w:t>
+            </w:r>
+          </w:p>
+        </w:tc>
+      </w:tr>
+      <w:tr>
+        <w:trPr>
+          <w:trHeight w:val="288"/>
+        </w:trPr>
+        <w:tc>
+          <w:tcPr>
+            <w:tcW w:w="420" w:type="dxa"/>
+            <w:tcBorders>
+              <w:top w:val="nil"/>
+              <w:left w:val="single" w:sz="4" w:space="0" w:color="auto"/>
+              <w:bottom w:val="single" w:sz="4" w:space="0" w:color="auto"/>
+              <w:right w:val="single" w:sz="4" w:space="0" w:color="auto"/>
+            </w:tcBorders>
+            <w:shd w:val="clear" w:color="auto" w:fill="auto"/>
+            <w:noWrap/>
+            <w:vAlign w:val="bottom"/>
+            <w:hideMark/>
+          </w:tcPr>
+          <w:p>
+            <w:pPr>
+              <w:spacing w:after="0" w:line="240" w:lineRule="auto"/>
+              <w:rPr>
+                <w:rFonts w:ascii="Calibri" w:eastAsia="Times New Roman" w:hAnsi="Calibri" w:cs="Calibri"/>
+                <w:color w:val="000000"/>
+                <w:kern w:val="0"/>
+                <w:lang w:eastAsia="ru-RU"/>
+                <w14:ligatures w14:val="none"/>
+              </w:rPr>
+            </w:pPr>
+            <w:r>
+              <w:rPr>
+                <w:rFonts w:ascii="Calibri" w:eastAsia="Times New Roman" w:hAnsi="Calibri" w:cs="Calibri"/>
+                <w:color w:val="000000"/>
+                <w:kern w:val="0"/>
+                <w:lang w:eastAsia="ru-RU"/>
+                <w14:ligatures w14:val="none"/>
+              </w:rPr>
+              <w:t>E</w:t>
+            </w:r>
+          </w:p>
+        </w:tc>
+        <w:tc>
+          <w:tcPr>
+            <w:tcW w:w="380" w:type="dxa"/>
+            <w:tcBorders>
+              <w:top w:val="nil"/>
+              <w:left w:val="nil"/>
+              <w:bottom w:val="single" w:sz="4" w:space="0" w:color="auto"/>
+              <w:right w:val="single" w:sz="4" w:space="0" w:color="auto"/>
+            </w:tcBorders>
+            <w:shd w:val="clear" w:color="auto" w:fill="auto"/>
+            <w:noWrap/>
+            <w:vAlign w:val="bottom"/>
+            <w:hideMark/>
+          </w:tcPr>
+          <w:p>
+            <w:pPr>
+              <w:spacing w:after="0" w:line="240" w:lineRule="auto"/>
+              <w:rPr>
+                <w:rFonts w:ascii="Calibri" w:eastAsia="Times New Roman" w:hAnsi="Calibri" w:cs="Calibri"/>
+                <w:color w:val="000000"/>
+                <w:kern w:val="0"/>
+                <w:lang w:eastAsia="ru-RU"/>
+                <w14:ligatures w14:val="none"/>
+              </w:rPr>
+            </w:pPr>
+            <w:r>
+              <w:rPr>
+                <w:rFonts w:ascii="Calibri" w:eastAsia="Times New Roman" w:hAnsi="Calibri" w:cs="Calibri"/>
+                <w:color w:val="000000"/>
+                <w:kern w:val="0"/>
+                <w:lang w:eastAsia="ru-RU"/>
+                <w14:ligatures w14:val="none"/>
+              </w:rPr>
+              <w:t>R</w:t>
+            </w:r>
+          </w:p>
+        </w:tc>
+        <w:tc>
+          <w:tcPr>
+            <w:tcW w:w="380" w:type="dxa"/>
+            <w:tcBorders>
+              <w:top w:val="nil"/>
+              <w:left w:val="nil"/>
+              <w:bottom w:val="single" w:sz="4" w:space="0" w:color="auto"/>
+              <w:right w:val="single" w:sz="4" w:space="0" w:color="auto"/>
+            </w:tcBorders>
+            <w:shd w:val="clear" w:color="auto" w:fill="auto"/>
+            <w:noWrap/>
+            <w:vAlign w:val="bottom"/>
+            <w:hideMark/>
+          </w:tcPr>
+          <w:p>
+            <w:pPr>
+              <w:spacing w:after="0" w:line="240" w:lineRule="auto"/>
+              <w:rPr>
+                <w:rFonts w:ascii="Calibri" w:eastAsia="Times New Roman" w:hAnsi="Calibri" w:cs="Calibri"/>
+                <w:color w:val="000000"/>
+                <w:kern w:val="0"/>
+                <w:lang w:eastAsia="ru-RU"/>
+                <w14:ligatures w14:val="none"/>
+              </w:rPr>
+            </w:pPr>
+            <w:r>
+              <w:rPr>
+                <w:rFonts w:ascii="Calibri" w:eastAsia="Times New Roman" w:hAnsi="Calibri" w:cs="Calibri"/>
+                <w:color w:val="000000"/>
+                <w:kern w:val="0"/>
+                <w:lang w:eastAsia="ru-RU"/>
+                <w14:ligatures w14:val="none"/>
+              </w:rPr>
+              <w:t>R</w:t>
+            </w:r>
+          </w:p>
+        </w:tc>
+        <w:tc>
+          <w:tcPr>
+            <w:tcW w:w="480" w:type="dxa"/>
+            <w:tcBorders>
+              <w:top w:val="nil"/>
+              <w:left w:val="nil"/>
+              <w:bottom w:val="single" w:sz="4" w:space="0" w:color="auto"/>
+              <w:right w:val="single" w:sz="4" w:space="0" w:color="auto"/>
+            </w:tcBorders>
+            <w:shd w:val="clear" w:color="auto" w:fill="auto"/>
+            <w:noWrap/>
+            <w:vAlign w:val="bottom"/>
+            <w:hideMark/>
+          </w:tcPr>
+          <w:p>
+            <w:pPr>
+              <w:spacing w:after="0" w:line="240" w:lineRule="auto"/>
+              <w:rPr>
+                <w:rFonts w:ascii="Calibri" w:eastAsia="Times New Roman" w:hAnsi="Calibri" w:cs="Calibri"/>
+                <w:color w:val="000000"/>
+                <w:kern w:val="0"/>
+                <w:lang w:eastAsia="ru-RU"/>
+                <w14:ligatures w14:val="none"/>
+              </w:rPr>
+            </w:pPr>
+            <w:r>
+              <w:rPr>
+                <w:rFonts w:ascii="Calibri" w:eastAsia="Times New Roman" w:hAnsi="Calibri" w:cs="Calibri"/>
+                <w:color w:val="000000"/>
+                <w:kern w:val="0"/>
+                <w:lang w:eastAsia="ru-RU"/>
+                <w14:ligatures w14:val="none"/>
+              </w:rPr>
+              <w:t>E</w:t>
+            </w:r>
+          </w:p>
+        </w:tc>
+      </w:tr>
+      <w:tr>
+        <w:trPr>
+          <w:trHeight w:val="288"/>
+        </w:trPr>
+        <w:tc>
+          <w:tcPr>
+            <w:tcW w:w="420" w:type="dxa"/>
+            <w:tcBorders>
+              <w:top w:val="nil"/>
+              <w:left w:val="single" w:sz="4" w:space="0" w:color="auto"/>
+              <w:bottom w:val="single" w:sz="4" w:space="0" w:color="auto"/>
+              <w:right w:val="single" w:sz="4" w:space="0" w:color="auto"/>
+            </w:tcBorders>
+            <w:shd w:val="clear" w:color="auto" w:fill="auto"/>
+            <w:noWrap/>
+            <w:vAlign w:val="bottom"/>
+            <w:hideMark/>
+          </w:tcPr>
+          <w:p>
+            <w:pPr>
+              <w:spacing w:after="0" w:line="240" w:lineRule="auto"/>
+              <w:rPr>
+                <w:rFonts w:ascii="Calibri" w:eastAsia="Times New Roman" w:hAnsi="Calibri" w:cs="Calibri"/>
+                <w:color w:val="000000"/>
+                <w:kern w:val="0"/>
+                <w:lang w:eastAsia="ru-RU"/>
+                <w14:ligatures w14:val="none"/>
+              </w:rPr>
+            </w:pPr>
+            <w:r>
+              <w:rPr>
+                <w:rFonts w:ascii="Calibri" w:eastAsia="Times New Roman" w:hAnsi="Calibri" w:cs="Calibri"/>
+                <w:color w:val="000000"/>
+                <w:kern w:val="0"/>
+                <w:lang w:eastAsia="ru-RU"/>
+                <w14:ligatures w14:val="none"/>
+              </w:rPr>
+              <w:t>E</w:t>
+            </w:r>
+          </w:p>
+        </w:tc>
+        <w:tc>
+          <w:tcPr>
+            <w:tcW w:w="380" w:type="dxa"/>
+            <w:tcBorders>
+              <w:top w:val="nil"/>
+              <w:left w:val="nil"/>
+              <w:bottom w:val="single" w:sz="4" w:space="0" w:color="auto"/>
+              <w:right w:val="single" w:sz="4" w:space="0" w:color="auto"/>
+            </w:tcBorders>
+            <w:shd w:val="clear" w:color="auto" w:fill="auto"/>
+            <w:noWrap/>
+            <w:vAlign w:val="bottom"/>
+            <w:hideMark/>
+          </w:tcPr>
+          <w:p>
+            <w:pPr>
+              <w:spacing w:after="0" w:line="240" w:lineRule="auto"/>
+              <w:rPr>
+                <w:rFonts w:ascii="Calibri" w:eastAsia="Times New Roman" w:hAnsi="Calibri" w:cs="Calibri"/>
+                <w:color w:val="000000"/>
+                <w:kern w:val="0"/>
+                <w:lang w:eastAsia="ru-RU"/>
+                <w14:ligatures w14:val="none"/>
+              </w:rPr>
+            </w:pPr>
+            <w:r>
+              <w:rPr>
+                <w:rFonts w:ascii="Calibri" w:eastAsia="Times New Roman" w:hAnsi="Calibri" w:cs="Calibri"/>
+                <w:color w:val="000000"/>
+                <w:kern w:val="0"/>
+                <w:lang w:eastAsia="ru-RU"/>
+                <w14:ligatures w14:val="none"/>
+              </w:rPr>
+              <w:t>Y</w:t>
+            </w:r>
+          </w:p>
+        </w:tc>
+        <w:tc>
+          <w:tcPr>
+            <w:tcW w:w="380" w:type="dxa"/>
+            <w:tcBorders>
+              <w:top w:val="nil"/>
+              <w:left w:val="nil"/>
+              <w:bottom w:val="single" w:sz="4" w:space="0" w:color="auto"/>
+              <w:right w:val="single" w:sz="4" w:space="0" w:color="auto"/>
+            </w:tcBorders>
+            <w:shd w:val="clear" w:color="auto" w:fill="auto"/>
+            <w:noWrap/>
+            <w:vAlign w:val="bottom"/>
+            <w:hideMark/>
+          </w:tcPr>
+          <w:p>
+            <w:pPr>
+              <w:spacing w:after="0" w:line="240" w:lineRule="auto"/>
+              <w:rPr>
+                <w:rFonts w:ascii="Calibri" w:eastAsia="Times New Roman" w:hAnsi="Calibri" w:cs="Calibri"/>
+                <w:color w:val="000000"/>
+                <w:kern w:val="0"/>
+                <w:lang w:eastAsia="ru-RU"/>
+                <w14:ligatures w14:val="none"/>
+              </w:rPr>
+            </w:pPr>
+            <w:r>
+              <w:rPr>
+                <w:rFonts w:ascii="Calibri" w:eastAsia="Times New Roman" w:hAnsi="Calibri" w:cs="Calibri"/>
+                <w:color w:val="000000"/>
+                <w:kern w:val="0"/>
+                <w:lang w:eastAsia="ru-RU"/>
+                <w14:ligatures w14:val="none"/>
+              </w:rPr>
+              <w:t>S</w:t>
+            </w:r>
+          </w:p>
+        </w:tc>
+        <w:tc>
+          <w:tcPr>
+            <w:tcW w:w="480" w:type="dxa"/>
+            <w:tcBorders>
+              <w:top w:val="nil"/>
+              <w:left w:val="nil"/>
+              <w:bottom w:val="single" w:sz="4" w:space="0" w:color="auto"/>
+              <w:right w:val="single" w:sz="4" w:space="0" w:color="auto"/>
+            </w:tcBorders>
+            <w:shd w:val="clear" w:color="auto" w:fill="auto"/>
+            <w:noWrap/>
+            <w:vAlign w:val="bottom"/>
+            <w:hideMark/>
+          </w:tcPr>
+          <w:p>
+            <w:pPr>
+              <w:spacing w:after="0" w:line="240" w:lineRule="auto"/>
+              <w:rPr>
+                <w:rFonts w:ascii="Calibri" w:eastAsia="Times New Roman" w:hAnsi="Calibri" w:cs="Calibri"/>
+                <w:color w:val="000000"/>
+                <w:kern w:val="0"/>
+                <w:lang w:eastAsia="ru-RU"/>
+                <w14:ligatures w14:val="none"/>
+              </w:rPr>
+            </w:pPr>
+            <w:r>
+              <w:rPr>
+                <w:rFonts w:ascii="Calibri" w:eastAsia="Times New Roman" w:hAnsi="Calibri" w:cs="Calibri"/>
+                <w:color w:val="000000"/>
+                <w:kern w:val="0"/>
+                <w:lang w:eastAsia="ru-RU"/>
+                <w14:ligatures w14:val="none"/>
+              </w:rPr>
+              <w:t>G</w:t>
+            </w:r>
+          </w:p>
+        </w:tc>
+      </w:tr>
+      <w:tr>
+        <w:trPr>
+          <w:trHeight w:val="288"/>
+        </w:trPr>
+        <w:tc>
+          <w:tcPr>
+            <w:tcW w:w="420" w:type="dxa"/>
+            <w:tcBorders>
+              <w:top w:val="nil"/>
+              <w:left w:val="single" w:sz="4" w:space="0" w:color="auto"/>
+              <w:bottom w:val="single" w:sz="4" w:space="0" w:color="auto"/>
+              <w:right w:val="single" w:sz="4" w:space="0" w:color="auto"/>
+            </w:tcBorders>
+            <w:shd w:val="clear" w:color="auto" w:fill="auto"/>
+            <w:noWrap/>
+            <w:vAlign w:val="bottom"/>
+            <w:hideMark/>
+          </w:tcPr>
+          <w:p>
+            <w:pPr>
+              <w:spacing w:after="0" w:line="240" w:lineRule="auto"/>
+              <w:rPr>
+                <w:rFonts w:ascii="Calibri" w:eastAsia="Times New Roman" w:hAnsi="Calibri" w:cs="Calibri"/>
+                <w:color w:val="000000"/>
+                <w:kern w:val="0"/>
+                <w:lang w:eastAsia="ru-RU"/>
+                <w14:ligatures w14:val="none"/>
+              </w:rPr>
+            </w:pPr>
+            <w:r>
+              <w:rPr>
+                <w:rFonts w:ascii="Calibri" w:eastAsia="Times New Roman" w:hAnsi="Calibri" w:cs="Calibri"/>
+                <w:color w:val="000000"/>
+                <w:kern w:val="0"/>
+                <w:lang w:eastAsia="ru-RU"/>
+                <w14:ligatures w14:val="none"/>
+              </w:rPr>
+              <w:t>X</w:t>
+            </w:r>
+          </w:p>
+        </w:tc>
+        <w:tc>
+          <w:tcPr>
+            <w:tcW w:w="380" w:type="dxa"/>
+            <w:tcBorders>
+              <w:top w:val="nil"/>
+              <w:left w:val="nil"/>
+              <w:bottom w:val="single" w:sz="4" w:space="0" w:color="auto"/>
+              <w:right w:val="single" w:sz="4" w:space="0" w:color="auto"/>
+            </w:tcBorders>
+            <w:shd w:val="clear" w:color="auto" w:fill="auto"/>
+            <w:noWrap/>
+            <w:vAlign w:val="bottom"/>
+            <w:hideMark/>
+          </w:tcPr>
+          <w:p>
+            <w:pPr>
+              <w:spacing w:after="0" w:line="240" w:lineRule="auto"/>
+              <w:rPr>
+                <w:rFonts w:ascii="Calibri" w:eastAsia="Times New Roman" w:hAnsi="Calibri" w:cs="Calibri"/>
+                <w:color w:val="000000"/>
+                <w:kern w:val="0"/>
+                <w:lang w:eastAsia="ru-RU"/>
+                <w14:ligatures w14:val="none"/>
+              </w:rPr>
+            </w:pPr>
+            <w:r>
+              <w:rPr>
+                <w:rFonts w:ascii="Calibri" w:eastAsia="Times New Roman" w:hAnsi="Calibri" w:cs="Calibri"/>
+                <w:color w:val="000000"/>
+                <w:kern w:val="0"/>
+                <w:lang w:eastAsia="ru-RU"/>
+                <w14:ligatures w14:val="none"/>
+              </w:rPr>
+              <w:t>T</w:t>
+            </w:r>
+          </w:p>
+        </w:tc>
+        <w:tc>
+          <w:tcPr>
+            <w:tcW w:w="380" w:type="dxa"/>
+            <w:tcBorders>
+              <w:top w:val="nil"/>
+              <w:left w:val="nil"/>
+              <w:bottom w:val="single" w:sz="4" w:space="0" w:color="auto"/>
+              <w:right w:val="single" w:sz="4" w:space="0" w:color="auto"/>
+            </w:tcBorders>
+            <w:shd w:val="clear" w:color="auto" w:fill="auto"/>
+            <w:noWrap/>
+            <w:vAlign w:val="bottom"/>
+            <w:hideMark/>
+          </w:tcPr>
+          <w:p>
+            <w:pPr>
+              <w:spacing w:after="0" w:line="240" w:lineRule="auto"/>
+              <w:rPr>
+                <w:rFonts w:ascii="Calibri" w:eastAsia="Times New Roman" w:hAnsi="Calibri" w:cs="Calibri"/>
+                <w:color w:val="000000"/>
+                <w:kern w:val="0"/>
+                <w:lang w:eastAsia="ru-RU"/>
+                <w14:ligatures w14:val="none"/>
+              </w:rPr>
+            </w:pPr>
+            <w:r>
+              <w:rPr>
+                <w:rFonts w:ascii="Calibri" w:eastAsia="Times New Roman" w:hAnsi="Calibri" w:cs="Calibri"/>
+                <w:color w:val="000000"/>
+                <w:kern w:val="0"/>
+                <w:lang w:eastAsia="ru-RU"/>
+                <w14:ligatures w14:val="none"/>
+              </w:rPr>
+              <w:t>A</w:t>
+            </w:r>
+          </w:p>
+        </w:tc>
+        <w:tc>
+          <w:tcPr>
+            <w:tcW w:w="480" w:type="dxa"/>
+            <w:tcBorders>
+              <w:top w:val="nil"/>
+              <w:left w:val="nil"/>
+              <w:bottom w:val="single" w:sz="4" w:space="0" w:color="auto"/>
+              <w:right w:val="single" w:sz="4" w:space="0" w:color="auto"/>
+            </w:tcBorders>
+            <w:shd w:val="clear" w:color="auto" w:fill="auto"/>
+            <w:noWrap/>
+            <w:vAlign w:val="bottom"/>
+            <w:hideMark/>
+          </w:tcPr>
+          <w:p>
+            <w:pPr>
+              <w:spacing w:after="0" w:line="240" w:lineRule="auto"/>
+              <w:rPr>
+                <w:rFonts w:ascii="Calibri" w:eastAsia="Times New Roman" w:hAnsi="Calibri" w:cs="Calibri"/>
+                <w:color w:val="000000"/>
+                <w:kern w:val="0"/>
+                <w:lang w:eastAsia="ru-RU"/>
+                <w14:ligatures w14:val="none"/>
+              </w:rPr>
+            </w:pPr>
+            <w:r>
+              <w:rPr>
+                <w:rFonts w:ascii="Calibri" w:eastAsia="Times New Roman" w:hAnsi="Calibri" w:cs="Calibri"/>
+                <w:color w:val="000000"/>
+                <w:kern w:val="0"/>
+                <w:lang w:eastAsia="ru-RU"/>
+                <w14:ligatures w14:val="none"/>
+              </w:rPr>
+              <w:t>V</w:t>
+            </w:r>
+          </w:p>
+        </w:tc>
+      </w:tr>
+    </w:tbl>
+    <w:p>
+      <w:pPr>
+        <w:spacing w:after="0"/>
+        <w:rPr>
+          <w:rFonts w:ascii="Times New Roman" w:hAnsi="Times New Roman" w:cs="Times New Roman"/>
+          <w:sz w:val="28"/>
+          <w:szCs w:val="28"/>
+        </w:rPr>
+      </w:pPr>
+    </w:p>
+    <w:p>
+      <w:pPr>
+        <w:spacing w:after="0"/>
+        <w:ind w:left="357"/>
+        <w:rPr>
+          <w:rFonts w:ascii="Times New Roman" w:hAnsi="Times New Roman" w:cs="Times New Roman"/>
+          <w:sz w:val="28"/>
+          <w:szCs w:val="28"/>
+          <w:lang w:val="en-US"/>
+        </w:rPr>
+      </w:pPr>
+      <w:proofErr w:type="spellStart"/>
+      <w:r>
+        <w:rPr>
+          <w:rFonts w:ascii="Times New Roman" w:hAnsi="Times New Roman" w:cs="Times New Roman"/>
+          <w:sz w:val="28"/>
+          <w:szCs w:val="28"/>
+        </w:rPr>
+        <w:t>Шифротекст</w:t>
+      </w:r>
+      <w:proofErr w:type="spellEnd"/>
+      <w:r>
+        <w:rPr>
+          <w:rFonts w:ascii="Times New Roman" w:hAnsi="Times New Roman" w:cs="Times New Roman"/>
+          <w:sz w:val="28"/>
+          <w:szCs w:val="28"/>
+          <w:lang w:val="en-US"/>
+        </w:rPr>
+        <w:t xml:space="preserve">: </w:t>
+      </w:r>
+      <w:r>
+        <w:rPr>
+          <w:rFonts w:ascii="Times New Roman" w:hAnsi="Times New Roman" w:cs="Times New Roman"/>
+          <w:sz w:val="28"/>
+          <w:szCs w:val="28"/>
+          <w:lang w:val="en-US"/>
+        </w:rPr>
+        <w:t>BJZDERREEYSGXTAV</w:t>
+      </w:r>
+    </w:p>
+    <w:p>
+      <w:pPr>
+        <w:spacing w:after="0"/>
+        <w:ind w:left="357"/>
+        <w:rPr>
+          <w:rFonts w:ascii="Times New Roman" w:hAnsi="Times New Roman" w:cs="Times New Roman"/>
+          <w:sz w:val="28"/>
+          <w:szCs w:val="28"/>
+          <w:lang w:val="en-US"/>
+        </w:rPr>
       </w:pPr>
       <w:r>
         <w:rPr>
@@ -2417,10 +4711,10 @@
           <w:lang w:val="en-US"/>
         </w:rPr>
         <w:drawing>
-          <wp:inline distT="0" distB="0" distL="0" distR="0" wp14:anchorId="63A1B1AB" wp14:editId="4B348C12">
-            <wp:extent cx="5935980" cy="2926080"/>
-            <wp:effectExtent l="0" t="0" r="7620" b="7620"/>
-            <wp:docPr id="5" name="Рисунок 5"/>
+          <wp:inline distT="0" distB="0" distL="0" distR="0" wp14:anchorId="5CC2B674" wp14:editId="02AA268D">
+            <wp:extent cx="5943600" cy="4505325"/>
+            <wp:effectExtent l="0" t="0" r="0" b="9525"/>
+            <wp:docPr id="15" name="Рисунок 15"/>
             <wp:cNvGraphicFramePr>
               <a:graphicFrameLocks xmlns:a="http://schemas.openxmlformats.org/drawingml/2006/main" noChangeAspect="1"/>
             </wp:cNvGraphicFramePr>
@@ -2428,7 +4722,7 @@
               <a:graphicData uri="http://schemas.openxmlformats.org/drawingml/2006/picture">
                 <pic:pic xmlns:pic="http://schemas.openxmlformats.org/drawingml/2006/picture">
                   <pic:nvPicPr>
-                    <pic:cNvPr id="0" name="Picture 4"/>
+                    <pic:cNvPr id="0" name="Picture 3"/>
                     <pic:cNvPicPr>
                       <a:picLocks noChangeAspect="1" noChangeArrowheads="1"/>
                     </pic:cNvPicPr>
@@ -2449,7 +4743,7 @@
                   <pic:spPr bwMode="auto">
                     <a:xfrm>
                       <a:off x="0" y="0"/>
-                      <a:ext cx="5935980" cy="2926080"/>
+                      <a:ext cx="5943600" cy="4505325"/>
                     </a:xfrm>
                     <a:prstGeom prst="rect">
                       <a:avLst/>
@@ -2482,154 +4776,18 @@
       <w:pPr>
         <w:spacing w:after="0"/>
         <w:ind w:left="357"/>
-        <w:jc w:val="center"/>
-        <w:rPr>
-          <w:rFonts w:ascii="Times New Roman" w:hAnsi="Times New Roman" w:cs="Times New Roman"/>
-          <w:b/>
-          <w:bCs/>
-          <w:sz w:val="28"/>
-          <w:szCs w:val="28"/>
-        </w:rPr>
-      </w:pPr>
-      <w:r>
-        <w:rPr>
-          <w:rFonts w:ascii="Times New Roman" w:hAnsi="Times New Roman" w:cs="Times New Roman"/>
-          <w:b/>
-          <w:bCs/>
-          <w:sz w:val="28"/>
-          <w:szCs w:val="28"/>
-        </w:rPr>
-        <w:t>ТЕСТ ПРОЙДЕН</w:t>
-      </w:r>
+        <w:rPr>
+          <w:rFonts w:ascii="Times New Roman" w:hAnsi="Times New Roman" w:cs="Times New Roman"/>
+          <w:sz w:val="28"/>
+          <w:szCs w:val="28"/>
+          <w:lang w:val="en-US"/>
+        </w:rPr>
+      </w:pPr>
     </w:p>
     <w:p>
       <w:pPr>
         <w:spacing w:after="0"/>
         <w:ind w:left="357"/>
-        <w:jc w:val="center"/>
-        <w:rPr>
-          <w:rFonts w:ascii="Times New Roman" w:hAnsi="Times New Roman" w:cs="Times New Roman"/>
-          <w:b/>
-          <w:bCs/>
-          <w:sz w:val="28"/>
-          <w:szCs w:val="28"/>
-        </w:rPr>
-      </w:pPr>
-    </w:p>
-    <w:p>
-      <w:pPr>
-        <w:rPr>
-          <w:rFonts w:ascii="Times New Roman" w:hAnsi="Times New Roman" w:cs="Times New Roman"/>
-          <w:sz w:val="28"/>
-          <w:szCs w:val="28"/>
-        </w:rPr>
-      </w:pPr>
-      <w:r>
-        <w:rPr>
-          <w:rFonts w:ascii="Times New Roman" w:hAnsi="Times New Roman" w:cs="Times New Roman"/>
-          <w:sz w:val="28"/>
-          <w:szCs w:val="28"/>
-        </w:rPr>
-        <w:t>3.</w:t>
-      </w:r>
-      <w:r>
-        <w:rPr>
-          <w:rFonts w:ascii="Times New Roman" w:hAnsi="Times New Roman" w:cs="Times New Roman"/>
-          <w:sz w:val="28"/>
-          <w:szCs w:val="28"/>
-        </w:rPr>
-        <w:t xml:space="preserve"> </w:t>
-      </w:r>
-      <w:r>
-        <w:rPr>
-          <w:rFonts w:ascii="Times New Roman" w:hAnsi="Times New Roman" w:cs="Times New Roman"/>
-          <w:sz w:val="28"/>
-          <w:szCs w:val="28"/>
-        </w:rPr>
-        <w:t>Проверка длины</w:t>
-      </w:r>
-      <w:r>
-        <w:rPr>
-          <w:rFonts w:ascii="Times New Roman" w:hAnsi="Times New Roman" w:cs="Times New Roman"/>
-          <w:sz w:val="28"/>
-          <w:szCs w:val="28"/>
-        </w:rPr>
-        <w:t xml:space="preserve"> </w:t>
-      </w:r>
-      <w:proofErr w:type="spellStart"/>
-      <w:r>
-        <w:rPr>
-          <w:rFonts w:ascii="Times New Roman" w:hAnsi="Times New Roman" w:cs="Times New Roman"/>
-          <w:sz w:val="28"/>
-          <w:szCs w:val="28"/>
-        </w:rPr>
-        <w:t>шифро</w:t>
-      </w:r>
-      <w:proofErr w:type="spellEnd"/>
-      <w:r>
-        <w:rPr>
-          <w:rFonts w:ascii="Times New Roman" w:hAnsi="Times New Roman" w:cs="Times New Roman"/>
-          <w:sz w:val="28"/>
-          <w:szCs w:val="28"/>
-        </w:rPr>
-        <w:t>-</w:t>
-      </w:r>
-      <w:r>
-        <w:rPr>
-          <w:rFonts w:ascii="Times New Roman" w:hAnsi="Times New Roman" w:cs="Times New Roman"/>
-          <w:sz w:val="28"/>
-          <w:szCs w:val="28"/>
-        </w:rPr>
-        <w:t>текста</w:t>
-      </w:r>
-      <w:r>
-        <w:rPr>
-          <w:rFonts w:ascii="Times New Roman" w:hAnsi="Times New Roman" w:cs="Times New Roman"/>
-          <w:sz w:val="28"/>
-          <w:szCs w:val="28"/>
-        </w:rPr>
-        <w:t>:</w:t>
-      </w:r>
-    </w:p>
-    <w:p>
-      <w:pPr>
-        <w:rPr>
-          <w:rFonts w:ascii="Times New Roman" w:hAnsi="Times New Roman" w:cs="Times New Roman"/>
-          <w:sz w:val="28"/>
-          <w:szCs w:val="28"/>
-          <w:lang w:val="en-US"/>
-        </w:rPr>
-      </w:pPr>
-      <w:r>
-        <w:rPr>
-          <w:rFonts w:ascii="Times New Roman" w:hAnsi="Times New Roman" w:cs="Times New Roman"/>
-          <w:sz w:val="28"/>
-          <w:szCs w:val="28"/>
-        </w:rPr>
-        <w:t xml:space="preserve">Тестовая фраза: </w:t>
-      </w:r>
-      <w:proofErr w:type="spellStart"/>
-      <w:r>
-        <w:rPr>
-          <w:rFonts w:ascii="Times New Roman" w:hAnsi="Times New Roman" w:cs="Times New Roman"/>
-          <w:sz w:val="28"/>
-          <w:szCs w:val="28"/>
-          <w:lang w:val="en-US"/>
-        </w:rPr>
-        <w:t>dgfbd</w:t>
-      </w:r>
-      <w:proofErr w:type="spellEnd"/>
-      <w:r>
-        <w:rPr>
-          <w:rFonts w:ascii="Times New Roman" w:hAnsi="Times New Roman" w:cs="Times New Roman"/>
-          <w:sz w:val="28"/>
-          <w:szCs w:val="28"/>
-        </w:rPr>
-        <w:t>;</w:t>
-      </w:r>
-    </w:p>
-    <w:p>
-      <w:pPr>
         <w:rPr>
           <w:rFonts w:ascii="Times New Roman" w:hAnsi="Times New Roman" w:cs="Times New Roman"/>
           <w:sz w:val="28"/>
@@ -2647,10 +4805,10 @@
         </w:rPr>
         <w:lastRenderedPageBreak/>
         <w:drawing>
-          <wp:inline distT="0" distB="0" distL="0" distR="0" wp14:anchorId="7A079AAB" wp14:editId="050F4548">
-            <wp:extent cx="5935980" cy="2865120"/>
-            <wp:effectExtent l="0" t="0" r="7620" b="0"/>
-            <wp:docPr id="6" name="Рисунок 6"/>
+          <wp:inline distT="0" distB="0" distL="0" distR="0" wp14:anchorId="14EC8E24" wp14:editId="3950C4E9">
+            <wp:extent cx="5934075" cy="4514850"/>
+            <wp:effectExtent l="0" t="0" r="9525" b="0"/>
+            <wp:docPr id="16" name="Рисунок 16"/>
             <wp:cNvGraphicFramePr>
               <a:graphicFrameLocks xmlns:a="http://schemas.openxmlformats.org/drawingml/2006/main" noChangeAspect="1"/>
             </wp:cNvGraphicFramePr>
@@ -2658,7 +4816,7 @@
               <a:graphicData uri="http://schemas.openxmlformats.org/drawingml/2006/picture">
                 <pic:pic xmlns:pic="http://schemas.openxmlformats.org/drawingml/2006/picture">
                   <pic:nvPicPr>
-                    <pic:cNvPr id="0" name="Picture 5"/>
+                    <pic:cNvPr id="0" name="Picture 4"/>
                     <pic:cNvPicPr>
                       <a:picLocks noChangeAspect="1" noChangeArrowheads="1"/>
                     </pic:cNvPicPr>
@@ -2679,7 +4837,7 @@
                   <pic:spPr bwMode="auto">
                     <a:xfrm>
                       <a:off x="0" y="0"/>
-                      <a:ext cx="5935980" cy="2865120"/>
+                      <a:ext cx="5934075" cy="4514850"/>
                     </a:xfrm>
                     <a:prstGeom prst="rect">
                       <a:avLst/>
@@ -2698,6 +4856,20 @@
     </w:p>
     <w:p>
       <w:pPr>
+        <w:spacing w:after="0"/>
+        <w:ind w:left="357"/>
+        <w:rPr>
+          <w:rFonts w:ascii="Times New Roman" w:hAnsi="Times New Roman" w:cs="Times New Roman"/>
+          <w:sz w:val="28"/>
+          <w:szCs w:val="28"/>
+          <w:lang w:val="en-US"/>
+        </w:rPr>
+      </w:pPr>
+    </w:p>
+    <w:p>
+      <w:pPr>
+        <w:spacing w:after="0"/>
+        <w:ind w:left="357"/>
         <w:jc w:val="center"/>
         <w:rPr>
           <w:rFonts w:ascii="Times New Roman" w:hAnsi="Times New Roman" w:cs="Times New Roman"/>
@@ -2720,6 +4892,8 @@
     </w:p>
     <w:p>
       <w:pPr>
+        <w:spacing w:after="0"/>
+        <w:ind w:left="357"/>
         <w:jc w:val="center"/>
         <w:rPr>
           <w:rFonts w:ascii="Times New Roman" w:hAnsi="Times New Roman" w:cs="Times New Roman"/>
@@ -2732,7 +4906,167 @@
     </w:p>
     <w:p>
       <w:pPr>
+        <w:pStyle w:val="a3"/>
+        <w:numPr>
+          <w:ilvl w:val="0"/>
+          <w:numId w:val="1"/>
+        </w:numPr>
+        <w:rPr>
+          <w:rFonts w:ascii="Times New Roman" w:hAnsi="Times New Roman" w:cs="Times New Roman"/>
+          <w:sz w:val="28"/>
+          <w:szCs w:val="28"/>
+        </w:rPr>
+      </w:pPr>
+      <w:r>
+        <w:rPr>
+          <w:rFonts w:ascii="Times New Roman" w:hAnsi="Times New Roman" w:cs="Times New Roman"/>
+          <w:sz w:val="28"/>
+          <w:szCs w:val="28"/>
+        </w:rPr>
+        <w:t xml:space="preserve">Проверка длины </w:t>
+      </w:r>
+      <w:proofErr w:type="spellStart"/>
+      <w:r>
+        <w:rPr>
+          <w:rFonts w:ascii="Times New Roman" w:hAnsi="Times New Roman" w:cs="Times New Roman"/>
+          <w:sz w:val="28"/>
+          <w:szCs w:val="28"/>
+        </w:rPr>
+        <w:t>шифро</w:t>
+      </w:r>
+      <w:proofErr w:type="spellEnd"/>
+      <w:r>
+        <w:rPr>
+          <w:rFonts w:ascii="Times New Roman" w:hAnsi="Times New Roman" w:cs="Times New Roman"/>
+          <w:sz w:val="28"/>
+          <w:szCs w:val="28"/>
+        </w:rPr>
+        <w:t>-текста</w:t>
+      </w:r>
+      <w:r>
+        <w:rPr>
+          <w:rFonts w:ascii="Times New Roman" w:hAnsi="Times New Roman" w:cs="Times New Roman"/>
+          <w:sz w:val="28"/>
+          <w:szCs w:val="28"/>
+        </w:rPr>
+        <w:t>:</w:t>
+      </w:r>
+    </w:p>
+    <w:p>
+      <w:pPr>
+        <w:rPr>
+          <w:rFonts w:ascii="Times New Roman" w:hAnsi="Times New Roman" w:cs="Times New Roman"/>
+          <w:sz w:val="28"/>
+          <w:szCs w:val="28"/>
+          <w:lang w:val="en-US"/>
+        </w:rPr>
+      </w:pPr>
+      <w:r>
+        <w:rPr>
+          <w:rFonts w:ascii="Times New Roman" w:hAnsi="Times New Roman" w:cs="Times New Roman"/>
+          <w:sz w:val="28"/>
+          <w:szCs w:val="28"/>
+        </w:rPr>
+        <w:t xml:space="preserve">Тестовая фраза: </w:t>
+      </w:r>
+      <w:proofErr w:type="spellStart"/>
+      <w:r>
+        <w:rPr>
+          <w:rFonts w:ascii="Times New Roman" w:hAnsi="Times New Roman" w:cs="Times New Roman"/>
+          <w:sz w:val="28"/>
+          <w:szCs w:val="28"/>
+          <w:lang w:val="en-US"/>
+        </w:rPr>
+        <w:t>dgfbd</w:t>
+      </w:r>
+      <w:proofErr w:type="spellEnd"/>
+      <w:r>
+        <w:rPr>
+          <w:rFonts w:ascii="Times New Roman" w:hAnsi="Times New Roman" w:cs="Times New Roman"/>
+          <w:sz w:val="28"/>
+          <w:szCs w:val="28"/>
+        </w:rPr>
+        <w:t>;</w:t>
+      </w:r>
+    </w:p>
+    <w:p>
+      <w:pPr>
+        <w:rPr>
+          <w:rFonts w:ascii="Times New Roman" w:hAnsi="Times New Roman" w:cs="Times New Roman"/>
+          <w:sz w:val="28"/>
+          <w:szCs w:val="28"/>
+          <w:lang w:val="en-US"/>
+        </w:rPr>
+      </w:pPr>
+      <w:r>
+        <w:rPr>
+          <w:rFonts w:ascii="Times New Roman" w:hAnsi="Times New Roman" w:cs="Times New Roman"/>
+          <w:noProof/>
+          <w:sz w:val="28"/>
+          <w:szCs w:val="28"/>
+          <w:lang w:val="en-US"/>
+        </w:rPr>
+        <w:drawing>
+          <wp:inline distT="0" distB="0" distL="0" distR="0" wp14:anchorId="027BE2FD" wp14:editId="65BFB0B7">
+            <wp:extent cx="5943600" cy="3581400"/>
+            <wp:effectExtent l="0" t="0" r="0" b="0"/>
+            <wp:docPr id="17" name="Рисунок 17"/>
+            <wp:cNvGraphicFramePr>
+              <a:graphicFrameLocks xmlns:a="http://schemas.openxmlformats.org/drawingml/2006/main" noChangeAspect="1"/>
+            </wp:cNvGraphicFramePr>
+            <a:graphic xmlns:a="http://schemas.openxmlformats.org/drawingml/2006/main">
+              <a:graphicData uri="http://schemas.openxmlformats.org/drawingml/2006/picture">
+                <pic:pic xmlns:pic="http://schemas.openxmlformats.org/drawingml/2006/picture">
+                  <pic:nvPicPr>
+                    <pic:cNvPr id="0" name="Picture 5"/>
+                    <pic:cNvPicPr>
+                      <a:picLocks noChangeAspect="1" noChangeArrowheads="1"/>
+                    </pic:cNvPicPr>
+                  </pic:nvPicPr>
+                  <pic:blipFill>
+                    <a:blip r:embed="rId11">
+                      <a:extLst>
+                        <a:ext uri="{28A0092B-C50C-407E-A947-70E740481C1C}">
+                          <a14:useLocalDpi xmlns:a14="http://schemas.microsoft.com/office/drawing/2010/main" val="0"/>
+                        </a:ext>
+                      </a:extLst>
+                    </a:blip>
+                    <a:srcRect/>
+                    <a:stretch>
+                      <a:fillRect/>
+                    </a:stretch>
+                  </pic:blipFill>
+                  <pic:spPr bwMode="auto">
+                    <a:xfrm>
+                      <a:off x="0" y="0"/>
+                      <a:ext cx="5943600" cy="3581400"/>
+                    </a:xfrm>
+                    <a:prstGeom prst="rect">
+                      <a:avLst/>
+                    </a:prstGeom>
+                    <a:noFill/>
+                    <a:ln>
+                      <a:noFill/>
+                    </a:ln>
+                  </pic:spPr>
+                </pic:pic>
+              </a:graphicData>
+            </a:graphic>
+          </wp:inline>
+        </w:drawing>
+      </w:r>
+    </w:p>
+    <w:p>
+      <w:pPr>
+        <w:pStyle w:val="a3"/>
         <w:jc w:val="center"/>
+        <w:rPr>
+          <w:rFonts w:ascii="Times New Roman" w:hAnsi="Times New Roman" w:cs="Times New Roman"/>
+          <w:sz w:val="28"/>
+          <w:szCs w:val="28"/>
+        </w:rPr>
+      </w:pPr>
+      <w:r>
         <w:rPr>
           <w:rFonts w:ascii="Times New Roman" w:hAnsi="Times New Roman" w:cs="Times New Roman"/>
           <w:b/>
@@ -2740,6 +5074,152 @@
           <w:sz w:val="28"/>
           <w:szCs w:val="28"/>
         </w:rPr>
+        <w:t>ТЕСТ ПРОЙДЕН</w:t>
+      </w:r>
+    </w:p>
+    <w:p>
+      <w:pPr>
+        <w:rPr>
+          <w:rFonts w:ascii="Times New Roman" w:hAnsi="Times New Roman" w:cs="Times New Roman"/>
+          <w:sz w:val="28"/>
+          <w:szCs w:val="28"/>
+        </w:rPr>
+      </w:pPr>
+      <w:r>
+        <w:rPr>
+          <w:rFonts w:ascii="Times New Roman" w:hAnsi="Times New Roman" w:cs="Times New Roman"/>
+          <w:sz w:val="28"/>
+          <w:szCs w:val="28"/>
+        </w:rPr>
+        <w:lastRenderedPageBreak/>
+        <w:t>4.Проверка работы с файлом</w:t>
+      </w:r>
+    </w:p>
+    <w:p>
+      <w:pPr>
+        <w:rPr>
+          <w:rFonts w:ascii="Times New Roman" w:hAnsi="Times New Roman" w:cs="Times New Roman"/>
+          <w:sz w:val="28"/>
+          <w:szCs w:val="28"/>
+        </w:rPr>
+      </w:pPr>
+      <w:r>
+        <w:rPr>
+          <w:rFonts w:ascii="Times New Roman" w:hAnsi="Times New Roman" w:cs="Times New Roman"/>
+          <w:sz w:val="28"/>
+          <w:szCs w:val="28"/>
+        </w:rPr>
+        <w:drawing>
+          <wp:inline distT="0" distB="0" distL="0" distR="0" wp14:anchorId="3CA809E5" wp14:editId="159066BE">
+            <wp:extent cx="3324689" cy="1362265"/>
+            <wp:effectExtent l="0" t="0" r="9525" b="9525"/>
+            <wp:docPr id="30" name="Рисунок 30"/>
+            <wp:cNvGraphicFramePr>
+              <a:graphicFrameLocks xmlns:a="http://schemas.openxmlformats.org/drawingml/2006/main" noChangeAspect="1"/>
+            </wp:cNvGraphicFramePr>
+            <a:graphic xmlns:a="http://schemas.openxmlformats.org/drawingml/2006/main">
+              <a:graphicData uri="http://schemas.openxmlformats.org/drawingml/2006/picture">
+                <pic:pic xmlns:pic="http://schemas.openxmlformats.org/drawingml/2006/picture">
+                  <pic:nvPicPr>
+                    <pic:cNvPr id="1" name=""/>
+                    <pic:cNvPicPr/>
+                  </pic:nvPicPr>
+                  <pic:blipFill>
+                    <a:blip r:embed="rId12"/>
+                    <a:stretch>
+                      <a:fillRect/>
+                    </a:stretch>
+                  </pic:blipFill>
+                  <pic:spPr>
+                    <a:xfrm>
+                      <a:off x="0" y="0"/>
+                      <a:ext cx="3324689" cy="1362265"/>
+                    </a:xfrm>
+                    <a:prstGeom prst="rect">
+                      <a:avLst/>
+                    </a:prstGeom>
+                  </pic:spPr>
+                </pic:pic>
+              </a:graphicData>
+            </a:graphic>
+          </wp:inline>
+        </w:drawing>
+      </w:r>
+    </w:p>
+    <w:p>
+      <w:pPr>
+        <w:rPr>
+          <w:rFonts w:ascii="Times New Roman" w:hAnsi="Times New Roman" w:cs="Times New Roman"/>
+          <w:sz w:val="28"/>
+          <w:szCs w:val="28"/>
+        </w:rPr>
+      </w:pPr>
+      <w:r>
+        <w:rPr>
+          <w:rFonts w:ascii="Times New Roman" w:hAnsi="Times New Roman" w:cs="Times New Roman"/>
+          <w:noProof/>
+          <w:sz w:val="28"/>
+          <w:szCs w:val="28"/>
+        </w:rPr>
+        <w:drawing>
+          <wp:inline distT="0" distB="0" distL="0" distR="0" wp14:anchorId="1E17F9A4" wp14:editId="3489CCFD">
+            <wp:extent cx="5943600" cy="3495675"/>
+            <wp:effectExtent l="0" t="0" r="0" b="9525"/>
+            <wp:docPr id="31" name="Рисунок 31"/>
+            <wp:cNvGraphicFramePr>
+              <a:graphicFrameLocks xmlns:a="http://schemas.openxmlformats.org/drawingml/2006/main" noChangeAspect="1"/>
+            </wp:cNvGraphicFramePr>
+            <a:graphic xmlns:a="http://schemas.openxmlformats.org/drawingml/2006/main">
+              <a:graphicData uri="http://schemas.openxmlformats.org/drawingml/2006/picture">
+                <pic:pic xmlns:pic="http://schemas.openxmlformats.org/drawingml/2006/picture">
+                  <pic:nvPicPr>
+                    <pic:cNvPr id="0" name="Picture 14"/>
+                    <pic:cNvPicPr>
+                      <a:picLocks noChangeAspect="1" noChangeArrowheads="1"/>
+                    </pic:cNvPicPr>
+                  </pic:nvPicPr>
+                  <pic:blipFill>
+                    <a:blip r:embed="rId13">
+                      <a:extLst>
+                        <a:ext uri="{28A0092B-C50C-407E-A947-70E740481C1C}">
+                          <a14:useLocalDpi xmlns:a14="http://schemas.microsoft.com/office/drawing/2010/main" val="0"/>
+                        </a:ext>
+                      </a:extLst>
+                    </a:blip>
+                    <a:srcRect/>
+                    <a:stretch>
+                      <a:fillRect/>
+                    </a:stretch>
+                  </pic:blipFill>
+                  <pic:spPr bwMode="auto">
+                    <a:xfrm>
+                      <a:off x="0" y="0"/>
+                      <a:ext cx="5943600" cy="3495675"/>
+                    </a:xfrm>
+                    <a:prstGeom prst="rect">
+                      <a:avLst/>
+                    </a:prstGeom>
+                    <a:noFill/>
+                    <a:ln>
+                      <a:noFill/>
+                    </a:ln>
+                  </pic:spPr>
+                </pic:pic>
+              </a:graphicData>
+            </a:graphic>
+          </wp:inline>
+        </w:drawing>
+      </w:r>
+    </w:p>
+    <w:p>
+      <w:pPr>
+        <w:pStyle w:val="a3"/>
+        <w:jc w:val="center"/>
+        <w:rPr>
+          <w:rFonts w:ascii="Times New Roman" w:hAnsi="Times New Roman" w:cs="Times New Roman"/>
+          <w:sz w:val="28"/>
+          <w:szCs w:val="28"/>
+        </w:rPr>
       </w:pPr>
       <w:r>
         <w:rPr>
@@ -2749,6 +5229,173 @@
           <w:sz w:val="28"/>
           <w:szCs w:val="28"/>
         </w:rPr>
+        <w:t>ТЕСТ ПРОЙДЕН</w:t>
+      </w:r>
+    </w:p>
+    <w:p>
+      <w:pPr>
+        <w:jc w:val="center"/>
+        <w:rPr>
+          <w:rFonts w:ascii="Times New Roman" w:hAnsi="Times New Roman" w:cs="Times New Roman"/>
+          <w:b/>
+          <w:bCs/>
+          <w:sz w:val="28"/>
+          <w:szCs w:val="28"/>
+        </w:rPr>
+      </w:pPr>
+    </w:p>
+    <w:p>
+      <w:pPr>
+        <w:jc w:val="center"/>
+        <w:rPr>
+          <w:rFonts w:ascii="Times New Roman" w:hAnsi="Times New Roman" w:cs="Times New Roman"/>
+          <w:b/>
+          <w:bCs/>
+          <w:sz w:val="28"/>
+          <w:szCs w:val="28"/>
+        </w:rPr>
+      </w:pPr>
+    </w:p>
+    <w:p>
+      <w:pPr>
+        <w:jc w:val="center"/>
+        <w:rPr>
+          <w:rFonts w:ascii="Times New Roman" w:hAnsi="Times New Roman" w:cs="Times New Roman"/>
+          <w:b/>
+          <w:bCs/>
+          <w:sz w:val="28"/>
+          <w:szCs w:val="28"/>
+        </w:rPr>
+      </w:pPr>
+    </w:p>
+    <w:p>
+      <w:pPr>
+        <w:jc w:val="center"/>
+        <w:rPr>
+          <w:rFonts w:ascii="Times New Roman" w:hAnsi="Times New Roman" w:cs="Times New Roman"/>
+          <w:b/>
+          <w:bCs/>
+          <w:sz w:val="28"/>
+          <w:szCs w:val="28"/>
+        </w:rPr>
+      </w:pPr>
+    </w:p>
+    <w:p>
+      <w:pPr>
+        <w:jc w:val="center"/>
+        <w:rPr>
+          <w:rFonts w:ascii="Times New Roman" w:hAnsi="Times New Roman" w:cs="Times New Roman"/>
+          <w:b/>
+          <w:bCs/>
+          <w:sz w:val="28"/>
+          <w:szCs w:val="28"/>
+        </w:rPr>
+      </w:pPr>
+    </w:p>
+    <w:p>
+      <w:pPr>
+        <w:jc w:val="center"/>
+        <w:rPr>
+          <w:rFonts w:ascii="Times New Roman" w:hAnsi="Times New Roman" w:cs="Times New Roman"/>
+          <w:b/>
+          <w:bCs/>
+          <w:sz w:val="28"/>
+          <w:szCs w:val="28"/>
+        </w:rPr>
+      </w:pPr>
+    </w:p>
+    <w:p>
+      <w:pPr>
+        <w:jc w:val="center"/>
+        <w:rPr>
+          <w:rFonts w:ascii="Times New Roman" w:hAnsi="Times New Roman" w:cs="Times New Roman"/>
+          <w:b/>
+          <w:bCs/>
+          <w:sz w:val="28"/>
+          <w:szCs w:val="28"/>
+        </w:rPr>
+      </w:pPr>
+    </w:p>
+    <w:p>
+      <w:pPr>
+        <w:jc w:val="center"/>
+        <w:rPr>
+          <w:rFonts w:ascii="Times New Roman" w:hAnsi="Times New Roman" w:cs="Times New Roman"/>
+          <w:b/>
+          <w:bCs/>
+          <w:sz w:val="28"/>
+          <w:szCs w:val="28"/>
+        </w:rPr>
+      </w:pPr>
+    </w:p>
+    <w:p>
+      <w:pPr>
+        <w:jc w:val="center"/>
+        <w:rPr>
+          <w:rFonts w:ascii="Times New Roman" w:hAnsi="Times New Roman" w:cs="Times New Roman"/>
+          <w:b/>
+          <w:bCs/>
+          <w:sz w:val="28"/>
+          <w:szCs w:val="28"/>
+        </w:rPr>
+      </w:pPr>
+    </w:p>
+    <w:p>
+      <w:pPr>
+        <w:pStyle w:val="a3"/>
+        <w:rPr>
+          <w:rFonts w:ascii="Times New Roman" w:hAnsi="Times New Roman" w:cs="Times New Roman"/>
+          <w:b/>
+          <w:bCs/>
+          <w:sz w:val="28"/>
+          <w:szCs w:val="28"/>
+        </w:rPr>
+      </w:pPr>
+    </w:p>
+    <w:p>
+      <w:pPr>
+        <w:jc w:val="center"/>
+        <w:rPr>
+          <w:rFonts w:ascii="Times New Roman" w:hAnsi="Times New Roman" w:cs="Times New Roman"/>
+          <w:b/>
+          <w:bCs/>
+          <w:sz w:val="28"/>
+          <w:szCs w:val="28"/>
+        </w:rPr>
+      </w:pPr>
+    </w:p>
+    <w:p>
+      <w:pPr>
+        <w:jc w:val="center"/>
+        <w:rPr>
+          <w:rFonts w:ascii="Times New Roman" w:hAnsi="Times New Roman" w:cs="Times New Roman"/>
+          <w:b/>
+          <w:bCs/>
+          <w:sz w:val="28"/>
+          <w:szCs w:val="28"/>
+        </w:rPr>
+      </w:pPr>
+    </w:p>
+    <w:p>
+      <w:pPr>
+        <w:jc w:val="center"/>
+        <w:rPr>
+          <w:rFonts w:ascii="Times New Roman" w:hAnsi="Times New Roman" w:cs="Times New Roman"/>
+          <w:b/>
+          <w:bCs/>
+          <w:sz w:val="28"/>
+          <w:szCs w:val="28"/>
+        </w:rPr>
+      </w:pPr>
+      <w:r>
+        <w:rPr>
+          <w:rFonts w:ascii="Times New Roman" w:hAnsi="Times New Roman" w:cs="Times New Roman"/>
+          <w:b/>
+          <w:bCs/>
+          <w:sz w:val="28"/>
+          <w:szCs w:val="28"/>
+        </w:rPr>
+        <w:lastRenderedPageBreak/>
         <w:t>ШИФР ВИЖЕНЕРА</w:t>
       </w:r>
     </w:p>
@@ -2803,7 +5450,7 @@
                     </pic:cNvPicPr>
                   </pic:nvPicPr>
                   <pic:blipFill>
-                    <a:blip r:embed="rId11">
+                    <a:blip r:embed="rId14">
                       <a:extLst>
                         <a:ext uri="{28A0092B-C50C-407E-A947-70E740481C1C}">
                           <a14:useLocalDpi xmlns:a14="http://schemas.microsoft.com/office/drawing/2010/main" val="0"/>
@@ -2837,39 +5484,143 @@
     </w:p>
     <w:p>
       <w:pPr>
-        <w:pStyle w:val="a3"/>
-        <w:rPr>
-          <w:rFonts w:ascii="Times New Roman" w:hAnsi="Times New Roman" w:cs="Times New Roman"/>
-          <w:i/>
+        <w:jc w:val="both"/>
+        <w:rPr>
+          <w:rFonts w:ascii="Times New Roman" w:hAnsi="Times New Roman" w:cs="Times New Roman"/>
           <w:iCs/>
           <w:sz w:val="28"/>
           <w:szCs w:val="28"/>
         </w:rPr>
       </w:pPr>
+      <w:r>
+        <w:rPr>
+          <w:rFonts w:ascii="Times New Roman" w:hAnsi="Times New Roman" w:cs="Times New Roman"/>
+          <w:iCs/>
+          <w:sz w:val="28"/>
+          <w:szCs w:val="28"/>
+        </w:rPr>
+        <w:t xml:space="preserve">Верхняя строка таблицы </w:t>
+      </w:r>
+      <w:proofErr w:type="spellStart"/>
+      <w:r>
+        <w:rPr>
+          <w:rFonts w:ascii="Times New Roman" w:hAnsi="Times New Roman" w:cs="Times New Roman"/>
+          <w:iCs/>
+          <w:sz w:val="28"/>
+          <w:szCs w:val="28"/>
+        </w:rPr>
+        <w:t>Виженера</w:t>
+      </w:r>
+      <w:proofErr w:type="spellEnd"/>
+      <w:r>
+        <w:rPr>
+          <w:rFonts w:ascii="Times New Roman" w:hAnsi="Times New Roman" w:cs="Times New Roman"/>
+          <w:iCs/>
+          <w:sz w:val="28"/>
+          <w:szCs w:val="28"/>
+        </w:rPr>
+        <w:t xml:space="preserve"> используется для задания символов</w:t>
+      </w:r>
     </w:p>
     <w:p>
       <w:pPr>
-        <w:pStyle w:val="a3"/>
-        <w:rPr>
-          <w:rFonts w:ascii="Times New Roman" w:hAnsi="Times New Roman" w:cs="Times New Roman"/>
-          <w:i/>
+        <w:jc w:val="both"/>
+        <w:rPr>
+          <w:rFonts w:ascii="Times New Roman" w:hAnsi="Times New Roman" w:cs="Times New Roman"/>
           <w:iCs/>
           <w:sz w:val="28"/>
           <w:szCs w:val="28"/>
         </w:rPr>
       </w:pPr>
+      <w:r>
+        <w:rPr>
+          <w:rFonts w:ascii="Times New Roman" w:hAnsi="Times New Roman" w:cs="Times New Roman"/>
+          <w:iCs/>
+          <w:sz w:val="28"/>
+          <w:szCs w:val="28"/>
+        </w:rPr>
+        <w:t>исходных текстов, а левый столбец для задания символов криптографического</w:t>
+      </w:r>
     </w:p>
     <w:p>
       <w:pPr>
-        <w:pStyle w:val="a3"/>
-        <w:rPr>
-          <w:rFonts w:ascii="Times New Roman" w:hAnsi="Times New Roman" w:cs="Times New Roman"/>
-          <w:i/>
+        <w:jc w:val="both"/>
+        <w:rPr>
+          <w:rFonts w:ascii="Times New Roman" w:hAnsi="Times New Roman" w:cs="Times New Roman"/>
           <w:iCs/>
           <w:sz w:val="28"/>
           <w:szCs w:val="28"/>
         </w:rPr>
       </w:pPr>
+      <w:r>
+        <w:rPr>
+          <w:rFonts w:ascii="Times New Roman" w:hAnsi="Times New Roman" w:cs="Times New Roman"/>
+          <w:iCs/>
+          <w:sz w:val="28"/>
+          <w:szCs w:val="28"/>
+        </w:rPr>
+        <w:t>ключа.</w:t>
+      </w:r>
+    </w:p>
+    <w:p>
+      <w:pPr>
+        <w:jc w:val="both"/>
+        <w:rPr>
+          <w:rFonts w:ascii="Times New Roman" w:hAnsi="Times New Roman" w:cs="Times New Roman"/>
+          <w:iCs/>
+          <w:sz w:val="28"/>
+          <w:szCs w:val="28"/>
+        </w:rPr>
+      </w:pPr>
+      <w:r>
+        <w:rPr>
+          <w:rFonts w:ascii="Times New Roman" w:hAnsi="Times New Roman" w:cs="Times New Roman"/>
+          <w:iCs/>
+          <w:sz w:val="28"/>
+          <w:szCs w:val="28"/>
+        </w:rPr>
+        <w:t>Прогрессивный ключ, при повторном применении которого символы</w:t>
+      </w:r>
+    </w:p>
+    <w:p>
+      <w:pPr>
+        <w:jc w:val="both"/>
+        <w:rPr>
+          <w:rFonts w:ascii="Times New Roman" w:hAnsi="Times New Roman" w:cs="Times New Roman"/>
+          <w:iCs/>
+          <w:sz w:val="28"/>
+          <w:szCs w:val="28"/>
+        </w:rPr>
+      </w:pPr>
+      <w:r>
+        <w:rPr>
+          <w:rFonts w:ascii="Times New Roman" w:hAnsi="Times New Roman" w:cs="Times New Roman"/>
+          <w:iCs/>
+          <w:sz w:val="28"/>
+          <w:szCs w:val="28"/>
+        </w:rPr>
+        <w:t>ключа циклически сдвигаются на одну позицию в упорядоченном алфавите</w:t>
+      </w:r>
+    </w:p>
+    <w:p>
+      <w:pPr>
+        <w:jc w:val="both"/>
+        <w:rPr>
+          <w:rFonts w:ascii="Times New Roman" w:hAnsi="Times New Roman" w:cs="Times New Roman"/>
+          <w:iCs/>
+          <w:sz w:val="28"/>
+          <w:szCs w:val="28"/>
+        </w:rPr>
+      </w:pPr>
+      <w:r>
+        <w:rPr>
+          <w:rFonts w:ascii="Times New Roman" w:hAnsi="Times New Roman" w:cs="Times New Roman"/>
+          <w:iCs/>
+          <w:sz w:val="28"/>
+          <w:szCs w:val="28"/>
+        </w:rPr>
+        <w:t>символов.</w:t>
+      </w:r>
     </w:p>
     <w:p>
       <w:pPr>
@@ -4414,53 +7165,43 @@
           <w:szCs w:val="28"/>
         </w:rPr>
       </w:pPr>
+      <w:r>
+        <w:rPr>
+          <w:rFonts w:ascii="Times New Roman" w:hAnsi="Times New Roman" w:cs="Times New Roman"/>
+          <w:sz w:val="28"/>
+          <w:szCs w:val="28"/>
+        </w:rPr>
+        <w:t xml:space="preserve"> </w:t>
+      </w:r>
+      <w:proofErr w:type="spellStart"/>
+      <w:r>
+        <w:rPr>
+          <w:rFonts w:ascii="Times New Roman" w:hAnsi="Times New Roman" w:cs="Times New Roman"/>
+          <w:sz w:val="28"/>
+          <w:szCs w:val="28"/>
+        </w:rPr>
+        <w:t>Шифротекст</w:t>
+      </w:r>
+      <w:proofErr w:type="spellEnd"/>
+      <w:r>
+        <w:rPr>
+          <w:rFonts w:ascii="Times New Roman" w:hAnsi="Times New Roman" w:cs="Times New Roman"/>
+          <w:sz w:val="28"/>
+          <w:szCs w:val="28"/>
+        </w:rPr>
+        <w:t xml:space="preserve">: </w:t>
+      </w:r>
+      <w:r>
+        <w:rPr>
+          <w:rFonts w:ascii="Times New Roman" w:hAnsi="Times New Roman" w:cs="Times New Roman"/>
+          <w:sz w:val="28"/>
+          <w:szCs w:val="28"/>
+        </w:rPr>
+        <w:t>ЬГИАЕБЁЁЬЕЁ</w:t>
+      </w:r>
     </w:p>
     <w:p>
       <w:pPr>
-        <w:ind w:left="360"/>
-        <w:rPr>
-          <w:rFonts w:ascii="Times New Roman" w:hAnsi="Times New Roman" w:cs="Times New Roman"/>
-          <w:sz w:val="28"/>
-          <w:szCs w:val="28"/>
-        </w:rPr>
-      </w:pPr>
-      <w:r>
-        <w:rPr>
-          <w:rFonts w:ascii="Times New Roman" w:hAnsi="Times New Roman" w:cs="Times New Roman"/>
-          <w:sz w:val="28"/>
-          <w:szCs w:val="28"/>
-        </w:rPr>
-        <w:t xml:space="preserve"> </w:t>
-      </w:r>
-      <w:proofErr w:type="spellStart"/>
-      <w:r>
-        <w:rPr>
-          <w:rFonts w:ascii="Times New Roman" w:hAnsi="Times New Roman" w:cs="Times New Roman"/>
-          <w:sz w:val="28"/>
-          <w:szCs w:val="28"/>
-        </w:rPr>
-        <w:t>Шифротекст</w:t>
-      </w:r>
-      <w:proofErr w:type="spellEnd"/>
-      <w:r>
-        <w:rPr>
-          <w:rFonts w:ascii="Times New Roman" w:hAnsi="Times New Roman" w:cs="Times New Roman"/>
-          <w:sz w:val="28"/>
-          <w:szCs w:val="28"/>
-        </w:rPr>
-        <w:t xml:space="preserve">: </w:t>
-      </w:r>
-      <w:r>
-        <w:rPr>
-          <w:rFonts w:ascii="Times New Roman" w:hAnsi="Times New Roman" w:cs="Times New Roman"/>
-          <w:sz w:val="28"/>
-          <w:szCs w:val="28"/>
-        </w:rPr>
-        <w:t>ЬГИАЕБЁЁЬЕЁ</w:t>
-      </w:r>
-    </w:p>
-    <w:p>
-      <w:pPr>
         <w:spacing w:after="0"/>
         <w:rPr>
           <w:rFonts w:ascii="Times New Roman" w:hAnsi="Times New Roman" w:cs="Times New Roman"/>
@@ -4475,11 +7216,12 @@
           <w:sz w:val="28"/>
           <w:szCs w:val="28"/>
         </w:rPr>
+        <w:lastRenderedPageBreak/>
         <w:drawing>
-          <wp:inline distT="0" distB="0" distL="0" distR="0" wp14:anchorId="17325DB4" wp14:editId="449A235B">
-            <wp:extent cx="5934075" cy="3086100"/>
+          <wp:inline distT="0" distB="0" distL="0" distR="0" wp14:anchorId="7001D0FA" wp14:editId="35F6CBCB">
+            <wp:extent cx="5934075" cy="3505200"/>
             <wp:effectExtent l="0" t="0" r="9525" b="0"/>
-            <wp:docPr id="9" name="Рисунок 9"/>
+            <wp:docPr id="18" name="Рисунок 18"/>
             <wp:cNvGraphicFramePr>
               <a:graphicFrameLocks xmlns:a="http://schemas.openxmlformats.org/drawingml/2006/main" noChangeAspect="1"/>
             </wp:cNvGraphicFramePr>
@@ -4487,13 +7229,13 @@
               <a:graphicData uri="http://schemas.openxmlformats.org/drawingml/2006/picture">
                 <pic:pic xmlns:pic="http://schemas.openxmlformats.org/drawingml/2006/picture">
                   <pic:nvPicPr>
-                    <pic:cNvPr id="0" name="Picture 3"/>
+                    <pic:cNvPr id="0" name="Picture 6"/>
                     <pic:cNvPicPr>
                       <a:picLocks noChangeAspect="1" noChangeArrowheads="1"/>
                     </pic:cNvPicPr>
                   </pic:nvPicPr>
                   <pic:blipFill>
-                    <a:blip r:embed="rId12">
+                    <a:blip r:embed="rId15">
                       <a:extLst>
                         <a:ext uri="{28A0092B-C50C-407E-A947-70E740481C1C}">
                           <a14:useLocalDpi xmlns:a14="http://schemas.microsoft.com/office/drawing/2010/main" val="0"/>
@@ -4508,7 +7250,7 @@
                   <pic:spPr bwMode="auto">
                     <a:xfrm>
                       <a:off x="0" y="0"/>
-                      <a:ext cx="5934075" cy="3086100"/>
+                      <a:ext cx="5934075" cy="3505200"/>
                     </a:xfrm>
                     <a:prstGeom prst="rect">
                       <a:avLst/>
@@ -4552,10 +7294,10 @@
           <w:szCs w:val="28"/>
         </w:rPr>
         <w:drawing>
-          <wp:inline distT="0" distB="0" distL="0" distR="0" wp14:anchorId="3090562E" wp14:editId="76957B31">
-            <wp:extent cx="5934075" cy="3171825"/>
-            <wp:effectExtent l="0" t="0" r="9525" b="9525"/>
-            <wp:docPr id="10" name="Рисунок 10"/>
+          <wp:inline distT="0" distB="0" distL="0" distR="0" wp14:anchorId="22E6A670" wp14:editId="2C3017E9">
+            <wp:extent cx="5934075" cy="3505200"/>
+            <wp:effectExtent l="0" t="0" r="9525" b="0"/>
+            <wp:docPr id="23" name="Рисунок 23"/>
             <wp:cNvGraphicFramePr>
               <a:graphicFrameLocks xmlns:a="http://schemas.openxmlformats.org/drawingml/2006/main" noChangeAspect="1"/>
             </wp:cNvGraphicFramePr>
@@ -4563,13 +7305,13 @@
               <a:graphicData uri="http://schemas.openxmlformats.org/drawingml/2006/picture">
                 <pic:pic xmlns:pic="http://schemas.openxmlformats.org/drawingml/2006/picture">
                   <pic:nvPicPr>
-                    <pic:cNvPr id="0" name="Picture 4"/>
+                    <pic:cNvPr id="0" name="Picture 7"/>
                     <pic:cNvPicPr>
                       <a:picLocks noChangeAspect="1" noChangeArrowheads="1"/>
                     </pic:cNvPicPr>
                   </pic:nvPicPr>
                   <pic:blipFill>
-                    <a:blip r:embed="rId13">
+                    <a:blip r:embed="rId16">
                       <a:extLst>
                         <a:ext uri="{28A0092B-C50C-407E-A947-70E740481C1C}">
                           <a14:useLocalDpi xmlns:a14="http://schemas.microsoft.com/office/drawing/2010/main" val="0"/>
@@ -4584,7 +7326,7 @@
                   <pic:spPr bwMode="auto">
                     <a:xfrm>
                       <a:off x="0" y="0"/>
-                      <a:ext cx="5934075" cy="3171825"/>
+                      <a:ext cx="5934075" cy="3505200"/>
                     </a:xfrm>
                     <a:prstGeom prst="rect">
                       <a:avLst/>
@@ -4639,6 +7381,18 @@
     </w:p>
     <w:p>
       <w:pPr>
+        <w:spacing w:after="0"/>
+        <w:rPr>
+          <w:rFonts w:ascii="Times New Roman" w:hAnsi="Times New Roman" w:cs="Times New Roman"/>
+          <w:b/>
+          <w:bCs/>
+          <w:sz w:val="28"/>
+          <w:szCs w:val="28"/>
+        </w:rPr>
+      </w:pPr>
+    </w:p>
+    <w:p>
+      <w:pPr>
         <w:pStyle w:val="a3"/>
         <w:numPr>
           <w:ilvl w:val="0"/>
@@ -4670,8 +7424,6 @@
           <w:szCs w:val="28"/>
         </w:rPr>
       </w:pPr>
-      <w:bookmarkStart w:id="0" w:name="_GoBack"/>
-      <w:bookmarkEnd w:id="0"/>
     </w:p>
     <w:p>
       <w:pPr>
@@ -4707,17 +7459,6 @@
         </w:rPr>
         <w:t>;</w:t>
       </w:r>
-    </w:p>
-    <w:p>
-      <w:pPr>
-        <w:pStyle w:val="a3"/>
-        <w:ind w:left="0"/>
-        <w:rPr>
-          <w:rFonts w:ascii="Times New Roman" w:hAnsi="Times New Roman" w:cs="Times New Roman"/>
-          <w:sz w:val="28"/>
-          <w:szCs w:val="28"/>
-        </w:rPr>
-      </w:pPr>
     </w:p>
     <w:p>
       <w:pPr>
@@ -6595,10 +9336,10 @@
           <w:szCs w:val="28"/>
         </w:rPr>
         <w:drawing>
-          <wp:inline distT="0" distB="0" distL="0" distR="0" wp14:anchorId="234A56B1" wp14:editId="5A94887B">
-            <wp:extent cx="5934075" cy="3133725"/>
-            <wp:effectExtent l="0" t="0" r="9525" b="9525"/>
-            <wp:docPr id="20" name="Рисунок 20"/>
+          <wp:inline distT="0" distB="0" distL="0" distR="0" wp14:anchorId="2BB271D1" wp14:editId="079E9E60">
+            <wp:extent cx="5934075" cy="3505200"/>
+            <wp:effectExtent l="0" t="0" r="9525" b="0"/>
+            <wp:docPr id="24" name="Рисунок 24"/>
             <wp:cNvGraphicFramePr>
               <a:graphicFrameLocks xmlns:a="http://schemas.openxmlformats.org/drawingml/2006/main" noChangeAspect="1"/>
             </wp:cNvGraphicFramePr>
@@ -6612,7 +9353,7 @@
                     </pic:cNvPicPr>
                   </pic:nvPicPr>
                   <pic:blipFill>
-                    <a:blip r:embed="rId14">
+                    <a:blip r:embed="rId17">
                       <a:extLst>
                         <a:ext uri="{28A0092B-C50C-407E-A947-70E740481C1C}">
                           <a14:useLocalDpi xmlns:a14="http://schemas.microsoft.com/office/drawing/2010/main" val="0"/>
@@ -6627,7 +9368,7 @@
                   <pic:spPr bwMode="auto">
                     <a:xfrm>
                       <a:off x="0" y="0"/>
-                      <a:ext cx="5934075" cy="3133725"/>
+                      <a:ext cx="5934075" cy="3505200"/>
                     </a:xfrm>
                     <a:prstGeom prst="rect">
                       <a:avLst/>
@@ -6675,10 +9416,10 @@
           <w:szCs w:val="28"/>
         </w:rPr>
         <w:drawing>
-          <wp:inline distT="0" distB="0" distL="0" distR="0" wp14:anchorId="44B2BF14" wp14:editId="58501FB3">
-            <wp:extent cx="5934075" cy="3114675"/>
+          <wp:inline distT="0" distB="0" distL="0" distR="0" wp14:anchorId="38BC648E" wp14:editId="1F45BA26">
+            <wp:extent cx="5934075" cy="3457575"/>
             <wp:effectExtent l="0" t="0" r="9525" b="9525"/>
-            <wp:docPr id="21" name="Рисунок 21"/>
+            <wp:docPr id="25" name="Рисунок 25"/>
             <wp:cNvGraphicFramePr>
               <a:graphicFrameLocks xmlns:a="http://schemas.openxmlformats.org/drawingml/2006/main" noChangeAspect="1"/>
             </wp:cNvGraphicFramePr>
@@ -6692,7 +9433,7 @@
                     </pic:cNvPicPr>
                   </pic:nvPicPr>
                   <pic:blipFill>
-                    <a:blip r:embed="rId15">
+                    <a:blip r:embed="rId18">
                       <a:extLst>
                         <a:ext uri="{28A0092B-C50C-407E-A947-70E740481C1C}">
                           <a14:useLocalDpi xmlns:a14="http://schemas.microsoft.com/office/drawing/2010/main" val="0"/>
@@ -6707,7 +9448,7 @@
                   <pic:spPr bwMode="auto">
                     <a:xfrm>
                       <a:off x="0" y="0"/>
-                      <a:ext cx="5934075" cy="3114675"/>
+                      <a:ext cx="5934075" cy="3457575"/>
                     </a:xfrm>
                     <a:prstGeom prst="rect">
                       <a:avLst/>
@@ -6726,16 +9467,6 @@
     </w:p>
     <w:p>
       <w:pPr>
-        <w:spacing w:after="0"/>
-        <w:rPr>
-          <w:rFonts w:ascii="Times New Roman" w:hAnsi="Times New Roman" w:cs="Times New Roman"/>
-          <w:sz w:val="28"/>
-          <w:szCs w:val="28"/>
-        </w:rPr>
-      </w:pPr>
-    </w:p>
-    <w:p>
-      <w:pPr>
         <w:pStyle w:val="a3"/>
         <w:spacing w:after="0"/>
         <w:ind w:left="0"/>
@@ -6839,7 +9570,6 @@
           <w:rFonts w:ascii="Times New Roman" w:hAnsi="Times New Roman" w:cs="Times New Roman"/>
           <w:sz w:val="28"/>
           <w:szCs w:val="28"/>
-          <w:lang w:val="en-US"/>
         </w:rPr>
       </w:pPr>
       <w:r>
@@ -6855,7 +9585,6 @@
           <w:rFonts w:ascii="Times New Roman" w:hAnsi="Times New Roman" w:cs="Times New Roman"/>
           <w:sz w:val="28"/>
           <w:szCs w:val="28"/>
-          <w:lang w:val="en-US"/>
         </w:rPr>
         <w:t xml:space="preserve"> </w:t>
       </w:r>
@@ -6872,7 +9601,6 @@
           <w:rFonts w:ascii="Times New Roman" w:hAnsi="Times New Roman" w:cs="Times New Roman"/>
           <w:sz w:val="28"/>
           <w:szCs w:val="28"/>
-          <w:lang w:val="en-US"/>
         </w:rPr>
         <w:t>:</w:t>
       </w:r>
@@ -6897,7 +9625,6 @@
           <w:rFonts w:ascii="Times New Roman" w:hAnsi="Times New Roman" w:cs="Times New Roman"/>
           <w:sz w:val="28"/>
           <w:szCs w:val="28"/>
-          <w:lang w:val="en-US"/>
         </w:rPr>
         <w:t>;</w:t>
       </w:r>
@@ -6908,7 +9635,6 @@
           <w:rFonts w:ascii="Times New Roman" w:hAnsi="Times New Roman" w:cs="Times New Roman"/>
           <w:sz w:val="28"/>
           <w:szCs w:val="28"/>
-          <w:lang w:val="en-US"/>
         </w:rPr>
       </w:pPr>
       <w:r>
@@ -6924,7 +9650,6 @@
           <w:rFonts w:ascii="Times New Roman" w:hAnsi="Times New Roman" w:cs="Times New Roman"/>
           <w:sz w:val="28"/>
           <w:szCs w:val="28"/>
-          <w:lang w:val="en-US"/>
         </w:rPr>
         <w:t xml:space="preserve"> </w:t>
       </w:r>
@@ -6941,10 +9666,20 @@
           <w:rFonts w:ascii="Times New Roman" w:hAnsi="Times New Roman" w:cs="Times New Roman"/>
           <w:sz w:val="28"/>
           <w:szCs w:val="28"/>
-          <w:lang w:val="en-US"/>
         </w:rPr>
         <w:t>;</w:t>
       </w:r>
+    </w:p>
+    <w:p>
+      <w:pPr>
+        <w:rPr>
+          <w:rFonts w:ascii="Times New Roman" w:hAnsi="Times New Roman" w:cs="Times New Roman"/>
+          <w:sz w:val="28"/>
+          <w:szCs w:val="28"/>
+        </w:rPr>
+      </w:pPr>
+      <w:bookmarkStart w:id="0" w:name="_GoBack"/>
+      <w:bookmarkEnd w:id="0"/>
     </w:p>
     <w:tbl>
       <w:tblPr>
@@ -7007,6 +9742,7 @@
                 <w:lang w:eastAsia="ru-RU"/>
                 <w14:ligatures w14:val="none"/>
               </w:rPr>
+              <w:lastRenderedPageBreak/>
               <w:t>Б</w:t>
             </w:r>
           </w:p>
@@ -8657,354 +11393,10 @@
           <w:szCs w:val="28"/>
         </w:rPr>
         <w:drawing>
-          <wp:inline distT="0" distB="0" distL="0" distR="0" wp14:anchorId="73BED1F6" wp14:editId="313D0A46">
-            <wp:extent cx="5934075" cy="3095625"/>
-            <wp:effectExtent l="0" t="0" r="9525" b="9525"/>
-            <wp:docPr id="12" name="Рисунок 12"/>
-            <wp:cNvGraphicFramePr>
-              <a:graphicFrameLocks xmlns:a="http://schemas.openxmlformats.org/drawingml/2006/main" noChangeAspect="1"/>
-            </wp:cNvGraphicFramePr>
-            <a:graphic xmlns:a="http://schemas.openxmlformats.org/drawingml/2006/main">
-              <a:graphicData uri="http://schemas.openxmlformats.org/drawingml/2006/picture">
-                <pic:pic xmlns:pic="http://schemas.openxmlformats.org/drawingml/2006/picture">
-                  <pic:nvPicPr>
-                    <pic:cNvPr id="0" name="Picture 5"/>
-                    <pic:cNvPicPr>
-                      <a:picLocks noChangeAspect="1" noChangeArrowheads="1"/>
-                    </pic:cNvPicPr>
-                  </pic:nvPicPr>
-                  <pic:blipFill>
-                    <a:blip r:embed="rId16">
-                      <a:extLst>
-                        <a:ext uri="{28A0092B-C50C-407E-A947-70E740481C1C}">
-                          <a14:useLocalDpi xmlns:a14="http://schemas.microsoft.com/office/drawing/2010/main" val="0"/>
-                        </a:ext>
-                      </a:extLst>
-                    </a:blip>
-                    <a:srcRect/>
-                    <a:stretch>
-                      <a:fillRect/>
-                    </a:stretch>
-                  </pic:blipFill>
-                  <pic:spPr bwMode="auto">
-                    <a:xfrm>
-                      <a:off x="0" y="0"/>
-                      <a:ext cx="5934075" cy="3095625"/>
-                    </a:xfrm>
-                    <a:prstGeom prst="rect">
-                      <a:avLst/>
-                    </a:prstGeom>
-                    <a:noFill/>
-                    <a:ln>
-                      <a:noFill/>
-                    </a:ln>
-                  </pic:spPr>
-                </pic:pic>
-              </a:graphicData>
-            </a:graphic>
-          </wp:inline>
-        </w:drawing>
-      </w:r>
-    </w:p>
-    <w:p>
-      <w:pPr>
-        <w:spacing w:after="0"/>
-        <w:rPr>
-          <w:rFonts w:ascii="Times New Roman" w:hAnsi="Times New Roman" w:cs="Times New Roman"/>
-          <w:sz w:val="28"/>
-          <w:szCs w:val="28"/>
-        </w:rPr>
-      </w:pPr>
-    </w:p>
-    <w:p>
-      <w:pPr>
-        <w:spacing w:after="0"/>
-        <w:rPr>
-          <w:rFonts w:ascii="Times New Roman" w:hAnsi="Times New Roman" w:cs="Times New Roman"/>
-          <w:sz w:val="28"/>
-          <w:szCs w:val="28"/>
-        </w:rPr>
-      </w:pPr>
-      <w:r>
-        <w:rPr>
-          <w:rFonts w:ascii="Times New Roman" w:hAnsi="Times New Roman" w:cs="Times New Roman"/>
-          <w:noProof/>
-          <w:sz w:val="28"/>
-          <w:szCs w:val="28"/>
-        </w:rPr>
-        <w:drawing>
-          <wp:inline distT="0" distB="0" distL="0" distR="0" wp14:anchorId="64F15A68" wp14:editId="35F71E7A">
-            <wp:extent cx="5943600" cy="3114675"/>
+          <wp:inline distT="0" distB="0" distL="0" distR="0" wp14:anchorId="3846C94E" wp14:editId="08322111">
+            <wp:extent cx="5943600" cy="3476625"/>
             <wp:effectExtent l="0" t="0" r="0" b="9525"/>
-            <wp:docPr id="13" name="Рисунок 13"/>
-            <wp:cNvGraphicFramePr>
-              <a:graphicFrameLocks xmlns:a="http://schemas.openxmlformats.org/drawingml/2006/main" noChangeAspect="1"/>
-            </wp:cNvGraphicFramePr>
-            <a:graphic xmlns:a="http://schemas.openxmlformats.org/drawingml/2006/main">
-              <a:graphicData uri="http://schemas.openxmlformats.org/drawingml/2006/picture">
-                <pic:pic xmlns:pic="http://schemas.openxmlformats.org/drawingml/2006/picture">
-                  <pic:nvPicPr>
-                    <pic:cNvPr id="0" name="Picture 6"/>
-                    <pic:cNvPicPr>
-                      <a:picLocks noChangeAspect="1" noChangeArrowheads="1"/>
-                    </pic:cNvPicPr>
-                  </pic:nvPicPr>
-                  <pic:blipFill>
-                    <a:blip r:embed="rId17">
-                      <a:extLst>
-                        <a:ext uri="{28A0092B-C50C-407E-A947-70E740481C1C}">
-                          <a14:useLocalDpi xmlns:a14="http://schemas.microsoft.com/office/drawing/2010/main" val="0"/>
-                        </a:ext>
-                      </a:extLst>
-                    </a:blip>
-                    <a:srcRect/>
-                    <a:stretch>
-                      <a:fillRect/>
-                    </a:stretch>
-                  </pic:blipFill>
-                  <pic:spPr bwMode="auto">
-                    <a:xfrm>
-                      <a:off x="0" y="0"/>
-                      <a:ext cx="5943600" cy="3114675"/>
-                    </a:xfrm>
-                    <a:prstGeom prst="rect">
-                      <a:avLst/>
-                    </a:prstGeom>
-                    <a:noFill/>
-                    <a:ln>
-                      <a:noFill/>
-                    </a:ln>
-                  </pic:spPr>
-                </pic:pic>
-              </a:graphicData>
-            </a:graphic>
-          </wp:inline>
-        </w:drawing>
-      </w:r>
-    </w:p>
-    <w:p>
-      <w:pPr>
-        <w:spacing w:after="0"/>
-        <w:rPr>
-          <w:rFonts w:ascii="Times New Roman" w:hAnsi="Times New Roman" w:cs="Times New Roman"/>
-          <w:sz w:val="28"/>
-          <w:szCs w:val="28"/>
-        </w:rPr>
-      </w:pPr>
-    </w:p>
-    <w:p>
-      <w:pPr>
-        <w:spacing w:after="0"/>
-        <w:jc w:val="center"/>
-        <w:rPr>
-          <w:rFonts w:ascii="Times New Roman" w:hAnsi="Times New Roman" w:cs="Times New Roman"/>
-          <w:b/>
-          <w:bCs/>
-          <w:sz w:val="28"/>
-          <w:szCs w:val="28"/>
-        </w:rPr>
-      </w:pPr>
-      <w:r>
-        <w:rPr>
-          <w:rFonts w:ascii="Times New Roman" w:hAnsi="Times New Roman" w:cs="Times New Roman"/>
-          <w:b/>
-          <w:bCs/>
-          <w:sz w:val="28"/>
-          <w:szCs w:val="28"/>
-        </w:rPr>
-        <w:lastRenderedPageBreak/>
-        <w:t>ТЕСТ ПРОЙДЕН</w:t>
-      </w:r>
-    </w:p>
-    <w:p>
-      <w:pPr>
-        <w:spacing w:after="0"/>
-        <w:jc w:val="center"/>
-        <w:rPr>
-          <w:rFonts w:ascii="Times New Roman" w:hAnsi="Times New Roman" w:cs="Times New Roman"/>
-          <w:b/>
-          <w:bCs/>
-          <w:sz w:val="28"/>
-          <w:szCs w:val="28"/>
-        </w:rPr>
-      </w:pPr>
-    </w:p>
-    <w:p>
-      <w:pPr>
-        <w:spacing w:after="0"/>
-        <w:jc w:val="center"/>
-        <w:rPr>
-          <w:rFonts w:ascii="Times New Roman" w:hAnsi="Times New Roman" w:cs="Times New Roman"/>
-          <w:b/>
-          <w:bCs/>
-          <w:sz w:val="28"/>
-          <w:szCs w:val="28"/>
-        </w:rPr>
-      </w:pPr>
-    </w:p>
-    <w:p>
-      <w:pPr>
-        <w:spacing w:after="0"/>
-        <w:jc w:val="center"/>
-        <w:rPr>
-          <w:rFonts w:ascii="Times New Roman" w:hAnsi="Times New Roman" w:cs="Times New Roman"/>
-          <w:b/>
-          <w:bCs/>
-          <w:sz w:val="28"/>
-          <w:szCs w:val="28"/>
-        </w:rPr>
-      </w:pPr>
-    </w:p>
-    <w:p>
-      <w:pPr>
-        <w:spacing w:after="0"/>
-        <w:jc w:val="center"/>
-        <w:rPr>
-          <w:rFonts w:ascii="Times New Roman" w:hAnsi="Times New Roman" w:cs="Times New Roman"/>
-          <w:b/>
-          <w:bCs/>
-          <w:sz w:val="28"/>
-          <w:szCs w:val="28"/>
-        </w:rPr>
-      </w:pPr>
-    </w:p>
-    <w:p>
-      <w:pPr>
-        <w:pStyle w:val="a3"/>
-        <w:numPr>
-          <w:ilvl w:val="0"/>
-          <w:numId w:val="6"/>
-        </w:numPr>
-        <w:spacing w:after="0" w:line="240" w:lineRule="auto"/>
-        <w:rPr>
-          <w:rFonts w:ascii="Times New Roman" w:hAnsi="Times New Roman" w:cs="Times New Roman"/>
-          <w:sz w:val="28"/>
-          <w:szCs w:val="28"/>
-        </w:rPr>
-      </w:pPr>
-      <w:r>
-        <w:rPr>
-          <w:rFonts w:ascii="Times New Roman" w:hAnsi="Times New Roman" w:cs="Times New Roman"/>
-          <w:sz w:val="28"/>
-          <w:szCs w:val="28"/>
-        </w:rPr>
-        <w:t>Обработка пустых полей ввода (ключ и/или фраза)</w:t>
-      </w:r>
-    </w:p>
-    <w:p>
-      <w:pPr>
-        <w:spacing w:after="0" w:line="240" w:lineRule="auto"/>
-        <w:ind w:left="360"/>
-        <w:rPr>
-          <w:sz w:val="28"/>
-          <w:szCs w:val="28"/>
-        </w:rPr>
-      </w:pPr>
-    </w:p>
-    <w:p>
-      <w:pPr>
-        <w:spacing w:after="0"/>
-        <w:rPr>
-          <w:rFonts w:ascii="Times New Roman" w:hAnsi="Times New Roman" w:cs="Times New Roman"/>
-          <w:noProof/>
-          <w:sz w:val="28"/>
-          <w:szCs w:val="28"/>
-          <w:lang w:val="en-US"/>
-        </w:rPr>
-      </w:pPr>
-      <w:r>
-        <w:rPr>
-          <w:rFonts w:ascii="Times New Roman" w:hAnsi="Times New Roman" w:cs="Times New Roman"/>
-          <w:noProof/>
-          <w:sz w:val="28"/>
-          <w:szCs w:val="28"/>
-          <w:lang w:val="en-US"/>
-        </w:rPr>
-        <w:drawing>
-          <wp:inline distT="0" distB="0" distL="0" distR="0" wp14:anchorId="7DDB4CAB" wp14:editId="2426C82F">
-            <wp:extent cx="5943600" cy="3143250"/>
-            <wp:effectExtent l="0" t="0" r="0" b="0"/>
-            <wp:docPr id="14" name="Рисунок 14"/>
-            <wp:cNvGraphicFramePr>
-              <a:graphicFrameLocks xmlns:a="http://schemas.openxmlformats.org/drawingml/2006/main" noChangeAspect="1"/>
-            </wp:cNvGraphicFramePr>
-            <a:graphic xmlns:a="http://schemas.openxmlformats.org/drawingml/2006/main">
-              <a:graphicData uri="http://schemas.openxmlformats.org/drawingml/2006/picture">
-                <pic:pic xmlns:pic="http://schemas.openxmlformats.org/drawingml/2006/picture">
-                  <pic:nvPicPr>
-                    <pic:cNvPr id="0" name="Picture 7"/>
-                    <pic:cNvPicPr>
-                      <a:picLocks noChangeAspect="1" noChangeArrowheads="1"/>
-                    </pic:cNvPicPr>
-                  </pic:nvPicPr>
-                  <pic:blipFill>
-                    <a:blip r:embed="rId18">
-                      <a:extLst>
-                        <a:ext uri="{28A0092B-C50C-407E-A947-70E740481C1C}">
-                          <a14:useLocalDpi xmlns:a14="http://schemas.microsoft.com/office/drawing/2010/main" val="0"/>
-                        </a:ext>
-                      </a:extLst>
-                    </a:blip>
-                    <a:srcRect/>
-                    <a:stretch>
-                      <a:fillRect/>
-                    </a:stretch>
-                  </pic:blipFill>
-                  <pic:spPr bwMode="auto">
-                    <a:xfrm>
-                      <a:off x="0" y="0"/>
-                      <a:ext cx="5943600" cy="3143250"/>
-                    </a:xfrm>
-                    <a:prstGeom prst="rect">
-                      <a:avLst/>
-                    </a:prstGeom>
-                    <a:noFill/>
-                    <a:ln>
-                      <a:noFill/>
-                    </a:ln>
-                  </pic:spPr>
-                </pic:pic>
-              </a:graphicData>
-            </a:graphic>
-          </wp:inline>
-        </w:drawing>
-      </w:r>
-    </w:p>
-    <w:p>
-      <w:pPr>
-        <w:spacing w:after="0"/>
-        <w:rPr>
-          <w:rFonts w:ascii="Times New Roman" w:hAnsi="Times New Roman" w:cs="Times New Roman"/>
-          <w:noProof/>
-          <w:sz w:val="28"/>
-          <w:szCs w:val="28"/>
-          <w:lang w:val="en-US"/>
-        </w:rPr>
-      </w:pPr>
-    </w:p>
-    <w:p>
-      <w:pPr>
-        <w:spacing w:after="0"/>
-        <w:rPr>
-          <w:rFonts w:ascii="Times New Roman" w:hAnsi="Times New Roman" w:cs="Times New Roman"/>
-          <w:sz w:val="28"/>
-          <w:szCs w:val="28"/>
-          <w:lang w:val="en-US"/>
-        </w:rPr>
-      </w:pPr>
-      <w:r>
-        <w:rPr>
-          <w:rFonts w:ascii="Times New Roman" w:hAnsi="Times New Roman" w:cs="Times New Roman"/>
-          <w:noProof/>
-          <w:sz w:val="28"/>
-          <w:szCs w:val="28"/>
-          <w:lang w:val="en-US"/>
-        </w:rPr>
-        <w:drawing>
-          <wp:inline distT="0" distB="0" distL="0" distR="0" wp14:anchorId="09A37F01" wp14:editId="34602E41">
-            <wp:extent cx="5943600" cy="3086100"/>
-            <wp:effectExtent l="0" t="0" r="0" b="0"/>
-            <wp:docPr id="22" name="Рисунок 22"/>
+            <wp:docPr id="26" name="Рисунок 26"/>
             <wp:cNvGraphicFramePr>
               <a:graphicFrameLocks xmlns:a="http://schemas.openxmlformats.org/drawingml/2006/main" noChangeAspect="1"/>
             </wp:cNvGraphicFramePr>
@@ -9033,7 +11425,7 @@
                   <pic:spPr bwMode="auto">
                     <a:xfrm>
                       <a:off x="0" y="0"/>
-                      <a:ext cx="5943600" cy="3086100"/>
+                      <a:ext cx="5943600" cy="3476625"/>
                     </a:xfrm>
                     <a:prstGeom prst="rect">
                       <a:avLst/>
@@ -9053,6 +11445,92 @@
     <w:p>
       <w:pPr>
         <w:spacing w:after="0"/>
+        <w:rPr>
+          <w:rFonts w:ascii="Times New Roman" w:hAnsi="Times New Roman" w:cs="Times New Roman"/>
+          <w:sz w:val="28"/>
+          <w:szCs w:val="28"/>
+        </w:rPr>
+      </w:pPr>
+    </w:p>
+    <w:p>
+      <w:pPr>
+        <w:spacing w:after="0"/>
+        <w:rPr>
+          <w:rFonts w:ascii="Times New Roman" w:hAnsi="Times New Roman" w:cs="Times New Roman"/>
+          <w:sz w:val="28"/>
+          <w:szCs w:val="28"/>
+        </w:rPr>
+      </w:pPr>
+      <w:r>
+        <w:rPr>
+          <w:rFonts w:ascii="Times New Roman" w:hAnsi="Times New Roman" w:cs="Times New Roman"/>
+          <w:noProof/>
+          <w:sz w:val="28"/>
+          <w:szCs w:val="28"/>
+        </w:rPr>
+        <w:drawing>
+          <wp:inline distT="0" distB="0" distL="0" distR="0" wp14:anchorId="6296C534" wp14:editId="2579F27E">
+            <wp:extent cx="5934075" cy="3505200"/>
+            <wp:effectExtent l="0" t="0" r="9525" b="0"/>
+            <wp:docPr id="27" name="Рисунок 27"/>
+            <wp:cNvGraphicFramePr>
+              <a:graphicFrameLocks xmlns:a="http://schemas.openxmlformats.org/drawingml/2006/main" noChangeAspect="1"/>
+            </wp:cNvGraphicFramePr>
+            <a:graphic xmlns:a="http://schemas.openxmlformats.org/drawingml/2006/main">
+              <a:graphicData uri="http://schemas.openxmlformats.org/drawingml/2006/picture">
+                <pic:pic xmlns:pic="http://schemas.openxmlformats.org/drawingml/2006/picture">
+                  <pic:nvPicPr>
+                    <pic:cNvPr id="0" name="Picture 11"/>
+                    <pic:cNvPicPr>
+                      <a:picLocks noChangeAspect="1" noChangeArrowheads="1"/>
+                    </pic:cNvPicPr>
+                  </pic:nvPicPr>
+                  <pic:blipFill>
+                    <a:blip r:embed="rId20">
+                      <a:extLst>
+                        <a:ext uri="{28A0092B-C50C-407E-A947-70E740481C1C}">
+                          <a14:useLocalDpi xmlns:a14="http://schemas.microsoft.com/office/drawing/2010/main" val="0"/>
+                        </a:ext>
+                      </a:extLst>
+                    </a:blip>
+                    <a:srcRect/>
+                    <a:stretch>
+                      <a:fillRect/>
+                    </a:stretch>
+                  </pic:blipFill>
+                  <pic:spPr bwMode="auto">
+                    <a:xfrm>
+                      <a:off x="0" y="0"/>
+                      <a:ext cx="5934075" cy="3505200"/>
+                    </a:xfrm>
+                    <a:prstGeom prst="rect">
+                      <a:avLst/>
+                    </a:prstGeom>
+                    <a:noFill/>
+                    <a:ln>
+                      <a:noFill/>
+                    </a:ln>
+                  </pic:spPr>
+                </pic:pic>
+              </a:graphicData>
+            </a:graphic>
+          </wp:inline>
+        </w:drawing>
+      </w:r>
+    </w:p>
+    <w:p>
+      <w:pPr>
+        <w:spacing w:after="0"/>
+        <w:rPr>
+          <w:rFonts w:ascii="Times New Roman" w:hAnsi="Times New Roman" w:cs="Times New Roman"/>
+          <w:sz w:val="28"/>
+          <w:szCs w:val="28"/>
+        </w:rPr>
+      </w:pPr>
+    </w:p>
+    <w:p>
+      <w:pPr>
+        <w:spacing w:after="0"/>
         <w:jc w:val="center"/>
         <w:rPr>
           <w:rFonts w:ascii="Times New Roman" w:hAnsi="Times New Roman" w:cs="Times New Roman"/>
@@ -9072,6 +11550,498 @@
         </w:rPr>
         <w:t>ТЕСТ ПРОЙДЕН</w:t>
       </w:r>
+    </w:p>
+    <w:p>
+      <w:pPr>
+        <w:spacing w:after="0"/>
+        <w:jc w:val="center"/>
+        <w:rPr>
+          <w:rFonts w:ascii="Times New Roman" w:hAnsi="Times New Roman" w:cs="Times New Roman"/>
+          <w:b/>
+          <w:bCs/>
+          <w:sz w:val="28"/>
+          <w:szCs w:val="28"/>
+        </w:rPr>
+      </w:pPr>
+    </w:p>
+    <w:p>
+      <w:pPr>
+        <w:spacing w:after="0"/>
+        <w:jc w:val="center"/>
+        <w:rPr>
+          <w:rFonts w:ascii="Times New Roman" w:hAnsi="Times New Roman" w:cs="Times New Roman"/>
+          <w:b/>
+          <w:bCs/>
+          <w:sz w:val="28"/>
+          <w:szCs w:val="28"/>
+        </w:rPr>
+      </w:pPr>
+    </w:p>
+    <w:p>
+      <w:pPr>
+        <w:spacing w:after="0"/>
+        <w:jc w:val="center"/>
+        <w:rPr>
+          <w:rFonts w:ascii="Times New Roman" w:hAnsi="Times New Roman" w:cs="Times New Roman"/>
+          <w:b/>
+          <w:bCs/>
+          <w:sz w:val="28"/>
+          <w:szCs w:val="28"/>
+        </w:rPr>
+      </w:pPr>
+    </w:p>
+    <w:p>
+      <w:pPr>
+        <w:spacing w:after="0"/>
+        <w:jc w:val="center"/>
+        <w:rPr>
+          <w:rFonts w:ascii="Times New Roman" w:hAnsi="Times New Roman" w:cs="Times New Roman"/>
+          <w:b/>
+          <w:bCs/>
+          <w:sz w:val="28"/>
+          <w:szCs w:val="28"/>
+        </w:rPr>
+      </w:pPr>
+    </w:p>
+    <w:p>
+      <w:pPr>
+        <w:pStyle w:val="a3"/>
+        <w:numPr>
+          <w:ilvl w:val="0"/>
+          <w:numId w:val="6"/>
+        </w:numPr>
+        <w:spacing w:after="0" w:line="240" w:lineRule="auto"/>
+        <w:rPr>
+          <w:rFonts w:ascii="Times New Roman" w:hAnsi="Times New Roman" w:cs="Times New Roman"/>
+          <w:sz w:val="28"/>
+          <w:szCs w:val="28"/>
+        </w:rPr>
+      </w:pPr>
+      <w:r>
+        <w:rPr>
+          <w:rFonts w:ascii="Times New Roman" w:hAnsi="Times New Roman" w:cs="Times New Roman"/>
+          <w:sz w:val="28"/>
+          <w:szCs w:val="28"/>
+        </w:rPr>
+        <w:t>Обработка пустых полей ввода (ключ и/или фраза)</w:t>
+      </w:r>
+    </w:p>
+    <w:p>
+      <w:pPr>
+        <w:spacing w:after="0" w:line="240" w:lineRule="auto"/>
+        <w:ind w:left="360"/>
+        <w:rPr>
+          <w:sz w:val="28"/>
+          <w:szCs w:val="28"/>
+        </w:rPr>
+      </w:pPr>
+    </w:p>
+    <w:p>
+      <w:pPr>
+        <w:spacing w:after="0"/>
+        <w:rPr>
+          <w:rFonts w:ascii="Times New Roman" w:hAnsi="Times New Roman" w:cs="Times New Roman"/>
+          <w:noProof/>
+          <w:sz w:val="28"/>
+          <w:szCs w:val="28"/>
+          <w:lang w:val="en-US"/>
+        </w:rPr>
+      </w:pPr>
+      <w:r>
+        <w:rPr>
+          <w:rFonts w:ascii="Times New Roman" w:hAnsi="Times New Roman" w:cs="Times New Roman"/>
+          <w:noProof/>
+          <w:sz w:val="28"/>
+          <w:szCs w:val="28"/>
+          <w:lang w:val="en-US"/>
+        </w:rPr>
+        <w:drawing>
+          <wp:inline distT="0" distB="0" distL="0" distR="0" wp14:anchorId="424D5AD9" wp14:editId="5183CBB9">
+            <wp:extent cx="5934075" cy="3552825"/>
+            <wp:effectExtent l="0" t="0" r="9525" b="9525"/>
+            <wp:docPr id="28" name="Рисунок 28"/>
+            <wp:cNvGraphicFramePr>
+              <a:graphicFrameLocks xmlns:a="http://schemas.openxmlformats.org/drawingml/2006/main" noChangeAspect="1"/>
+            </wp:cNvGraphicFramePr>
+            <a:graphic xmlns:a="http://schemas.openxmlformats.org/drawingml/2006/main">
+              <a:graphicData uri="http://schemas.openxmlformats.org/drawingml/2006/picture">
+                <pic:pic xmlns:pic="http://schemas.openxmlformats.org/drawingml/2006/picture">
+                  <pic:nvPicPr>
+                    <pic:cNvPr id="0" name="Picture 12"/>
+                    <pic:cNvPicPr>
+                      <a:picLocks noChangeAspect="1" noChangeArrowheads="1"/>
+                    </pic:cNvPicPr>
+                  </pic:nvPicPr>
+                  <pic:blipFill>
+                    <a:blip r:embed="rId21">
+                      <a:extLst>
+                        <a:ext uri="{28A0092B-C50C-407E-A947-70E740481C1C}">
+                          <a14:useLocalDpi xmlns:a14="http://schemas.microsoft.com/office/drawing/2010/main" val="0"/>
+                        </a:ext>
+                      </a:extLst>
+                    </a:blip>
+                    <a:srcRect/>
+                    <a:stretch>
+                      <a:fillRect/>
+                    </a:stretch>
+                  </pic:blipFill>
+                  <pic:spPr bwMode="auto">
+                    <a:xfrm>
+                      <a:off x="0" y="0"/>
+                      <a:ext cx="5934075" cy="3552825"/>
+                    </a:xfrm>
+                    <a:prstGeom prst="rect">
+                      <a:avLst/>
+                    </a:prstGeom>
+                    <a:noFill/>
+                    <a:ln>
+                      <a:noFill/>
+                    </a:ln>
+                  </pic:spPr>
+                </pic:pic>
+              </a:graphicData>
+            </a:graphic>
+          </wp:inline>
+        </w:drawing>
+      </w:r>
+    </w:p>
+    <w:p>
+      <w:pPr>
+        <w:spacing w:after="0"/>
+        <w:rPr>
+          <w:rFonts w:ascii="Times New Roman" w:hAnsi="Times New Roman" w:cs="Times New Roman"/>
+          <w:noProof/>
+          <w:sz w:val="28"/>
+          <w:szCs w:val="28"/>
+          <w:lang w:val="en-US"/>
+        </w:rPr>
+      </w:pPr>
+    </w:p>
+    <w:p>
+      <w:pPr>
+        <w:spacing w:after="0"/>
+        <w:rPr>
+          <w:rFonts w:ascii="Times New Roman" w:hAnsi="Times New Roman" w:cs="Times New Roman"/>
+          <w:sz w:val="28"/>
+          <w:szCs w:val="28"/>
+          <w:lang w:val="en-US"/>
+        </w:rPr>
+      </w:pPr>
+      <w:r>
+        <w:rPr>
+          <w:rFonts w:ascii="Times New Roman" w:hAnsi="Times New Roman" w:cs="Times New Roman"/>
+          <w:noProof/>
+          <w:sz w:val="28"/>
+          <w:szCs w:val="28"/>
+          <w:lang w:val="en-US"/>
+        </w:rPr>
+        <w:drawing>
+          <wp:inline distT="0" distB="0" distL="0" distR="0" wp14:anchorId="739585EE" wp14:editId="18BC9E8E">
+            <wp:extent cx="5934075" cy="3524250"/>
+            <wp:effectExtent l="0" t="0" r="9525" b="0"/>
+            <wp:docPr id="29" name="Рисунок 29"/>
+            <wp:cNvGraphicFramePr>
+              <a:graphicFrameLocks xmlns:a="http://schemas.openxmlformats.org/drawingml/2006/main" noChangeAspect="1"/>
+            </wp:cNvGraphicFramePr>
+            <a:graphic xmlns:a="http://schemas.openxmlformats.org/drawingml/2006/main">
+              <a:graphicData uri="http://schemas.openxmlformats.org/drawingml/2006/picture">
+                <pic:pic xmlns:pic="http://schemas.openxmlformats.org/drawingml/2006/picture">
+                  <pic:nvPicPr>
+                    <pic:cNvPr id="0" name="Picture 13"/>
+                    <pic:cNvPicPr>
+                      <a:picLocks noChangeAspect="1" noChangeArrowheads="1"/>
+                    </pic:cNvPicPr>
+                  </pic:nvPicPr>
+                  <pic:blipFill>
+                    <a:blip r:embed="rId22">
+                      <a:extLst>
+                        <a:ext uri="{28A0092B-C50C-407E-A947-70E740481C1C}">
+                          <a14:useLocalDpi xmlns:a14="http://schemas.microsoft.com/office/drawing/2010/main" val="0"/>
+                        </a:ext>
+                      </a:extLst>
+                    </a:blip>
+                    <a:srcRect/>
+                    <a:stretch>
+                      <a:fillRect/>
+                    </a:stretch>
+                  </pic:blipFill>
+                  <pic:spPr bwMode="auto">
+                    <a:xfrm>
+                      <a:off x="0" y="0"/>
+                      <a:ext cx="5934075" cy="3524250"/>
+                    </a:xfrm>
+                    <a:prstGeom prst="rect">
+                      <a:avLst/>
+                    </a:prstGeom>
+                    <a:noFill/>
+                    <a:ln>
+                      <a:noFill/>
+                    </a:ln>
+                  </pic:spPr>
+                </pic:pic>
+              </a:graphicData>
+            </a:graphic>
+          </wp:inline>
+        </w:drawing>
+      </w:r>
+    </w:p>
+    <w:p>
+      <w:pPr>
+        <w:spacing w:after="0"/>
+        <w:jc w:val="center"/>
+        <w:rPr>
+          <w:rFonts w:ascii="Times New Roman" w:hAnsi="Times New Roman" w:cs="Times New Roman"/>
+          <w:b/>
+          <w:bCs/>
+          <w:sz w:val="28"/>
+          <w:szCs w:val="28"/>
+        </w:rPr>
+      </w:pPr>
+      <w:r>
+        <w:rPr>
+          <w:rFonts w:ascii="Times New Roman" w:hAnsi="Times New Roman" w:cs="Times New Roman"/>
+          <w:b/>
+          <w:bCs/>
+          <w:sz w:val="28"/>
+          <w:szCs w:val="28"/>
+        </w:rPr>
+        <w:t>ТЕСТ ПРОЙДЕН</w:t>
+      </w:r>
+    </w:p>
+    <w:p>
+      <w:pPr>
+        <w:spacing w:after="0"/>
+        <w:jc w:val="center"/>
+        <w:rPr>
+          <w:rFonts w:ascii="Times New Roman" w:hAnsi="Times New Roman" w:cs="Times New Roman"/>
+          <w:b/>
+          <w:bCs/>
+          <w:sz w:val="28"/>
+          <w:szCs w:val="28"/>
+        </w:rPr>
+      </w:pPr>
+    </w:p>
+    <w:p>
+      <w:pPr>
+        <w:spacing w:after="0"/>
+        <w:jc w:val="center"/>
+        <w:rPr>
+          <w:rFonts w:ascii="Times New Roman" w:hAnsi="Times New Roman" w:cs="Times New Roman"/>
+          <w:b/>
+          <w:bCs/>
+          <w:sz w:val="28"/>
+          <w:szCs w:val="28"/>
+        </w:rPr>
+      </w:pPr>
+    </w:p>
+    <w:p>
+      <w:pPr>
+        <w:pStyle w:val="a3"/>
+        <w:numPr>
+          <w:ilvl w:val="0"/>
+          <w:numId w:val="6"/>
+        </w:numPr>
+        <w:spacing w:after="0"/>
+        <w:ind w:left="284" w:firstLine="76"/>
+        <w:rPr>
+          <w:rFonts w:ascii="Times New Roman" w:hAnsi="Times New Roman" w:cs="Times New Roman"/>
+          <w:b/>
+          <w:bCs/>
+          <w:sz w:val="28"/>
+          <w:szCs w:val="28"/>
+        </w:rPr>
+      </w:pPr>
+      <w:r>
+        <w:rPr>
+          <w:rFonts w:ascii="Times New Roman" w:hAnsi="Times New Roman" w:cs="Times New Roman"/>
+          <w:bCs/>
+          <w:sz w:val="28"/>
+          <w:szCs w:val="28"/>
+        </w:rPr>
+        <w:t xml:space="preserve">Тест на работу с файлом </w:t>
+      </w:r>
+    </w:p>
+    <w:p>
+      <w:pPr>
+        <w:pStyle w:val="a3"/>
+        <w:spacing w:after="0"/>
+        <w:ind w:left="284" w:firstLine="76"/>
+        <w:rPr>
+          <w:rFonts w:ascii="Times New Roman" w:hAnsi="Times New Roman" w:cs="Times New Roman"/>
+          <w:b/>
+          <w:bCs/>
+          <w:sz w:val="28"/>
+          <w:szCs w:val="28"/>
+        </w:rPr>
+      </w:pPr>
+      <w:r>
+        <w:rPr>
+          <w:rFonts w:ascii="Times New Roman" w:hAnsi="Times New Roman" w:cs="Times New Roman"/>
+          <w:b/>
+          <w:bCs/>
+          <w:sz w:val="28"/>
+          <w:szCs w:val="28"/>
+        </w:rPr>
+        <w:lastRenderedPageBreak/>
+        <w:drawing>
+          <wp:inline distT="0" distB="0" distL="0" distR="0" wp14:anchorId="2EA93ED0" wp14:editId="2DDB6F3B">
+            <wp:extent cx="4191585" cy="1924319"/>
+            <wp:effectExtent l="0" t="0" r="0" b="0"/>
+            <wp:docPr id="32" name="Рисунок 32"/>
+            <wp:cNvGraphicFramePr>
+              <a:graphicFrameLocks xmlns:a="http://schemas.openxmlformats.org/drawingml/2006/main" noChangeAspect="1"/>
+            </wp:cNvGraphicFramePr>
+            <a:graphic xmlns:a="http://schemas.openxmlformats.org/drawingml/2006/main">
+              <a:graphicData uri="http://schemas.openxmlformats.org/drawingml/2006/picture">
+                <pic:pic xmlns:pic="http://schemas.openxmlformats.org/drawingml/2006/picture">
+                  <pic:nvPicPr>
+                    <pic:cNvPr id="1" name=""/>
+                    <pic:cNvPicPr/>
+                  </pic:nvPicPr>
+                  <pic:blipFill>
+                    <a:blip r:embed="rId23"/>
+                    <a:stretch>
+                      <a:fillRect/>
+                    </a:stretch>
+                  </pic:blipFill>
+                  <pic:spPr>
+                    <a:xfrm>
+                      <a:off x="0" y="0"/>
+                      <a:ext cx="4191585" cy="1924319"/>
+                    </a:xfrm>
+                    <a:prstGeom prst="rect">
+                      <a:avLst/>
+                    </a:prstGeom>
+                  </pic:spPr>
+                </pic:pic>
+              </a:graphicData>
+            </a:graphic>
+          </wp:inline>
+        </w:drawing>
+      </w:r>
+    </w:p>
+    <w:p>
+      <w:pPr>
+        <w:pStyle w:val="a3"/>
+        <w:spacing w:after="0"/>
+        <w:ind w:left="284" w:firstLine="76"/>
+        <w:rPr>
+          <w:rFonts w:ascii="Times New Roman" w:hAnsi="Times New Roman" w:cs="Times New Roman"/>
+          <w:b/>
+          <w:bCs/>
+          <w:sz w:val="28"/>
+          <w:szCs w:val="28"/>
+        </w:rPr>
+      </w:pPr>
+    </w:p>
+    <w:p>
+      <w:pPr>
+        <w:pStyle w:val="a3"/>
+        <w:spacing w:after="0"/>
+        <w:ind w:left="284" w:firstLine="76"/>
+        <w:rPr>
+          <w:rFonts w:ascii="Times New Roman" w:hAnsi="Times New Roman" w:cs="Times New Roman"/>
+          <w:b/>
+          <w:bCs/>
+          <w:sz w:val="28"/>
+          <w:szCs w:val="28"/>
+        </w:rPr>
+      </w:pPr>
+      <w:r>
+        <w:rPr>
+          <w:rFonts w:ascii="Times New Roman" w:hAnsi="Times New Roman" w:cs="Times New Roman"/>
+          <w:b/>
+          <w:bCs/>
+          <w:noProof/>
+          <w:sz w:val="28"/>
+          <w:szCs w:val="28"/>
+        </w:rPr>
+        <w:drawing>
+          <wp:inline distT="0" distB="0" distL="0" distR="0" wp14:anchorId="05315374" wp14:editId="1216F82C">
+            <wp:extent cx="5934075" cy="3524250"/>
+            <wp:effectExtent l="0" t="0" r="9525" b="0"/>
+            <wp:docPr id="33" name="Рисунок 33"/>
+            <wp:cNvGraphicFramePr>
+              <a:graphicFrameLocks xmlns:a="http://schemas.openxmlformats.org/drawingml/2006/main" noChangeAspect="1"/>
+            </wp:cNvGraphicFramePr>
+            <a:graphic xmlns:a="http://schemas.openxmlformats.org/drawingml/2006/main">
+              <a:graphicData uri="http://schemas.openxmlformats.org/drawingml/2006/picture">
+                <pic:pic xmlns:pic="http://schemas.openxmlformats.org/drawingml/2006/picture">
+                  <pic:nvPicPr>
+                    <pic:cNvPr id="0" name="Picture 15"/>
+                    <pic:cNvPicPr>
+                      <a:picLocks noChangeAspect="1" noChangeArrowheads="1"/>
+                    </pic:cNvPicPr>
+                  </pic:nvPicPr>
+                  <pic:blipFill>
+                    <a:blip r:embed="rId24">
+                      <a:extLst>
+                        <a:ext uri="{28A0092B-C50C-407E-A947-70E740481C1C}">
+                          <a14:useLocalDpi xmlns:a14="http://schemas.microsoft.com/office/drawing/2010/main" val="0"/>
+                        </a:ext>
+                      </a:extLst>
+                    </a:blip>
+                    <a:srcRect/>
+                    <a:stretch>
+                      <a:fillRect/>
+                    </a:stretch>
+                  </pic:blipFill>
+                  <pic:spPr bwMode="auto">
+                    <a:xfrm>
+                      <a:off x="0" y="0"/>
+                      <a:ext cx="5934075" cy="3524250"/>
+                    </a:xfrm>
+                    <a:prstGeom prst="rect">
+                      <a:avLst/>
+                    </a:prstGeom>
+                    <a:noFill/>
+                    <a:ln>
+                      <a:noFill/>
+                    </a:ln>
+                  </pic:spPr>
+                </pic:pic>
+              </a:graphicData>
+            </a:graphic>
+          </wp:inline>
+        </w:drawing>
+      </w:r>
+    </w:p>
+    <w:p>
+      <w:pPr>
+        <w:spacing w:after="0"/>
+        <w:jc w:val="center"/>
+        <w:rPr>
+          <w:rFonts w:ascii="Times New Roman" w:hAnsi="Times New Roman" w:cs="Times New Roman"/>
+          <w:b/>
+          <w:bCs/>
+          <w:sz w:val="28"/>
+          <w:szCs w:val="28"/>
+        </w:rPr>
+      </w:pPr>
+      <w:r>
+        <w:rPr>
+          <w:rFonts w:ascii="Times New Roman" w:hAnsi="Times New Roman" w:cs="Times New Roman"/>
+          <w:b/>
+          <w:bCs/>
+          <w:sz w:val="28"/>
+          <w:szCs w:val="28"/>
+        </w:rPr>
+        <w:t>ТЕСТ ПРОЙДЕН</w:t>
+      </w:r>
+    </w:p>
+    <w:p>
+      <w:pPr>
+        <w:pStyle w:val="a3"/>
+        <w:spacing w:after="0"/>
+        <w:ind w:left="284" w:firstLine="76"/>
+        <w:rPr>
+          <w:rFonts w:ascii="Times New Roman" w:hAnsi="Times New Roman" w:cs="Times New Roman"/>
+          <w:b/>
+          <w:bCs/>
+          <w:sz w:val="28"/>
+          <w:szCs w:val="28"/>
+        </w:rPr>
+      </w:pPr>
     </w:p>
     <w:sectPr>
       <w:pgSz w:w="11906" w:h="16838"/>
@@ -9187,9 +12157,95 @@
     </w:lvl>
   </w:abstractNum>
   <w:abstractNum w:abstractNumId="2" w15:restartNumberingAfterBreak="0">
-    <w:nsid w:val="45A754FE"/>
+    <w:nsid w:val="1BCF141C"/>
     <w:multiLevelType w:val="hybridMultilevel"/>
-    <w:tmpl w:val="9438D52C"/>
+    <w:tmpl w:val="6DB06CAC"/>
+    <w:lvl w:ilvl="0" w:tplc="0419000F">
+      <w:start w:val="1"/>
+      <w:numFmt w:val="decimal"/>
+      <w:lvlText w:val="%1."/>
+      <w:lvlJc w:val="left"/>
+      <w:pPr>
+        <w:ind w:left="1080" w:hanging="360"/>
+      </w:pPr>
+    </w:lvl>
+    <w:lvl w:ilvl="1" w:tplc="04190019" w:tentative="1">
+      <w:start w:val="1"/>
+      <w:numFmt w:val="lowerLetter"/>
+      <w:lvlText w:val="%2."/>
+      <w:lvlJc w:val="left"/>
+      <w:pPr>
+        <w:ind w:left="1800" w:hanging="360"/>
+      </w:pPr>
+    </w:lvl>
+    <w:lvl w:ilvl="2" w:tplc="0419001B" w:tentative="1">
+      <w:start w:val="1"/>
+      <w:numFmt w:val="lowerRoman"/>
+      <w:lvlText w:val="%3."/>
+      <w:lvlJc w:val="right"/>
+      <w:pPr>
+        <w:ind w:left="2520" w:hanging="180"/>
+      </w:pPr>
+    </w:lvl>
+    <w:lvl w:ilvl="3" w:tplc="0419000F" w:tentative="1">
+      <w:start w:val="1"/>
+      <w:numFmt w:val="decimal"/>
+      <w:lvlText w:val="%4."/>
+      <w:lvlJc w:val="left"/>
+      <w:pPr>
+        <w:ind w:left="3240" w:hanging="360"/>
+      </w:pPr>
+    </w:lvl>
+    <w:lvl w:ilvl="4" w:tplc="04190019" w:tentative="1">
+      <w:start w:val="1"/>
+      <w:numFmt w:val="lowerLetter"/>
+      <w:lvlText w:val="%5."/>
+      <w:lvlJc w:val="left"/>
+      <w:pPr>
+        <w:ind w:left="3960" w:hanging="360"/>
+      </w:pPr>
+    </w:lvl>
+    <w:lvl w:ilvl="5" w:tplc="0419001B" w:tentative="1">
+      <w:start w:val="1"/>
+      <w:numFmt w:val="lowerRoman"/>
+      <w:lvlText w:val="%6."/>
+      <w:lvlJc w:val="right"/>
+      <w:pPr>
+        <w:ind w:left="4680" w:hanging="180"/>
+      </w:pPr>
+    </w:lvl>
+    <w:lvl w:ilvl="6" w:tplc="0419000F" w:tentative="1">
+      <w:start w:val="1"/>
+      <w:numFmt w:val="decimal"/>
+      <w:lvlText w:val="%7."/>
+      <w:lvlJc w:val="left"/>
+      <w:pPr>
+        <w:ind w:left="5400" w:hanging="360"/>
+      </w:pPr>
+    </w:lvl>
+    <w:lvl w:ilvl="7" w:tplc="04190019" w:tentative="1">
+      <w:start w:val="1"/>
+      <w:numFmt w:val="lowerLetter"/>
+      <w:lvlText w:val="%8."/>
+      <w:lvlJc w:val="left"/>
+      <w:pPr>
+        <w:ind w:left="6120" w:hanging="360"/>
+      </w:pPr>
+    </w:lvl>
+    <w:lvl w:ilvl="8" w:tplc="0419001B" w:tentative="1">
+      <w:start w:val="1"/>
+      <w:numFmt w:val="lowerRoman"/>
+      <w:lvlText w:val="%9."/>
+      <w:lvlJc w:val="right"/>
+      <w:pPr>
+        <w:ind w:left="6840" w:hanging="180"/>
+      </w:pPr>
+    </w:lvl>
+  </w:abstractNum>
+  <w:abstractNum w:abstractNumId="3" w15:restartNumberingAfterBreak="0">
+    <w:nsid w:val="42B42B07"/>
+    <w:multiLevelType w:val="hybridMultilevel"/>
+    <w:tmpl w:val="AEDE1744"/>
     <w:lvl w:ilvl="0" w:tplc="0419000F">
       <w:start w:val="1"/>
       <w:numFmt w:val="decimal"/>
@@ -9275,10 +12331,10 @@
       </w:pPr>
     </w:lvl>
   </w:abstractNum>
-  <w:abstractNum w:abstractNumId="3" w15:restartNumberingAfterBreak="0">
-    <w:nsid w:val="496C042D"/>
+  <w:abstractNum w:abstractNumId="4" w15:restartNumberingAfterBreak="0">
+    <w:nsid w:val="45A754FE"/>
     <w:multiLevelType w:val="hybridMultilevel"/>
-    <w:tmpl w:val="E9620ABA"/>
+    <w:tmpl w:val="AEDE1744"/>
     <w:lvl w:ilvl="0" w:tplc="0419000F">
       <w:start w:val="1"/>
       <w:numFmt w:val="decimal"/>
@@ -9364,7 +12420,97 @@
       </w:pPr>
     </w:lvl>
   </w:abstractNum>
-  <w:abstractNum w:abstractNumId="4" w15:restartNumberingAfterBreak="0">
+  <w:abstractNum w:abstractNumId="5" w15:restartNumberingAfterBreak="0">
+    <w:nsid w:val="496C042D"/>
+    <w:multiLevelType w:val="hybridMultilevel"/>
+    <w:tmpl w:val="04FC76DC"/>
+    <w:lvl w:ilvl="0" w:tplc="759A378C">
+      <w:start w:val="1"/>
+      <w:numFmt w:val="decimal"/>
+      <w:lvlText w:val="%1."/>
+      <w:lvlJc w:val="left"/>
+      <w:pPr>
+        <w:ind w:left="720" w:hanging="360"/>
+      </w:pPr>
+      <w:rPr>
+        <w:rFonts w:hint="default"/>
+        <w:b w:val="0"/>
+      </w:rPr>
+    </w:lvl>
+    <w:lvl w:ilvl="1" w:tplc="04190019" w:tentative="1">
+      <w:start w:val="1"/>
+      <w:numFmt w:val="lowerLetter"/>
+      <w:lvlText w:val="%2."/>
+      <w:lvlJc w:val="left"/>
+      <w:pPr>
+        <w:ind w:left="1440" w:hanging="360"/>
+      </w:pPr>
+    </w:lvl>
+    <w:lvl w:ilvl="2" w:tplc="0419001B" w:tentative="1">
+      <w:start w:val="1"/>
+      <w:numFmt w:val="lowerRoman"/>
+      <w:lvlText w:val="%3."/>
+      <w:lvlJc w:val="right"/>
+      <w:pPr>
+        <w:ind w:left="2160" w:hanging="180"/>
+      </w:pPr>
+    </w:lvl>
+    <w:lvl w:ilvl="3" w:tplc="0419000F" w:tentative="1">
+      <w:start w:val="1"/>
+      <w:numFmt w:val="decimal"/>
+      <w:lvlText w:val="%4."/>
+      <w:lvlJc w:val="left"/>
+      <w:pPr>
+        <w:ind w:left="2880" w:hanging="360"/>
+      </w:pPr>
+    </w:lvl>
+    <w:lvl w:ilvl="4" w:tplc="04190019" w:tentative="1">
+      <w:start w:val="1"/>
+      <w:numFmt w:val="lowerLetter"/>
+      <w:lvlText w:val="%5."/>
+      <w:lvlJc w:val="left"/>
+      <w:pPr>
+        <w:ind w:left="3600" w:hanging="360"/>
+      </w:pPr>
+    </w:lvl>
+    <w:lvl w:ilvl="5" w:tplc="0419001B" w:tentative="1">
+      <w:start w:val="1"/>
+      <w:numFmt w:val="lowerRoman"/>
+      <w:lvlText w:val="%6."/>
+      <w:lvlJc w:val="right"/>
+      <w:pPr>
+        <w:ind w:left="4320" w:hanging="180"/>
+      </w:pPr>
+    </w:lvl>
+    <w:lvl w:ilvl="6" w:tplc="0419000F" w:tentative="1">
+      <w:start w:val="1"/>
+      <w:numFmt w:val="decimal"/>
+      <w:lvlText w:val="%7."/>
+      <w:lvlJc w:val="left"/>
+      <w:pPr>
+        <w:ind w:left="5040" w:hanging="360"/>
+      </w:pPr>
+    </w:lvl>
+    <w:lvl w:ilvl="7" w:tplc="04190019" w:tentative="1">
+      <w:start w:val="1"/>
+      <w:numFmt w:val="lowerLetter"/>
+      <w:lvlText w:val="%8."/>
+      <w:lvlJc w:val="left"/>
+      <w:pPr>
+        <w:ind w:left="5760" w:hanging="360"/>
+      </w:pPr>
+    </w:lvl>
+    <w:lvl w:ilvl="8" w:tplc="0419001B" w:tentative="1">
+      <w:start w:val="1"/>
+      <w:numFmt w:val="lowerRoman"/>
+      <w:lvlText w:val="%9."/>
+      <w:lvlJc w:val="right"/>
+      <w:pPr>
+        <w:ind w:left="6480" w:hanging="180"/>
+      </w:pPr>
+    </w:lvl>
+  </w:abstractNum>
+  <w:abstractNum w:abstractNumId="6" w15:restartNumberingAfterBreak="0">
     <w:nsid w:val="4CE14C45"/>
     <w:multiLevelType w:val="singleLevel"/>
     <w:tmpl w:val="4CE14C45"/>
@@ -9376,7 +12522,7 @@
       <w:lvlJc w:val="left"/>
     </w:lvl>
   </w:abstractNum>
-  <w:abstractNum w:abstractNumId="5" w15:restartNumberingAfterBreak="0">
+  <w:abstractNum w:abstractNumId="7" w15:restartNumberingAfterBreak="0">
     <w:nsid w:val="6CA2783C"/>
     <w:multiLevelType w:val="singleLevel"/>
     <w:tmpl w:val="6CA2783C"/>
@@ -9388,22 +12534,117 @@
       <w:lvlJc w:val="left"/>
     </w:lvl>
   </w:abstractNum>
+  <w:abstractNum w:abstractNumId="8" w15:restartNumberingAfterBreak="0">
+    <w:nsid w:val="729B06B0"/>
+    <w:multiLevelType w:val="hybridMultilevel"/>
+    <w:tmpl w:val="FAD2EB9A"/>
+    <w:lvl w:ilvl="0" w:tplc="0419000F">
+      <w:start w:val="1"/>
+      <w:numFmt w:val="decimal"/>
+      <w:lvlText w:val="%1."/>
+      <w:lvlJc w:val="left"/>
+      <w:pPr>
+        <w:ind w:left="1080" w:hanging="360"/>
+      </w:pPr>
+    </w:lvl>
+    <w:lvl w:ilvl="1" w:tplc="04190019" w:tentative="1">
+      <w:start w:val="1"/>
+      <w:numFmt w:val="lowerLetter"/>
+      <w:lvlText w:val="%2."/>
+      <w:lvlJc w:val="left"/>
+      <w:pPr>
+        <w:ind w:left="1800" w:hanging="360"/>
+      </w:pPr>
+    </w:lvl>
+    <w:lvl w:ilvl="2" w:tplc="0419001B" w:tentative="1">
+      <w:start w:val="1"/>
+      <w:numFmt w:val="lowerRoman"/>
+      <w:lvlText w:val="%3."/>
+      <w:lvlJc w:val="right"/>
+      <w:pPr>
+        <w:ind w:left="2520" w:hanging="180"/>
+      </w:pPr>
+    </w:lvl>
+    <w:lvl w:ilvl="3" w:tplc="0419000F" w:tentative="1">
+      <w:start w:val="1"/>
+      <w:numFmt w:val="decimal"/>
+      <w:lvlText w:val="%4."/>
+      <w:lvlJc w:val="left"/>
+      <w:pPr>
+        <w:ind w:left="3240" w:hanging="360"/>
+      </w:pPr>
+    </w:lvl>
+    <w:lvl w:ilvl="4" w:tplc="04190019" w:tentative="1">
+      <w:start w:val="1"/>
+      <w:numFmt w:val="lowerLetter"/>
+      <w:lvlText w:val="%5."/>
+      <w:lvlJc w:val="left"/>
+      <w:pPr>
+        <w:ind w:left="3960" w:hanging="360"/>
+      </w:pPr>
+    </w:lvl>
+    <w:lvl w:ilvl="5" w:tplc="0419001B" w:tentative="1">
+      <w:start w:val="1"/>
+      <w:numFmt w:val="lowerRoman"/>
+      <w:lvlText w:val="%6."/>
+      <w:lvlJc w:val="right"/>
+      <w:pPr>
+        <w:ind w:left="4680" w:hanging="180"/>
+      </w:pPr>
+    </w:lvl>
+    <w:lvl w:ilvl="6" w:tplc="0419000F" w:tentative="1">
+      <w:start w:val="1"/>
+      <w:numFmt w:val="decimal"/>
+      <w:lvlText w:val="%7."/>
+      <w:lvlJc w:val="left"/>
+      <w:pPr>
+        <w:ind w:left="5400" w:hanging="360"/>
+      </w:pPr>
+    </w:lvl>
+    <w:lvl w:ilvl="7" w:tplc="04190019" w:tentative="1">
+      <w:start w:val="1"/>
+      <w:numFmt w:val="lowerLetter"/>
+      <w:lvlText w:val="%8."/>
+      <w:lvlJc w:val="left"/>
+      <w:pPr>
+        <w:ind w:left="6120" w:hanging="360"/>
+      </w:pPr>
+    </w:lvl>
+    <w:lvl w:ilvl="8" w:tplc="0419001B" w:tentative="1">
+      <w:start w:val="1"/>
+      <w:numFmt w:val="lowerRoman"/>
+      <w:lvlText w:val="%9."/>
+      <w:lvlJc w:val="right"/>
+      <w:pPr>
+        <w:ind w:left="6840" w:hanging="180"/>
+      </w:pPr>
+    </w:lvl>
+  </w:abstractNum>
   <w:num w:numId="1">
-    <w:abstractNumId w:val="2"/>
+    <w:abstractNumId w:val="4"/>
   </w:num>
   <w:num w:numId="2">
     <w:abstractNumId w:val="0"/>
   </w:num>
   <w:num w:numId="3">
-    <w:abstractNumId w:val="4"/>
+    <w:abstractNumId w:val="6"/>
   </w:num>
   <w:num w:numId="4">
-    <w:abstractNumId w:val="5"/>
+    <w:abstractNumId w:val="7"/>
   </w:num>
   <w:num w:numId="5">
     <w:abstractNumId w:val="1"/>
   </w:num>
   <w:num w:numId="6">
+    <w:abstractNumId w:val="5"/>
+  </w:num>
+  <w:num w:numId="7">
+    <w:abstractNumId w:val="2"/>
+  </w:num>
+  <w:num w:numId="8">
+    <w:abstractNumId w:val="8"/>
+  </w:num>
+  <w:num w:numId="9">
     <w:abstractNumId w:val="3"/>
   </w:num>
 </w:numbering>
@@ -10252,7 +13493,7 @@
 </file>
 
 <file path=customXml/itemProps1.xml><?xml version="1.0" encoding="utf-8"?>
-<ds:datastoreItem xmlns:ds="http://schemas.openxmlformats.org/officeDocument/2006/customXml" ds:itemID="{00804263-6C47-4170-A9A7-64ED9EFAE1DA}">
+<ds:datastoreItem xmlns:ds="http://schemas.openxmlformats.org/officeDocument/2006/customXml" ds:itemID="{1E73A8EB-4BBE-4A21-8CD5-FA0D8DDE98BC}">
   <ds:schemaRefs>
     <ds:schemaRef ds:uri="http://schemas.openxmlformats.org/officeDocument/2006/bibliography"/>
   </ds:schemaRefs>
